--- a/docs/en/design/04_Basic Design_Image Editing and Batch Application.docx
+++ b/docs/en/design/04_Basic Design_Image Editing and Batch Application.docx
@@ -342,7 +342,7 @@
           <w:sz w:val="22"/>
           <w:szCs w:val="22"/>
         </w:rPr>
-        <w:t xml:space="preserve">17. List of Limit Values</w:t>
+        <w:t xml:space="preserve">17. List of Measurements and Checks</w:t>
       </w:r>
     </w:p>
     <w:p>
@@ -356,7 +356,7 @@
           <w:sz w:val="22"/>
           <w:szCs w:val="22"/>
         </w:rPr>
-        <w:t xml:space="preserve">18. List of Measurements and Checks</w:t>
+        <w:t xml:space="preserve">18. Mapping to Requirements</w:t>
       </w:r>
     </w:p>
     <w:p>
@@ -370,7 +370,7 @@
           <w:sz w:val="22"/>
           <w:szCs w:val="22"/>
         </w:rPr>
-        <w:t xml:space="preserve">19. Mapping to Requirements</w:t>
+        <w:t xml:space="preserve">19. Gaps Declared in This Chapter</w:t>
       </w:r>
     </w:p>
     <w:p>
@@ -384,21 +384,7 @@
           <w:sz w:val="22"/>
           <w:szCs w:val="22"/>
         </w:rPr>
-        <w:t xml:space="preserve">20. Gaps Declared in This Chapter</w:t>
-      </w:r>
-    </w:p>
-    <w:p>
-      <w:pPr>
-        <w:spacing w:after="40" w:before="40"/>
-        <w:ind w:left="240"/>
-      </w:pPr>
-      <w:r>
-        <w:rPr>
-          <w:rFonts w:ascii="Calibri" w:cs="Calibri" w:eastAsia="Calibri" w:hAnsi="Calibri"/>
-          <w:sz w:val="22"/>
-          <w:szCs w:val="22"/>
-        </w:rPr>
-        <w:t xml:space="preserve">21. Corrections to Other Chapters and the Outline Design Document</w:t>
+        <w:t xml:space="preserve">20. Corrections to Other Chapters and the Outline Design Document</w:t>
       </w:r>
     </w:p>
     <w:p>
@@ -468,7 +454,7 @@
         <w:rPr>
           <w:rFonts w:ascii="Calibri" w:eastAsia="Yu Gothic" w:hAnsi="Calibri"/>
         </w:rPr>
-        <w:t xml:space="preserve">The decisions received are as in the following table.</w:t>
+        <w:t xml:space="preserve">The decisions received are as in the following table. The texts of the Design Plan's decisions, items to be investigated, and open items are per Chapter 13, 1.2 “Mapping from Design Plan decisions to the Outline Design Document and basic design” and the destination table of the Outline Design Document (not reproduced in this chapter; only the numbers and the omissions found in the item breakdown are listed).</w:t>
       </w:r>
     </w:p>
     <w:tbl>
@@ -484,9 +470,9 @@
         </w:tblBorders>
       </w:tblPr>
       <w:tblGrid>
-        <w:gridCol w:w="1010"/>
-        <w:gridCol w:w="2750"/>
-        <w:gridCol w:w="5878"/>
+        <w:gridCol w:w="1424"/>
+        <w:gridCol w:w="6034"/>
+        <w:gridCol w:w="2180"/>
       </w:tblGrid>
       <w:tr>
         <w:trPr>
@@ -495,7 +481,7 @@
         </w:trPr>
         <w:tc>
           <w:tcPr>
-            <w:tcW w:type="dxa" w:w="1010"/>
+            <w:tcW w:type="dxa" w:w="1424"/>
             <w:tcBorders>
               <w:top w:val="single" w:color="A6B8D0" w:sz="4"/>
               <w:left w:val="single" w:color="A6B8D0" w:sz="4"/>
@@ -530,7 +516,7 @@
         </w:tc>
         <w:tc>
           <w:tcPr>
-            <w:tcW w:type="dxa" w:w="2750"/>
+            <w:tcW w:type="dxa" w:w="6034"/>
             <w:tcBorders>
               <w:top w:val="single" w:color="A6B8D0" w:sz="4"/>
               <w:left w:val="single" w:color="A6B8D0" w:sz="4"/>
@@ -565,7 +551,7 @@
         </w:tc>
         <w:tc>
           <w:tcPr>
-            <w:tcW w:type="dxa" w:w="5878"/>
+            <w:tcW w:type="dxa" w:w="2180"/>
             <w:tcBorders>
               <w:top w:val="single" w:color="A6B8D0" w:sz="4"/>
               <w:left w:val="single" w:color="A6B8D0" w:sz="4"/>
@@ -606,547 +592,7 @@
         </w:trPr>
         <w:tc>
           <w:tcPr>
-            <w:tcW w:type="dxa" w:w="1010"/>
-            <w:tcBorders>
-              <w:top w:val="single" w:color="A6B8D0" w:sz="4"/>
-              <w:left w:val="single" w:color="A6B8D0" w:sz="4"/>
-              <w:bottom w:val="single" w:color="A6B8D0" w:sz="4"/>
-              <w:right w:val="single" w:color="A6B8D0" w:sz="4"/>
-            </w:tcBorders>
-            <w:tcMar>
-              <w:top w:type="dxa" w:w="50"/>
-              <w:left w:type="dxa" w:w="90"/>
-              <w:bottom w:type="dxa" w:w="50"/>
-              <w:right w:type="dxa" w:w="90"/>
-            </w:tcMar>
-          </w:tcPr>
-          <w:p>
-            <w:pPr>
-              <w:keepNext/>
-              <w:keepLines/>
-              <w:spacing w:after="0" w:before="0" w:line="280"/>
-            </w:pPr>
-            <w:r>
-              <w:rPr>
-                <w:rFonts w:ascii="Calibri" w:eastAsia="Yu Gothic" w:hAnsi="Calibri"/>
-                <w:b w:val="false"/>
-                <w:bCs w:val="false"/>
-                <w:sz w:val="18"/>
-                <w:szCs w:val="18"/>
-              </w:rPr>
-              <w:t xml:space="preserve">D-7-5</w:t>
-            </w:r>
-          </w:p>
-        </w:tc>
-        <w:tc>
-          <w:tcPr>
-            <w:tcW w:type="dxa" w:w="2750"/>
-            <w:tcBorders>
-              <w:top w:val="single" w:color="A6B8D0" w:sz="4"/>
-              <w:left w:val="single" w:color="A6B8D0" w:sz="4"/>
-              <w:bottom w:val="single" w:color="A6B8D0" w:sz="4"/>
-              <w:right w:val="single" w:color="A6B8D0" w:sz="4"/>
-            </w:tcBorders>
-            <w:tcMar>
-              <w:top w:type="dxa" w:w="50"/>
-              <w:left w:type="dxa" w:w="90"/>
-              <w:bottom w:type="dxa" w:w="50"/>
-              <w:right w:type="dxa" w:w="90"/>
-            </w:tcMar>
-          </w:tcPr>
-          <w:p>
-            <w:pPr>
-              <w:keepNext/>
-              <w:keepLines/>
-              <w:spacing w:after="0" w:before="0" w:line="280"/>
-            </w:pPr>
-            <w:r>
-              <w:rPr>
-                <w:rFonts w:ascii="Calibri" w:eastAsia="Yu Gothic" w:hAnsi="Calibri"/>
-                <w:b w:val="false"/>
-                <w:bCs w:val="false"/>
-                <w:sz w:val="18"/>
-                <w:szCs w:val="18"/>
-              </w:rPr>
-              <w:t xml:space="preserve">Decision</w:t>
-            </w:r>
-          </w:p>
-        </w:tc>
-        <w:tc>
-          <w:tcPr>
-            <w:tcW w:type="dxa" w:w="5878"/>
-            <w:tcBorders>
-              <w:top w:val="single" w:color="A6B8D0" w:sz="4"/>
-              <w:left w:val="single" w:color="A6B8D0" w:sz="4"/>
-              <w:bottom w:val="single" w:color="A6B8D0" w:sz="4"/>
-              <w:right w:val="single" w:color="A6B8D0" w:sz="4"/>
-            </w:tcBorders>
-            <w:tcMar>
-              <w:top w:type="dxa" w:w="50"/>
-              <w:left w:type="dxa" w:w="90"/>
-              <w:bottom w:type="dxa" w:w="50"/>
-              <w:right w:type="dxa" w:w="90"/>
-            </w:tcMar>
-          </w:tcPr>
-          <w:p>
-            <w:pPr>
-              <w:keepNext/>
-              <w:keepLines/>
-              <w:spacing w:after="0" w:before="0" w:line="280"/>
-            </w:pPr>
-            <w:r>
-              <w:rPr>
-                <w:rFonts w:ascii="Calibri" w:eastAsia="Yu Gothic" w:hAnsi="Calibri"/>
-                <w:b w:val="false"/>
-                <w:bCs w:val="false"/>
-                <w:sz w:val="18"/>
-                <w:szCs w:val="18"/>
-              </w:rPr>
-              <w:t xml:space="preserve">A Visible Signature in a design chosen by the Rights Holder is added to Social Media Images</w:t>
-            </w:r>
-          </w:p>
-        </w:tc>
-      </w:tr>
-      <w:tr>
-        <w:trPr>
-          <w:cantSplit/>
-          <w:tblHeader w:val="off"/>
-        </w:trPr>
-        <w:tc>
-          <w:tcPr>
-            <w:tcW w:type="dxa" w:w="1010"/>
-            <w:tcBorders>
-              <w:top w:val="single" w:color="A6B8D0" w:sz="4"/>
-              <w:left w:val="single" w:color="A6B8D0" w:sz="4"/>
-              <w:bottom w:val="single" w:color="A6B8D0" w:sz="4"/>
-              <w:right w:val="single" w:color="A6B8D0" w:sz="4"/>
-            </w:tcBorders>
-            <w:tcMar>
-              <w:top w:type="dxa" w:w="50"/>
-              <w:left w:type="dxa" w:w="90"/>
-              <w:bottom w:type="dxa" w:w="50"/>
-              <w:right w:type="dxa" w:w="90"/>
-            </w:tcMar>
-          </w:tcPr>
-          <w:p>
-            <w:pPr>
-              <w:keepNext/>
-              <w:keepLines/>
-              <w:spacing w:after="0" w:before="0" w:line="280"/>
-            </w:pPr>
-            <w:r>
-              <w:rPr>
-                <w:rFonts w:ascii="Calibri" w:eastAsia="Yu Gothic" w:hAnsi="Calibri"/>
-                <w:b w:val="false"/>
-                <w:bCs w:val="false"/>
-                <w:sz w:val="18"/>
-                <w:szCs w:val="18"/>
-              </w:rPr>
-              <w:t xml:space="preserve">D-8-2</w:t>
-            </w:r>
-          </w:p>
-        </w:tc>
-        <w:tc>
-          <w:tcPr>
-            <w:tcW w:type="dxa" w:w="2750"/>
-            <w:tcBorders>
-              <w:top w:val="single" w:color="A6B8D0" w:sz="4"/>
-              <w:left w:val="single" w:color="A6B8D0" w:sz="4"/>
-              <w:bottom w:val="single" w:color="A6B8D0" w:sz="4"/>
-              <w:right w:val="single" w:color="A6B8D0" w:sz="4"/>
-            </w:tcBorders>
-            <w:tcMar>
-              <w:top w:type="dxa" w:w="50"/>
-              <w:left w:type="dxa" w:w="90"/>
-              <w:bottom w:type="dxa" w:w="50"/>
-              <w:right w:type="dxa" w:w="90"/>
-            </w:tcMar>
-          </w:tcPr>
-          <w:p>
-            <w:pPr>
-              <w:keepNext/>
-              <w:keepLines/>
-              <w:spacing w:after="0" w:before="0" w:line="280"/>
-            </w:pPr>
-            <w:r>
-              <w:rPr>
-                <w:rFonts w:ascii="Calibri" w:eastAsia="Yu Gothic" w:hAnsi="Calibri"/>
-                <w:b w:val="false"/>
-                <w:bCs w:val="false"/>
-                <w:sz w:val="18"/>
-                <w:szCs w:val="18"/>
-              </w:rPr>
-              <w:t xml:space="preserve">Decision</w:t>
-            </w:r>
-          </w:p>
-        </w:tc>
-        <w:tc>
-          <w:tcPr>
-            <w:tcW w:type="dxa" w:w="5878"/>
-            <w:tcBorders>
-              <w:top w:val="single" w:color="A6B8D0" w:sz="4"/>
-              <w:left w:val="single" w:color="A6B8D0" w:sz="4"/>
-              <w:bottom w:val="single" w:color="A6B8D0" w:sz="4"/>
-              <w:right w:val="single" w:color="A6B8D0" w:sz="4"/>
-            </w:tcBorders>
-            <w:tcMar>
-              <w:top w:type="dxa" w:w="50"/>
-              <w:left w:type="dxa" w:w="90"/>
-              <w:bottom w:type="dxa" w:w="50"/>
-              <w:right w:type="dxa" w:w="90"/>
-            </w:tcMar>
-          </w:tcPr>
-          <w:p>
-            <w:pPr>
-              <w:keepNext/>
-              <w:keepLines/>
-              <w:spacing w:after="0" w:before="0" w:line="280"/>
-            </w:pPr>
-            <w:r>
-              <w:rPr>
-                <w:rFonts w:ascii="Calibri" w:eastAsia="Yu Gothic" w:hAnsi="Calibri"/>
-                <w:b w:val="false"/>
-                <w:bCs w:val="false"/>
-                <w:sz w:val="18"/>
-                <w:szCs w:val="18"/>
-              </w:rPr>
-              <w:t xml:space="preserve">The image editing screen, batch application, and the Rights Document creation screen are provided. The organization of other screens is decided in the design document</w:t>
-            </w:r>
-          </w:p>
-        </w:tc>
-      </w:tr>
-      <w:tr>
-        <w:trPr>
-          <w:cantSplit/>
-          <w:tblHeader w:val="off"/>
-        </w:trPr>
-        <w:tc>
-          <w:tcPr>
-            <w:tcW w:type="dxa" w:w="1010"/>
-            <w:tcBorders>
-              <w:top w:val="single" w:color="A6B8D0" w:sz="4"/>
-              <w:left w:val="single" w:color="A6B8D0" w:sz="4"/>
-              <w:bottom w:val="single" w:color="A6B8D0" w:sz="4"/>
-              <w:right w:val="single" w:color="A6B8D0" w:sz="4"/>
-            </w:tcBorders>
-            <w:tcMar>
-              <w:top w:type="dxa" w:w="50"/>
-              <w:left w:type="dxa" w:w="90"/>
-              <w:bottom w:type="dxa" w:w="50"/>
-              <w:right w:type="dxa" w:w="90"/>
-            </w:tcMar>
-          </w:tcPr>
-          <w:p>
-            <w:pPr>
-              <w:keepNext/>
-              <w:keepLines/>
-              <w:spacing w:after="0" w:before="0" w:line="280"/>
-            </w:pPr>
-            <w:r>
-              <w:rPr>
-                <w:rFonts w:ascii="Calibri" w:eastAsia="Yu Gothic" w:hAnsi="Calibri"/>
-                <w:b w:val="false"/>
-                <w:bCs w:val="false"/>
-                <w:sz w:val="18"/>
-                <w:szCs w:val="18"/>
-              </w:rPr>
-              <w:t xml:space="preserve">D-8-3</w:t>
-            </w:r>
-          </w:p>
-        </w:tc>
-        <w:tc>
-          <w:tcPr>
-            <w:tcW w:type="dxa" w:w="2750"/>
-            <w:tcBorders>
-              <w:top w:val="single" w:color="A6B8D0" w:sz="4"/>
-              <w:left w:val="single" w:color="A6B8D0" w:sz="4"/>
-              <w:bottom w:val="single" w:color="A6B8D0" w:sz="4"/>
-              <w:right w:val="single" w:color="A6B8D0" w:sz="4"/>
-            </w:tcBorders>
-            <w:tcMar>
-              <w:top w:type="dxa" w:w="50"/>
-              <w:left w:type="dxa" w:w="90"/>
-              <w:bottom w:type="dxa" w:w="50"/>
-              <w:right w:type="dxa" w:w="90"/>
-            </w:tcMar>
-          </w:tcPr>
-          <w:p>
-            <w:pPr>
-              <w:keepNext/>
-              <w:keepLines/>
-              <w:spacing w:after="0" w:before="0" w:line="280"/>
-            </w:pPr>
-            <w:r>
-              <w:rPr>
-                <w:rFonts w:ascii="Calibri" w:eastAsia="Yu Gothic" w:hAnsi="Calibri"/>
-                <w:b w:val="false"/>
-                <w:bCs w:val="false"/>
-                <w:sz w:val="18"/>
-                <w:szCs w:val="18"/>
-              </w:rPr>
-              <w:t xml:space="preserve">Decision</w:t>
-            </w:r>
-          </w:p>
-        </w:tc>
-        <w:tc>
-          <w:tcPr>
-            <w:tcW w:type="dxa" w:w="5878"/>
-            <w:tcBorders>
-              <w:top w:val="single" w:color="A6B8D0" w:sz="4"/>
-              <w:left w:val="single" w:color="A6B8D0" w:sz="4"/>
-              <w:bottom w:val="single" w:color="A6B8D0" w:sz="4"/>
-              <w:right w:val="single" w:color="A6B8D0" w:sz="4"/>
-            </w:tcBorders>
-            <w:tcMar>
-              <w:top w:type="dxa" w:w="50"/>
-              <w:left w:type="dxa" w:w="90"/>
-              <w:bottom w:type="dxa" w:w="50"/>
-              <w:right w:type="dxa" w:w="90"/>
-            </w:tcMar>
-          </w:tcPr>
-          <w:p>
-            <w:pPr>
-              <w:keepNext/>
-              <w:keepLines/>
-              <w:spacing w:after="0" w:before="0" w:line="280"/>
-            </w:pPr>
-            <w:r>
-              <w:rPr>
-                <w:rFonts w:ascii="Calibri" w:eastAsia="Yu Gothic" w:hAnsi="Calibri"/>
-                <w:b w:val="false"/>
-                <w:bCs w:val="false"/>
-                <w:sz w:val="18"/>
-                <w:szCs w:val="18"/>
-              </w:rPr>
-              <w:t xml:space="preserve">A design created on the editing screen becomes a template that can be applied to single images or by folder</w:t>
-            </w:r>
-          </w:p>
-        </w:tc>
-      </w:tr>
-      <w:tr>
-        <w:trPr>
-          <w:cantSplit/>
-          <w:tblHeader w:val="off"/>
-        </w:trPr>
-        <w:tc>
-          <w:tcPr>
-            <w:tcW w:type="dxa" w:w="1010"/>
-            <w:tcBorders>
-              <w:top w:val="single" w:color="A6B8D0" w:sz="4"/>
-              <w:left w:val="single" w:color="A6B8D0" w:sz="4"/>
-              <w:bottom w:val="single" w:color="A6B8D0" w:sz="4"/>
-              <w:right w:val="single" w:color="A6B8D0" w:sz="4"/>
-            </w:tcBorders>
-            <w:tcMar>
-              <w:top w:type="dxa" w:w="50"/>
-              <w:left w:type="dxa" w:w="90"/>
-              <w:bottom w:type="dxa" w:w="50"/>
-              <w:right w:type="dxa" w:w="90"/>
-            </w:tcMar>
-          </w:tcPr>
-          <w:p>
-            <w:pPr>
-              <w:keepNext/>
-              <w:keepLines/>
-              <w:spacing w:after="0" w:before="0" w:line="280"/>
-            </w:pPr>
-            <w:r>
-              <w:rPr>
-                <w:rFonts w:ascii="Calibri" w:eastAsia="Yu Gothic" w:hAnsi="Calibri"/>
-                <w:b w:val="false"/>
-                <w:bCs w:val="false"/>
-                <w:sz w:val="18"/>
-                <w:szCs w:val="18"/>
-              </w:rPr>
-              <w:t xml:space="preserve">D-8-4</w:t>
-            </w:r>
-          </w:p>
-        </w:tc>
-        <w:tc>
-          <w:tcPr>
-            <w:tcW w:type="dxa" w:w="2750"/>
-            <w:tcBorders>
-              <w:top w:val="single" w:color="A6B8D0" w:sz="4"/>
-              <w:left w:val="single" w:color="A6B8D0" w:sz="4"/>
-              <w:bottom w:val="single" w:color="A6B8D0" w:sz="4"/>
-              <w:right w:val="single" w:color="A6B8D0" w:sz="4"/>
-            </w:tcBorders>
-            <w:tcMar>
-              <w:top w:type="dxa" w:w="50"/>
-              <w:left w:type="dxa" w:w="90"/>
-              <w:bottom w:type="dxa" w:w="50"/>
-              <w:right w:type="dxa" w:w="90"/>
-            </w:tcMar>
-          </w:tcPr>
-          <w:p>
-            <w:pPr>
-              <w:keepNext/>
-              <w:keepLines/>
-              <w:spacing w:after="0" w:before="0" w:line="280"/>
-            </w:pPr>
-            <w:r>
-              <w:rPr>
-                <w:rFonts w:ascii="Calibri" w:eastAsia="Yu Gothic" w:hAnsi="Calibri"/>
-                <w:b w:val="false"/>
-                <w:bCs w:val="false"/>
-                <w:sz w:val="18"/>
-                <w:szCs w:val="18"/>
-              </w:rPr>
-              <w:t xml:space="preserve">Decision</w:t>
-            </w:r>
-          </w:p>
-        </w:tc>
-        <w:tc>
-          <w:tcPr>
-            <w:tcW w:type="dxa" w:w="5878"/>
-            <w:tcBorders>
-              <w:top w:val="single" w:color="A6B8D0" w:sz="4"/>
-              <w:left w:val="single" w:color="A6B8D0" w:sz="4"/>
-              <w:bottom w:val="single" w:color="A6B8D0" w:sz="4"/>
-              <w:right w:val="single" w:color="A6B8D0" w:sz="4"/>
-            </w:tcBorders>
-            <w:tcMar>
-              <w:top w:type="dxa" w:w="50"/>
-              <w:left w:type="dxa" w:w="90"/>
-              <w:bottom w:type="dxa" w:w="50"/>
-              <w:right w:type="dxa" w:w="90"/>
-            </w:tcMar>
-          </w:tcPr>
-          <w:p>
-            <w:pPr>
-              <w:keepNext/>
-              <w:keepLines/>
-              <w:spacing w:after="0" w:before="0" w:line="280"/>
-            </w:pPr>
-            <w:r>
-              <w:rPr>
-                <w:rFonts w:ascii="Calibri" w:eastAsia="Yu Gothic" w:hAnsi="Calibri"/>
-                <w:b w:val="false"/>
-                <w:bCs w:val="false"/>
-                <w:sz w:val="18"/>
-                <w:szCs w:val="18"/>
-              </w:rPr>
-              <w:t xml:space="preserve">Even in batch application, placement, orientation, and color can be adjusted for each photograph</w:t>
-            </w:r>
-          </w:p>
-        </w:tc>
-      </w:tr>
-      <w:tr>
-        <w:trPr>
-          <w:cantSplit/>
-          <w:tblHeader w:val="off"/>
-        </w:trPr>
-        <w:tc>
-          <w:tcPr>
-            <w:tcW w:type="dxa" w:w="1010"/>
-            <w:tcBorders>
-              <w:top w:val="single" w:color="A6B8D0" w:sz="4"/>
-              <w:left w:val="single" w:color="A6B8D0" w:sz="4"/>
-              <w:bottom w:val="single" w:color="A6B8D0" w:sz="4"/>
-              <w:right w:val="single" w:color="A6B8D0" w:sz="4"/>
-            </w:tcBorders>
-            <w:tcMar>
-              <w:top w:type="dxa" w:w="50"/>
-              <w:left w:type="dxa" w:w="90"/>
-              <w:bottom w:type="dxa" w:w="50"/>
-              <w:right w:type="dxa" w:w="90"/>
-            </w:tcMar>
-          </w:tcPr>
-          <w:p>
-            <w:pPr>
-              <w:keepNext/>
-              <w:keepLines/>
-              <w:spacing w:after="0" w:before="0" w:line="280"/>
-            </w:pPr>
-            <w:r>
-              <w:rPr>
-                <w:rFonts w:ascii="Calibri" w:eastAsia="Yu Gothic" w:hAnsi="Calibri"/>
-                <w:b w:val="false"/>
-                <w:bCs w:val="false"/>
-                <w:sz w:val="18"/>
-                <w:szCs w:val="18"/>
-              </w:rPr>
-              <w:t xml:space="preserve">O-11</w:t>
-            </w:r>
-          </w:p>
-        </w:tc>
-        <w:tc>
-          <w:tcPr>
-            <w:tcW w:type="dxa" w:w="2750"/>
-            <w:tcBorders>
-              <w:top w:val="single" w:color="A6B8D0" w:sz="4"/>
-              <w:left w:val="single" w:color="A6B8D0" w:sz="4"/>
-              <w:bottom w:val="single" w:color="A6B8D0" w:sz="4"/>
-              <w:right w:val="single" w:color="A6B8D0" w:sz="4"/>
-            </w:tcBorders>
-            <w:tcMar>
-              <w:top w:type="dxa" w:w="50"/>
-              <w:left w:type="dxa" w:w="90"/>
-              <w:bottom w:type="dxa" w:w="50"/>
-              <w:right w:type="dxa" w:w="90"/>
-            </w:tcMar>
-          </w:tcPr>
-          <w:p>
-            <w:pPr>
-              <w:keepNext/>
-              <w:keepLines/>
-              <w:spacing w:after="0" w:before="0" w:line="280"/>
-            </w:pPr>
-            <w:r>
-              <w:rPr>
-                <w:rFonts w:ascii="Calibri" w:eastAsia="Yu Gothic" w:hAnsi="Calibri"/>
-                <w:b w:val="false"/>
-                <w:bCs w:val="false"/>
-                <w:sz w:val="18"/>
-                <w:szCs w:val="18"/>
-              </w:rPr>
-              <w:t xml:space="preserve">Open (decided in Basic Design Chapter 3, DD-3-6“Visible Signatures on Delivery Images are decided per template”)</w:t>
-            </w:r>
-          </w:p>
-        </w:tc>
-        <w:tc>
-          <w:tcPr>
-            <w:tcW w:type="dxa" w:w="5878"/>
-            <w:tcBorders>
-              <w:top w:val="single" w:color="A6B8D0" w:sz="4"/>
-              <w:left w:val="single" w:color="A6B8D0" w:sz="4"/>
-              <w:bottom w:val="single" w:color="A6B8D0" w:sz="4"/>
-              <w:right w:val="single" w:color="A6B8D0" w:sz="4"/>
-            </w:tcBorders>
-            <w:tcMar>
-              <w:top w:type="dxa" w:w="50"/>
-              <w:left w:type="dxa" w:w="90"/>
-              <w:bottom w:type="dxa" w:w="50"/>
-              <w:right w:type="dxa" w:w="90"/>
-            </w:tcMar>
-          </w:tcPr>
-          <w:p>
-            <w:pPr>
-              <w:keepNext/>
-              <w:keepLines/>
-              <w:spacing w:after="0" w:before="0" w:line="280"/>
-            </w:pPr>
-            <w:r>
-              <w:rPr>
-                <w:rFonts w:ascii="Calibri" w:eastAsia="Yu Gothic" w:hAnsi="Calibri"/>
-                <w:b w:val="false"/>
-                <w:bCs w:val="false"/>
-                <w:sz w:val="18"/>
-                <w:szCs w:val="18"/>
-              </w:rPr>
-              <w:t xml:space="preserve">Visible Signatures on Delivery Images</w:t>
-            </w:r>
-          </w:p>
-        </w:tc>
-      </w:tr>
-      <w:tr>
-        <w:trPr>
-          <w:cantSplit/>
-          <w:tblHeader w:val="off"/>
-        </w:trPr>
-        <w:tc>
-          <w:tcPr>
-            <w:tcW w:type="dxa" w:w="1010"/>
+            <w:tcW w:type="dxa" w:w="1424"/>
             <w:tcBorders>
               <w:top w:val="single" w:color="A6B8D0" w:sz="4"/>
               <w:left w:val="single" w:color="A6B8D0" w:sz="4"/>
@@ -1180,7 +626,7 @@
         </w:tc>
         <w:tc>
           <w:tcPr>
-            <w:tcW w:type="dxa" w:w="2750"/>
+            <w:tcW w:type="dxa" w:w="6034"/>
             <w:tcBorders>
               <w:top w:val="single" w:color="A6B8D0" w:sz="4"/>
               <w:left w:val="single" w:color="A6B8D0" w:sz="4"/>
@@ -1214,7 +660,7 @@
         </w:tc>
         <w:tc>
           <w:tcPr>
-            <w:tcW w:type="dxa" w:w="5878"/>
+            <w:tcW w:type="dxa" w:w="2180"/>
             <w:tcBorders>
               <w:top w:val="single" w:color="A6B8D0" w:sz="4"/>
               <w:left w:val="single" w:color="A6B8D0" w:sz="4"/>
@@ -3395,7 +2841,7 @@
                 <w:sz w:val="18"/>
                 <w:szCs w:val="18"/>
               </w:rPr>
-              <w:t xml:space="preserve">The Original is not damaged (R-4-4-2“The Original is not damaged”)</w:t>
+              <w:t xml:space="preserve">The Original is not damaged (R-4-4-2)</w:t>
             </w:r>
           </w:p>
         </w:tc>
@@ -4288,8 +3734,8 @@
       <w:tblGrid>
         <w:gridCol w:w="1720"/>
         <w:gridCol w:w="1820"/>
-        <w:gridCol w:w="4671"/>
-        <w:gridCol w:w="1427"/>
+        <w:gridCol w:w="4672"/>
+        <w:gridCol w:w="1426"/>
       </w:tblGrid>
       <w:tr>
         <w:trPr>
@@ -4368,7 +3814,7 @@
         </w:tc>
         <w:tc>
           <w:tcPr>
-            <w:tcW w:type="dxa" w:w="4671"/>
+            <w:tcW w:type="dxa" w:w="4672"/>
             <w:tcBorders>
               <w:top w:val="single" w:color="A6B8D0" w:sz="4"/>
               <w:left w:val="single" w:color="A6B8D0" w:sz="4"/>
@@ -4403,7 +3849,7 @@
         </w:tc>
         <w:tc>
           <w:tcPr>
-            <w:tcW w:type="dxa" w:w="1427"/>
+            <w:tcW w:type="dxa" w:w="1426"/>
             <w:tcBorders>
               <w:top w:val="single" w:color="A6B8D0" w:sz="4"/>
               <w:left w:val="single" w:color="A6B8D0" w:sz="4"/>
@@ -4460,7 +3906,7 @@
           </w:tcPr>
           <w:p>
             <w:pPr>
-              <w:keepNext/>
+              <w:keepNext w:val="false"/>
               <w:keepLines/>
               <w:spacing w:after="0" w:before="0" w:line="280"/>
             </w:pPr>
@@ -4494,7 +3940,7 @@
           </w:tcPr>
           <w:p>
             <w:pPr>
-              <w:keepNext/>
+              <w:keepNext w:val="false"/>
               <w:keepLines/>
               <w:spacing w:after="0" w:before="0" w:line="280"/>
             </w:pPr>
@@ -4512,23 +3958,23 @@
         </w:tc>
         <w:tc>
           <w:tcPr>
-            <w:tcW w:type="dxa" w:w="4671"/>
-            <w:tcBorders>
-              <w:top w:val="single" w:color="A6B8D0" w:sz="4"/>
-              <w:left w:val="single" w:color="A6B8D0" w:sz="4"/>
-              <w:bottom w:val="single" w:color="A6B8D0" w:sz="4"/>
-              <w:right w:val="single" w:color="A6B8D0" w:sz="4"/>
-            </w:tcBorders>
-            <w:tcMar>
-              <w:top w:type="dxa" w:w="50"/>
-              <w:left w:type="dxa" w:w="90"/>
-              <w:bottom w:type="dxa" w:w="50"/>
-              <w:right w:type="dxa" w:w="90"/>
-            </w:tcMar>
-          </w:tcPr>
-          <w:p>
-            <w:pPr>
-              <w:keepNext/>
+            <w:tcW w:type="dxa" w:w="4672"/>
+            <w:tcBorders>
+              <w:top w:val="single" w:color="A6B8D0" w:sz="4"/>
+              <w:left w:val="single" w:color="A6B8D0" w:sz="4"/>
+              <w:bottom w:val="single" w:color="A6B8D0" w:sz="4"/>
+              <w:right w:val="single" w:color="A6B8D0" w:sz="4"/>
+            </w:tcBorders>
+            <w:tcMar>
+              <w:top w:type="dxa" w:w="50"/>
+              <w:left w:type="dxa" w:w="90"/>
+              <w:bottom w:type="dxa" w:w="50"/>
+              <w:right w:type="dxa" w:w="90"/>
+            </w:tcMar>
+          </w:tcPr>
+          <w:p>
+            <w:pPr>
+              <w:keepNext w:val="false"/>
               <w:keepLines/>
               <w:spacing w:after="0" w:before="0" w:line="280"/>
             </w:pPr>
@@ -4546,23 +3992,23 @@
         </w:tc>
         <w:tc>
           <w:tcPr>
-            <w:tcW w:type="dxa" w:w="1427"/>
-            <w:tcBorders>
-              <w:top w:val="single" w:color="A6B8D0" w:sz="4"/>
-              <w:left w:val="single" w:color="A6B8D0" w:sz="4"/>
-              <w:bottom w:val="single" w:color="A6B8D0" w:sz="4"/>
-              <w:right w:val="single" w:color="A6B8D0" w:sz="4"/>
-            </w:tcBorders>
-            <w:tcMar>
-              <w:top w:type="dxa" w:w="50"/>
-              <w:left w:type="dxa" w:w="90"/>
-              <w:bottom w:type="dxa" w:w="50"/>
-              <w:right w:type="dxa" w:w="90"/>
-            </w:tcMar>
-          </w:tcPr>
-          <w:p>
-            <w:pPr>
-              <w:keepNext/>
+            <w:tcW w:type="dxa" w:w="1426"/>
+            <w:tcBorders>
+              <w:top w:val="single" w:color="A6B8D0" w:sz="4"/>
+              <w:left w:val="single" w:color="A6B8D0" w:sz="4"/>
+              <w:bottom w:val="single" w:color="A6B8D0" w:sz="4"/>
+              <w:right w:val="single" w:color="A6B8D0" w:sz="4"/>
+            </w:tcBorders>
+            <w:tcMar>
+              <w:top w:type="dxa" w:w="50"/>
+              <w:left w:type="dxa" w:w="90"/>
+              <w:bottom w:type="dxa" w:w="50"/>
+              <w:right w:type="dxa" w:w="90"/>
+            </w:tcMar>
+          </w:tcPr>
+          <w:p>
+            <w:pPr>
+              <w:keepNext w:val="false"/>
               <w:keepLines/>
               <w:spacing w:after="0" w:before="0" w:line="280"/>
             </w:pPr>
@@ -4602,7 +4048,7 @@
           </w:tcPr>
           <w:p>
             <w:pPr>
-              <w:keepNext/>
+              <w:keepNext w:val="false"/>
               <w:keepLines/>
               <w:spacing w:after="0" w:before="0" w:line="280"/>
             </w:pPr>
@@ -4636,7 +4082,7 @@
           </w:tcPr>
           <w:p>
             <w:pPr>
-              <w:keepNext/>
+              <w:keepNext w:val="false"/>
               <w:keepLines/>
               <w:spacing w:after="0" w:before="0" w:line="280"/>
             </w:pPr>
@@ -4654,23 +4100,23 @@
         </w:tc>
         <w:tc>
           <w:tcPr>
-            <w:tcW w:type="dxa" w:w="4671"/>
-            <w:tcBorders>
-              <w:top w:val="single" w:color="A6B8D0" w:sz="4"/>
-              <w:left w:val="single" w:color="A6B8D0" w:sz="4"/>
-              <w:bottom w:val="single" w:color="A6B8D0" w:sz="4"/>
-              <w:right w:val="single" w:color="A6B8D0" w:sz="4"/>
-            </w:tcBorders>
-            <w:tcMar>
-              <w:top w:type="dxa" w:w="50"/>
-              <w:left w:type="dxa" w:w="90"/>
-              <w:bottom w:type="dxa" w:w="50"/>
-              <w:right w:type="dxa" w:w="90"/>
-            </w:tcMar>
-          </w:tcPr>
-          <w:p>
-            <w:pPr>
-              <w:keepNext/>
+            <w:tcW w:type="dxa" w:w="4672"/>
+            <w:tcBorders>
+              <w:top w:val="single" w:color="A6B8D0" w:sz="4"/>
+              <w:left w:val="single" w:color="A6B8D0" w:sz="4"/>
+              <w:bottom w:val="single" w:color="A6B8D0" w:sz="4"/>
+              <w:right w:val="single" w:color="A6B8D0" w:sz="4"/>
+            </w:tcBorders>
+            <w:tcMar>
+              <w:top w:type="dxa" w:w="50"/>
+              <w:left w:type="dxa" w:w="90"/>
+              <w:bottom w:type="dxa" w:w="50"/>
+              <w:right w:type="dxa" w:w="90"/>
+            </w:tcMar>
+          </w:tcPr>
+          <w:p>
+            <w:pPr>
+              <w:keepNext w:val="false"/>
               <w:keepLines/>
               <w:spacing w:after="0" w:before="0" w:line="280"/>
             </w:pPr>
@@ -4708,23 +4154,23 @@
         </w:tc>
         <w:tc>
           <w:tcPr>
-            <w:tcW w:type="dxa" w:w="1427"/>
-            <w:tcBorders>
-              <w:top w:val="single" w:color="A6B8D0" w:sz="4"/>
-              <w:left w:val="single" w:color="A6B8D0" w:sz="4"/>
-              <w:bottom w:val="single" w:color="A6B8D0" w:sz="4"/>
-              <w:right w:val="single" w:color="A6B8D0" w:sz="4"/>
-            </w:tcBorders>
-            <w:tcMar>
-              <w:top w:type="dxa" w:w="50"/>
-              <w:left w:type="dxa" w:w="90"/>
-              <w:bottom w:type="dxa" w:w="50"/>
-              <w:right w:type="dxa" w:w="90"/>
-            </w:tcMar>
-          </w:tcPr>
-          <w:p>
-            <w:pPr>
-              <w:keepNext/>
+            <w:tcW w:type="dxa" w:w="1426"/>
+            <w:tcBorders>
+              <w:top w:val="single" w:color="A6B8D0" w:sz="4"/>
+              <w:left w:val="single" w:color="A6B8D0" w:sz="4"/>
+              <w:bottom w:val="single" w:color="A6B8D0" w:sz="4"/>
+              <w:right w:val="single" w:color="A6B8D0" w:sz="4"/>
+            </w:tcBorders>
+            <w:tcMar>
+              <w:top w:type="dxa" w:w="50"/>
+              <w:left w:type="dxa" w:w="90"/>
+              <w:bottom w:type="dxa" w:w="50"/>
+              <w:right w:type="dxa" w:w="90"/>
+            </w:tcMar>
+          </w:tcPr>
+          <w:p>
+            <w:pPr>
+              <w:keepNext w:val="false"/>
               <w:keepLines/>
               <w:spacing w:after="0" w:before="0" w:line="280"/>
             </w:pPr>
@@ -4764,7 +4210,7 @@
           </w:tcPr>
           <w:p>
             <w:pPr>
-              <w:keepNext/>
+              <w:keepNext w:val="false"/>
               <w:keepLines/>
               <w:spacing w:after="0" w:before="0" w:line="280"/>
             </w:pPr>
@@ -4798,7 +4244,7 @@
           </w:tcPr>
           <w:p>
             <w:pPr>
-              <w:keepNext/>
+              <w:keepNext w:val="false"/>
               <w:keepLines/>
               <w:spacing w:after="0" w:before="0" w:line="280"/>
             </w:pPr>
@@ -4816,23 +4262,23 @@
         </w:tc>
         <w:tc>
           <w:tcPr>
-            <w:tcW w:type="dxa" w:w="4671"/>
-            <w:tcBorders>
-              <w:top w:val="single" w:color="A6B8D0" w:sz="4"/>
-              <w:left w:val="single" w:color="A6B8D0" w:sz="4"/>
-              <w:bottom w:val="single" w:color="A6B8D0" w:sz="4"/>
-              <w:right w:val="single" w:color="A6B8D0" w:sz="4"/>
-            </w:tcBorders>
-            <w:tcMar>
-              <w:top w:type="dxa" w:w="50"/>
-              <w:left w:type="dxa" w:w="90"/>
-              <w:bottom w:type="dxa" w:w="50"/>
-              <w:right w:type="dxa" w:w="90"/>
-            </w:tcMar>
-          </w:tcPr>
-          <w:p>
-            <w:pPr>
-              <w:keepNext/>
+            <w:tcW w:type="dxa" w:w="4672"/>
+            <w:tcBorders>
+              <w:top w:val="single" w:color="A6B8D0" w:sz="4"/>
+              <w:left w:val="single" w:color="A6B8D0" w:sz="4"/>
+              <w:bottom w:val="single" w:color="A6B8D0" w:sz="4"/>
+              <w:right w:val="single" w:color="A6B8D0" w:sz="4"/>
+            </w:tcBorders>
+            <w:tcMar>
+              <w:top w:type="dxa" w:w="50"/>
+              <w:left w:type="dxa" w:w="90"/>
+              <w:bottom w:type="dxa" w:w="50"/>
+              <w:right w:type="dxa" w:w="90"/>
+            </w:tcMar>
+          </w:tcPr>
+          <w:p>
+            <w:pPr>
+              <w:keepNext w:val="false"/>
               <w:keepLines/>
               <w:spacing w:after="0" w:before="0" w:line="280"/>
             </w:pPr>
@@ -4850,23 +4296,23 @@
         </w:tc>
         <w:tc>
           <w:tcPr>
-            <w:tcW w:type="dxa" w:w="1427"/>
-            <w:tcBorders>
-              <w:top w:val="single" w:color="A6B8D0" w:sz="4"/>
-              <w:left w:val="single" w:color="A6B8D0" w:sz="4"/>
-              <w:bottom w:val="single" w:color="A6B8D0" w:sz="4"/>
-              <w:right w:val="single" w:color="A6B8D0" w:sz="4"/>
-            </w:tcBorders>
-            <w:tcMar>
-              <w:top w:type="dxa" w:w="50"/>
-              <w:left w:type="dxa" w:w="90"/>
-              <w:bottom w:type="dxa" w:w="50"/>
-              <w:right w:type="dxa" w:w="90"/>
-            </w:tcMar>
-          </w:tcPr>
-          <w:p>
-            <w:pPr>
-              <w:keepNext/>
+            <w:tcW w:type="dxa" w:w="1426"/>
+            <w:tcBorders>
+              <w:top w:val="single" w:color="A6B8D0" w:sz="4"/>
+              <w:left w:val="single" w:color="A6B8D0" w:sz="4"/>
+              <w:bottom w:val="single" w:color="A6B8D0" w:sz="4"/>
+              <w:right w:val="single" w:color="A6B8D0" w:sz="4"/>
+            </w:tcBorders>
+            <w:tcMar>
+              <w:top w:type="dxa" w:w="50"/>
+              <w:left w:type="dxa" w:w="90"/>
+              <w:bottom w:type="dxa" w:w="50"/>
+              <w:right w:type="dxa" w:w="90"/>
+            </w:tcMar>
+          </w:tcPr>
+          <w:p>
+            <w:pPr>
+              <w:keepNext w:val="false"/>
               <w:keepLines/>
               <w:spacing w:after="0" w:before="0" w:line="280"/>
             </w:pPr>
@@ -4906,7 +4352,7 @@
           </w:tcPr>
           <w:p>
             <w:pPr>
-              <w:keepNext/>
+              <w:keepNext w:val="false"/>
               <w:keepLines/>
               <w:spacing w:after="0" w:before="0" w:line="280"/>
             </w:pPr>
@@ -4940,7 +4386,7 @@
           </w:tcPr>
           <w:p>
             <w:pPr>
-              <w:keepNext/>
+              <w:keepNext w:val="false"/>
               <w:keepLines/>
               <w:spacing w:after="0" w:before="0" w:line="280"/>
             </w:pPr>
@@ -4958,23 +4404,23 @@
         </w:tc>
         <w:tc>
           <w:tcPr>
-            <w:tcW w:type="dxa" w:w="4671"/>
-            <w:tcBorders>
-              <w:top w:val="single" w:color="A6B8D0" w:sz="4"/>
-              <w:left w:val="single" w:color="A6B8D0" w:sz="4"/>
-              <w:bottom w:val="single" w:color="A6B8D0" w:sz="4"/>
-              <w:right w:val="single" w:color="A6B8D0" w:sz="4"/>
-            </w:tcBorders>
-            <w:tcMar>
-              <w:top w:type="dxa" w:w="50"/>
-              <w:left w:type="dxa" w:w="90"/>
-              <w:bottom w:type="dxa" w:w="50"/>
-              <w:right w:type="dxa" w:w="90"/>
-            </w:tcMar>
-          </w:tcPr>
-          <w:p>
-            <w:pPr>
-              <w:keepNext/>
+            <w:tcW w:type="dxa" w:w="4672"/>
+            <w:tcBorders>
+              <w:top w:val="single" w:color="A6B8D0" w:sz="4"/>
+              <w:left w:val="single" w:color="A6B8D0" w:sz="4"/>
+              <w:bottom w:val="single" w:color="A6B8D0" w:sz="4"/>
+              <w:right w:val="single" w:color="A6B8D0" w:sz="4"/>
+            </w:tcBorders>
+            <w:tcMar>
+              <w:top w:type="dxa" w:w="50"/>
+              <w:left w:type="dxa" w:w="90"/>
+              <w:bottom w:type="dxa" w:w="50"/>
+              <w:right w:type="dxa" w:w="90"/>
+            </w:tcMar>
+          </w:tcPr>
+          <w:p>
+            <w:pPr>
+              <w:keepNext w:val="false"/>
               <w:keepLines/>
               <w:spacing w:after="0" w:before="0" w:line="280"/>
             </w:pPr>
@@ -4992,23 +4438,23 @@
         </w:tc>
         <w:tc>
           <w:tcPr>
-            <w:tcW w:type="dxa" w:w="1427"/>
-            <w:tcBorders>
-              <w:top w:val="single" w:color="A6B8D0" w:sz="4"/>
-              <w:left w:val="single" w:color="A6B8D0" w:sz="4"/>
-              <w:bottom w:val="single" w:color="A6B8D0" w:sz="4"/>
-              <w:right w:val="single" w:color="A6B8D0" w:sz="4"/>
-            </w:tcBorders>
-            <w:tcMar>
-              <w:top w:type="dxa" w:w="50"/>
-              <w:left w:type="dxa" w:w="90"/>
-              <w:bottom w:type="dxa" w:w="50"/>
-              <w:right w:type="dxa" w:w="90"/>
-            </w:tcMar>
-          </w:tcPr>
-          <w:p>
-            <w:pPr>
-              <w:keepNext/>
+            <w:tcW w:type="dxa" w:w="1426"/>
+            <w:tcBorders>
+              <w:top w:val="single" w:color="A6B8D0" w:sz="4"/>
+              <w:left w:val="single" w:color="A6B8D0" w:sz="4"/>
+              <w:bottom w:val="single" w:color="A6B8D0" w:sz="4"/>
+              <w:right w:val="single" w:color="A6B8D0" w:sz="4"/>
+            </w:tcBorders>
+            <w:tcMar>
+              <w:top w:type="dxa" w:w="50"/>
+              <w:left w:type="dxa" w:w="90"/>
+              <w:bottom w:type="dxa" w:w="50"/>
+              <w:right w:type="dxa" w:w="90"/>
+            </w:tcMar>
+          </w:tcPr>
+          <w:p>
+            <w:pPr>
+              <w:keepNext w:val="false"/>
               <w:keepLines/>
               <w:spacing w:after="0" w:before="0" w:line="280"/>
             </w:pPr>
@@ -5048,7 +4494,7 @@
           </w:tcPr>
           <w:p>
             <w:pPr>
-              <w:keepNext/>
+              <w:keepNext w:val="false"/>
               <w:keepLines/>
               <w:spacing w:after="0" w:before="0" w:line="280"/>
             </w:pPr>
@@ -5082,7 +4528,7 @@
           </w:tcPr>
           <w:p>
             <w:pPr>
-              <w:keepNext/>
+              <w:keepNext w:val="false"/>
               <w:keepLines/>
               <w:spacing w:after="0" w:before="0" w:line="280"/>
             </w:pPr>
@@ -5100,23 +4546,23 @@
         </w:tc>
         <w:tc>
           <w:tcPr>
-            <w:tcW w:type="dxa" w:w="4671"/>
-            <w:tcBorders>
-              <w:top w:val="single" w:color="A6B8D0" w:sz="4"/>
-              <w:left w:val="single" w:color="A6B8D0" w:sz="4"/>
-              <w:bottom w:val="single" w:color="A6B8D0" w:sz="4"/>
-              <w:right w:val="single" w:color="A6B8D0" w:sz="4"/>
-            </w:tcBorders>
-            <w:tcMar>
-              <w:top w:type="dxa" w:w="50"/>
-              <w:left w:type="dxa" w:w="90"/>
-              <w:bottom w:type="dxa" w:w="50"/>
-              <w:right w:type="dxa" w:w="90"/>
-            </w:tcMar>
-          </w:tcPr>
-          <w:p>
-            <w:pPr>
-              <w:keepNext/>
+            <w:tcW w:type="dxa" w:w="4672"/>
+            <w:tcBorders>
+              <w:top w:val="single" w:color="A6B8D0" w:sz="4"/>
+              <w:left w:val="single" w:color="A6B8D0" w:sz="4"/>
+              <w:bottom w:val="single" w:color="A6B8D0" w:sz="4"/>
+              <w:right w:val="single" w:color="A6B8D0" w:sz="4"/>
+            </w:tcBorders>
+            <w:tcMar>
+              <w:top w:type="dxa" w:w="50"/>
+              <w:left w:type="dxa" w:w="90"/>
+              <w:bottom w:type="dxa" w:w="50"/>
+              <w:right w:type="dxa" w:w="90"/>
+            </w:tcMar>
+          </w:tcPr>
+          <w:p>
+            <w:pPr>
+              <w:keepNext w:val="false"/>
               <w:keepLines/>
               <w:spacing w:after="0" w:before="0" w:line="280"/>
             </w:pPr>
@@ -5134,23 +4580,23 @@
         </w:tc>
         <w:tc>
           <w:tcPr>
-            <w:tcW w:type="dxa" w:w="1427"/>
-            <w:tcBorders>
-              <w:top w:val="single" w:color="A6B8D0" w:sz="4"/>
-              <w:left w:val="single" w:color="A6B8D0" w:sz="4"/>
-              <w:bottom w:val="single" w:color="A6B8D0" w:sz="4"/>
-              <w:right w:val="single" w:color="A6B8D0" w:sz="4"/>
-            </w:tcBorders>
-            <w:tcMar>
-              <w:top w:type="dxa" w:w="50"/>
-              <w:left w:type="dxa" w:w="90"/>
-              <w:bottom w:type="dxa" w:w="50"/>
-              <w:right w:type="dxa" w:w="90"/>
-            </w:tcMar>
-          </w:tcPr>
-          <w:p>
-            <w:pPr>
-              <w:keepNext/>
+            <w:tcW w:type="dxa" w:w="1426"/>
+            <w:tcBorders>
+              <w:top w:val="single" w:color="A6B8D0" w:sz="4"/>
+              <w:left w:val="single" w:color="A6B8D0" w:sz="4"/>
+              <w:bottom w:val="single" w:color="A6B8D0" w:sz="4"/>
+              <w:right w:val="single" w:color="A6B8D0" w:sz="4"/>
+            </w:tcBorders>
+            <w:tcMar>
+              <w:top w:type="dxa" w:w="50"/>
+              <w:left w:type="dxa" w:w="90"/>
+              <w:bottom w:type="dxa" w:w="50"/>
+              <w:right w:type="dxa" w:w="90"/>
+            </w:tcMar>
+          </w:tcPr>
+          <w:p>
+            <w:pPr>
+              <w:keepNext w:val="false"/>
               <w:keepLines/>
               <w:spacing w:after="0" w:before="0" w:line="280"/>
             </w:pPr>
@@ -5190,7 +4636,7 @@
           </w:tcPr>
           <w:p>
             <w:pPr>
-              <w:keepNext/>
+              <w:keepNext w:val="false"/>
               <w:keepLines/>
               <w:spacing w:after="0" w:before="0" w:line="280"/>
             </w:pPr>
@@ -5224,7 +4670,7 @@
           </w:tcPr>
           <w:p>
             <w:pPr>
-              <w:keepNext/>
+              <w:keepNext w:val="false"/>
               <w:keepLines/>
               <w:spacing w:after="0" w:before="0" w:line="280"/>
             </w:pPr>
@@ -5242,23 +4688,23 @@
         </w:tc>
         <w:tc>
           <w:tcPr>
-            <w:tcW w:type="dxa" w:w="4671"/>
-            <w:tcBorders>
-              <w:top w:val="single" w:color="A6B8D0" w:sz="4"/>
-              <w:left w:val="single" w:color="A6B8D0" w:sz="4"/>
-              <w:bottom w:val="single" w:color="A6B8D0" w:sz="4"/>
-              <w:right w:val="single" w:color="A6B8D0" w:sz="4"/>
-            </w:tcBorders>
-            <w:tcMar>
-              <w:top w:type="dxa" w:w="50"/>
-              <w:left w:type="dxa" w:w="90"/>
-              <w:bottom w:type="dxa" w:w="50"/>
-              <w:right w:type="dxa" w:w="90"/>
-            </w:tcMar>
-          </w:tcPr>
-          <w:p>
-            <w:pPr>
-              <w:keepNext/>
+            <w:tcW w:type="dxa" w:w="4672"/>
+            <w:tcBorders>
+              <w:top w:val="single" w:color="A6B8D0" w:sz="4"/>
+              <w:left w:val="single" w:color="A6B8D0" w:sz="4"/>
+              <w:bottom w:val="single" w:color="A6B8D0" w:sz="4"/>
+              <w:right w:val="single" w:color="A6B8D0" w:sz="4"/>
+            </w:tcBorders>
+            <w:tcMar>
+              <w:top w:type="dxa" w:w="50"/>
+              <w:left w:type="dxa" w:w="90"/>
+              <w:bottom w:type="dxa" w:w="50"/>
+              <w:right w:type="dxa" w:w="90"/>
+            </w:tcMar>
+          </w:tcPr>
+          <w:p>
+            <w:pPr>
+              <w:keepNext w:val="false"/>
               <w:keepLines/>
               <w:spacing w:after="0" w:before="0" w:line="280"/>
             </w:pPr>
@@ -5276,23 +4722,23 @@
         </w:tc>
         <w:tc>
           <w:tcPr>
-            <w:tcW w:type="dxa" w:w="1427"/>
-            <w:tcBorders>
-              <w:top w:val="single" w:color="A6B8D0" w:sz="4"/>
-              <w:left w:val="single" w:color="A6B8D0" w:sz="4"/>
-              <w:bottom w:val="single" w:color="A6B8D0" w:sz="4"/>
-              <w:right w:val="single" w:color="A6B8D0" w:sz="4"/>
-            </w:tcBorders>
-            <w:tcMar>
-              <w:top w:type="dxa" w:w="50"/>
-              <w:left w:type="dxa" w:w="90"/>
-              <w:bottom w:type="dxa" w:w="50"/>
-              <w:right w:type="dxa" w:w="90"/>
-            </w:tcMar>
-          </w:tcPr>
-          <w:p>
-            <w:pPr>
-              <w:keepNext/>
+            <w:tcW w:type="dxa" w:w="1426"/>
+            <w:tcBorders>
+              <w:top w:val="single" w:color="A6B8D0" w:sz="4"/>
+              <w:left w:val="single" w:color="A6B8D0" w:sz="4"/>
+              <w:bottom w:val="single" w:color="A6B8D0" w:sz="4"/>
+              <w:right w:val="single" w:color="A6B8D0" w:sz="4"/>
+            </w:tcBorders>
+            <w:tcMar>
+              <w:top w:type="dxa" w:w="50"/>
+              <w:left w:type="dxa" w:w="90"/>
+              <w:bottom w:type="dxa" w:w="50"/>
+              <w:right w:type="dxa" w:w="90"/>
+            </w:tcMar>
+          </w:tcPr>
+          <w:p>
+            <w:pPr>
+              <w:keepNext w:val="false"/>
               <w:keepLines/>
               <w:spacing w:after="0" w:before="0" w:line="280"/>
             </w:pPr>
@@ -5332,7 +4778,7 @@
           </w:tcPr>
           <w:p>
             <w:pPr>
-              <w:keepNext/>
+              <w:keepNext w:val="false"/>
               <w:keepLines/>
               <w:spacing w:after="0" w:before="0" w:line="280"/>
             </w:pPr>
@@ -5366,7 +4812,7 @@
           </w:tcPr>
           <w:p>
             <w:pPr>
-              <w:keepNext/>
+              <w:keepNext w:val="false"/>
               <w:keepLines/>
               <w:spacing w:after="0" w:before="0" w:line="280"/>
             </w:pPr>
@@ -5384,23 +4830,23 @@
         </w:tc>
         <w:tc>
           <w:tcPr>
-            <w:tcW w:type="dxa" w:w="4671"/>
-            <w:tcBorders>
-              <w:top w:val="single" w:color="A6B8D0" w:sz="4"/>
-              <w:left w:val="single" w:color="A6B8D0" w:sz="4"/>
-              <w:bottom w:val="single" w:color="A6B8D0" w:sz="4"/>
-              <w:right w:val="single" w:color="A6B8D0" w:sz="4"/>
-            </w:tcBorders>
-            <w:tcMar>
-              <w:top w:type="dxa" w:w="50"/>
-              <w:left w:type="dxa" w:w="90"/>
-              <w:bottom w:type="dxa" w:w="50"/>
-              <w:right w:type="dxa" w:w="90"/>
-            </w:tcMar>
-          </w:tcPr>
-          <w:p>
-            <w:pPr>
-              <w:keepNext/>
+            <w:tcW w:type="dxa" w:w="4672"/>
+            <w:tcBorders>
+              <w:top w:val="single" w:color="A6B8D0" w:sz="4"/>
+              <w:left w:val="single" w:color="A6B8D0" w:sz="4"/>
+              <w:bottom w:val="single" w:color="A6B8D0" w:sz="4"/>
+              <w:right w:val="single" w:color="A6B8D0" w:sz="4"/>
+            </w:tcBorders>
+            <w:tcMar>
+              <w:top w:type="dxa" w:w="50"/>
+              <w:left w:type="dxa" w:w="90"/>
+              <w:bottom w:type="dxa" w:w="50"/>
+              <w:right w:type="dxa" w:w="90"/>
+            </w:tcMar>
+          </w:tcPr>
+          <w:p>
+            <w:pPr>
+              <w:keepNext w:val="false"/>
               <w:keepLines/>
               <w:spacing w:after="0" w:before="0" w:line="280"/>
             </w:pPr>
@@ -5418,23 +4864,23 @@
         </w:tc>
         <w:tc>
           <w:tcPr>
-            <w:tcW w:type="dxa" w:w="1427"/>
-            <w:tcBorders>
-              <w:top w:val="single" w:color="A6B8D0" w:sz="4"/>
-              <w:left w:val="single" w:color="A6B8D0" w:sz="4"/>
-              <w:bottom w:val="single" w:color="A6B8D0" w:sz="4"/>
-              <w:right w:val="single" w:color="A6B8D0" w:sz="4"/>
-            </w:tcBorders>
-            <w:tcMar>
-              <w:top w:type="dxa" w:w="50"/>
-              <w:left w:type="dxa" w:w="90"/>
-              <w:bottom w:type="dxa" w:w="50"/>
-              <w:right w:type="dxa" w:w="90"/>
-            </w:tcMar>
-          </w:tcPr>
-          <w:p>
-            <w:pPr>
-              <w:keepNext/>
+            <w:tcW w:type="dxa" w:w="1426"/>
+            <w:tcBorders>
+              <w:top w:val="single" w:color="A6B8D0" w:sz="4"/>
+              <w:left w:val="single" w:color="A6B8D0" w:sz="4"/>
+              <w:bottom w:val="single" w:color="A6B8D0" w:sz="4"/>
+              <w:right w:val="single" w:color="A6B8D0" w:sz="4"/>
+            </w:tcBorders>
+            <w:tcMar>
+              <w:top w:type="dxa" w:w="50"/>
+              <w:left w:type="dxa" w:w="90"/>
+              <w:bottom w:type="dxa" w:w="50"/>
+              <w:right w:type="dxa" w:w="90"/>
+            </w:tcMar>
+          </w:tcPr>
+          <w:p>
+            <w:pPr>
+              <w:keepNext w:val="false"/>
               <w:keepLines/>
               <w:spacing w:after="0" w:before="0" w:line="280"/>
             </w:pPr>
@@ -5474,7 +4920,7 @@
           </w:tcPr>
           <w:p>
             <w:pPr>
-              <w:keepNext/>
+              <w:keepNext w:val="false"/>
               <w:keepLines/>
               <w:spacing w:after="0" w:before="0" w:line="280"/>
             </w:pPr>
@@ -5508,7 +4954,7 @@
           </w:tcPr>
           <w:p>
             <w:pPr>
-              <w:keepNext/>
+              <w:keepNext w:val="false"/>
               <w:keepLines/>
               <w:spacing w:after="0" w:before="0" w:line="280"/>
             </w:pPr>
@@ -5526,23 +4972,23 @@
         </w:tc>
         <w:tc>
           <w:tcPr>
-            <w:tcW w:type="dxa" w:w="4671"/>
-            <w:tcBorders>
-              <w:top w:val="single" w:color="A6B8D0" w:sz="4"/>
-              <w:left w:val="single" w:color="A6B8D0" w:sz="4"/>
-              <w:bottom w:val="single" w:color="A6B8D0" w:sz="4"/>
-              <w:right w:val="single" w:color="A6B8D0" w:sz="4"/>
-            </w:tcBorders>
-            <w:tcMar>
-              <w:top w:type="dxa" w:w="50"/>
-              <w:left w:type="dxa" w:w="90"/>
-              <w:bottom w:type="dxa" w:w="50"/>
-              <w:right w:type="dxa" w:w="90"/>
-            </w:tcMar>
-          </w:tcPr>
-          <w:p>
-            <w:pPr>
-              <w:keepNext/>
+            <w:tcW w:type="dxa" w:w="4672"/>
+            <w:tcBorders>
+              <w:top w:val="single" w:color="A6B8D0" w:sz="4"/>
+              <w:left w:val="single" w:color="A6B8D0" w:sz="4"/>
+              <w:bottom w:val="single" w:color="A6B8D0" w:sz="4"/>
+              <w:right w:val="single" w:color="A6B8D0" w:sz="4"/>
+            </w:tcBorders>
+            <w:tcMar>
+              <w:top w:type="dxa" w:w="50"/>
+              <w:left w:type="dxa" w:w="90"/>
+              <w:bottom w:type="dxa" w:w="50"/>
+              <w:right w:type="dxa" w:w="90"/>
+            </w:tcMar>
+          </w:tcPr>
+          <w:p>
+            <w:pPr>
+              <w:keepNext w:val="false"/>
               <w:keepLines/>
               <w:spacing w:after="0" w:before="0" w:line="280"/>
             </w:pPr>
@@ -5560,23 +5006,23 @@
         </w:tc>
         <w:tc>
           <w:tcPr>
-            <w:tcW w:type="dxa" w:w="1427"/>
-            <w:tcBorders>
-              <w:top w:val="single" w:color="A6B8D0" w:sz="4"/>
-              <w:left w:val="single" w:color="A6B8D0" w:sz="4"/>
-              <w:bottom w:val="single" w:color="A6B8D0" w:sz="4"/>
-              <w:right w:val="single" w:color="A6B8D0" w:sz="4"/>
-            </w:tcBorders>
-            <w:tcMar>
-              <w:top w:type="dxa" w:w="50"/>
-              <w:left w:type="dxa" w:w="90"/>
-              <w:bottom w:type="dxa" w:w="50"/>
-              <w:right w:type="dxa" w:w="90"/>
-            </w:tcMar>
-          </w:tcPr>
-          <w:p>
-            <w:pPr>
-              <w:keepNext/>
+            <w:tcW w:type="dxa" w:w="1426"/>
+            <w:tcBorders>
+              <w:top w:val="single" w:color="A6B8D0" w:sz="4"/>
+              <w:left w:val="single" w:color="A6B8D0" w:sz="4"/>
+              <w:bottom w:val="single" w:color="A6B8D0" w:sz="4"/>
+              <w:right w:val="single" w:color="A6B8D0" w:sz="4"/>
+            </w:tcBorders>
+            <w:tcMar>
+              <w:top w:type="dxa" w:w="50"/>
+              <w:left w:type="dxa" w:w="90"/>
+              <w:bottom w:type="dxa" w:w="50"/>
+              <w:right w:type="dxa" w:w="90"/>
+            </w:tcMar>
+          </w:tcPr>
+          <w:p>
+            <w:pPr>
+              <w:keepNext w:val="false"/>
               <w:keepLines/>
               <w:spacing w:after="0" w:before="0" w:line="280"/>
             </w:pPr>
@@ -5628,6 +5074,148 @@
                 <w:sz w:val="18"/>
                 <w:szCs w:val="18"/>
               </w:rPr>
+              <w:t xml:space="preserve">Principal Rights Holder</w:t>
+            </w:r>
+          </w:p>
+        </w:tc>
+        <w:tc>
+          <w:tcPr>
+            <w:tcW w:type="dxa" w:w="1820"/>
+            <w:tcBorders>
+              <w:top w:val="single" w:color="A6B8D0" w:sz="4"/>
+              <w:left w:val="single" w:color="A6B8D0" w:sz="4"/>
+              <w:bottom w:val="single" w:color="A6B8D0" w:sz="4"/>
+              <w:right w:val="single" w:color="A6B8D0" w:sz="4"/>
+            </w:tcBorders>
+            <w:tcMar>
+              <w:top w:type="dxa" w:w="50"/>
+              <w:left w:type="dxa" w:w="90"/>
+              <w:bottom w:type="dxa" w:w="50"/>
+              <w:right w:type="dxa" w:w="90"/>
+            </w:tcMar>
+          </w:tcPr>
+          <w:p>
+            <w:pPr>
+              <w:keepNext w:val="false"/>
+              <w:keepLines/>
+              <w:spacing w:after="0" w:before="0" w:line="280"/>
+            </w:pPr>
+            <w:r>
+              <w:rPr>
+                <w:rFonts w:ascii="Consolas" w:eastAsia="Yu Gothic" w:hAnsi="Consolas"/>
+                <w:b w:val="false"/>
+                <w:bCs w:val="false"/>
+                <w:sz w:val="18"/>
+                <w:szCs w:val="18"/>
+              </w:rPr>
+              <w:t xml:space="preserve">{grantor}</w:t>
+            </w:r>
+          </w:p>
+        </w:tc>
+        <w:tc>
+          <w:tcPr>
+            <w:tcW w:type="dxa" w:w="4672"/>
+            <w:tcBorders>
+              <w:top w:val="single" w:color="A6B8D0" w:sz="4"/>
+              <w:left w:val="single" w:color="A6B8D0" w:sz="4"/>
+              <w:bottom w:val="single" w:color="A6B8D0" w:sz="4"/>
+              <w:right w:val="single" w:color="A6B8D0" w:sz="4"/>
+            </w:tcBorders>
+            <w:tcMar>
+              <w:top w:type="dxa" w:w="50"/>
+              <w:left w:type="dxa" w:w="90"/>
+              <w:bottom w:type="dxa" w:w="50"/>
+              <w:right w:type="dxa" w:w="90"/>
+            </w:tcMar>
+          </w:tcPr>
+          <w:p>
+            <w:pPr>
+              <w:keepNext w:val="false"/>
+              <w:keepLines/>
+              <w:spacing w:after="0" w:before="0" w:line="280"/>
+            </w:pPr>
+            <w:r>
+              <w:rPr>
+                <w:rFonts w:ascii="Calibri" w:eastAsia="Yu Gothic" w:hAnsi="Calibri"/>
+                <w:b w:val="false"/>
+                <w:bCs w:val="false"/>
+                <w:sz w:val="18"/>
+                <w:szCs w:val="18"/>
+              </w:rPr>
+              <w:t xml:space="preserve">The handle name of the issuer (principal Rights Holder) of the imported authorization (Chapter 2, 5.1 “Authorization”). Used when a User whose role is “authorized person” chooses an authorization and exports</w:t>
+            </w:r>
+          </w:p>
+        </w:tc>
+        <w:tc>
+          <w:tcPr>
+            <w:tcW w:type="dxa" w:w="1426"/>
+            <w:tcBorders>
+              <w:top w:val="single" w:color="A6B8D0" w:sz="4"/>
+              <w:left w:val="single" w:color="A6B8D0" w:sz="4"/>
+              <w:bottom w:val="single" w:color="A6B8D0" w:sz="4"/>
+              <w:right w:val="single" w:color="A6B8D0" w:sz="4"/>
+            </w:tcBorders>
+            <w:tcMar>
+              <w:top w:type="dxa" w:w="50"/>
+              <w:left w:type="dxa" w:w="90"/>
+              <w:bottom w:type="dxa" w:w="50"/>
+              <w:right w:type="dxa" w:w="90"/>
+            </w:tcMar>
+          </w:tcPr>
+          <w:p>
+            <w:pPr>
+              <w:keepNext w:val="false"/>
+              <w:keepLines/>
+              <w:spacing w:after="0" w:before="0" w:line="280"/>
+            </w:pPr>
+            <w:r>
+              <w:rPr>
+                <w:rFonts w:ascii="Calibri" w:eastAsia="Yu Gothic" w:hAnsi="Calibri"/>
+                <w:b w:val="false"/>
+                <w:bCs w:val="false"/>
+                <w:sz w:val="18"/>
+                <w:szCs w:val="18"/>
+              </w:rPr>
+              <w:t xml:space="preserve">That line is not drawn</w:t>
+            </w:r>
+          </w:p>
+        </w:tc>
+      </w:tr>
+      <w:tr>
+        <w:trPr>
+          <w:cantSplit/>
+          <w:tblHeader w:val="off"/>
+        </w:trPr>
+        <w:tc>
+          <w:tcPr>
+            <w:tcW w:type="dxa" w:w="1720"/>
+            <w:tcBorders>
+              <w:top w:val="single" w:color="A6B8D0" w:sz="4"/>
+              <w:left w:val="single" w:color="A6B8D0" w:sz="4"/>
+              <w:bottom w:val="single" w:color="A6B8D0" w:sz="4"/>
+              <w:right w:val="single" w:color="A6B8D0" w:sz="4"/>
+            </w:tcBorders>
+            <w:tcMar>
+              <w:top w:type="dxa" w:w="50"/>
+              <w:left w:type="dxa" w:w="90"/>
+              <w:bottom w:type="dxa" w:w="50"/>
+              <w:right w:type="dxa" w:w="90"/>
+            </w:tcMar>
+          </w:tcPr>
+          <w:p>
+            <w:pPr>
+              <w:keepNext w:val="false"/>
+              <w:keepLines/>
+              <w:spacing w:after="0" w:before="0" w:line="280"/>
+            </w:pPr>
+            <w:r>
+              <w:rPr>
+                <w:rFonts w:ascii="Calibri" w:eastAsia="Yu Gothic" w:hAnsi="Calibri"/>
+                <w:b w:val="false"/>
+                <w:bCs w:val="false"/>
+                <w:sz w:val="18"/>
+                <w:szCs w:val="18"/>
+              </w:rPr>
               <w:t xml:space="preserve">Short notation of the Permitted Scope</w:t>
             </w:r>
           </w:p>
@@ -5668,7 +5256,7 @@
         </w:tc>
         <w:tc>
           <w:tcPr>
-            <w:tcW w:type="dxa" w:w="4671"/>
+            <w:tcW w:type="dxa" w:w="4672"/>
             <w:tcBorders>
               <w:top w:val="single" w:color="A6B8D0" w:sz="4"/>
               <w:left w:val="single" w:color="A6B8D0" w:sz="4"/>
@@ -5696,13 +5284,53 @@
                 <w:sz w:val="18"/>
                 <w:szCs w:val="18"/>
               </w:rPr>
-              <w:t xml:space="preserve">The short notation of the Permitted Scope for the export (Chapter 5 “Rights Documents”)</w:t>
-            </w:r>
-          </w:p>
-        </w:tc>
-        <w:tc>
-          <w:tcPr>
-            <w:tcW w:type="dxa" w:w="1427"/>
+              <w:t xml:space="preserve">The short notation of the Permitted Scope for the export (the </w:t>
+            </w:r>
+            <w:r>
+              <w:rPr>
+                <w:rFonts w:ascii="Consolas" w:eastAsia="Yu Gothic" w:hAnsi="Consolas"/>
+                <w:b w:val="false"/>
+                <w:bCs w:val="false"/>
+                <w:sz w:val="18"/>
+                <w:szCs w:val="18"/>
+              </w:rPr>
+              <w:t xml:space="preserve">P1</w:t>
+            </w:r>
+            <w:r>
+              <w:rPr>
+                <w:rFonts w:ascii="Calibri" w:eastAsia="Yu Gothic" w:hAnsi="Calibri"/>
+                <w:b w:val="false"/>
+                <w:bCs w:val="false"/>
+                <w:sz w:val="18"/>
+                <w:szCs w:val="18"/>
+              </w:rPr>
+              <w:t xml:space="preserve"> / </w:t>
+            </w:r>
+            <w:r>
+              <w:rPr>
+                <w:rFonts w:ascii="Consolas" w:eastAsia="Yu Gothic" w:hAnsi="Consolas"/>
+                <w:b w:val="false"/>
+                <w:bCs w:val="false"/>
+                <w:sz w:val="18"/>
+                <w:szCs w:val="18"/>
+              </w:rPr>
+              <w:t xml:space="preserve">P2+A1+A2</w:t>
+            </w:r>
+            <w:r>
+              <w:rPr>
+                <w:rFonts w:ascii="Calibri" w:eastAsia="Yu Gothic" w:hAnsi="Calibri"/>
+                <w:b w:val="false"/>
+                <w:bCs w:val="false"/>
+                <w:sz w:val="18"/>
+                <w:szCs w:val="18"/>
+              </w:rPr>
+              <w:t xml:space="preserve"> form of Chapter 5, 2.1 “Options (decision on O-04“Options for the Permitted Scope”)”)</w:t>
+            </w:r>
+          </w:p>
+        </w:tc>
+        <w:tc>
+          <w:tcPr>
+            <w:tcW w:type="dxa" w:w="1426"/>
             <w:tcBorders>
               <w:top w:val="single" w:color="A6B8D0" w:sz="4"/>
               <w:left w:val="single" w:color="A6B8D0" w:sz="4"/>
@@ -5756,7 +5384,79 @@
         <w:rPr>
           <w:rFonts w:ascii="Calibri" w:eastAsia="Yu Gothic" w:hAnsi="Calibri"/>
         </w:rPr>
-        <w:t xml:space="preserve">“That line is not drawn” means that when a placeholder in a line is empty, the whole line is not drawn. When a line is left out, the remaining lines close up toward the group's anchor.</w:t>
+        <w:t xml:space="preserve">The handling of “that line is not drawn” (the line is removed and the rest close up) follows 3.5 “Drawing”.</w:t>
+      </w:r>
+    </w:p>
+    <w:p>
+      <w:pPr>
+        <w:pStyle w:val="ListParagraph"/>
+        <w:keepNext/>
+        <w:keepLines/>
+        <w:numPr>
+          <w:ilvl w:val="0"/>
+          <w:numId w:val="2"/>
+        </w:numPr>
+        <w:spacing w:after="20" w:before="20" w:line="300"/>
+      </w:pPr>
+      <w:r>
+        <w:rPr>
+          <w:rFonts w:ascii="Calibri" w:eastAsia="Yu Gothic" w:hAnsi="Calibri"/>
+        </w:rPr>
+        <w:t xml:space="preserve">The sample identification number in previews is the fixed value </w:t>
+      </w:r>
+      <w:r>
+        <w:rPr>
+          <w:rFonts w:ascii="Consolas" w:eastAsia="Yu Gothic" w:hAnsi="Consolas"/>
+        </w:rPr>
+        <w:t xml:space="preserve">00000-00000-000</w:t>
+      </w:r>
+      <w:r>
+        <w:rPr>
+          <w:rFonts w:ascii="Calibri" w:eastAsia="Yu Gothic" w:hAnsi="Calibri"/>
+        </w:rPr>
+        <w:t xml:space="preserve"> (its 4 check bits do not match, so it does not exist).</w:t>
+      </w:r>
+    </w:p>
+    <w:p>
+      <w:pPr>
+        <w:pStyle w:val="ListParagraph"/>
+        <w:keepNext/>
+        <w:keepLines/>
+        <w:numPr>
+          <w:ilvl w:val="0"/>
+          <w:numId w:val="2"/>
+        </w:numPr>
+        <w:spacing w:after="20" w:before="20" w:line="300"/>
+      </w:pPr>
+      <w:r>
+        <w:rPr>
+          <w:rFonts w:ascii="Calibri" w:eastAsia="Yu Gothic" w:hAnsi="Calibri"/>
+        </w:rPr>
+        <w:t xml:space="preserve">A template holds the Notice account for </w:t>
+      </w:r>
+      <w:r>
+        <w:rPr>
+          <w:rFonts w:ascii="Consolas" w:eastAsia="Yu Gothic" w:hAnsi="Consolas"/>
+        </w:rPr>
+        <w:t xml:space="preserve">{account}</w:t>
+      </w:r>
+      <w:r>
+        <w:rPr>
+          <w:rFonts w:ascii="Calibri" w:eastAsia="Yu Gothic" w:hAnsi="Calibri"/>
+        </w:rPr>
+        <w:t xml:space="preserve"> as a URL. If the recipient does not have the same URL, that line is not drawn (the same handling as </w:t>
+      </w:r>
+      <w:r>
+        <w:rPr>
+          <w:rFonts w:ascii="Consolas" w:eastAsia="Yu Gothic" w:hAnsi="Consolas"/>
+        </w:rPr>
+        <w:t xml:space="preserve">{coholder}</w:t>
+      </w:r>
+      <w:r>
+        <w:rPr>
+          <w:rFonts w:ascii="Calibri" w:eastAsia="Yu Gothic" w:hAnsi="Calibri"/>
+        </w:rPr>
+        <w:t xml:space="preserve">).</w:t>
       </w:r>
     </w:p>
     <w:p>
@@ -7843,7 +7543,7 @@
     <w:p>
       <w:pPr>
         <w:pStyle w:val="ListParagraph"/>
-        <w:keepNext w:val="false"/>
+        <w:keepNext/>
         <w:keepLines/>
         <w:numPr>
           <w:ilvl w:val="0"/>
@@ -7868,17 +7568,6 @@
           <w:rFonts w:ascii="Calibri" w:eastAsia="Yu Gothic" w:hAnsi="Calibri"/>
         </w:rPr>
         <w:t xml:space="preserve">), picking from the photo (eyedropper; takes the color of one point on the photo, averaging 3×3 pixels), recently used colors (up to 8; saved in the settings), and template colors (the list of colors used in the template). Colors are held as sRGB values (DD-4-12“Colors are converted to sRGB and the sRGB ICC profile is embedded”).</w:t>
-      </w:r>
-    </w:p>
-    <w:p>
-      <w:pPr>
-        <w:pStyle w:val="Heading2"/>
-      </w:pPr>
-      <w:r>
-        <w:rPr>
-          <w:rFonts w:ascii="Calibri" w:eastAsia="Yu Gothic" w:hAnsi="Calibri"/>
-        </w:rPr>
-        <w:t xml:space="preserve">3.3 Vertical writing</w:t>
       </w:r>
     </w:p>
     <w:p>
@@ -7896,7 +7585,36 @@
         <w:rPr>
           <w:rFonts w:ascii="Calibri" w:eastAsia="Yu Gothic" w:hAnsi="Calibri"/>
         </w:rPr>
-        <w:t xml:space="preserve">Japanese and Chinese vertical typesetting is done. Lines are set from top to bottom, and lines are arranged from right to left.</w:t>
+        <w:t xml:space="preserve">“Auto” text color: compute the average color of the background where it is placed (the photo's pixels inside the group's frame) and its contrast ratio (WCAG formula) with white and with black, and choose the larger ratio. In terms of relative luminance, the boundary is about 0.179: black at or above, white below (the point where (1.05)/(L+0.05) and (L+0.05)/(0.05) are equal for WCAG relative luminance L). The second draft's “boundary at 0.5” chose white with the smaller ratio on backgrounds between 0.18 and 0.5, and was revised.</w:t>
+      </w:r>
+    </w:p>
+    <w:p>
+      <w:pPr>
+        <w:pStyle w:val="ListParagraph"/>
+        <w:keepNext w:val="false"/>
+        <w:keepLines/>
+        <w:numPr>
+          <w:ilvl w:val="0"/>
+          <w:numId w:val="2"/>
+        </w:numPr>
+        <w:spacing w:after="20" w:before="20" w:line="300"/>
+      </w:pPr>
+      <w:r>
+        <w:rPr>
+          <w:rFonts w:ascii="Calibri" w:eastAsia="Yu Gothic" w:hAnsi="Calibri"/>
+        </w:rPr>
+        <w:t xml:space="preserve">Readability check: if the contrast ratio (WCAG formula) between the text color and the average background color is less than 3:1 (initial value), an outline is added automatically and the grid shows a “hard to read” mark.</w:t>
+      </w:r>
+    </w:p>
+    <w:p>
+      <w:pPr>
+        <w:pStyle w:val="Heading2"/>
+      </w:pPr>
+      <w:r>
+        <w:rPr>
+          <w:rFonts w:ascii="Calibri" w:eastAsia="Yu Gothic" w:hAnsi="Calibri"/>
+        </w:rPr>
+        <w:t xml:space="preserve">3.3 Vertical writing</w:t>
       </w:r>
     </w:p>
     <w:p>
@@ -7914,19 +7632,7 @@
         <w:rPr>
           <w:rFonts w:ascii="Calibri" w:eastAsia="Yu Gothic" w:hAnsi="Calibri"/>
         </w:rPr>
-        <w:t xml:space="preserve">Glyphs are shaped by HarfRust in the top-to-bottom direction, using the font's vertical glyphs (</w:t>
-      </w:r>
-      <w:r>
-        <w:rPr>
-          <w:rFonts w:ascii="Consolas" w:eastAsia="Yu Gothic" w:hAnsi="Consolas"/>
-        </w:rPr>
-        <w:t xml:space="preserve">vert</w:t>
-      </w:r>
-      <w:r>
-        <w:rPr>
-          <w:rFonts w:ascii="Calibri" w:eastAsia="Yu Gothic" w:hAnsi="Calibri"/>
-        </w:rPr>
-        <w:t xml:space="preserve">: vertical forms of punctuation, brackets, the long vowel mark, and small kana) and vertical metrics (vhea, vmtx).</w:t>
+        <w:t xml:space="preserve">Japanese and Chinese vertical typesetting is done. Lines are set from top to bottom, and lines are arranged from right to left.</w:t>
       </w:r>
     </w:p>
     <w:p>
@@ -7944,7 +7650,19 @@
         <w:rPr>
           <w:rFonts w:ascii="Calibri" w:eastAsia="Yu Gothic" w:hAnsi="Calibri"/>
         </w:rPr>
-        <w:t xml:space="preserve">Latin letters and digits within vertical text are rotated 90 degrees clockwise per word by default. Numbers of up to 2 digits can be set horizontally within vertical text (tate-chu-yoko: side by side in one character cell).</w:t>
+        <w:t xml:space="preserve">Glyphs are shaped by HarfRust in the top-to-bottom direction, using the font's vertical glyphs (</w:t>
+      </w:r>
+      <w:r>
+        <w:rPr>
+          <w:rFonts w:ascii="Consolas" w:eastAsia="Yu Gothic" w:hAnsi="Consolas"/>
+        </w:rPr>
+        <w:t xml:space="preserve">vert</w:t>
+      </w:r>
+      <w:r>
+        <w:rPr>
+          <w:rFonts w:ascii="Calibri" w:eastAsia="Yu Gothic" w:hAnsi="Calibri"/>
+        </w:rPr>
+        <w:t xml:space="preserve">: vertical forms of punctuation, brackets, the long vowel mark, and small kana) and vertical metrics (vhea, vmtx).</w:t>
       </w:r>
     </w:p>
     <w:p>
@@ -7962,7 +7680,7 @@
         <w:rPr>
           <w:rFonts w:ascii="Calibri" w:eastAsia="Yu Gothic" w:hAnsi="Calibri"/>
         </w:rPr>
-        <w:t xml:space="preserve">Fonts without vertical glyphs (Caveat) cannot be chosen as the primary font of a vertical layer. They are used as a fallback only for Latin letters.</w:t>
+        <w:t xml:space="preserve">Latin letters and digits within vertical text are rotated 90 degrees clockwise per word by default. Numbers of up to 2 digits can be set horizontally within vertical text (tate-chu-yoko: side by side in one character cell).</w:t>
       </w:r>
     </w:p>
     <w:p>
@@ -7980,7 +7698,79 @@
         <w:rPr>
           <w:rFonts w:ascii="Calibri" w:eastAsia="Yu Gothic" w:hAnsi="Calibri"/>
         </w:rPr>
+        <w:t xml:space="preserve">Fonts without vertical glyphs (Caveat) cannot be chosen as the primary font of a vertical layer. They are used as a fallback only for Latin letters.</w:t>
+      </w:r>
+    </w:p>
+    <w:p>
+      <w:pPr>
+        <w:pStyle w:val="ListParagraph"/>
+        <w:keepNext/>
+        <w:keepLines/>
+        <w:numPr>
+          <w:ilvl w:val="0"/>
+          <w:numId w:val="2"/>
+        </w:numPr>
+        <w:spacing w:after="20" w:before="20" w:line="300"/>
+      </w:pPr>
+      <w:r>
+        <w:rPr>
+          <w:rFonts w:ascii="Calibri" w:eastAsia="Yu Gothic" w:hAnsi="Calibri"/>
+        </w:rPr>
         <w:t xml:space="preserve">There is no ready-made component for vertical typesetting, so it is self-made (DD-4-5“Text shaping and rendering use the same Rust mechanism for preview and export”).</w:t>
+      </w:r>
+    </w:p>
+    <w:p>
+      <w:pPr>
+        <w:pStyle w:val="ListParagraph"/>
+        <w:keepNext/>
+        <w:keepLines/>
+        <w:numPr>
+          <w:ilvl w:val="0"/>
+          <w:numId w:val="2"/>
+        </w:numPr>
+        <w:spacing w:after="20" w:before="20" w:line="300"/>
+      </w:pPr>
+      <w:r>
+        <w:rPr>
+          <w:rFonts w:ascii="Calibri" w:eastAsia="Yu Gothic" w:hAnsi="Calibri"/>
+        </w:rPr>
+        <w:t xml:space="preserve">[To be measured] That in Klee One, Yomogi, and LXGW WenKai Lite (the three bundled fonts with vertical glyphs), vertical punctuation, brackets, the long vowel mark, and small kana take vertical forms. Criterion: draw a test sentence (including “「撮影：ー、。」ぁぃっ”) in each font and check by eye. LXGW WenKai has only </w:t>
+      </w:r>
+      <w:r>
+        <w:rPr>
+          <w:rFonts w:ascii="Consolas" w:eastAsia="Yu Gothic" w:hAnsi="Consolas"/>
+        </w:rPr>
+        <w:t xml:space="preserve">vert</w:t>
+      </w:r>
+      <w:r>
+        <w:rPr>
+          <w:rFonts w:ascii="Calibri" w:eastAsia="Yu Gothic" w:hAnsi="Calibri"/>
+        </w:rPr>
+        <w:t xml:space="preserve"> and not </w:t>
+      </w:r>
+      <w:r>
+        <w:rPr>
+          <w:rFonts w:ascii="Consolas" w:eastAsia="Yu Gothic" w:hAnsi="Consolas"/>
+        </w:rPr>
+        <w:t xml:space="preserve">vrt2</w:t>
+      </w:r>
+      <w:r>
+        <w:rPr>
+          <w:rFonts w:ascii="Calibri" w:eastAsia="Yu Gothic" w:hAnsi="Calibri"/>
+        </w:rPr>
+        <w:t xml:space="preserve">, but </w:t>
+      </w:r>
+      <w:r>
+        <w:rPr>
+          <w:rFonts w:ascii="Consolas" w:eastAsia="Yu Gothic" w:hAnsi="Consolas"/>
+        </w:rPr>
+        <w:t xml:space="preserve">vert</w:t>
+      </w:r>
+      <w:r>
+        <w:rPr>
+          <w:rFonts w:ascii="Calibri" w:eastAsia="Yu Gothic" w:hAnsi="Calibri"/>
+        </w:rPr>
+        <w:t xml:space="preserve"> is expected to suffice.</w:t>
       </w:r>
     </w:p>
     <w:p>
@@ -7998,43 +7788,7 @@
         <w:rPr>
           <w:rFonts w:ascii="Calibri" w:eastAsia="Yu Gothic" w:hAnsi="Calibri"/>
         </w:rPr>
-        <w:t xml:space="preserve">[To be measured] That in Klee One, Yomogi, and LXGW WenKai Lite (the three bundled fonts with vertical glyphs), vertical punctuation, brackets, the long vowel mark, and small kana take vertical forms. Criterion: draw a test sentence (including “「撮影：ー、。」ぁぃっ”) in each font and check by eye. LXGW WenKai has only </w:t>
-      </w:r>
-      <w:r>
-        <w:rPr>
-          <w:rFonts w:ascii="Consolas" w:eastAsia="Yu Gothic" w:hAnsi="Consolas"/>
-        </w:rPr>
-        <w:t xml:space="preserve">vert</w:t>
-      </w:r>
-      <w:r>
-        <w:rPr>
-          <w:rFonts w:ascii="Calibri" w:eastAsia="Yu Gothic" w:hAnsi="Calibri"/>
-        </w:rPr>
-        <w:t xml:space="preserve"> and not </w:t>
-      </w:r>
-      <w:r>
-        <w:rPr>
-          <w:rFonts w:ascii="Consolas" w:eastAsia="Yu Gothic" w:hAnsi="Consolas"/>
-        </w:rPr>
-        <w:t xml:space="preserve">vrt2</w:t>
-      </w:r>
-      <w:r>
-        <w:rPr>
-          <w:rFonts w:ascii="Calibri" w:eastAsia="Yu Gothic" w:hAnsi="Calibri"/>
-        </w:rPr>
-        <w:t xml:space="preserve">, but </w:t>
-      </w:r>
-      <w:r>
-        <w:rPr>
-          <w:rFonts w:ascii="Consolas" w:eastAsia="Yu Gothic" w:hAnsi="Consolas"/>
-        </w:rPr>
-        <w:t xml:space="preserve">vert</w:t>
-      </w:r>
-      <w:r>
-        <w:rPr>
-          <w:rFonts w:ascii="Calibri" w:eastAsia="Yu Gothic" w:hAnsi="Calibri"/>
-        </w:rPr>
-        <w:t xml:space="preserve"> is expected to suffice.</w:t>
+        <w:t xml:space="preserve">Risk: implementing vertical typesetting in-house. Impact: more work and more room for errors. Preparation: decide test sentences and check them (Chapter 4, 3.3 “Vertical writing”)</w:t>
       </w:r>
     </w:p>
     <w:p>
@@ -8110,7 +7864,7 @@
         <w:rPr>
           <w:rFonts w:ascii="Calibri" w:eastAsia="Yu Gothic" w:hAnsi="Calibri"/>
         </w:rPr>
-        <w:t xml:space="preserve">Drawing order (one text layer): background plate, shadow, outline, text fill.</w:t>
+        <w:t xml:space="preserve">Drawing order (one text layer): background plate, shadow, outline, text fill. For each grapheme cluster (UAX #29), a fallback font is searched; the direction within a line is determined by UAX #9 (bidirectional). No automatic line wrapping (lines are divided by the User). When a placeholder in a line containing placeholders (3.1) is empty, that whole line is not drawn and the remaining lines close up toward the group's anchor. Outline joins and caps are round (round join and cap). The center of rotation is the group's center.</w:t>
       </w:r>
     </w:p>
     <w:p>
@@ -8128,7 +7882,7 @@
         <w:rPr>
           <w:rFonts w:ascii="Calibri" w:eastAsia="Yu Gothic" w:hAnsi="Calibri"/>
         </w:rPr>
-        <w:t xml:space="preserve">Shadows are drawn by blurring an image filled with the shape of the text and outline (Gaussian blur; self-made) and shifting it by the angle and distance.</w:t>
+        <w:t xml:space="preserve">Shadows are drawn by blurring an image filled with the shape of the text and outline (Gaussian blur; σ = half of the blur value, the same relation between the box-shadow blur radius and σ as in CSS) and shifting it by the angle and distance.</w:t>
       </w:r>
     </w:p>
     <w:p>
@@ -8165,6 +7919,24 @@
           <w:rFonts w:ascii="Calibri" w:eastAsia="Yu Gothic" w:hAnsi="Calibri"/>
         </w:rPr>
         <w:t xml:space="preserve">Drawing precision: positions are aligned in units of 1/4 pixel, and glyph edges are smoothed (tiny-skia's anti-aliasing).</w:t>
+      </w:r>
+    </w:p>
+    <w:p>
+      <w:pPr>
+        <w:pStyle w:val="ListParagraph"/>
+        <w:keepNext/>
+        <w:keepLines/>
+        <w:numPr>
+          <w:ilvl w:val="0"/>
+          <w:numId w:val="2"/>
+        </w:numPr>
+        <w:spacing w:after="20" w:before="20" w:line="300"/>
+      </w:pPr>
+      <w:r>
+        <w:rPr>
+          <w:rFonts w:ascii="Calibri" w:eastAsia="Yu Gothic" w:hAnsi="Calibri"/>
+        </w:rPr>
+        <w:t xml:space="preserve">Color and bit depth of drawing: the Visible Signature is drawn with tiny-skia as an 8-bit RGBA (sRGB values) transparent image (tiny-skia handles only 8-bit RGBA; tiny-skia's README). If the photo is not sRGB or is 16-bit (original-size TIFF for delivery, etc.), the drawn transparent image is converted with moxcms to the photo's color space and widened to the photo's bit depth before compositing. Visible Signature colors are held as sRGB values (3.2), so they appear in the same visible color on photos in any color space. [To be measured] Overlay white, black, and primary-color text on a 16-bit Adobe RGB TIFF, and the color difference (ΔE2000) from the sRGB values is less than 1.</w:t>
       </w:r>
     </w:p>
     <w:p>
@@ -10064,7 +9836,7 @@
         <w:rPr>
           <w:rFonts w:ascii="Calibri" w:eastAsia="Yu Gothic" w:hAnsi="Calibri"/>
         </w:rPr>
-        <w:t xml:space="preserve">Recoloring: using the image's transparency as is, the color can be changed to white, black, any color, or auto (white or black to suit the background). This is for using a single-color logo in white or black to suit the background (Design Plan 3.3.1 “Example of a User”).</w:t>
+        <w:t xml:space="preserve">Recoloring: using the image's transparency as is, the color can be changed to white, black, any color, or auto (white or black to suit the background; the same rule as “auto” for text color (3.2), and because it is judged by the group's frame, text and logo in the same group get the same color). This is for using a single-color logo in white or black to suit the background (Design Plan 3.3.1 “Examples of Users”).</w:t>
       </w:r>
     </w:p>
     <w:p>
@@ -12363,7 +12135,7 @@
         <w:rPr>
           <w:rFonts w:ascii="Calibri" w:eastAsia="Yu Gothic" w:hAnsi="Calibri"/>
         </w:rPr>
-        <w:t xml:space="preserve">Imported fonts are copied and saved in the app's data location (Chapter 8, 2.1 “Arrangement”) and referenced from templates and work sessions by SHA-256. They move to another device through the backup file.</w:t>
+        <w:t xml:space="preserve">Imported fonts are copied and saved in the app's data location (Chapter 8, 2.1 “Arrangement”) and referenced from templates and work sessions by name (the font's family name) and SHA-256. They move to the User's other devices through synchronization (Chapter 8, 5.4; assets are carried with iroh-blobs) or the backup file. On a device that lacks a referenced font, drawing uses the default order (6.2) and the layer is marked “font missing” (“needs adjustment” in 12.2).</w:t>
       </w:r>
     </w:p>
     <w:p>
@@ -12587,25 +12359,7 @@
         <w:rPr>
           <w:rFonts w:ascii="Calibri" w:eastAsia="Yu Gothic" w:hAnsi="Calibri"/>
         </w:rPr>
-        <w:t xml:space="preserve">“Auto” text color: compute the average color of the background where it is placed (the photo's pixels inside the group's frame) and its contrast ratio (WCAG formula) with white and with black, and choose the larger ratio. In terms of relative luminance, the boundary is about 0.179: black at or above, white below (the point where (1.05)/(L+0.05) and (L+0.05)/(0.05) are equal for WCAG relative luminance L). The second draft's “boundary at 0.5” chose white with the smaller ratio on backgrounds between 0.18 and 0.5, and was revised.</w:t>
-      </w:r>
-    </w:p>
-    <w:p>
-      <w:pPr>
-        <w:pStyle w:val="ListParagraph"/>
-        <w:keepNext/>
-        <w:keepLines/>
-        <w:numPr>
-          <w:ilvl w:val="0"/>
-          <w:numId w:val="2"/>
-        </w:numPr>
-        <w:spacing w:after="20" w:before="20" w:line="300"/>
-      </w:pPr>
-      <w:r>
-        <w:rPr>
-          <w:rFonts w:ascii="Calibri" w:eastAsia="Yu Gothic" w:hAnsi="Calibri"/>
-        </w:rPr>
-        <w:t xml:space="preserve">Readability check: if the contrast ratio (WCAG formula) between the text color and the average background color is less than 3:1 (initial value), an outline is added automatically and the grid shows a “hard to read” mark.</w:t>
+        <w:t xml:space="preserve">“Auto” text color and the readability check follow 3.2 “Formatting”.</w:t>
       </w:r>
     </w:p>
     <w:p>
@@ -14008,6 +13762,24 @@
     <w:p>
       <w:pPr>
         <w:pStyle w:val="ListParagraph"/>
+        <w:keepNext/>
+        <w:keepLines/>
+        <w:numPr>
+          <w:ilvl w:val="0"/>
+          <w:numId w:val="2"/>
+        </w:numPr>
+        <w:spacing w:after="20" w:before="20" w:line="300"/>
+      </w:pPr>
+      <w:r>
+        <w:rPr>
+          <w:rFonts w:ascii="Calibri" w:eastAsia="Yu Gothic" w:hAnsi="Calibri"/>
+        </w:rPr>
+        <w:t xml:space="preserve">Changes while editing a template are automatically saved as a draft (the same method as 11.3), and “Save” confirms it and raises the version. Until confirmed, it does not appear as a “new version” to other work sessions.</w:t>
+      </w:r>
+    </w:p>
+    <w:p>
+      <w:pPr>
+        <w:pStyle w:val="ListParagraph"/>
         <w:keepNext w:val="false"/>
         <w:keepLines/>
         <w:numPr>
@@ -14020,7 +13792,7 @@
         <w:rPr>
           <w:rFonts w:ascii="Calibri" w:eastAsia="Yu Gothic" w:hAnsi="Calibri"/>
         </w:rPr>
-        <w:t xml:space="preserve">Changes while editing a template are automatically saved as a draft (the same method as 11.3), and “Save” confirms it and raises the version. Until confirmed, it does not appear as a “new version” to other work sessions.</w:t>
+        <w:t xml:space="preserve">Reconciling with other devices and backups (called from Chapter 8, 5.3 and 5.4): for templates and work sessions with the same number, the newer one by device number and monotonic number (the version for templates, the save sequence for work sessions) is taken, and the older one is kept in the version backups (11.4). If both have changed, both are kept and shown.</w:t>
       </w:r>
     </w:p>
     <w:p>
@@ -14067,7 +13839,7 @@
         <w:rPr>
           <w:rFonts w:ascii="Calibri" w:eastAsia="Yu Gothic" w:hAnsi="Calibri"/>
         </w:rPr>
-        <w:t xml:space="preserve">File content: the template JSON (15.1) and the images of image layers. The format is ZIP, with an extension specific to this app (e.g., </w:t>
+        <w:t xml:space="preserve">File content: the template JSON (15.1) and the images of image layers. The format is ZIP; the extension is </w:t>
       </w:r>
       <w:r>
         <w:rPr>
@@ -14079,7 +13851,19 @@
         <w:rPr>
           <w:rFonts w:ascii="Calibri" w:eastAsia="Yu Gothic" w:hAnsi="Calibri"/>
         </w:rPr>
-        <w:t xml:space="preserve">).</w:t>
+        <w:t xml:space="preserve">, and the name is </w:t>
+      </w:r>
+      <w:r>
+        <w:rPr>
+          <w:rFonts w:ascii="Consolas" w:eastAsia="Yu Gothic" w:hAnsi="Consolas"/>
+        </w:rPr>
+        <w:t xml:space="preserve">&lt;safe form of the template name&gt;-&lt;first 8 characters of the id&gt;.nrsdtpl</w:t>
+      </w:r>
+      <w:r>
+        <w:rPr>
+          <w:rFonts w:ascii="Calibri" w:eastAsia="Yu Gothic" w:hAnsi="Calibri"/>
+        </w:rPr>
+        <w:t xml:space="preserve">.</w:t>
       </w:r>
     </w:p>
     <w:p>
@@ -14115,19 +13899,67 @@
         <w:rPr>
           <w:rFonts w:ascii="Calibri" w:eastAsia="Yu Gothic" w:hAnsi="Calibri"/>
         </w:rPr>
-        <w:t xml:space="preserve">Import checks: number of files in the ZIP (up to 50), total size (up to 100 MB), file names (not containing </w:t>
+        <w:t xml:space="preserve">Import checks: in addition to the common ZIP checks (Chapter 1, 10.2 “Storage”), the number of files inside (up to 50), total size (up to 100 MB), file names (fixed names only), JSON format (anything not matching the form of 15.1 is not imported), and images get the checks of 5. All are initial values.</w:t>
+      </w:r>
+    </w:p>
+    <w:p>
+      <w:pPr>
+        <w:pStyle w:val="ListParagraph"/>
+        <w:keepNext/>
+        <w:keepLines/>
+        <w:numPr>
+          <w:ilvl w:val="0"/>
+          <w:numId w:val="2"/>
+        </w:numPr>
+        <w:spacing w:after="20" w:before="20" w:line="300"/>
+      </w:pPr>
+      <w:r>
+        <w:rPr>
+          <w:rFonts w:ascii="Calibri" w:eastAsia="Yu Gothic" w:hAnsi="Calibri"/>
+        </w:rPr>
+        <w:t xml:space="preserve">Placeholders are drawn with the recipient's signing information (the handle name and so on become the recipient's).</w:t>
+      </w:r>
+    </w:p>
+    <w:p>
+      <w:pPr>
+        <w:pStyle w:val="ListParagraph"/>
+        <w:keepNext/>
+        <w:keepLines/>
+        <w:numPr>
+          <w:ilvl w:val="0"/>
+          <w:numId w:val="2"/>
+        </w:numPr>
+        <w:spacing w:after="20" w:before="20" w:line="300"/>
+      </w:pPr>
+      <w:r>
+        <w:rPr>
+          <w:rFonts w:ascii="Calibri" w:eastAsia="Yu Gothic" w:hAnsi="Calibri"/>
+        </w:rPr>
+        <w:t xml:space="preserve">Importing a template with the same </w:t>
       </w:r>
       <w:r>
         <w:rPr>
           <w:rFonts w:ascii="Consolas" w:eastAsia="Yu Gothic" w:hAnsi="Consolas"/>
         </w:rPr>
-        <w:t xml:space="preserve">..</w:t>
-      </w:r>
-      <w:r>
-        <w:rPr>
-          <w:rFonts w:ascii="Calibri" w:eastAsia="Yu Gothic" w:hAnsi="Calibri"/>
-        </w:rPr>
-        <w:t xml:space="preserve">; fixed names only), JSON format (anything not matching the form of 15.1 is not imported), and images get the checks of 5. All are initial values.</w:t>
+        <w:t xml:space="preserve">id</w:t>
+      </w:r>
+      <w:r>
+        <w:rPr>
+          <w:rFonts w:ascii="Calibri" w:eastAsia="Yu Gothic" w:hAnsi="Calibri"/>
+        </w:rPr>
+        <w:t xml:space="preserve">: if the version is the same or older, it is not imported (already present). If the version is newer, it is imported as a new version (the same handling as “a new version is available” in 8.2). If the version is the same but the content differs, it is imported under a new </w:t>
+      </w:r>
+      <w:r>
+        <w:rPr>
+          <w:rFonts w:ascii="Consolas" w:eastAsia="Yu Gothic" w:hAnsi="Consolas"/>
+        </w:rPr>
+        <w:t xml:space="preserve">id</w:t>
+      </w:r>
+      <w:r>
+        <w:rPr>
+          <w:rFonts w:ascii="Calibri" w:eastAsia="Yu Gothic" w:hAnsi="Calibri"/>
+        </w:rPr>
+        <w:t xml:space="preserve"> as “&lt;name&gt; (imported)”, keeping both (the same as the template rule of Chapter 8, 5.4).</w:t>
       </w:r>
     </w:p>
     <w:p>
@@ -14145,7 +13977,19 @@
         <w:rPr>
           <w:rFonts w:ascii="Calibri" w:eastAsia="Yu Gothic" w:hAnsi="Calibri"/>
         </w:rPr>
-        <w:t xml:space="preserve">Placeholders are drawn with the recipient's signing information (the handle name and so on become the recipient's).</w:t>
+        <w:t xml:space="preserve">A </w:t>
+      </w:r>
+      <w:r>
+        <w:rPr>
+          <w:rFonts w:ascii="Consolas" w:eastAsia="Yu Gothic" w:hAnsi="Consolas"/>
+        </w:rPr>
+        <w:t xml:space="preserve">.nrsdtpl</w:t>
+      </w:r>
+      <w:r>
+        <w:rPr>
+          <w:rFonts w:ascii="Calibri" w:eastAsia="Yu Gothic" w:hAnsi="Calibri"/>
+        </w:rPr>
+        <w:t xml:space="preserve"> can be sent directly to a confirmed contact (Chapter 2, 5.5). The receiving side goes through the import checks above. The format is unchanged (the same as sharing Lightroom preset files) (NRSD's request, 2026-10-01).</w:t>
       </w:r>
     </w:p>
     <w:p>
@@ -15326,6 +15170,80 @@
           </w:tcPr>
           <w:p>
             <w:pPr>
+              <w:keepNext/>
+              <w:keepLines/>
+              <w:spacing w:after="0" w:before="0" w:line="280"/>
+            </w:pPr>
+            <w:r>
+              <w:rPr>
+                <w:rFonts w:ascii="Calibri" w:eastAsia="Yu Gothic" w:hAnsi="Calibri"/>
+                <w:b w:val="false"/>
+                <w:bCs w:val="false"/>
+                <w:sz w:val="18"/>
+                <w:szCs w:val="18"/>
+              </w:rPr>
+              <w:t xml:space="preserve">Delete</w:t>
+            </w:r>
+          </w:p>
+        </w:tc>
+        <w:tc>
+          <w:tcPr>
+            <w:tcW w:type="dxa" w:w="8253"/>
+            <w:tcBorders>
+              <w:top w:val="single" w:color="A6B8D0" w:sz="4"/>
+              <w:left w:val="single" w:color="A6B8D0" w:sz="4"/>
+              <w:bottom w:val="single" w:color="A6B8D0" w:sz="4"/>
+              <w:right w:val="single" w:color="A6B8D0" w:sz="4"/>
+            </w:tcBorders>
+            <w:tcMar>
+              <w:top w:type="dxa" w:w="50"/>
+              <w:left w:type="dxa" w:w="90"/>
+              <w:bottom w:type="dxa" w:w="50"/>
+              <w:right w:type="dxa" w:w="90"/>
+            </w:tcMar>
+          </w:tcPr>
+          <w:p>
+            <w:pPr>
+              <w:keepNext/>
+              <w:keepLines/>
+              <w:spacing w:after="0" w:before="0" w:line="280"/>
+            </w:pPr>
+            <w:r>
+              <w:rPr>
+                <w:rFonts w:ascii="Calibri" w:eastAsia="Yu Gothic" w:hAnsi="Calibri"/>
+                <w:b w:val="false"/>
+                <w:bCs w:val="false"/>
+                <w:sz w:val="18"/>
+                <w:szCs w:val="18"/>
+              </w:rPr>
+              <w:t xml:space="preserve">Delete key (Delete on macOS)</w:t>
+            </w:r>
+          </w:p>
+        </w:tc>
+      </w:tr>
+      <w:tr>
+        <w:trPr>
+          <w:cantSplit/>
+          <w:tblHeader w:val="off"/>
+        </w:trPr>
+        <w:tc>
+          <w:tcPr>
+            <w:tcW w:type="dxa" w:w="1385"/>
+            <w:tcBorders>
+              <w:top w:val="single" w:color="A6B8D0" w:sz="4"/>
+              <w:left w:val="single" w:color="A6B8D0" w:sz="4"/>
+              <w:bottom w:val="single" w:color="A6B8D0" w:sz="4"/>
+              <w:right w:val="single" w:color="A6B8D0" w:sz="4"/>
+            </w:tcBorders>
+            <w:tcMar>
+              <w:top w:type="dxa" w:w="50"/>
+              <w:left w:type="dxa" w:w="90"/>
+              <w:bottom w:type="dxa" w:w="50"/>
+              <w:right w:type="dxa" w:w="90"/>
+            </w:tcMar>
+          </w:tcPr>
+          <w:p>
+            <w:pPr>
               <w:keepNext w:val="false"/>
               <w:keepLines/>
               <w:spacing w:after="0" w:before="0" w:line="280"/>
@@ -15338,7 +15256,7 @@
                 <w:sz w:val="18"/>
                 <w:szCs w:val="18"/>
               </w:rPr>
-              <w:t xml:space="preserve">Delete</w:t>
+              <w:t xml:space="preserve">Enter by numbers</w:t>
             </w:r>
           </w:p>
         </w:tc>
@@ -15372,7 +15290,7 @@
                 <w:sz w:val="18"/>
                 <w:szCs w:val="18"/>
               </w:rPr>
-              <w:t xml:space="preserve">Delete key (Delete on macOS)</w:t>
+              <w:t xml:space="preserve">Enter the position (anchor and margin), size, and rotation of the selected group or layer in numeric fields. The same as dragging, done with the keyboard alone (Chapter 10, 2.7) (NRSD's request, 2026-09-30)</w:t>
             </w:r>
           </w:p>
         </w:tc>
@@ -16921,7 +16839,7 @@
         <w:rPr>
           <w:rFonts w:ascii="Calibri" w:eastAsia="Yu Gothic" w:hAnsi="Calibri"/>
         </w:rPr>
-        <w:t xml:space="preserve">The photo is sent to the screen once as an image reduced to fit the screen (JPEG, up to 2560 pixels on the long side; initial value) and displayed. The reduced image is converted in Rust from the photo's ICC to sRGB before sending (to avoid differences in how screen components handle color). Windows WebView2 and macOS WKWebView display sRGB images according to the display's color settings. Linux WebKitGTK does not reflect the display's color settings and outputs sRGB as is (the record of the fix for WebKit bug 177185), so on wide-gamut displays photo colors do not look correct (Chapter 13, H-48“On Linux, preview photo colors do not reflect the display's color settings”).</w:t>
+        <w:t xml:space="preserve">The photo is sent to the screen once as a preview image reduced to fit the screen (14.3 “Resizing, color conversion, and JPEG export”) and displayed. Windows WebView2 and macOS WKWebView display sRGB images according to the display's color settings. Linux WebKitGTK does not reflect the display's color settings and outputs sRGB as is (the record of the fix for WebKit bug 177185), so on wide-gamut displays photo colors do not look correct (Chapter 13, H-48“On Linux, preview photo colors do not reflect the display's color settings”). For this reason, on Linux the display's ICC is obtained (14.3) and the preview image is converted to the display's color space instead of sRGB before sending (NRSD's request, 2026-10-01).</w:t>
       </w:r>
     </w:p>
     <w:p>
@@ -17024,6 +16942,36 @@
           <w:rFonts w:ascii="Calibri" w:eastAsia="Yu Gothic" w:hAnsi="Calibri"/>
         </w:rPr>
         <w:t xml:space="preserve">Match between preview and export: because they are drawn with the same drawing mechanism, what is seen at the preview's scale matches the export. Thin outlines are checked in the actual size view (Ctrl+1; redrawn from the full-size photo).</w:t>
+      </w:r>
+    </w:p>
+    <w:p>
+      <w:pPr>
+        <w:pStyle w:val="ListParagraph"/>
+        <w:keepNext w:val="false"/>
+        <w:keepLines/>
+        <w:numPr>
+          <w:ilvl w:val="0"/>
+          <w:numId w:val="2"/>
+        </w:numPr>
+        <w:spacing w:after="20" w:before="20" w:line="300"/>
+      </w:pPr>
+      <w:r>
+        <w:rPr>
+          <w:rFonts w:ascii="Calibri" w:eastAsia="Yu Gothic" w:hAnsi="Calibri"/>
+        </w:rPr>
+        <w:t xml:space="preserve">The keys above do not collide with keys reserved by the OS (Alt+F4; Command+Q, W, H, M, Tab; Alt+Tab; Super). The WebView's built-in accelerator keys (F5 and Ctrl+R reload, F12 and Ctrl+Shift+I, Ctrl+F and F3, Ctrl+P, Ctrl+U, Ctrl+plus/minus) are stopped by setting WebView2's </w:t>
+      </w:r>
+      <w:r>
+        <w:rPr>
+          <w:rFonts w:ascii="Consolas" w:eastAsia="Yu Gothic" w:hAnsi="Consolas"/>
+        </w:rPr>
+        <w:t xml:space="preserve">AreBrowserAcceleratorKeysEnabled</w:t>
+      </w:r>
+      <w:r>
+        <w:rPr>
+          <w:rFonts w:ascii="Calibri" w:eastAsia="Yu Gothic" w:hAnsi="Calibri"/>
+        </w:rPr>
+        <w:t xml:space="preserve"> to false on Windows and with tauri-plugin-prevent-default on all three OSes. Command+W on macOS is accepted as closing the window and goes through the “on close” saving and update (Chapter 9, 4.1).</w:t>
       </w:r>
     </w:p>
     <w:p>
@@ -17963,7 +17911,19 @@
         <w:rPr>
           <w:rFonts w:ascii="Calibri" w:eastAsia="Yu Gothic" w:hAnsi="Calibri"/>
         </w:rPr>
-        <w:t xml:space="preserve">Export presets (several; 14.1) and the record of whether export has been done per preset.</w:t>
+        <w:t xml:space="preserve">Export presets (several; 14.1) and the record of whether export has been done per preset. Whether to add the identification number to file names (</w:t>
+      </w:r>
+      <w:r>
+        <w:rPr>
+          <w:rFonts w:ascii="Consolas" w:eastAsia="Yu Gothic" w:hAnsi="Consolas"/>
+        </w:rPr>
+        <w:t xml:space="preserve">id_in_filename</w:t>
+      </w:r>
+      <w:r>
+        <w:rPr>
+          <w:rFonts w:ascii="Calibri" w:eastAsia="Yu Gothic" w:hAnsi="Calibri"/>
+        </w:rPr>
+        <w:t xml:space="preserve"> of 15.2).</w:t>
       </w:r>
     </w:p>
     <w:p>
@@ -18023,6 +17983,24 @@
     <w:p>
       <w:pPr>
         <w:pStyle w:val="ListParagraph"/>
+        <w:keepNext/>
+        <w:keepLines/>
+        <w:numPr>
+          <w:ilvl w:val="0"/>
+          <w:numId w:val="2"/>
+        </w:numPr>
+        <w:spacing w:after="20" w:before="20" w:line="300"/>
+      </w:pPr>
+      <w:r>
+        <w:rPr>
+          <w:rFonts w:ascii="Calibri" w:eastAsia="Yu Gothic" w:hAnsi="Calibri"/>
+        </w:rPr>
+        <w:t xml:space="preserve">The version of the reference information and copies of the wording files used (Chapter 5, 4) (NRSD's request, 2026-09-30).</w:t>
+      </w:r>
+    </w:p>
+    <w:p>
+      <w:pPr>
+        <w:pStyle w:val="ListParagraph"/>
         <w:keepNext w:val="false"/>
         <w:keepLines/>
         <w:numPr>
@@ -18118,131 +18096,55 @@
         <w:rPr>
           <w:rFonts w:ascii="Calibri" w:eastAsia="Yu Gothic" w:hAnsi="Calibri"/>
         </w:rPr>
-        <w:t xml:space="preserve">Writing procedure (leaving no half-written, corrupted work session):</w:t>
-      </w:r>
-    </w:p>
-    <w:p>
-      <w:pPr>
-        <w:keepNext/>
-        <w:keepLines/>
-        <w:spacing w:after="80" w:before="80" w:line="320"/>
-      </w:pPr>
-      <w:r>
-        <w:rPr>
-          <w:rFonts w:ascii="Calibri" w:eastAsia="Yu Gothic" w:hAnsi="Calibri"/>
-        </w:rPr>
-        <w:t xml:space="preserve">  1. Write under a temporary name in the same folder as the work session file.</w:t>
-      </w:r>
-    </w:p>
-    <w:p>
-      <w:pPr>
-        <w:keepNext/>
-        <w:keepLines/>
-        <w:spacing w:after="80" w:before="80" w:line="320"/>
-      </w:pPr>
-      <w:r>
-        <w:rPr>
-          <w:rFonts w:ascii="Calibri" w:eastAsia="Yu Gothic" w:hAnsi="Calibri"/>
-        </w:rPr>
-        <w:t xml:space="preserve">  2. Flush the temporary file to the storage medium (Rust's </w:t>
+        <w:t xml:space="preserve">How a work session is held: it is divided into </w:t>
       </w:r>
       <w:r>
         <w:rPr>
           <w:rFonts w:ascii="Consolas" w:eastAsia="Yu Gothic" w:hAnsi="Consolas"/>
         </w:rPr>
-        <w:t xml:space="preserve">File::sync_all</w:t>
-      </w:r>
-      <w:r>
-        <w:rPr>
-          <w:rFonts w:ascii="Calibri" w:eastAsia="Yu Gothic" w:hAnsi="Calibri"/>
-        </w:rPr>
-        <w:t xml:space="preserve">).</w:t>
-      </w:r>
-    </w:p>
-    <w:p>
-      <w:pPr>
-        <w:keepNext/>
-        <w:keepLines/>
-        <w:spacing w:after="80" w:before="80" w:line="320"/>
-      </w:pPr>
-      <w:r>
-        <w:rPr>
-          <w:rFonts w:ascii="Calibri" w:eastAsia="Yu Gothic" w:hAnsi="Calibri"/>
-        </w:rPr>
-        <w:t xml:space="preserve">  3. Replace the name. On Windows, done with </w:t>
+        <w:t xml:space="preserve">work.json</w:t>
+      </w:r>
+      <w:r>
+        <w:rPr>
+          <w:rFonts w:ascii="Calibri" w:eastAsia="Yu Gothic" w:hAnsi="Calibri"/>
+        </w:rPr>
+        <w:t xml:space="preserve"> (the header: name, date/time, copy of the template, presets, stage, copy of the reference information, joint rights holder, Permitted Scope), </w:t>
       </w:r>
       <w:r>
         <w:rPr>
           <w:rFonts w:ascii="Consolas" w:eastAsia="Yu Gothic" w:hAnsi="Consolas"/>
         </w:rPr>
-        <w:t xml:space="preserve">MoveFileExW</w:t>
-      </w:r>
-      <w:r>
-        <w:rPr>
-          <w:rFonts w:ascii="Calibri" w:eastAsia="Yu Gothic" w:hAnsi="Calibri"/>
-        </w:rPr>
-        <w:t xml:space="preserve"> with the flags for replacing an existing file and writing through (</w:t>
+        <w:t xml:space="preserve">photos/&lt;photo number&gt;.json</w:t>
+      </w:r>
+      <w:r>
+        <w:rPr>
+          <w:rFonts w:ascii="Calibri" w:eastAsia="Yu Gothic" w:hAnsi="Calibri"/>
+        </w:rPr>
+        <w:t xml:space="preserve"> (the per-photo record: location, SHA-256, size, status, adjustments, export done), </w:t>
       </w:r>
       <w:r>
         <w:rPr>
           <w:rFonts w:ascii="Consolas" w:eastAsia="Yu Gothic" w:hAnsi="Consolas"/>
         </w:rPr>
-        <w:t xml:space="preserve">MOVEFILE_REPLACE_EXISTING</w:t>
-      </w:r>
-      <w:r>
-        <w:rPr>
-          <w:rFonts w:ascii="Calibri" w:eastAsia="Yu Gothic" w:hAnsi="Calibri"/>
-        </w:rPr>
-        <w:t xml:space="preserve">, </w:t>
+        <w:t xml:space="preserve">history.log</w:t>
+      </w:r>
+      <w:r>
+        <w:rPr>
+          <w:rFonts w:ascii="Calibri" w:eastAsia="Yu Gothic" w:hAnsi="Calibri"/>
+        </w:rPr>
+        <w:t xml:space="preserve"> (an append-only history; one step per line), and </w:t>
       </w:r>
       <w:r>
         <w:rPr>
           <w:rFonts w:ascii="Consolas" w:eastAsia="Yu Gothic" w:hAnsi="Consolas"/>
         </w:rPr>
-        <w:t xml:space="preserve">MOVEFILE_WRITE_THROUGH</w:t>
-      </w:r>
-      <w:r>
-        <w:rPr>
-          <w:rFonts w:ascii="Calibri" w:eastAsia="Yu Gothic" w:hAnsi="Calibri"/>
-        </w:rPr>
-        <w:t xml:space="preserve">). On macOS and Linux, done with </w:t>
-      </w:r>
-      <w:r>
-        <w:rPr>
-          <w:rFonts w:ascii="Consolas" w:eastAsia="Yu Gothic" w:hAnsi="Consolas"/>
-        </w:rPr>
-        <w:t xml:space="preserve">rename</w:t>
-      </w:r>
-      <w:r>
-        <w:rPr>
-          <w:rFonts w:ascii="Calibri" w:eastAsia="Yu Gothic" w:hAnsi="Calibri"/>
-        </w:rPr>
-        <w:t xml:space="preserve">.</w:t>
-      </w:r>
-    </w:p>
-    <w:p>
-      <w:pPr>
-        <w:keepNext/>
-        <w:keepLines/>
-        <w:spacing w:after="80" w:before="80" w:line="320"/>
-      </w:pPr>
-      <w:r>
-        <w:rPr>
-          <w:rFonts w:ascii="Calibri" w:eastAsia="Yu Gothic" w:hAnsi="Calibri"/>
-        </w:rPr>
-        <w:t xml:space="preserve">  4. On macOS and Linux, also flush the folder to the storage medium (</w:t>
-      </w:r>
-      <w:r>
-        <w:rPr>
-          <w:rFonts w:ascii="Consolas" w:eastAsia="Yu Gothic" w:hAnsi="Consolas"/>
-        </w:rPr>
-        <w:t xml:space="preserve">fsync</w:t>
-      </w:r>
-      <w:r>
-        <w:rPr>
-          <w:rFonts w:ascii="Calibri" w:eastAsia="Yu Gothic" w:hAnsi="Calibri"/>
-        </w:rPr>
-        <w:t xml:space="preserve">).</w:t>
+        <w:t xml:space="preserve">snapshot.json</w:t>
+      </w:r>
+      <w:r>
+        <w:rPr>
+          <w:rFonts w:ascii="Calibri" w:eastAsia="Yu Gothic" w:hAnsi="Calibri"/>
+        </w:rPr>
+        <w:t xml:space="preserve"> (the index for the list; can be rebuilt if missing). Automatic saving writes only the files of photos that changed and appends to the history (the amount written is proportional to the amount of change, not to the number of photos). Loading the list reads only the index, and per-photo records are read when they come into view in the grid (NRSD's request, 2026-09-30).</w:t>
       </w:r>
     </w:p>
     <w:p>
@@ -18260,67 +18162,19 @@
         <w:rPr>
           <w:rFonts w:ascii="Calibri" w:eastAsia="Yu Gothic" w:hAnsi="Calibri"/>
         </w:rPr>
-        <w:t xml:space="preserve">Sources: the description of Rust's </w:t>
+        <w:t xml:space="preserve">When the rows of </w:t>
       </w:r>
       <w:r>
         <w:rPr>
           <w:rFonts w:ascii="Consolas" w:eastAsia="Yu Gothic" w:hAnsi="Consolas"/>
         </w:rPr>
-        <w:t xml:space="preserve">std::fs::rename</w:t>
-      </w:r>
-      <w:r>
-        <w:rPr>
-          <w:rFonts w:ascii="Calibri" w:eastAsia="Yu Gothic" w:hAnsi="Calibri"/>
-        </w:rPr>
-        <w:t xml:space="preserve"> (uses </w:t>
-      </w:r>
-      <w:r>
-        <w:rPr>
-          <w:rFonts w:ascii="Consolas" w:eastAsia="Yu Gothic" w:hAnsi="Consolas"/>
-        </w:rPr>
-        <w:t xml:space="preserve">MoveFileExW</w:t>
-      </w:r>
-      <w:r>
-        <w:rPr>
-          <w:rFonts w:ascii="Calibri" w:eastAsia="Yu Gothic" w:hAnsi="Calibri"/>
-        </w:rPr>
-        <w:t xml:space="preserve"> on Windows), Microsoft's description of </w:t>
-      </w:r>
-      <w:r>
-        <w:rPr>
-          <w:rFonts w:ascii="Consolas" w:eastAsia="Yu Gothic" w:hAnsi="Consolas"/>
-        </w:rPr>
-        <w:t xml:space="preserve">MoveFileExW</w:t>
-      </w:r>
-      <w:r>
-        <w:rPr>
-          <w:rFonts w:ascii="Calibri" w:eastAsia="Yu Gothic" w:hAnsi="Calibri"/>
-        </w:rPr>
-        <w:t xml:space="preserve">, the description of tempfile's </w:t>
-      </w:r>
-      <w:r>
-        <w:rPr>
-          <w:rFonts w:ascii="Consolas" w:eastAsia="Yu Gothic" w:hAnsi="Consolas"/>
-        </w:rPr>
-        <w:t xml:space="preserve">persist</w:t>
-      </w:r>
-      <w:r>
-        <w:rPr>
-          <w:rFonts w:ascii="Calibri" w:eastAsia="Yu Gothic" w:hAnsi="Calibri"/>
-        </w:rPr>
-        <w:t xml:space="preserve"> (that it does not synchronize content and folder), and the implementation of atomicwrites (replaces after </w:t>
-      </w:r>
-      <w:r>
-        <w:rPr>
-          <w:rFonts w:ascii="Consolas" w:eastAsia="Yu Gothic" w:hAnsi="Consolas"/>
-        </w:rPr>
-        <w:t xml:space="preserve">sync_all</w:t>
-      </w:r>
-      <w:r>
-        <w:rPr>
-          <w:rFonts w:ascii="Calibri" w:eastAsia="Yu Gothic" w:hAnsi="Calibri"/>
-        </w:rPr>
-        <w:t xml:space="preserve">).</w:t>
+        <w:t xml:space="preserve">history.log</w:t>
+      </w:r>
+      <w:r>
+        <w:rPr>
+          <w:rFonts w:ascii="Calibri" w:eastAsia="Yu Gothic" w:hAnsi="Calibri"/>
+        </w:rPr>
+        <w:t xml:space="preserve"> exceed twice the step limit (10.4), it is rewritten when the work session is opened, keeping only the limit's worth (temporary file and replacement).</w:t>
       </w:r>
     </w:p>
     <w:p>
@@ -18336,15 +18190,9 @@
       </w:pPr>
       <w:r>
         <w:rPr>
-          <w:rFonts w:ascii="Consolas" w:eastAsia="Yu Gothic" w:hAnsi="Consolas"/>
-        </w:rPr>
-        <w:t xml:space="preserve">ReplaceFileW</w:t>
-      </w:r>
-      <w:r>
-        <w:rPr>
-          <w:rFonts w:ascii="Calibri" w:eastAsia="Yu Gothic" w:hAnsi="Calibri"/>
-        </w:rPr>
-        <w:t xml:space="preserve"> is not adopted, because Microsoft's description says that on partial failure (error 1176) the file being replaced may be lost.</w:t>
+          <w:rFonts w:ascii="Calibri" w:eastAsia="Yu Gothic" w:hAnsi="Calibri"/>
+        </w:rPr>
+        <w:t xml:space="preserve">Writing follows the procedure of Chapter 1, 10.2 “Storage” (temporary file and replacement).</w:t>
       </w:r>
     </w:p>
     <w:p>
@@ -18420,7 +18268,19 @@
         <w:rPr>
           <w:rFonts w:ascii="Calibri" w:eastAsia="Yu Gothic" w:hAnsi="Calibri"/>
         </w:rPr>
-        <w:t xml:space="preserve">Whether the app was closed properly is checked at start from a record (an “in use” record is written at start and deleted when closed properly).</w:t>
+        <w:t xml:space="preserve">Whether the app was closed properly is checked at start from the in-use marker (</w:t>
+      </w:r>
+      <w:r>
+        <w:rPr>
+          <w:rFonts w:ascii="Consolas" w:eastAsia="Yu Gothic" w:hAnsi="Consolas"/>
+        </w:rPr>
+        <w:t xml:space="preserve">state/running</w:t>
+      </w:r>
+      <w:r>
+        <w:rPr>
+          <w:rFonts w:ascii="Calibri" w:eastAsia="Yu Gothic" w:hAnsi="Calibri"/>
+        </w:rPr>
+        <w:t xml:space="preserve"> in Chapter 8, 2.1 “Arrangement”) (Chapter 1, 7.8 “Starting after an abnormal exit”).</w:t>
       </w:r>
     </w:p>
     <w:p>
@@ -18954,7 +18814,19 @@
         <w:rPr>
           <w:rFonts w:ascii="Calibri" w:eastAsia="Yu Gothic" w:hAnsi="Calibri"/>
         </w:rPr>
-        <w:t xml:space="preserve">An in-use mark (a lock file in the work session's folder, with the app's process number and time) is placed per work session.</w:t>
+        <w:t xml:space="preserve">The in-use mark per work session is the </w:t>
+      </w:r>
+      <w:r>
+        <w:rPr>
+          <w:rFonts w:ascii="Consolas" w:eastAsia="Yu Gothic" w:hAnsi="Consolas"/>
+        </w:rPr>
+        <w:t xml:space="preserve">lock</w:t>
+      </w:r>
+      <w:r>
+        <w:rPr>
+          <w:rFonts w:ascii="Calibri" w:eastAsia="Yu Gothic" w:hAnsi="Calibri"/>
+        </w:rPr>
+        <w:t xml:space="preserve"> in the work session's folder (the folder in-use mark of Chapter 1, 10.2 “Storage”).</w:t>
       </w:r>
     </w:p>
     <w:p>
@@ -18990,7 +18862,7 @@
         <w:rPr>
           <w:rFonts w:ascii="Calibri" w:eastAsia="Yu Gothic" w:hAnsi="Calibri"/>
         </w:rPr>
-        <w:t xml:space="preserve">If the app of the lock file has already ended (no process with the app's number), the mark is deleted as stale and the session is opened.</w:t>
+        <w:t xml:space="preserve">If the lock can be taken (the holder has ended), the session is opened as it is.</w:t>
       </w:r>
     </w:p>
     <w:p>
@@ -19041,8 +18913,8 @@
         </w:tblBorders>
       </w:tblPr>
       <w:tblGrid>
-        <w:gridCol w:w="3146"/>
-        <w:gridCol w:w="6492"/>
+        <w:gridCol w:w="3275"/>
+        <w:gridCol w:w="6363"/>
       </w:tblGrid>
       <w:tr>
         <w:trPr>
@@ -19051,7 +18923,7 @@
         </w:trPr>
         <w:tc>
           <w:tcPr>
-            <w:tcW w:type="dxa" w:w="3146"/>
+            <w:tcW w:type="dxa" w:w="3275"/>
             <w:tcBorders>
               <w:top w:val="single" w:color="A6B8D0" w:sz="4"/>
               <w:left w:val="single" w:color="A6B8D0" w:sz="4"/>
@@ -19086,7 +18958,7 @@
         </w:tc>
         <w:tc>
           <w:tcPr>
-            <w:tcW w:type="dxa" w:w="6492"/>
+            <w:tcW w:type="dxa" w:w="6363"/>
             <w:tcBorders>
               <w:top w:val="single" w:color="A6B8D0" w:sz="4"/>
               <w:left w:val="single" w:color="A6B8D0" w:sz="4"/>
@@ -19127,7 +18999,7 @@
         </w:trPr>
         <w:tc>
           <w:tcPr>
-            <w:tcW w:type="dxa" w:w="3146"/>
+            <w:tcW w:type="dxa" w:w="3275"/>
             <w:tcBorders>
               <w:top w:val="single" w:color="A6B8D0" w:sz="4"/>
               <w:left w:val="single" w:color="A6B8D0" w:sz="4"/>
@@ -19161,35 +19033,35 @@
         </w:tc>
         <w:tc>
           <w:tcPr>
-            <w:tcW w:type="dxa" w:w="6492"/>
-            <w:tcBorders>
-              <w:top w:val="single" w:color="A6B8D0" w:sz="4"/>
-              <w:left w:val="single" w:color="A6B8D0" w:sz="4"/>
-              <w:bottom w:val="single" w:color="A6B8D0" w:sz="4"/>
-              <w:right w:val="single" w:color="A6B8D0" w:sz="4"/>
-            </w:tcBorders>
-            <w:tcMar>
-              <w:top w:type="dxa" w:w="50"/>
-              <w:left w:type="dxa" w:w="90"/>
-              <w:bottom w:type="dxa" w:w="50"/>
-              <w:right w:type="dxa" w:w="90"/>
-            </w:tcMar>
-          </w:tcPr>
-          <w:p>
-            <w:pPr>
-              <w:keepNext/>
-              <w:keepLines/>
-              <w:spacing w:after="0" w:before="0" w:line="280"/>
-            </w:pPr>
-            <w:r>
-              <w:rPr>
-                <w:rFonts w:ascii="Calibri" w:eastAsia="Yu Gothic" w:hAnsi="Calibri"/>
-                <w:b w:val="false"/>
-                <w:bCs w:val="false"/>
-                <w:sz w:val="18"/>
-                <w:szCs w:val="18"/>
-              </w:rPr>
-              <w:t xml:space="preserve">The work session's content (15.2)</w:t>
+            <w:tcW w:type="dxa" w:w="6363"/>
+            <w:tcBorders>
+              <w:top w:val="single" w:color="A6B8D0" w:sz="4"/>
+              <w:left w:val="single" w:color="A6B8D0" w:sz="4"/>
+              <w:bottom w:val="single" w:color="A6B8D0" w:sz="4"/>
+              <w:right w:val="single" w:color="A6B8D0" w:sz="4"/>
+            </w:tcBorders>
+            <w:tcMar>
+              <w:top w:type="dxa" w:w="50"/>
+              <w:left w:type="dxa" w:w="90"/>
+              <w:bottom w:type="dxa" w:w="50"/>
+              <w:right w:type="dxa" w:w="90"/>
+            </w:tcMar>
+          </w:tcPr>
+          <w:p>
+            <w:pPr>
+              <w:keepNext/>
+              <w:keepLines/>
+              <w:spacing w:after="0" w:before="0" w:line="280"/>
+            </w:pPr>
+            <w:r>
+              <w:rPr>
+                <w:rFonts w:ascii="Calibri" w:eastAsia="Yu Gothic" w:hAnsi="Calibri"/>
+                <w:b w:val="false"/>
+                <w:bCs w:val="false"/>
+                <w:sz w:val="18"/>
+                <w:szCs w:val="18"/>
+              </w:rPr>
+              <w:t xml:space="preserve">The work session's header (15.2, 11.3)</w:t>
             </w:r>
           </w:p>
         </w:tc>
@@ -19201,7 +19073,7 @@
         </w:trPr>
         <w:tc>
           <w:tcPr>
-            <w:tcW w:type="dxa" w:w="3146"/>
+            <w:tcW w:type="dxa" w:w="3275"/>
             <w:tcBorders>
               <w:top w:val="single" w:color="A6B8D0" w:sz="4"/>
               <w:left w:val="single" w:color="A6B8D0" w:sz="4"/>
@@ -19229,41 +19101,41 @@
                 <w:sz w:val="18"/>
                 <w:szCs w:val="18"/>
               </w:rPr>
-              <w:t xml:space="preserve">versions/</w:t>
-            </w:r>
-          </w:p>
-        </w:tc>
-        <w:tc>
-          <w:tcPr>
-            <w:tcW w:type="dxa" w:w="6492"/>
-            <w:tcBorders>
-              <w:top w:val="single" w:color="A6B8D0" w:sz="4"/>
-              <w:left w:val="single" w:color="A6B8D0" w:sz="4"/>
-              <w:bottom w:val="single" w:color="A6B8D0" w:sz="4"/>
-              <w:right w:val="single" w:color="A6B8D0" w:sz="4"/>
-            </w:tcBorders>
-            <w:tcMar>
-              <w:top w:type="dxa" w:w="50"/>
-              <w:left w:type="dxa" w:w="90"/>
-              <w:bottom w:type="dxa" w:w="50"/>
-              <w:right w:type="dxa" w:w="90"/>
-            </w:tcMar>
-          </w:tcPr>
-          <w:p>
-            <w:pPr>
-              <w:keepNext/>
-              <w:keepLines/>
-              <w:spacing w:after="0" w:before="0" w:line="280"/>
-            </w:pPr>
-            <w:r>
-              <w:rPr>
-                <w:rFonts w:ascii="Calibri" w:eastAsia="Yu Gothic" w:hAnsi="Calibri"/>
-                <w:b w:val="false"/>
-                <w:bCs w:val="false"/>
-                <w:sz w:val="18"/>
-                <w:szCs w:val="18"/>
-              </w:rPr>
-              <w:t xml:space="preserve">Backups (11.4)</w:t>
+              <w:t xml:space="preserve">photos/&lt;photo number&gt;.json</w:t>
+            </w:r>
+          </w:p>
+        </w:tc>
+        <w:tc>
+          <w:tcPr>
+            <w:tcW w:type="dxa" w:w="6363"/>
+            <w:tcBorders>
+              <w:top w:val="single" w:color="A6B8D0" w:sz="4"/>
+              <w:left w:val="single" w:color="A6B8D0" w:sz="4"/>
+              <w:bottom w:val="single" w:color="A6B8D0" w:sz="4"/>
+              <w:right w:val="single" w:color="A6B8D0" w:sz="4"/>
+            </w:tcBorders>
+            <w:tcMar>
+              <w:top w:type="dxa" w:w="50"/>
+              <w:left w:type="dxa" w:w="90"/>
+              <w:bottom w:type="dxa" w:w="50"/>
+              <w:right w:type="dxa" w:w="90"/>
+            </w:tcMar>
+          </w:tcPr>
+          <w:p>
+            <w:pPr>
+              <w:keepNext/>
+              <w:keepLines/>
+              <w:spacing w:after="0" w:before="0" w:line="280"/>
+            </w:pPr>
+            <w:r>
+              <w:rPr>
+                <w:rFonts w:ascii="Calibri" w:eastAsia="Yu Gothic" w:hAnsi="Calibri"/>
+                <w:b w:val="false"/>
+                <w:bCs w:val="false"/>
+                <w:sz w:val="18"/>
+                <w:szCs w:val="18"/>
+              </w:rPr>
+              <w:t xml:space="preserve">Per-photo records (11.3)</w:t>
             </w:r>
           </w:p>
         </w:tc>
@@ -19275,7 +19147,229 @@
         </w:trPr>
         <w:tc>
           <w:tcPr>
-            <w:tcW w:type="dxa" w:w="3146"/>
+            <w:tcW w:type="dxa" w:w="3275"/>
+            <w:tcBorders>
+              <w:top w:val="single" w:color="A6B8D0" w:sz="4"/>
+              <w:left w:val="single" w:color="A6B8D0" w:sz="4"/>
+              <w:bottom w:val="single" w:color="A6B8D0" w:sz="4"/>
+              <w:right w:val="single" w:color="A6B8D0" w:sz="4"/>
+            </w:tcBorders>
+            <w:tcMar>
+              <w:top w:type="dxa" w:w="50"/>
+              <w:left w:type="dxa" w:w="90"/>
+              <w:bottom w:type="dxa" w:w="50"/>
+              <w:right w:type="dxa" w:w="90"/>
+            </w:tcMar>
+          </w:tcPr>
+          <w:p>
+            <w:pPr>
+              <w:keepNext/>
+              <w:keepLines/>
+              <w:spacing w:after="0" w:before="0" w:line="280"/>
+            </w:pPr>
+            <w:r>
+              <w:rPr>
+                <w:rFonts w:ascii="Consolas" w:eastAsia="Yu Gothic" w:hAnsi="Consolas"/>
+                <w:b w:val="false"/>
+                <w:bCs w:val="false"/>
+                <w:sz w:val="18"/>
+                <w:szCs w:val="18"/>
+              </w:rPr>
+              <w:t xml:space="preserve">history.log</w:t>
+            </w:r>
+          </w:p>
+        </w:tc>
+        <w:tc>
+          <w:tcPr>
+            <w:tcW w:type="dxa" w:w="6363"/>
+            <w:tcBorders>
+              <w:top w:val="single" w:color="A6B8D0" w:sz="4"/>
+              <w:left w:val="single" w:color="A6B8D0" w:sz="4"/>
+              <w:bottom w:val="single" w:color="A6B8D0" w:sz="4"/>
+              <w:right w:val="single" w:color="A6B8D0" w:sz="4"/>
+            </w:tcBorders>
+            <w:tcMar>
+              <w:top w:type="dxa" w:w="50"/>
+              <w:left w:type="dxa" w:w="90"/>
+              <w:bottom w:type="dxa" w:w="50"/>
+              <w:right w:type="dxa" w:w="90"/>
+            </w:tcMar>
+          </w:tcPr>
+          <w:p>
+            <w:pPr>
+              <w:keepNext/>
+              <w:keepLines/>
+              <w:spacing w:after="0" w:before="0" w:line="280"/>
+            </w:pPr>
+            <w:r>
+              <w:rPr>
+                <w:rFonts w:ascii="Calibri" w:eastAsia="Yu Gothic" w:hAnsi="Calibri"/>
+                <w:b w:val="false"/>
+                <w:bCs w:val="false"/>
+                <w:sz w:val="18"/>
+                <w:szCs w:val="18"/>
+              </w:rPr>
+              <w:t xml:space="preserve">Append-only history (10, 11.3)</w:t>
+            </w:r>
+          </w:p>
+        </w:tc>
+      </w:tr>
+      <w:tr>
+        <w:trPr>
+          <w:cantSplit/>
+          <w:tblHeader w:val="off"/>
+        </w:trPr>
+        <w:tc>
+          <w:tcPr>
+            <w:tcW w:type="dxa" w:w="3275"/>
+            <w:tcBorders>
+              <w:top w:val="single" w:color="A6B8D0" w:sz="4"/>
+              <w:left w:val="single" w:color="A6B8D0" w:sz="4"/>
+              <w:bottom w:val="single" w:color="A6B8D0" w:sz="4"/>
+              <w:right w:val="single" w:color="A6B8D0" w:sz="4"/>
+            </w:tcBorders>
+            <w:tcMar>
+              <w:top w:type="dxa" w:w="50"/>
+              <w:left w:type="dxa" w:w="90"/>
+              <w:bottom w:type="dxa" w:w="50"/>
+              <w:right w:type="dxa" w:w="90"/>
+            </w:tcMar>
+          </w:tcPr>
+          <w:p>
+            <w:pPr>
+              <w:keepNext/>
+              <w:keepLines/>
+              <w:spacing w:after="0" w:before="0" w:line="280"/>
+            </w:pPr>
+            <w:r>
+              <w:rPr>
+                <w:rFonts w:ascii="Consolas" w:eastAsia="Yu Gothic" w:hAnsi="Consolas"/>
+                <w:b w:val="false"/>
+                <w:bCs w:val="false"/>
+                <w:sz w:val="18"/>
+                <w:szCs w:val="18"/>
+              </w:rPr>
+              <w:t xml:space="preserve">snapshot.json</w:t>
+            </w:r>
+          </w:p>
+        </w:tc>
+        <w:tc>
+          <w:tcPr>
+            <w:tcW w:type="dxa" w:w="6363"/>
+            <w:tcBorders>
+              <w:top w:val="single" w:color="A6B8D0" w:sz="4"/>
+              <w:left w:val="single" w:color="A6B8D0" w:sz="4"/>
+              <w:bottom w:val="single" w:color="A6B8D0" w:sz="4"/>
+              <w:right w:val="single" w:color="A6B8D0" w:sz="4"/>
+            </w:tcBorders>
+            <w:tcMar>
+              <w:top w:type="dxa" w:w="50"/>
+              <w:left w:type="dxa" w:w="90"/>
+              <w:bottom w:type="dxa" w:w="50"/>
+              <w:right w:type="dxa" w:w="90"/>
+            </w:tcMar>
+          </w:tcPr>
+          <w:p>
+            <w:pPr>
+              <w:keepNext/>
+              <w:keepLines/>
+              <w:spacing w:after="0" w:before="0" w:line="280"/>
+            </w:pPr>
+            <w:r>
+              <w:rPr>
+                <w:rFonts w:ascii="Calibri" w:eastAsia="Yu Gothic" w:hAnsi="Calibri"/>
+                <w:b w:val="false"/>
+                <w:bCs w:val="false"/>
+                <w:sz w:val="18"/>
+                <w:szCs w:val="18"/>
+              </w:rPr>
+              <w:t xml:space="preserve">The index for the list (can be rebuilt; 11.3)</w:t>
+            </w:r>
+          </w:p>
+        </w:tc>
+      </w:tr>
+      <w:tr>
+        <w:trPr>
+          <w:cantSplit/>
+          <w:tblHeader w:val="off"/>
+        </w:trPr>
+        <w:tc>
+          <w:tcPr>
+            <w:tcW w:type="dxa" w:w="3275"/>
+            <w:tcBorders>
+              <w:top w:val="single" w:color="A6B8D0" w:sz="4"/>
+              <w:left w:val="single" w:color="A6B8D0" w:sz="4"/>
+              <w:bottom w:val="single" w:color="A6B8D0" w:sz="4"/>
+              <w:right w:val="single" w:color="A6B8D0" w:sz="4"/>
+            </w:tcBorders>
+            <w:tcMar>
+              <w:top w:type="dxa" w:w="50"/>
+              <w:left w:type="dxa" w:w="90"/>
+              <w:bottom w:type="dxa" w:w="50"/>
+              <w:right w:type="dxa" w:w="90"/>
+            </w:tcMar>
+          </w:tcPr>
+          <w:p>
+            <w:pPr>
+              <w:keepNext/>
+              <w:keepLines/>
+              <w:spacing w:after="0" w:before="0" w:line="280"/>
+            </w:pPr>
+            <w:r>
+              <w:rPr>
+                <w:rFonts w:ascii="Consolas" w:eastAsia="Yu Gothic" w:hAnsi="Consolas"/>
+                <w:b w:val="false"/>
+                <w:bCs w:val="false"/>
+                <w:sz w:val="18"/>
+                <w:szCs w:val="18"/>
+              </w:rPr>
+              <w:t xml:space="preserve">versions/</w:t>
+            </w:r>
+          </w:p>
+        </w:tc>
+        <w:tc>
+          <w:tcPr>
+            <w:tcW w:type="dxa" w:w="6363"/>
+            <w:tcBorders>
+              <w:top w:val="single" w:color="A6B8D0" w:sz="4"/>
+              <w:left w:val="single" w:color="A6B8D0" w:sz="4"/>
+              <w:bottom w:val="single" w:color="A6B8D0" w:sz="4"/>
+              <w:right w:val="single" w:color="A6B8D0" w:sz="4"/>
+            </w:tcBorders>
+            <w:tcMar>
+              <w:top w:type="dxa" w:w="50"/>
+              <w:left w:type="dxa" w:w="90"/>
+              <w:bottom w:type="dxa" w:w="50"/>
+              <w:right w:type="dxa" w:w="90"/>
+            </w:tcMar>
+          </w:tcPr>
+          <w:p>
+            <w:pPr>
+              <w:keepNext/>
+              <w:keepLines/>
+              <w:spacing w:after="0" w:before="0" w:line="280"/>
+            </w:pPr>
+            <w:r>
+              <w:rPr>
+                <w:rFonts w:ascii="Calibri" w:eastAsia="Yu Gothic" w:hAnsi="Calibri"/>
+                <w:b w:val="false"/>
+                <w:bCs w:val="false"/>
+                <w:sz w:val="18"/>
+                <w:szCs w:val="18"/>
+              </w:rPr>
+              <w:t xml:space="preserve">Backups (11.4)</w:t>
+            </w:r>
+          </w:p>
+        </w:tc>
+      </w:tr>
+      <w:tr>
+        <w:trPr>
+          <w:cantSplit/>
+          <w:tblHeader w:val="off"/>
+        </w:trPr>
+        <w:tc>
+          <w:tcPr>
+            <w:tcW w:type="dxa" w:w="3275"/>
             <w:tcBorders>
               <w:top w:val="single" w:color="A6B8D0" w:sz="4"/>
               <w:left w:val="single" w:color="A6B8D0" w:sz="4"/>
@@ -19309,7 +19403,7 @@
         </w:tc>
         <w:tc>
           <w:tcPr>
-            <w:tcW w:type="dxa" w:w="6492"/>
+            <w:tcW w:type="dxa" w:w="6363"/>
             <w:tcBorders>
               <w:top w:val="single" w:color="A6B8D0" w:sz="4"/>
               <w:left w:val="single" w:color="A6B8D0" w:sz="4"/>
@@ -19363,7 +19457,7 @@
         <w:rPr>
           <w:rFonts w:ascii="Calibri" w:eastAsia="Yu Gothic" w:hAnsi="Calibri"/>
         </w:rPr>
-        <w:t xml:space="preserve">Reduced images of photos can be regenerated, so they are kept in the OS cache location (Chapter 1, 9.1 “Locations per OS”) and are not included in backup files.</w:t>
+        <w:t xml:space="preserve">Reduced images of photos can be regenerated, so they are kept in the OS cache location (Chapter 1, 9.1 “Locations per OS”) and are not included in backup files. They are named by the photo's SHA-256 and shared across work sessions (NRSD's request, 2026-09-30).</w:t>
       </w:r>
     </w:p>
     <w:p>
@@ -19504,7 +19598,7 @@
         <w:rPr>
           <w:rFonts w:ascii="Calibri" w:eastAsia="Yu Gothic" w:hAnsi="Calibri"/>
         </w:rPr>
-        <w:t xml:space="preserve">Create reduced images of the photos (512 pixels on the short side; initial value), and apply auto-placement (7.2) to all photos.</w:t>
+        <w:t xml:space="preserve">Create reduced images of the photos (14.3 “Resizing, color conversion, and JPEG export”), and apply auto-placement (7.2) to all photos.</w:t>
       </w:r>
     </w:p>
     <w:p>
@@ -20267,6 +20361,24 @@
     <w:p>
       <w:pPr>
         <w:pStyle w:val="ListParagraph"/>
+        <w:keepNext/>
+        <w:keepLines/>
+        <w:numPr>
+          <w:ilvl w:val="0"/>
+          <w:numId w:val="2"/>
+        </w:numPr>
+        <w:spacing w:after="20" w:before="20" w:line="300"/>
+      </w:pPr>
+      <w:r>
+        <w:rPr>
+          <w:rFonts w:ascii="Calibri" w:eastAsia="Yu Gothic" w:hAnsi="Calibri"/>
+        </w:rPr>
+        <w:t xml:space="preserve">The display can be filtered by status. If photos marked “needs adjustment” remain, the User is told before export (export is not stopped; the User chooses).</w:t>
+      </w:r>
+    </w:p>
+    <w:p>
+      <w:pPr>
+        <w:pStyle w:val="ListParagraph"/>
         <w:keepNext w:val="false"/>
         <w:keepLines/>
         <w:numPr>
@@ -20279,7 +20391,7 @@
         <w:rPr>
           <w:rFonts w:ascii="Calibri" w:eastAsia="Yu Gothic" w:hAnsi="Calibri"/>
         </w:rPr>
-        <w:t xml:space="preserve">The display can be filtered by status. If photos marked “needs adjustment” remain, the User is told before export (export is not stopped; the User chooses).</w:t>
+        <w:t xml:space="preserve">Transitions of status: “Auto” right after auto-placement. “Adjusted” after an adjustment; “Needs adjustment” when caught by the checks of 7.3, 3.4, or 7.2 (“Adjusted” once resolved by an adjustment). “Review position” when a replaced photo's aspect changes (“Adjusted” after an adjustment). “Unreadable” if it cannot be read (back to “Auto”, and re-placed, when a readable replacement is given). Photos that took in a new template version return to “Auto” (adjustments are kept). Export completion is held per preset, separately from the status (11.2).</w:t>
       </w:r>
     </w:p>
     <w:p>
@@ -20805,7 +20917,7 @@
         <w:rPr>
           <w:rFonts w:ascii="Calibri" w:eastAsia="Yu Gothic" w:hAnsi="Calibri"/>
         </w:rPr>
-        <w:t xml:space="preserve">Reduced images are saved in the OS cache location and are not regenerated the next time they are opened (regenerated if missing).</w:t>
+        <w:t xml:space="preserve">The location of reduced images follows 11.8 “Where kept”. They are not regenerated the next time they are opened (regenerated if missing).</w:t>
       </w:r>
     </w:p>
     <w:p>
@@ -20824,6 +20936,24 @@
           <w:rFonts w:ascii="Calibri" w:eastAsia="Yu Gothic" w:hAnsi="Calibri"/>
         </w:rPr>
         <w:t xml:space="preserve">The grid draws only what is visible (Chapter 10, 3.4 “Displaying large lists”).</w:t>
+      </w:r>
+    </w:p>
+    <w:p>
+      <w:pPr>
+        <w:pStyle w:val="ListParagraph"/>
+        <w:keepNext/>
+        <w:keepLines/>
+        <w:numPr>
+          <w:ilvl w:val="0"/>
+          <w:numId w:val="2"/>
+        </w:numPr>
+        <w:spacing w:after="20" w:before="20" w:line="300"/>
+      </w:pPr>
+      <w:r>
+        <w:rPr>
+          <w:rFonts w:ascii="Calibri" w:eastAsia="Yu Gothic" w:hAnsi="Calibri"/>
+        </w:rPr>
+        <w:t xml:space="preserve">No limit is set on the number of photos (Chapter 3, 9).</w:t>
       </w:r>
     </w:p>
     <w:p>
@@ -20868,8 +20998,8 @@
         </w:tblBorders>
       </w:tblPr>
       <w:tblGrid>
-        <w:gridCol w:w="4658"/>
-        <w:gridCol w:w="4980"/>
+        <w:gridCol w:w="5244"/>
+        <w:gridCol w:w="4394"/>
       </w:tblGrid>
       <w:tr>
         <w:trPr>
@@ -20878,7 +21008,7 @@
         </w:trPr>
         <w:tc>
           <w:tcPr>
-            <w:tcW w:type="dxa" w:w="4658"/>
+            <w:tcW w:type="dxa" w:w="5244"/>
             <w:tcBorders>
               <w:top w:val="single" w:color="A6B8D0" w:sz="4"/>
               <w:left w:val="single" w:color="A6B8D0" w:sz="4"/>
@@ -20913,7 +21043,7 @@
         </w:tc>
         <w:tc>
           <w:tcPr>
-            <w:tcW w:type="dxa" w:w="4980"/>
+            <w:tcW w:type="dxa" w:w="4394"/>
             <w:tcBorders>
               <w:top w:val="single" w:color="A6B8D0" w:sz="4"/>
               <w:left w:val="single" w:color="A6B8D0" w:sz="4"/>
@@ -20954,7 +21084,7 @@
         </w:trPr>
         <w:tc>
           <w:tcPr>
-            <w:tcW w:type="dxa" w:w="4658"/>
+            <w:tcW w:type="dxa" w:w="5244"/>
             <w:tcBorders>
               <w:top w:val="single" w:color="A6B8D0" w:sz="4"/>
               <w:left w:val="single" w:color="A6B8D0" w:sz="4"/>
@@ -20988,7 +21118,7 @@
         </w:tc>
         <w:tc>
           <w:tcPr>
-            <w:tcW w:type="dxa" w:w="4980"/>
+            <w:tcW w:type="dxa" w:w="4394"/>
             <w:tcBorders>
               <w:top w:val="single" w:color="A6B8D0" w:sz="4"/>
               <w:left w:val="single" w:color="A6B8D0" w:sz="4"/>
@@ -21028,7 +21158,7 @@
         </w:trPr>
         <w:tc>
           <w:tcPr>
-            <w:tcW w:type="dxa" w:w="4658"/>
+            <w:tcW w:type="dxa" w:w="5244"/>
             <w:tcBorders>
               <w:top w:val="single" w:color="A6B8D0" w:sz="4"/>
               <w:left w:val="single" w:color="A6B8D0" w:sz="4"/>
@@ -21062,7 +21192,7 @@
         </w:tc>
         <w:tc>
           <w:tcPr>
-            <w:tcW w:type="dxa" w:w="4980"/>
+            <w:tcW w:type="dxa" w:w="4394"/>
             <w:tcBorders>
               <w:top w:val="single" w:color="A6B8D0" w:sz="4"/>
               <w:left w:val="single" w:color="A6B8D0" w:sz="4"/>
@@ -21102,7 +21232,7 @@
         </w:trPr>
         <w:tc>
           <w:tcPr>
-            <w:tcW w:type="dxa" w:w="4658"/>
+            <w:tcW w:type="dxa" w:w="5244"/>
             <w:tcBorders>
               <w:top w:val="single" w:color="A6B8D0" w:sz="4"/>
               <w:left w:val="single" w:color="A6B8D0" w:sz="4"/>
@@ -21136,7 +21266,7 @@
         </w:tc>
         <w:tc>
           <w:tcPr>
-            <w:tcW w:type="dxa" w:w="4980"/>
+            <w:tcW w:type="dxa" w:w="4394"/>
             <w:tcBorders>
               <w:top w:val="single" w:color="A6B8D0" w:sz="4"/>
               <w:left w:val="single" w:color="A6B8D0" w:sz="4"/>
@@ -21176,7 +21306,7 @@
         </w:trPr>
         <w:tc>
           <w:tcPr>
-            <w:tcW w:type="dxa" w:w="4658"/>
+            <w:tcW w:type="dxa" w:w="5244"/>
             <w:tcBorders>
               <w:top w:val="single" w:color="A6B8D0" w:sz="4"/>
               <w:left w:val="single" w:color="A6B8D0" w:sz="4"/>
@@ -21210,7 +21340,7 @@
         </w:tc>
         <w:tc>
           <w:tcPr>
-            <w:tcW w:type="dxa" w:w="4980"/>
+            <w:tcW w:type="dxa" w:w="4394"/>
             <w:tcBorders>
               <w:top w:val="single" w:color="A6B8D0" w:sz="4"/>
               <w:left w:val="single" w:color="A6B8D0" w:sz="4"/>
@@ -21250,7 +21380,7 @@
         </w:trPr>
         <w:tc>
           <w:tcPr>
-            <w:tcW w:type="dxa" w:w="4658"/>
+            <w:tcW w:type="dxa" w:w="5244"/>
             <w:tcBorders>
               <w:top w:val="single" w:color="A6B8D0" w:sz="4"/>
               <w:left w:val="single" w:color="A6B8D0" w:sz="4"/>
@@ -21284,7 +21414,7 @@
         </w:tc>
         <w:tc>
           <w:tcPr>
-            <w:tcW w:type="dxa" w:w="4980"/>
+            <w:tcW w:type="dxa" w:w="4394"/>
             <w:tcBorders>
               <w:top w:val="single" w:color="A6B8D0" w:sz="4"/>
               <w:left w:val="single" w:color="A6B8D0" w:sz="4"/>
@@ -21324,7 +21454,7 @@
         </w:trPr>
         <w:tc>
           <w:tcPr>
-            <w:tcW w:type="dxa" w:w="4658"/>
+            <w:tcW w:type="dxa" w:w="5244"/>
             <w:tcBorders>
               <w:top w:val="single" w:color="A6B8D0" w:sz="4"/>
               <w:left w:val="single" w:color="A6B8D0" w:sz="4"/>
@@ -21358,7 +21488,7 @@
         </w:tc>
         <w:tc>
           <w:tcPr>
-            <w:tcW w:type="dxa" w:w="4980"/>
+            <w:tcW w:type="dxa" w:w="4394"/>
             <w:tcBorders>
               <w:top w:val="single" w:color="A6B8D0" w:sz="4"/>
               <w:left w:val="single" w:color="A6B8D0" w:sz="4"/>
@@ -21398,7 +21528,7 @@
         </w:trPr>
         <w:tc>
           <w:tcPr>
-            <w:tcW w:type="dxa" w:w="4658"/>
+            <w:tcW w:type="dxa" w:w="5244"/>
             <w:tcBorders>
               <w:top w:val="single" w:color="A6B8D0" w:sz="4"/>
               <w:left w:val="single" w:color="A6B8D0" w:sz="4"/>
@@ -21426,13 +21556,13 @@
                 <w:sz w:val="18"/>
                 <w:szCs w:val="18"/>
               </w:rPr>
-              <w:t xml:space="preserve">Number of undo steps, default export presets</w:t>
-            </w:r>
-          </w:p>
-        </w:tc>
-        <w:tc>
-          <w:tcPr>
-            <w:tcW w:type="dxa" w:w="4980"/>
+              <w:t xml:space="preserve">Number of undo steps, default export presets, the default for adding the identification number to file names</w:t>
+            </w:r>
+          </w:p>
+        </w:tc>
+        <w:tc>
+          <w:tcPr>
+            <w:tcW w:type="dxa" w:w="4394"/>
             <w:tcBorders>
               <w:top w:val="single" w:color="A6B8D0" w:sz="4"/>
               <w:left w:val="single" w:color="A6B8D0" w:sz="4"/>
@@ -23828,7 +23958,36 @@
         <w:rPr>
           <w:rFonts w:ascii="Calibri" w:eastAsia="Yu Gothic" w:hAnsi="Calibri"/>
         </w:rPr>
-        <w:t xml:space="preserve">Resizing: Lanczos3 of fast_image_resize. Images with transparency are premultiplied by alpha before resizing and then restored (fast_image_resize's default).</w:t>
+        <w:t xml:space="preserve">The methods of resizing and color conversion follow 14.3 “Resizing, color conversion, and JPEG export”.</w:t>
+      </w:r>
+    </w:p>
+    <w:p>
+      <w:pPr>
+        <w:pStyle w:val="ListParagraph"/>
+        <w:keepNext w:val="false"/>
+        <w:keepLines/>
+        <w:numPr>
+          <w:ilvl w:val="0"/>
+          <w:numId w:val="2"/>
+        </w:numPr>
+        <w:spacing w:after="20" w:before="20" w:line="300"/>
+      </w:pPr>
+      <w:r>
+        <w:rPr>
+          <w:rFonts w:ascii="Calibri" w:eastAsia="Yu Gothic" w:hAnsi="Calibri"/>
+        </w:rPr>
+        <w:t xml:space="preserve">The Visible Signature is drawn on the resized image at that size (drawing before resizing and then shrinking would crush thin outlines). The handling of color space and bit depth when compositing the drawn transparent image onto the photo follows 3.5 “Drawing”.</w:t>
+      </w:r>
+    </w:p>
+    <w:p>
+      <w:pPr>
+        <w:pStyle w:val="Heading2"/>
+      </w:pPr>
+      <w:r>
+        <w:rPr>
+          <w:rFonts w:ascii="Calibri" w:eastAsia="Yu Gothic" w:hAnsi="Calibri"/>
+        </w:rPr>
+        <w:t xml:space="preserve">14.3 Resizing, color conversion, and JPEG export</w:t>
       </w:r>
     </w:p>
     <w:p>
@@ -23846,7 +24005,7 @@
         <w:rPr>
           <w:rFonts w:ascii="Calibri" w:eastAsia="Yu Gothic" w:hAnsi="Calibri"/>
         </w:rPr>
-        <w:t xml:space="preserve">The Visible Signature is drawn on the resized image at that size (drawing before resizing and then shrinking would crush thin outlines).</w:t>
+        <w:t xml:space="preserve">Resizing: Lanczos3 of fast_image_resize. Images with transparency are premultiplied by alpha before resizing and then restored (fast_image_resize's default).</w:t>
       </w:r>
     </w:p>
     <w:p>
@@ -23864,7 +24023,7 @@
         <w:rPr>
           <w:rFonts w:ascii="Calibri" w:eastAsia="Yu Gothic" w:hAnsi="Calibri"/>
         </w:rPr>
-        <w:t xml:space="preserve">Color (social media): convert from the original image's embedded ICC to sRGB (DD-4-12“Colors are converted to sRGB and the sRGB ICC profile is embedded”). Conversion is done with moxcms. Images without ICC are treated as sRGB. [To be measured] The difference between moxcms and lcms2 conversions on Adobe RGB and Display P3 test images. Criterion: maximum color difference (ΔE2000) less than 1. If not met, lcms2 is used.</w:t>
+        <w:t xml:space="preserve">Color (social media): convert from the original image's embedded ICC (ISO 15076-1; v2 and v4) to sRGB (IEC 61966-2-1) (DD-4-12“Colors are converted to sRGB and the sRGB ICC profile is embedded”). Conversion is done with moxcms. Images without ICC are treated as sRGB. [To be measured] The difference between moxcms and lcms2 conversions on Adobe RGB and Display P3 test images. Criterion: maximum color difference (ΔE2000) less than 1. If not met, lcms2 is used.</w:t>
       </w:r>
     </w:p>
     <w:p>
@@ -23888,7 +24047,7 @@
     <w:p>
       <w:pPr>
         <w:pStyle w:val="ListParagraph"/>
-        <w:keepNext w:val="false"/>
+        <w:keepNext/>
         <w:keepLines/>
         <w:numPr>
           <w:ilvl w:val="0"/>
@@ -23900,18 +24059,7 @@
         <w:rPr>
           <w:rFonts w:ascii="Calibri" w:eastAsia="Yu Gothic" w:hAnsi="Calibri"/>
         </w:rPr>
-        <w:t xml:space="preserve">Color and bit depth of drawing: the Visible Signature is drawn with tiny-skia as an 8-bit RGBA (sRGB values) transparent image (tiny-skia handles only 8-bit RGBA; tiny-skia's README). If the photo is not sRGB or is 16-bit (original-size TIFF for delivery, etc.), the drawn transparent image is converted with moxcms to the photo's color space and widened to the photo's bit depth before compositing. Visible Signature colors are held as sRGB values (3.2), so they appear in the same visible color on photos in any color space. [To be measured] Overlay white, black, and primary-color text on a 16-bit Adobe RGB TIFF, and the color difference (ΔE2000) from the sRGB values is less than 1.</w:t>
-      </w:r>
-    </w:p>
-    <w:p>
-      <w:pPr>
-        <w:pStyle w:val="Heading2"/>
-      </w:pPr>
-      <w:r>
-        <w:rPr>
-          <w:rFonts w:ascii="Calibri" w:eastAsia="Yu Gothic" w:hAnsi="Calibri"/>
-        </w:rPr>
-        <w:t xml:space="preserve">14.3 JPEG export</w:t>
+        <w:t xml:space="preserve">Preview image: JPEG, quality 85, up to 2560 pixels on the long side (initial value). Converted from the photo's ICC to sRGB (to avoid differences in how screen components handle color). When the display's ICC is passed (Linux; 9.4 “Preview”), converted to that color space (moxcms; the same path as darktable, GIMP, and Krita).</w:t>
       </w:r>
     </w:p>
     <w:p>
@@ -23929,7 +24077,31 @@
         <w:rPr>
           <w:rFonts w:ascii="Calibri" w:eastAsia="Yu Gothic" w:hAnsi="Calibri"/>
         </w:rPr>
-        <w:t xml:space="preserve">Component: jpeg-encoder (has quality, chroma subsampling, progressive, ICC embedding). image's JPEG export cannot choose chroma subsampling or progressive, so it is not used.</w:t>
+        <w:t xml:space="preserve">Obtaining the display's ICC (Linux): on Wayland, the output's ICC through the color management protocol </w:t>
+      </w:r>
+      <w:r>
+        <w:rPr>
+          <w:rFonts w:ascii="Consolas" w:eastAsia="Yu Gothic" w:hAnsi="Consolas"/>
+        </w:rPr>
+        <w:t xml:space="preserve">wp_color_management_v1</w:t>
+      </w:r>
+      <w:r>
+        <w:rPr>
+          <w:rFonts w:ascii="Calibri" w:eastAsia="Yu Gothic" w:hAnsi="Calibri"/>
+        </w:rPr>
+        <w:t xml:space="preserve">; on X11, the </w:t>
+      </w:r>
+      <w:r>
+        <w:rPr>
+          <w:rFonts w:ascii="Consolas" w:eastAsia="Yu Gothic" w:hAnsi="Consolas"/>
+        </w:rPr>
+        <w:t xml:space="preserve">_ICC_PROFILE</w:t>
+      </w:r>
+      <w:r>
+        <w:rPr>
+          <w:rFonts w:ascii="Calibri" w:eastAsia="Yu Gothic" w:hAnsi="Calibri"/>
+        </w:rPr>
+        <w:t xml:space="preserve"> property of the root window (ICC Profiles In X Specification); if neither, colord is queried. If none, sRGB as it is (NRSD's request, 2026-10-01).</w:t>
       </w:r>
     </w:p>
     <w:p>
@@ -23947,6 +24119,72 @@
         <w:rPr>
           <w:rFonts w:ascii="Calibri" w:eastAsia="Yu Gothic" w:hAnsi="Calibri"/>
         </w:rPr>
+        <w:t xml:space="preserve">Reduced images: 512 pixels on the short side (initial value). Named by the photo's SHA-256. The location is passed by the caller (11.8 “Where kept”).</w:t>
+      </w:r>
+    </w:p>
+    <w:p>
+      <w:pPr>
+        <w:pStyle w:val="ListParagraph"/>
+        <w:keepNext/>
+        <w:keepLines/>
+        <w:numPr>
+          <w:ilvl w:val="0"/>
+          <w:numId w:val="2"/>
+        </w:numPr>
+        <w:spacing w:after="20" w:before="20" w:line="300"/>
+      </w:pPr>
+      <w:r>
+        <w:rPr>
+          <w:rFonts w:ascii="Calibri" w:eastAsia="Yu Gothic" w:hAnsi="Calibri"/>
+        </w:rPr>
+        <w:t xml:space="preserve">Risk: color accuracy of moxcms. Impact: colors may shift. Preparation: compare with lcms2 and swap through the </w:t>
+      </w:r>
+      <w:r>
+        <w:rPr>
+          <w:rFonts w:ascii="Consolas" w:eastAsia="Yu Gothic" w:hAnsi="Consolas"/>
+        </w:rPr>
+        <w:t xml:space="preserve">ColorEngine</w:t>
+      </w:r>
+      <w:r>
+        <w:rPr>
+          <w:rFonts w:ascii="Calibri" w:eastAsia="Yu Gothic" w:hAnsi="Calibri"/>
+        </w:rPr>
+        <w:t xml:space="preserve"> switch (14.3, Overall Implementation Design 2.1)</w:t>
+      </w:r>
+    </w:p>
+    <w:p>
+      <w:pPr>
+        <w:pStyle w:val="ListParagraph"/>
+        <w:keepNext/>
+        <w:keepLines/>
+        <w:numPr>
+          <w:ilvl w:val="0"/>
+          <w:numId w:val="2"/>
+        </w:numPr>
+        <w:spacing w:after="20" w:before="20" w:line="300"/>
+      </w:pPr>
+      <w:r>
+        <w:rPr>
+          <w:rFonts w:ascii="Calibri" w:eastAsia="Yu Gothic" w:hAnsi="Calibri"/>
+        </w:rPr>
+        <w:t xml:space="preserve">Component: jpeg-encoder (has quality, chroma subsampling, progressive, ICC embedding). image's JPEG export cannot choose chroma subsampling or progressive, so it is not used.</w:t>
+      </w:r>
+    </w:p>
+    <w:p>
+      <w:pPr>
+        <w:pStyle w:val="ListParagraph"/>
+        <w:keepNext/>
+        <w:keepLines/>
+        <w:numPr>
+          <w:ilvl w:val="0"/>
+          <w:numId w:val="2"/>
+        </w:numPr>
+        <w:spacing w:after="20" w:before="20" w:line="300"/>
+      </w:pPr>
+      <w:r>
+        <w:rPr>
+          <w:rFonts w:ascii="Calibri" w:eastAsia="Yu Gothic" w:hAnsi="Calibri"/>
+        </w:rPr>
         <w:t xml:space="preserve">Quality 92 (initial value), no chroma subsampling (4:4:4), progressive. Social media recompress uploaded images, so colors are not subsampled at export to avoid stacking degradation.</w:t>
       </w:r>
     </w:p>
@@ -23994,7 +24232,7 @@
         <w:rPr>
           <w:rFonts w:ascii="Calibri" w:eastAsia="Yu Gothic" w:hAnsi="Calibri"/>
         </w:rPr>
-        <w:t xml:space="preserve">Photos handled are up to 100 million pixels and 200 MB per image (Chapter 1, 14.1 “Scale and performance targets”). A 100-million-pixel photo uses about 381 MiB in RGBA8 and about 763 MiB in RGBA16 (about 229 MiB and 458 MiB for 60,000,000 pixels). Photos larger than this are not taken in. With image's default memory limit (512 MiB), large 16-bit photos cannot be read, so a limit computed from the photo's size is given.</w:t>
+        <w:t xml:space="preserve">Photos handled are up to 100 million pixels and 200 MB per image (Chapter 1, 14.1 “Scale and performance targets”). Photos larger than this are not taken in. The memory estimate per image and the loading limit follow Chapter 3, 2 “Input”.</w:t>
       </w:r>
     </w:p>
     <w:p>
@@ -24030,7 +24268,7 @@
         <w:rPr>
           <w:rFonts w:ascii="Calibri" w:eastAsia="Yu Gothic" w:hAnsi="Calibri"/>
         </w:rPr>
-        <w:t xml:space="preserve">Export can be cancelled. Photos exported by the time of cancelling are kept and recorded in the work session.</w:t>
+        <w:t xml:space="preserve">The watermark and auto-placement models are not held at the same time; only the one in use is loaded, and memory use is written to the operation log (Chapter 3, 5; Chapter 11, 7.1).</w:t>
       </w:r>
     </w:p>
     <w:p>
@@ -24059,31 +24297,7 @@
         <w:rPr>
           <w:rFonts w:ascii="Calibri" w:eastAsia="Yu Gothic" w:hAnsi="Calibri"/>
         </w:rPr>
-        <w:t xml:space="preserve">Location: under the folder the User chooses, the folders of Chapter 3, 10.1 “Names and structure” are created (for delivery </w:t>
-      </w:r>
-      <w:r>
-        <w:rPr>
-          <w:rFonts w:ascii="Consolas" w:eastAsia="Yu Gothic" w:hAnsi="Consolas"/>
-        </w:rPr>
-        <w:t xml:space="preserve">&lt;output date&gt;_&lt;shoot name&gt;_delivery/</w:t>
-      </w:r>
-      <w:r>
-        <w:rPr>
-          <w:rFonts w:ascii="Calibri" w:eastAsia="Yu Gothic" w:hAnsi="Calibri"/>
-        </w:rPr>
-        <w:t xml:space="preserve">; for social media, a folder per export preset under </w:t>
-      </w:r>
-      <w:r>
-        <w:rPr>
-          <w:rFonts w:ascii="Consolas" w:eastAsia="Yu Gothic" w:hAnsi="Consolas"/>
-        </w:rPr>
-        <w:t xml:space="preserve">&lt;output date&gt;_&lt;shoot name&gt;_sns/</w:t>
-      </w:r>
-      <w:r>
-        <w:rPr>
-          <w:rFonts w:ascii="Calibri" w:eastAsia="Yu Gothic" w:hAnsi="Calibri"/>
-        </w:rPr>
-        <w:t xml:space="preserve">).</w:t>
+        <w:t xml:space="preserve">Location: under the folder the User chooses, the folders of Chapter 3, 10.1 “Names and structure” are created.</w:t>
       </w:r>
     </w:p>
     <w:p>
@@ -24101,7 +24315,7 @@
         <w:rPr>
           <w:rFonts w:ascii="Calibri" w:eastAsia="Yu Gothic" w:hAnsi="Calibri"/>
         </w:rPr>
-        <w:t xml:space="preserve">Names: the original name. Whether to add the identification number is chosen at export (Chapter 3, 7.1 “Identification number”). If a file with the same name exists, it is not overwritten, and a number is added after the name.</w:t>
+        <w:t xml:space="preserve">Names: per Chapter 3, 10.1 “Names and structure”. If a file with the same name exists, it is not overwritten, and a number is added after the name.</w:t>
       </w:r>
     </w:p>
     <w:p>
@@ -24172,6 +24386,24 @@
     <w:p>
       <w:pPr>
         <w:pStyle w:val="ListParagraph"/>
+        <w:keepNext/>
+        <w:keepLines/>
+        <w:numPr>
+          <w:ilvl w:val="0"/>
+          <w:numId w:val="2"/>
+        </w:numPr>
+        <w:spacing w:after="20" w:before="20" w:line="300"/>
+      </w:pPr>
+      <w:r>
+        <w:rPr>
+          <w:rFonts w:ascii="Calibri" w:eastAsia="Yu Gothic" w:hAnsi="Calibri"/>
+        </w:rPr>
+        <w:t xml:space="preserve">If the app ends in the middle of export, the exported photos are recorded in the work session. Open the work session and “Continue exporting” exports only the rest.</w:t>
+      </w:r>
+    </w:p>
+    <w:p>
+      <w:pPr>
+        <w:pStyle w:val="ListParagraph"/>
         <w:keepNext w:val="false"/>
         <w:keepLines/>
         <w:numPr>
@@ -24184,7 +24416,7 @@
         <w:rPr>
           <w:rFonts w:ascii="Calibri" w:eastAsia="Yu Gothic" w:hAnsi="Calibri"/>
         </w:rPr>
-        <w:t xml:space="preserve">If the app ends in the middle of export, the exported photos are recorded in the work session. Open the work session and “Continue exporting” exports only the rest.</w:t>
+        <w:t xml:space="preserve">Interruption and resumption work the same across restarts of the app or the OS (completion is kept in the per-photo records). Several exports can be queued, and one runs at a time (Chapter 3, 9) (NRSD's request, 2026-09-30).</w:t>
       </w:r>
     </w:p>
     <w:p>
@@ -26485,6 +26717,343 @@
     </w:p>
     <w:p>
       <w:pPr>
+        <w:keepNext w:val="false"/>
+        <w:keepLines/>
+        <w:spacing w:after="80" w:before="80" w:line="320"/>
+      </w:pPr>
+      <w:r>
+        <w:rPr>
+          <w:rFonts w:ascii="Calibri" w:eastAsia="Yu Gothic" w:hAnsi="Calibri"/>
+        </w:rPr>
+        <w:t xml:space="preserve">Forms of values: </w:t>
+      </w:r>
+      <w:r>
+        <w:rPr>
+          <w:rFonts w:ascii="Consolas" w:eastAsia="Yu Gothic" w:hAnsi="Consolas"/>
+        </w:rPr>
+        <w:t xml:space="preserve">anchor</w:t>
+      </w:r>
+      <w:r>
+        <w:rPr>
+          <w:rFonts w:ascii="Calibri" w:eastAsia="Yu Gothic" w:hAnsi="Calibri"/>
+        </w:rPr>
+        <w:t xml:space="preserve"> is one of </w:t>
+      </w:r>
+      <w:r>
+        <w:rPr>
+          <w:rFonts w:ascii="Consolas" w:eastAsia="Yu Gothic" w:hAnsi="Consolas"/>
+        </w:rPr>
+        <w:t xml:space="preserve">top-left</w:t>
+      </w:r>
+      <w:r>
+        <w:rPr>
+          <w:rFonts w:ascii="Calibri" w:eastAsia="Yu Gothic" w:hAnsi="Calibri"/>
+        </w:rPr>
+        <w:t xml:space="preserve">, </w:t>
+      </w:r>
+      <w:r>
+        <w:rPr>
+          <w:rFonts w:ascii="Consolas" w:eastAsia="Yu Gothic" w:hAnsi="Consolas"/>
+        </w:rPr>
+        <w:t xml:space="preserve">top</w:t>
+      </w:r>
+      <w:r>
+        <w:rPr>
+          <w:rFonts w:ascii="Calibri" w:eastAsia="Yu Gothic" w:hAnsi="Calibri"/>
+        </w:rPr>
+        <w:t xml:space="preserve">, </w:t>
+      </w:r>
+      <w:r>
+        <w:rPr>
+          <w:rFonts w:ascii="Consolas" w:eastAsia="Yu Gothic" w:hAnsi="Consolas"/>
+        </w:rPr>
+        <w:t xml:space="preserve">top-right</w:t>
+      </w:r>
+      <w:r>
+        <w:rPr>
+          <w:rFonts w:ascii="Calibri" w:eastAsia="Yu Gothic" w:hAnsi="Calibri"/>
+        </w:rPr>
+        <w:t xml:space="preserve">, </w:t>
+      </w:r>
+      <w:r>
+        <w:rPr>
+          <w:rFonts w:ascii="Consolas" w:eastAsia="Yu Gothic" w:hAnsi="Consolas"/>
+        </w:rPr>
+        <w:t xml:space="preserve">left</w:t>
+      </w:r>
+      <w:r>
+        <w:rPr>
+          <w:rFonts w:ascii="Calibri" w:eastAsia="Yu Gothic" w:hAnsi="Calibri"/>
+        </w:rPr>
+        <w:t xml:space="preserve">, </w:t>
+      </w:r>
+      <w:r>
+        <w:rPr>
+          <w:rFonts w:ascii="Consolas" w:eastAsia="Yu Gothic" w:hAnsi="Consolas"/>
+        </w:rPr>
+        <w:t xml:space="preserve">center</w:t>
+      </w:r>
+      <w:r>
+        <w:rPr>
+          <w:rFonts w:ascii="Calibri" w:eastAsia="Yu Gothic" w:hAnsi="Calibri"/>
+        </w:rPr>
+        <w:t xml:space="preserve">, </w:t>
+      </w:r>
+      <w:r>
+        <w:rPr>
+          <w:rFonts w:ascii="Consolas" w:eastAsia="Yu Gothic" w:hAnsi="Consolas"/>
+        </w:rPr>
+        <w:t xml:space="preserve">right</w:t>
+      </w:r>
+      <w:r>
+        <w:rPr>
+          <w:rFonts w:ascii="Calibri" w:eastAsia="Yu Gothic" w:hAnsi="Calibri"/>
+        </w:rPr>
+        <w:t xml:space="preserve">, </w:t>
+      </w:r>
+      <w:r>
+        <w:rPr>
+          <w:rFonts w:ascii="Consolas" w:eastAsia="Yu Gothic" w:hAnsi="Consolas"/>
+        </w:rPr>
+        <w:t xml:space="preserve">bottom-left</w:t>
+      </w:r>
+      <w:r>
+        <w:rPr>
+          <w:rFonts w:ascii="Calibri" w:eastAsia="Yu Gothic" w:hAnsi="Calibri"/>
+        </w:rPr>
+        <w:t xml:space="preserve">, </w:t>
+      </w:r>
+      <w:r>
+        <w:rPr>
+          <w:rFonts w:ascii="Consolas" w:eastAsia="Yu Gothic" w:hAnsi="Consolas"/>
+        </w:rPr>
+        <w:t xml:space="preserve">bottom</w:t>
+      </w:r>
+      <w:r>
+        <w:rPr>
+          <w:rFonts w:ascii="Calibri" w:eastAsia="Yu Gothic" w:hAnsi="Calibri"/>
+        </w:rPr>
+        <w:t xml:space="preserve">, </w:t>
+      </w:r>
+      <w:r>
+        <w:rPr>
+          <w:rFonts w:ascii="Consolas" w:eastAsia="Yu Gothic" w:hAnsi="Consolas"/>
+        </w:rPr>
+        <w:t xml:space="preserve">bottom-right</w:t>
+      </w:r>
+      <w:r>
+        <w:rPr>
+          <w:rFonts w:ascii="Calibri" w:eastAsia="Yu Gothic" w:hAnsi="Calibri"/>
+        </w:rPr>
+        <w:t xml:space="preserve">. Ratios are numbers from 0 to 1. Colors are </w:t>
+      </w:r>
+      <w:r>
+        <w:rPr>
+          <w:rFonts w:ascii="Consolas" w:eastAsia="Yu Gothic" w:hAnsi="Consolas"/>
+        </w:rPr>
+        <w:t xml:space="preserve">#RRGGBB</w:t>
+      </w:r>
+      <w:r>
+        <w:rPr>
+          <w:rFonts w:ascii="Calibri" w:eastAsia="Yu Gothic" w:hAnsi="Calibri"/>
+        </w:rPr>
+        <w:t xml:space="preserve"> (opacity is a separate field) or </w:t>
+      </w:r>
+      <w:r>
+        <w:rPr>
+          <w:rFonts w:ascii="Consolas" w:eastAsia="Yu Gothic" w:hAnsi="Consolas"/>
+        </w:rPr>
+        <w:t xml:space="preserve">auto</w:t>
+      </w:r>
+      <w:r>
+        <w:rPr>
+          <w:rFonts w:ascii="Calibri" w:eastAsia="Yu Gothic" w:hAnsi="Calibri"/>
+        </w:rPr>
+        <w:t xml:space="preserve">. </w:t>
+      </w:r>
+      <w:r>
+        <w:rPr>
+          <w:rFonts w:ascii="Consolas" w:eastAsia="Yu Gothic" w:hAnsi="Consolas"/>
+        </w:rPr>
+        <w:t xml:space="preserve">date_format</w:t>
+      </w:r>
+      <w:r>
+        <w:rPr>
+          <w:rFonts w:ascii="Calibri" w:eastAsia="Yu Gothic" w:hAnsi="Calibri"/>
+        </w:rPr>
+        <w:t xml:space="preserve"> is </w:t>
+      </w:r>
+      <w:r>
+        <w:rPr>
+          <w:rFonts w:ascii="Consolas" w:eastAsia="Yu Gothic" w:hAnsi="Consolas"/>
+        </w:rPr>
+        <w:t xml:space="preserve">iso</w:t>
+      </w:r>
+      <w:r>
+        <w:rPr>
+          <w:rFonts w:ascii="Calibri" w:eastAsia="Yu Gothic" w:hAnsi="Calibri"/>
+        </w:rPr>
+        <w:t xml:space="preserve"> (2026-09-29), </w:t>
+      </w:r>
+      <w:r>
+        <w:rPr>
+          <w:rFonts w:ascii="Consolas" w:eastAsia="Yu Gothic" w:hAnsi="Consolas"/>
+        </w:rPr>
+        <w:t xml:space="preserve">ja</w:t>
+      </w:r>
+      <w:r>
+        <w:rPr>
+          <w:rFonts w:ascii="Calibri" w:eastAsia="Yu Gothic" w:hAnsi="Calibri"/>
+        </w:rPr>
+        <w:t xml:space="preserve"> (2026年9月29日), or </w:t>
+      </w:r>
+      <w:r>
+        <w:rPr>
+          <w:rFonts w:ascii="Consolas" w:eastAsia="Yu Gothic" w:hAnsi="Consolas"/>
+        </w:rPr>
+        <w:t xml:space="preserve">en</w:t>
+      </w:r>
+      <w:r>
+        <w:rPr>
+          <w:rFonts w:ascii="Calibri" w:eastAsia="Yu Gothic" w:hAnsi="Calibri"/>
+        </w:rPr>
+        <w:t xml:space="preserve"> (Sep 29, 2026). A font reference is </w:t>
+      </w:r>
+      <w:r>
+        <w:rPr>
+          <w:rFonts w:ascii="Consolas" w:eastAsia="Yu Gothic" w:hAnsi="Consolas"/>
+        </w:rPr>
+        <w:t xml:space="preserve">{name, sha256}</w:t>
+      </w:r>
+      <w:r>
+        <w:rPr>
+          <w:rFonts w:ascii="Calibri" w:eastAsia="Yu Gothic" w:hAnsi="Calibri"/>
+        </w:rPr>
+        <w:t xml:space="preserve"> (</w:t>
+      </w:r>
+      <w:r>
+        <w:rPr>
+          <w:rFonts w:ascii="Consolas" w:eastAsia="Yu Gothic" w:hAnsi="Consolas"/>
+        </w:rPr>
+        <w:t xml:space="preserve">sha256</w:t>
+      </w:r>
+      <w:r>
+        <w:rPr>
+          <w:rFonts w:ascii="Calibri" w:eastAsia="Yu Gothic" w:hAnsi="Calibri"/>
+        </w:rPr>
+        <w:t xml:space="preserve"> is omitted for bundled fonts). </w:t>
+      </w:r>
+      <w:r>
+        <w:rPr>
+          <w:rFonts w:ascii="Consolas" w:eastAsia="Yu Gothic" w:hAnsi="Consolas"/>
+        </w:rPr>
+        <w:t xml:space="preserve">kind</w:t>
+      </w:r>
+      <w:r>
+        <w:rPr>
+          <w:rFonts w:ascii="Calibri" w:eastAsia="Yu Gothic" w:hAnsi="Calibri"/>
+        </w:rPr>
+        <w:t xml:space="preserve"> is </w:t>
+      </w:r>
+      <w:r>
+        <w:rPr>
+          <w:rFonts w:ascii="Consolas" w:eastAsia="Yu Gothic" w:hAnsi="Consolas"/>
+        </w:rPr>
+        <w:t xml:space="preserve">text</w:t>
+      </w:r>
+      <w:r>
+        <w:rPr>
+          <w:rFonts w:ascii="Calibri" w:eastAsia="Yu Gothic" w:hAnsi="Calibri"/>
+        </w:rPr>
+        <w:t xml:space="preserve"> or </w:t>
+      </w:r>
+      <w:r>
+        <w:rPr>
+          <w:rFonts w:ascii="Consolas" w:eastAsia="Yu Gothic" w:hAnsi="Consolas"/>
+        </w:rPr>
+        <w:t xml:space="preserve">image</w:t>
+      </w:r>
+      <w:r>
+        <w:rPr>
+          <w:rFonts w:ascii="Calibri" w:eastAsia="Yu Gothic" w:hAnsi="Calibri"/>
+        </w:rPr>
+        <w:t xml:space="preserve">. </w:t>
+      </w:r>
+      <w:r>
+        <w:rPr>
+          <w:rFonts w:ascii="Consolas" w:eastAsia="Yu Gothic" w:hAnsi="Consolas"/>
+        </w:rPr>
+        <w:t xml:space="preserve">placement</w:t>
+      </w:r>
+      <w:r>
+        <w:rPr>
+          <w:rFonts w:ascii="Calibri" w:eastAsia="Yu Gothic" w:hAnsi="Calibri"/>
+        </w:rPr>
+        <w:t xml:space="preserve"> is </w:t>
+      </w:r>
+      <w:r>
+        <w:rPr>
+          <w:rFonts w:ascii="Consolas" w:eastAsia="Yu Gothic" w:hAnsi="Consolas"/>
+        </w:rPr>
+        <w:t xml:space="preserve">single</w:t>
+      </w:r>
+      <w:r>
+        <w:rPr>
+          <w:rFonts w:ascii="Calibri" w:eastAsia="Yu Gothic" w:hAnsi="Calibri"/>
+        </w:rPr>
+        <w:t xml:space="preserve"> or </w:t>
+      </w:r>
+      <w:r>
+        <w:rPr>
+          <w:rFonts w:ascii="Consolas" w:eastAsia="Yu Gothic" w:hAnsi="Consolas"/>
+        </w:rPr>
+        <w:t xml:space="preserve">tile</w:t>
+      </w:r>
+      <w:r>
+        <w:rPr>
+          <w:rFonts w:ascii="Calibri" w:eastAsia="Yu Gothic" w:hAnsi="Calibri"/>
+        </w:rPr>
+        <w:t xml:space="preserve">, and </w:t>
+      </w:r>
+      <w:r>
+        <w:rPr>
+          <w:rFonts w:ascii="Consolas" w:eastAsia="Yu Gothic" w:hAnsi="Consolas"/>
+        </w:rPr>
+        <w:t xml:space="preserve">tile.pattern</w:t>
+      </w:r>
+      <w:r>
+        <w:rPr>
+          <w:rFonts w:ascii="Calibri" w:eastAsia="Yu Gothic" w:hAnsi="Calibri"/>
+        </w:rPr>
+        <w:t xml:space="preserve"> is </w:t>
+      </w:r>
+      <w:r>
+        <w:rPr>
+          <w:rFonts w:ascii="Consolas" w:eastAsia="Yu Gothic" w:hAnsi="Consolas"/>
+        </w:rPr>
+        <w:t xml:space="preserve">grid</w:t>
+      </w:r>
+      <w:r>
+        <w:rPr>
+          <w:rFonts w:ascii="Calibri" w:eastAsia="Yu Gothic" w:hAnsi="Calibri"/>
+        </w:rPr>
+        <w:t xml:space="preserve"> or </w:t>
+      </w:r>
+      <w:r>
+        <w:rPr>
+          <w:rFonts w:ascii="Consolas" w:eastAsia="Yu Gothic" w:hAnsi="Consolas"/>
+        </w:rPr>
+        <w:t xml:space="preserve">diagonal</w:t>
+      </w:r>
+      <w:r>
+        <w:rPr>
+          <w:rFonts w:ascii="Calibri" w:eastAsia="Yu Gothic" w:hAnsi="Calibri"/>
+        </w:rPr>
+        <w:t xml:space="preserve">. The JSON Schema (Chapter 1, 8.3) is written with these enumerations.</w:t>
+      </w:r>
+    </w:p>
+    <w:p>
+      <w:pPr>
         <w:pStyle w:val="Heading2"/>
       </w:pPr>
       <w:r>
@@ -26520,8 +27089,8 @@
       </w:tblPr>
       <w:tblGrid>
         <w:gridCol w:w="1720"/>
-        <w:gridCol w:w="1980"/>
-        <w:gridCol w:w="5938"/>
+        <w:gridCol w:w="1698"/>
+        <w:gridCol w:w="6220"/>
       </w:tblGrid>
       <w:tr>
         <w:trPr>
@@ -26565,7 +27134,7 @@
         </w:tc>
         <w:tc>
           <w:tcPr>
-            <w:tcW w:type="dxa" w:w="1980"/>
+            <w:tcW w:type="dxa" w:w="1698"/>
             <w:tcBorders>
               <w:top w:val="single" w:color="A6B8D0" w:sz="4"/>
               <w:left w:val="single" w:color="A6B8D0" w:sz="4"/>
@@ -26600,7 +27169,7 @@
         </w:tc>
         <w:tc>
           <w:tcPr>
-            <w:tcW w:type="dxa" w:w="5938"/>
+            <w:tcW w:type="dxa" w:w="6220"/>
             <w:tcBorders>
               <w:top w:val="single" w:color="A6B8D0" w:sz="4"/>
               <w:left w:val="single" w:color="A6B8D0" w:sz="4"/>
@@ -26675,7 +27244,7 @@
         </w:tc>
         <w:tc>
           <w:tcPr>
-            <w:tcW w:type="dxa" w:w="1980"/>
+            <w:tcW w:type="dxa" w:w="1698"/>
             <w:tcBorders>
               <w:top w:val="single" w:color="A6B8D0" w:sz="4"/>
               <w:left w:val="single" w:color="A6B8D0" w:sz="4"/>
@@ -26709,7 +27278,7 @@
         </w:tc>
         <w:tc>
           <w:tcPr>
-            <w:tcW w:type="dxa" w:w="5938"/>
+            <w:tcW w:type="dxa" w:w="6220"/>
             <w:tcBorders>
               <w:top w:val="single" w:color="A6B8D0" w:sz="4"/>
               <w:left w:val="single" w:color="A6B8D0" w:sz="4"/>
@@ -26783,7 +27352,7 @@
         </w:tc>
         <w:tc>
           <w:tcPr>
-            <w:tcW w:type="dxa" w:w="1980"/>
+            <w:tcW w:type="dxa" w:w="1698"/>
             <w:tcBorders>
               <w:top w:val="single" w:color="A6B8D0" w:sz="4"/>
               <w:left w:val="single" w:color="A6B8D0" w:sz="4"/>
@@ -26817,7 +27386,7 @@
         </w:tc>
         <w:tc>
           <w:tcPr>
-            <w:tcW w:type="dxa" w:w="5938"/>
+            <w:tcW w:type="dxa" w:w="6220"/>
             <w:tcBorders>
               <w:top w:val="single" w:color="A6B8D0" w:sz="4"/>
               <w:left w:val="single" w:color="A6B8D0" w:sz="4"/>
@@ -26911,7 +27480,7 @@
         </w:tc>
         <w:tc>
           <w:tcPr>
-            <w:tcW w:type="dxa" w:w="1980"/>
+            <w:tcW w:type="dxa" w:w="1698"/>
             <w:tcBorders>
               <w:top w:val="single" w:color="A6B8D0" w:sz="4"/>
               <w:left w:val="single" w:color="A6B8D0" w:sz="4"/>
@@ -26945,7 +27514,7 @@
         </w:tc>
         <w:tc>
           <w:tcPr>
-            <w:tcW w:type="dxa" w:w="5938"/>
+            <w:tcW w:type="dxa" w:w="6220"/>
             <w:tcBorders>
               <w:top w:val="single" w:color="A6B8D0" w:sz="4"/>
               <w:left w:val="single" w:color="A6B8D0" w:sz="4"/>
@@ -27019,7 +27588,7 @@
         </w:tc>
         <w:tc>
           <w:tcPr>
-            <w:tcW w:type="dxa" w:w="1980"/>
+            <w:tcW w:type="dxa" w:w="1698"/>
             <w:tcBorders>
               <w:top w:val="single" w:color="A6B8D0" w:sz="4"/>
               <w:left w:val="single" w:color="A6B8D0" w:sz="4"/>
@@ -27053,7 +27622,7 @@
         </w:tc>
         <w:tc>
           <w:tcPr>
-            <w:tcW w:type="dxa" w:w="5938"/>
+            <w:tcW w:type="dxa" w:w="6220"/>
             <w:tcBorders>
               <w:top w:val="single" w:color="A6B8D0" w:sz="4"/>
               <w:left w:val="single" w:color="A6B8D0" w:sz="4"/>
@@ -27127,7 +27696,7 @@
         </w:tc>
         <w:tc>
           <w:tcPr>
-            <w:tcW w:type="dxa" w:w="1980"/>
+            <w:tcW w:type="dxa" w:w="1698"/>
             <w:tcBorders>
               <w:top w:val="single" w:color="A6B8D0" w:sz="4"/>
               <w:left w:val="single" w:color="A6B8D0" w:sz="4"/>
@@ -27161,7 +27730,7 @@
         </w:tc>
         <w:tc>
           <w:tcPr>
-            <w:tcW w:type="dxa" w:w="5938"/>
+            <w:tcW w:type="dxa" w:w="6220"/>
             <w:tcBorders>
               <w:top w:val="single" w:color="A6B8D0" w:sz="4"/>
               <w:left w:val="single" w:color="A6B8D0" w:sz="4"/>
@@ -27265,7 +27834,7 @@
         </w:tc>
         <w:tc>
           <w:tcPr>
-            <w:tcW w:type="dxa" w:w="1980"/>
+            <w:tcW w:type="dxa" w:w="1698"/>
             <w:tcBorders>
               <w:top w:val="single" w:color="A6B8D0" w:sz="4"/>
               <w:left w:val="single" w:color="A6B8D0" w:sz="4"/>
@@ -27299,7 +27868,7 @@
         </w:tc>
         <w:tc>
           <w:tcPr>
-            <w:tcW w:type="dxa" w:w="5938"/>
+            <w:tcW w:type="dxa" w:w="6220"/>
             <w:tcBorders>
               <w:top w:val="single" w:color="A6B8D0" w:sz="4"/>
               <w:left w:val="single" w:color="A6B8D0" w:sz="4"/>
@@ -27683,7 +28252,7 @@
         </w:tc>
         <w:tc>
           <w:tcPr>
-            <w:tcW w:type="dxa" w:w="1980"/>
+            <w:tcW w:type="dxa" w:w="1698"/>
             <w:tcBorders>
               <w:top w:val="single" w:color="A6B8D0" w:sz="4"/>
               <w:left w:val="single" w:color="A6B8D0" w:sz="4"/>
@@ -27717,7 +28286,7 @@
         </w:tc>
         <w:tc>
           <w:tcPr>
-            <w:tcW w:type="dxa" w:w="5938"/>
+            <w:tcW w:type="dxa" w:w="6220"/>
             <w:tcBorders>
               <w:top w:val="single" w:color="A6B8D0" w:sz="4"/>
               <w:left w:val="single" w:color="A6B8D0" w:sz="4"/>
@@ -27785,75 +28354,95 @@
                 <w:sz w:val="18"/>
                 <w:szCs w:val="18"/>
               </w:rPr>
-              <w:t xml:space="preserve">rights</w:t>
-            </w:r>
-          </w:p>
-        </w:tc>
-        <w:tc>
-          <w:tcPr>
-            <w:tcW w:type="dxa" w:w="1980"/>
-            <w:tcBorders>
-              <w:top w:val="single" w:color="A6B8D0" w:sz="4"/>
-              <w:left w:val="single" w:color="A6B8D0" w:sz="4"/>
-              <w:bottom w:val="single" w:color="A6B8D0" w:sz="4"/>
-              <w:right w:val="single" w:color="A6B8D0" w:sz="4"/>
-            </w:tcBorders>
-            <w:tcMar>
-              <w:top w:type="dxa" w:w="50"/>
-              <w:left w:type="dxa" w:w="90"/>
-              <w:bottom w:type="dxa" w:w="50"/>
-              <w:right w:type="dxa" w:w="90"/>
-            </w:tcMar>
-          </w:tcPr>
-          <w:p>
-            <w:pPr>
-              <w:keepNext/>
-              <w:keepLines/>
-              <w:spacing w:after="0" w:before="0" w:line="280"/>
-            </w:pPr>
-            <w:r>
-              <w:rPr>
-                <w:rFonts w:ascii="Calibri" w:eastAsia="Yu Gothic" w:hAnsi="Calibri"/>
-                <w:b w:val="false"/>
-                <w:bCs w:val="false"/>
-                <w:sz w:val="18"/>
-                <w:szCs w:val="18"/>
-              </w:rPr>
-              <w:t xml:space="preserve">Choice of Permitted Scope</w:t>
-            </w:r>
-          </w:p>
-        </w:tc>
-        <w:tc>
-          <w:tcPr>
-            <w:tcW w:type="dxa" w:w="5938"/>
-            <w:tcBorders>
-              <w:top w:val="single" w:color="A6B8D0" w:sz="4"/>
-              <w:left w:val="single" w:color="A6B8D0" w:sz="4"/>
-              <w:bottom w:val="single" w:color="A6B8D0" w:sz="4"/>
-              <w:right w:val="single" w:color="A6B8D0" w:sz="4"/>
-            </w:tcBorders>
-            <w:tcMar>
-              <w:top w:type="dxa" w:w="50"/>
-              <w:left w:type="dxa" w:w="90"/>
-              <w:bottom w:type="dxa" w:w="50"/>
-              <w:right w:type="dxa" w:w="90"/>
-            </w:tcMar>
-          </w:tcPr>
-          <w:p>
-            <w:pPr>
-              <w:keepNext/>
-              <w:keepLines/>
-              <w:spacing w:after="0" w:before="0" w:line="280"/>
-            </w:pPr>
-            <w:r>
-              <w:rPr>
-                <w:rFonts w:ascii="Calibri" w:eastAsia="Yu Gothic" w:hAnsi="Calibri"/>
-                <w:b w:val="false"/>
-                <w:bCs w:val="false"/>
-                <w:sz w:val="18"/>
-                <w:szCs w:val="18"/>
-              </w:rPr>
-              <w:t xml:space="preserve">Chapter 5</w:t>
+              <w:t xml:space="preserve">id_in_filename</w:t>
+            </w:r>
+          </w:p>
+        </w:tc>
+        <w:tc>
+          <w:tcPr>
+            <w:tcW w:type="dxa" w:w="1698"/>
+            <w:tcBorders>
+              <w:top w:val="single" w:color="A6B8D0" w:sz="4"/>
+              <w:left w:val="single" w:color="A6B8D0" w:sz="4"/>
+              <w:bottom w:val="single" w:color="A6B8D0" w:sz="4"/>
+              <w:right w:val="single" w:color="A6B8D0" w:sz="4"/>
+            </w:tcBorders>
+            <w:tcMar>
+              <w:top w:type="dxa" w:w="50"/>
+              <w:left w:type="dxa" w:w="90"/>
+              <w:bottom w:type="dxa" w:w="50"/>
+              <w:right w:type="dxa" w:w="90"/>
+            </w:tcMar>
+          </w:tcPr>
+          <w:p>
+            <w:pPr>
+              <w:keepNext/>
+              <w:keepLines/>
+              <w:spacing w:after="0" w:before="0" w:line="280"/>
+            </w:pPr>
+            <w:r>
+              <w:rPr>
+                <w:rFonts w:ascii="Calibri" w:eastAsia="Yu Gothic" w:hAnsi="Calibri"/>
+                <w:b w:val="false"/>
+                <w:bCs w:val="false"/>
+                <w:sz w:val="18"/>
+                <w:szCs w:val="18"/>
+              </w:rPr>
+              <w:t xml:space="preserve">Boolean</w:t>
+            </w:r>
+          </w:p>
+        </w:tc>
+        <w:tc>
+          <w:tcPr>
+            <w:tcW w:type="dxa" w:w="6220"/>
+            <w:tcBorders>
+              <w:top w:val="single" w:color="A6B8D0" w:sz="4"/>
+              <w:left w:val="single" w:color="A6B8D0" w:sz="4"/>
+              <w:bottom w:val="single" w:color="A6B8D0" w:sz="4"/>
+              <w:right w:val="single" w:color="A6B8D0" w:sz="4"/>
+            </w:tcBorders>
+            <w:tcMar>
+              <w:top w:type="dxa" w:w="50"/>
+              <w:left w:type="dxa" w:w="90"/>
+              <w:bottom w:type="dxa" w:w="50"/>
+              <w:right w:type="dxa" w:w="90"/>
+            </w:tcMar>
+          </w:tcPr>
+          <w:p>
+            <w:pPr>
+              <w:keepNext/>
+              <w:keepLines/>
+              <w:spacing w:after="0" w:before="0" w:line="280"/>
+            </w:pPr>
+            <w:r>
+              <w:rPr>
+                <w:rFonts w:ascii="Calibri" w:eastAsia="Yu Gothic" w:hAnsi="Calibri"/>
+                <w:b w:val="false"/>
+                <w:bCs w:val="false"/>
+                <w:sz w:val="18"/>
+                <w:szCs w:val="18"/>
+              </w:rPr>
+              <w:t xml:space="preserve">Whether to add the identification number to the file names of social media output (Chapter 3, 7.1 “Identification number”; the initial value is the setting </w:t>
+            </w:r>
+            <w:r>
+              <w:rPr>
+                <w:rFonts w:ascii="Consolas" w:eastAsia="Yu Gothic" w:hAnsi="Consolas"/>
+                <w:b w:val="false"/>
+                <w:bCs w:val="false"/>
+                <w:sz w:val="18"/>
+                <w:szCs w:val="18"/>
+              </w:rPr>
+              <w:t xml:space="preserve">export.id_in_filename</w:t>
+            </w:r>
+            <w:r>
+              <w:rPr>
+                <w:rFonts w:ascii="Calibri" w:eastAsia="Yu Gothic" w:hAnsi="Calibri"/>
+                <w:b w:val="false"/>
+                <w:bCs w:val="false"/>
+                <w:sz w:val="18"/>
+                <w:szCs w:val="18"/>
+              </w:rPr>
+              <w:t xml:space="preserve"> (Chapter 10, 10), and afterwards the previous choice)</w:t>
             </w:r>
           </w:p>
         </w:tc>
@@ -27893,75 +28482,75 @@
                 <w:sz w:val="18"/>
                 <w:szCs w:val="18"/>
               </w:rPr>
-              <w:t xml:space="preserve">coholder</w:t>
-            </w:r>
-          </w:p>
-        </w:tc>
-        <w:tc>
-          <w:tcPr>
-            <w:tcW w:type="dxa" w:w="1980"/>
-            <w:tcBorders>
-              <w:top w:val="single" w:color="A6B8D0" w:sz="4"/>
-              <w:left w:val="single" w:color="A6B8D0" w:sz="4"/>
-              <w:bottom w:val="single" w:color="A6B8D0" w:sz="4"/>
-              <w:right w:val="single" w:color="A6B8D0" w:sz="4"/>
-            </w:tcBorders>
-            <w:tcMar>
-              <w:top w:type="dxa" w:w="50"/>
-              <w:left w:type="dxa" w:w="90"/>
-              <w:bottom w:type="dxa" w:w="50"/>
-              <w:right w:type="dxa" w:w="90"/>
-            </w:tcMar>
-          </w:tcPr>
-          <w:p>
-            <w:pPr>
-              <w:keepNext/>
-              <w:keepLines/>
-              <w:spacing w:after="0" w:before="0" w:line="280"/>
-            </w:pPr>
-            <w:r>
-              <w:rPr>
-                <w:rFonts w:ascii="Calibri" w:eastAsia="Yu Gothic" w:hAnsi="Calibri"/>
-                <w:b w:val="false"/>
-                <w:bCs w:val="false"/>
-                <w:sz w:val="18"/>
-                <w:szCs w:val="18"/>
-              </w:rPr>
-              <w:t xml:space="preserve">Choice of joint rights holder (one per work session, or none)</w:t>
-            </w:r>
-          </w:p>
-        </w:tc>
-        <w:tc>
-          <w:tcPr>
-            <w:tcW w:type="dxa" w:w="5938"/>
-            <w:tcBorders>
-              <w:top w:val="single" w:color="A6B8D0" w:sz="4"/>
-              <w:left w:val="single" w:color="A6B8D0" w:sz="4"/>
-              <w:bottom w:val="single" w:color="A6B8D0" w:sz="4"/>
-              <w:right w:val="single" w:color="A6B8D0" w:sz="4"/>
-            </w:tcBorders>
-            <w:tcMar>
-              <w:top w:type="dxa" w:w="50"/>
-              <w:left w:type="dxa" w:w="90"/>
-              <w:bottom w:type="dxa" w:w="50"/>
-              <w:right w:type="dxa" w:w="90"/>
-            </w:tcMar>
-          </w:tcPr>
-          <w:p>
-            <w:pPr>
-              <w:keepNext/>
-              <w:keepLines/>
-              <w:spacing w:after="0" w:before="0" w:line="280"/>
-            </w:pPr>
-            <w:r>
-              <w:rPr>
-                <w:rFonts w:ascii="Calibri" w:eastAsia="Yu Gothic" w:hAnsi="Calibri"/>
-                <w:b w:val="false"/>
-                <w:bCs w:val="false"/>
-                <w:sz w:val="18"/>
-                <w:szCs w:val="18"/>
-              </w:rPr>
-              <w:t xml:space="preserve">Chapter 2, 5 “Authorizations and Joint Rights”, Chapter 10, G-08“Export: Photos and Purpose”</w:t>
+              <w:t xml:space="preserve">rights</w:t>
+            </w:r>
+          </w:p>
+        </w:tc>
+        <w:tc>
+          <w:tcPr>
+            <w:tcW w:type="dxa" w:w="1698"/>
+            <w:tcBorders>
+              <w:top w:val="single" w:color="A6B8D0" w:sz="4"/>
+              <w:left w:val="single" w:color="A6B8D0" w:sz="4"/>
+              <w:bottom w:val="single" w:color="A6B8D0" w:sz="4"/>
+              <w:right w:val="single" w:color="A6B8D0" w:sz="4"/>
+            </w:tcBorders>
+            <w:tcMar>
+              <w:top w:type="dxa" w:w="50"/>
+              <w:left w:type="dxa" w:w="90"/>
+              <w:bottom w:type="dxa" w:w="50"/>
+              <w:right w:type="dxa" w:w="90"/>
+            </w:tcMar>
+          </w:tcPr>
+          <w:p>
+            <w:pPr>
+              <w:keepNext/>
+              <w:keepLines/>
+              <w:spacing w:after="0" w:before="0" w:line="280"/>
+            </w:pPr>
+            <w:r>
+              <w:rPr>
+                <w:rFonts w:ascii="Calibri" w:eastAsia="Yu Gothic" w:hAnsi="Calibri"/>
+                <w:b w:val="false"/>
+                <w:bCs w:val="false"/>
+                <w:sz w:val="18"/>
+                <w:szCs w:val="18"/>
+              </w:rPr>
+              <w:t xml:space="preserve">Choice of Permitted Scope</w:t>
+            </w:r>
+          </w:p>
+        </w:tc>
+        <w:tc>
+          <w:tcPr>
+            <w:tcW w:type="dxa" w:w="6220"/>
+            <w:tcBorders>
+              <w:top w:val="single" w:color="A6B8D0" w:sz="4"/>
+              <w:left w:val="single" w:color="A6B8D0" w:sz="4"/>
+              <w:bottom w:val="single" w:color="A6B8D0" w:sz="4"/>
+              <w:right w:val="single" w:color="A6B8D0" w:sz="4"/>
+            </w:tcBorders>
+            <w:tcMar>
+              <w:top w:type="dxa" w:w="50"/>
+              <w:left w:type="dxa" w:w="90"/>
+              <w:bottom w:type="dxa" w:w="50"/>
+              <w:right w:type="dxa" w:w="90"/>
+            </w:tcMar>
+          </w:tcPr>
+          <w:p>
+            <w:pPr>
+              <w:keepNext/>
+              <w:keepLines/>
+              <w:spacing w:after="0" w:before="0" w:line="280"/>
+            </w:pPr>
+            <w:r>
+              <w:rPr>
+                <w:rFonts w:ascii="Calibri" w:eastAsia="Yu Gothic" w:hAnsi="Calibri"/>
+                <w:b w:val="false"/>
+                <w:bCs w:val="false"/>
+                <w:sz w:val="18"/>
+                <w:szCs w:val="18"/>
+              </w:rPr>
+              <w:t xml:space="preserve">Chapter 5</w:t>
             </w:r>
           </w:p>
         </w:tc>
@@ -27989,6 +28578,114 @@
           </w:tcPr>
           <w:p>
             <w:pPr>
+              <w:keepNext/>
+              <w:keepLines/>
+              <w:spacing w:after="0" w:before="0" w:line="280"/>
+            </w:pPr>
+            <w:r>
+              <w:rPr>
+                <w:rFonts w:ascii="Consolas" w:eastAsia="Yu Gothic" w:hAnsi="Consolas"/>
+                <w:b w:val="false"/>
+                <w:bCs w:val="false"/>
+                <w:sz w:val="18"/>
+                <w:szCs w:val="18"/>
+              </w:rPr>
+              <w:t xml:space="preserve">coholder</w:t>
+            </w:r>
+          </w:p>
+        </w:tc>
+        <w:tc>
+          <w:tcPr>
+            <w:tcW w:type="dxa" w:w="1698"/>
+            <w:tcBorders>
+              <w:top w:val="single" w:color="A6B8D0" w:sz="4"/>
+              <w:left w:val="single" w:color="A6B8D0" w:sz="4"/>
+              <w:bottom w:val="single" w:color="A6B8D0" w:sz="4"/>
+              <w:right w:val="single" w:color="A6B8D0" w:sz="4"/>
+            </w:tcBorders>
+            <w:tcMar>
+              <w:top w:type="dxa" w:w="50"/>
+              <w:left w:type="dxa" w:w="90"/>
+              <w:bottom w:type="dxa" w:w="50"/>
+              <w:right w:type="dxa" w:w="90"/>
+            </w:tcMar>
+          </w:tcPr>
+          <w:p>
+            <w:pPr>
+              <w:keepNext/>
+              <w:keepLines/>
+              <w:spacing w:after="0" w:before="0" w:line="280"/>
+            </w:pPr>
+            <w:r>
+              <w:rPr>
+                <w:rFonts w:ascii="Calibri" w:eastAsia="Yu Gothic" w:hAnsi="Calibri"/>
+                <w:b w:val="false"/>
+                <w:bCs w:val="false"/>
+                <w:sz w:val="18"/>
+                <w:szCs w:val="18"/>
+              </w:rPr>
+              <w:t xml:space="preserve">Choice of joint rights holder (one per work session, or none)</w:t>
+            </w:r>
+          </w:p>
+        </w:tc>
+        <w:tc>
+          <w:tcPr>
+            <w:tcW w:type="dxa" w:w="6220"/>
+            <w:tcBorders>
+              <w:top w:val="single" w:color="A6B8D0" w:sz="4"/>
+              <w:left w:val="single" w:color="A6B8D0" w:sz="4"/>
+              <w:bottom w:val="single" w:color="A6B8D0" w:sz="4"/>
+              <w:right w:val="single" w:color="A6B8D0" w:sz="4"/>
+            </w:tcBorders>
+            <w:tcMar>
+              <w:top w:type="dxa" w:w="50"/>
+              <w:left w:type="dxa" w:w="90"/>
+              <w:bottom w:type="dxa" w:w="50"/>
+              <w:right w:type="dxa" w:w="90"/>
+            </w:tcMar>
+          </w:tcPr>
+          <w:p>
+            <w:pPr>
+              <w:keepNext/>
+              <w:keepLines/>
+              <w:spacing w:after="0" w:before="0" w:line="280"/>
+            </w:pPr>
+            <w:r>
+              <w:rPr>
+                <w:rFonts w:ascii="Calibri" w:eastAsia="Yu Gothic" w:hAnsi="Calibri"/>
+                <w:b w:val="false"/>
+                <w:bCs w:val="false"/>
+                <w:sz w:val="18"/>
+                <w:szCs w:val="18"/>
+              </w:rPr>
+              <w:t xml:space="preserve">Chapter 2, 5 “Authorizations and Joint Rights”, Chapter 10, G-08“Export: Photos and Purpose”</w:t>
+            </w:r>
+          </w:p>
+        </w:tc>
+      </w:tr>
+      <w:tr>
+        <w:trPr>
+          <w:cantSplit/>
+          <w:tblHeader w:val="off"/>
+        </w:trPr>
+        <w:tc>
+          <w:tcPr>
+            <w:tcW w:type="dxa" w:w="1720"/>
+            <w:tcBorders>
+              <w:top w:val="single" w:color="A6B8D0" w:sz="4"/>
+              <w:left w:val="single" w:color="A6B8D0" w:sz="4"/>
+              <w:bottom w:val="single" w:color="A6B8D0" w:sz="4"/>
+              <w:right w:val="single" w:color="A6B8D0" w:sz="4"/>
+            </w:tcBorders>
+            <w:tcMar>
+              <w:top w:type="dxa" w:w="50"/>
+              <w:left w:type="dxa" w:w="90"/>
+              <w:bottom w:type="dxa" w:w="50"/>
+              <w:right w:type="dxa" w:w="90"/>
+            </w:tcMar>
+          </w:tcPr>
+          <w:p>
+            <w:pPr>
               <w:keepNext w:val="false"/>
               <w:keepLines/>
               <w:spacing w:after="0" w:before="0" w:line="280"/>
@@ -28007,7 +28704,7 @@
         </w:tc>
         <w:tc>
           <w:tcPr>
-            <w:tcW w:type="dxa" w:w="1980"/>
+            <w:tcW w:type="dxa" w:w="1698"/>
             <w:tcBorders>
               <w:top w:val="single" w:color="A6B8D0" w:sz="4"/>
               <w:left w:val="single" w:color="A6B8D0" w:sz="4"/>
@@ -28041,7 +28738,7 @@
         </w:tc>
         <w:tc>
           <w:tcPr>
-            <w:tcW w:type="dxa" w:w="5938"/>
+            <w:tcW w:type="dxa" w:w="6220"/>
             <w:tcBorders>
               <w:top w:val="single" w:color="A6B8D0" w:sz="4"/>
               <w:left w:val="single" w:color="A6B8D0" w:sz="4"/>
@@ -28079,6 +28776,36 @@
       <w:pPr>
         <w:spacing w:after="100" w:before="0"/>
       </w:pPr>
+    </w:p>
+    <w:p>
+      <w:pPr>
+        <w:pStyle w:val="ListParagraph"/>
+        <w:keepNext/>
+        <w:keepLines/>
+        <w:numPr>
+          <w:ilvl w:val="0"/>
+          <w:numId w:val="2"/>
+        </w:numPr>
+        <w:spacing w:after="20" w:before="20" w:line="300"/>
+      </w:pPr>
+      <w:r>
+        <w:rPr>
+          <w:rFonts w:ascii="Calibri" w:eastAsia="Yu Gothic" w:hAnsi="Calibri"/>
+        </w:rPr>
+        <w:t xml:space="preserve">If the format version (</w:t>
+      </w:r>
+      <w:r>
+        <w:rPr>
+          <w:rFonts w:ascii="Consolas" w:eastAsia="Yu Gothic" w:hAnsi="Consolas"/>
+        </w:rPr>
+        <w:t xml:space="preserve">schema</w:t>
+      </w:r>
+      <w:r>
+        <w:rPr>
+          <w:rFonts w:ascii="Calibri" w:eastAsia="Yu Gothic" w:hAnsi="Calibri"/>
+        </w:rPr>
+        <w:t xml:space="preserve">) goes up, work sessions in the old format are migrated to the new format when opened. The work session before migration is kept in the backups (11.4).</w:t>
+      </w:r>
     </w:p>
     <w:p>
       <w:pPr>
@@ -28095,19 +28822,31 @@
         <w:rPr>
           <w:rFonts w:ascii="Calibri" w:eastAsia="Yu Gothic" w:hAnsi="Calibri"/>
         </w:rPr>
-        <w:t xml:space="preserve">If the format version (</w:t>
+        <w:t xml:space="preserve">The fields of 15.2 are held in the division of 11.3 (header, per-photo records, history, index). </w:t>
       </w:r>
       <w:r>
         <w:rPr>
           <w:rFonts w:ascii="Consolas" w:eastAsia="Yu Gothic" w:hAnsi="Consolas"/>
         </w:rPr>
-        <w:t xml:space="preserve">schema</w:t>
-      </w:r>
-      <w:r>
-        <w:rPr>
-          <w:rFonts w:ascii="Calibri" w:eastAsia="Yu Gothic" w:hAnsi="Calibri"/>
-        </w:rPr>
-        <w:t xml:space="preserve">) goes up, work sessions in the old format are migrated to the new format when opened. The work session before migration is kept in the backups (11.4).</w:t>
+        <w:t xml:space="preserve">photos</w:t>
+      </w:r>
+      <w:r>
+        <w:rPr>
+          <w:rFonts w:ascii="Calibri" w:eastAsia="Yu Gothic" w:hAnsi="Calibri"/>
+        </w:rPr>
+        <w:t xml:space="preserve"> are the per-photo files, and </w:t>
+      </w:r>
+      <w:r>
+        <w:rPr>
+          <w:rFonts w:ascii="Consolas" w:eastAsia="Yu Gothic" w:hAnsi="Consolas"/>
+        </w:rPr>
+        <w:t xml:space="preserve">history</w:t>
+      </w:r>
+      <w:r>
+        <w:rPr>
+          <w:rFonts w:ascii="Calibri" w:eastAsia="Yu Gothic" w:hAnsi="Calibri"/>
+        </w:rPr>
+        <w:t xml:space="preserve"> is the append-only record.</w:t>
       </w:r>
     </w:p>
     <w:p>
@@ -30003,7 +30742,7 @@
         <w:rPr>
           <w:rFonts w:ascii="Calibri" w:eastAsia="Yu Gothic" w:hAnsi="Calibri"/>
         </w:rPr>
-        <w:t xml:space="preserve">17. List of Limit Values</w:t>
+        <w:t xml:space="preserve">17. List of Measurements and Checks</w:t>
       </w:r>
     </w:p>
     <w:tbl>
@@ -30019,9 +30758,8 @@
         </w:tblBorders>
       </w:tblPr>
       <w:tblGrid>
-        <w:gridCol w:w="2449"/>
-        <w:gridCol w:w="4089"/>
-        <w:gridCol w:w="3100"/>
+        <w:gridCol w:w="4179"/>
+        <w:gridCol w:w="5459"/>
       </w:tblGrid>
       <w:tr>
         <w:trPr>
@@ -30030,7 +30768,7 @@
         </w:trPr>
         <w:tc>
           <w:tcPr>
-            <w:tcW w:type="dxa" w:w="2449"/>
+            <w:tcW w:type="dxa" w:w="4179"/>
             <w:tcBorders>
               <w:top w:val="single" w:color="A6B8D0" w:sz="4"/>
               <w:left w:val="single" w:color="A6B8D0" w:sz="4"/>
@@ -30065,7 +30803,7 @@
         </w:tc>
         <w:tc>
           <w:tcPr>
-            <w:tcW w:type="dxa" w:w="4089"/>
+            <w:tcW w:type="dxa" w:w="5459"/>
             <w:tcBorders>
               <w:top w:val="single" w:color="A6B8D0" w:sz="4"/>
               <w:left w:val="single" w:color="A6B8D0" w:sz="4"/>
@@ -30094,42 +30832,7 @@
                 <w:sz w:val="18"/>
                 <w:szCs w:val="18"/>
               </w:rPr>
-              <w:t xml:space="preserve">Value</w:t>
-            </w:r>
-          </w:p>
-        </w:tc>
-        <w:tc>
-          <w:tcPr>
-            <w:tcW w:type="dxa" w:w="3100"/>
-            <w:tcBorders>
-              <w:top w:val="single" w:color="A6B8D0" w:sz="4"/>
-              <w:left w:val="single" w:color="A6B8D0" w:sz="4"/>
-              <w:bottom w:val="single" w:color="A6B8D0" w:sz="4"/>
-              <w:right w:val="single" w:color="A6B8D0" w:sz="4"/>
-            </w:tcBorders>
-            <w:shd w:fill="DCE6F2" w:color="auto" w:val="clear"/>
-            <w:tcMar>
-              <w:top w:type="dxa" w:w="50"/>
-              <w:left w:type="dxa" w:w="90"/>
-              <w:bottom w:type="dxa" w:w="50"/>
-              <w:right w:type="dxa" w:w="90"/>
-            </w:tcMar>
-          </w:tcPr>
-          <w:p>
-            <w:pPr>
-              <w:keepNext/>
-              <w:keepLines/>
-              <w:spacing w:after="0" w:before="0" w:line="280"/>
-            </w:pPr>
-            <w:r>
-              <w:rPr>
-                <w:rFonts w:ascii="Calibri" w:eastAsia="Yu Gothic" w:hAnsi="Calibri"/>
-                <w:b/>
-                <w:bCs/>
-                <w:sz w:val="18"/>
-                <w:szCs w:val="18"/>
-              </w:rPr>
-              <w:t xml:space="preserve">Kind</w:t>
+              <w:t xml:space="preserve">Criterion</w:t>
             </w:r>
           </w:p>
         </w:tc>
@@ -30141,103 +30844,69 @@
         </w:trPr>
         <w:tc>
           <w:tcPr>
-            <w:tcW w:type="dxa" w:w="2449"/>
-            <w:tcBorders>
-              <w:top w:val="single" w:color="A6B8D0" w:sz="4"/>
-              <w:left w:val="single" w:color="A6B8D0" w:sz="4"/>
-              <w:bottom w:val="single" w:color="A6B8D0" w:sz="4"/>
-              <w:right w:val="single" w:color="A6B8D0" w:sz="4"/>
-            </w:tcBorders>
-            <w:tcMar>
-              <w:top w:type="dxa" w:w="50"/>
-              <w:left w:type="dxa" w:w="90"/>
-              <w:bottom w:type="dxa" w:w="50"/>
-              <w:right w:type="dxa" w:w="90"/>
-            </w:tcMar>
-          </w:tcPr>
-          <w:p>
-            <w:pPr>
-              <w:keepNext/>
-              <w:keepLines/>
-              <w:spacing w:after="0" w:before="0" w:line="280"/>
-            </w:pPr>
-            <w:r>
-              <w:rPr>
-                <w:rFonts w:ascii="Calibri" w:eastAsia="Yu Gothic" w:hAnsi="Calibri"/>
-                <w:b w:val="false"/>
-                <w:bCs w:val="false"/>
-                <w:sz w:val="18"/>
-                <w:szCs w:val="18"/>
-              </w:rPr>
-              <w:t xml:space="preserve">Photo pixel count</w:t>
-            </w:r>
-          </w:p>
-        </w:tc>
-        <w:tc>
-          <w:tcPr>
-            <w:tcW w:type="dxa" w:w="4089"/>
-            <w:tcBorders>
-              <w:top w:val="single" w:color="A6B8D0" w:sz="4"/>
-              <w:left w:val="single" w:color="A6B8D0" w:sz="4"/>
-              <w:bottom w:val="single" w:color="A6B8D0" w:sz="4"/>
-              <w:right w:val="single" w:color="A6B8D0" w:sz="4"/>
-            </w:tcBorders>
-            <w:tcMar>
-              <w:top w:type="dxa" w:w="50"/>
-              <w:left w:type="dxa" w:w="90"/>
-              <w:bottom w:type="dxa" w:w="50"/>
-              <w:right w:type="dxa" w:w="90"/>
-            </w:tcMar>
-          </w:tcPr>
-          <w:p>
-            <w:pPr>
-              <w:keepNext/>
-              <w:keepLines/>
-              <w:spacing w:after="0" w:before="0" w:line="280"/>
-            </w:pPr>
-            <w:r>
-              <w:rPr>
-                <w:rFonts w:ascii="Calibri" w:eastAsia="Yu Gothic" w:hAnsi="Calibri"/>
-                <w:b w:val="false"/>
-                <w:bCs w:val="false"/>
-                <w:sz w:val="18"/>
-                <w:szCs w:val="18"/>
-              </w:rPr>
-              <w:t xml:space="preserve">Up to 100 million pixels and 200 MB per image (Chapter 1, 14.1 “Scale and performance targets”)</w:t>
-            </w:r>
-          </w:p>
-        </w:tc>
-        <w:tc>
-          <w:tcPr>
-            <w:tcW w:type="dxa" w:w="3100"/>
-            <w:tcBorders>
-              <w:top w:val="single" w:color="A6B8D0" w:sz="4"/>
-              <w:left w:val="single" w:color="A6B8D0" w:sz="4"/>
-              <w:bottom w:val="single" w:color="A6B8D0" w:sz="4"/>
-              <w:right w:val="single" w:color="A6B8D0" w:sz="4"/>
-            </w:tcBorders>
-            <w:tcMar>
-              <w:top w:type="dxa" w:w="50"/>
-              <w:left w:type="dxa" w:w="90"/>
-              <w:bottom w:type="dxa" w:w="50"/>
-              <w:right w:type="dxa" w:w="90"/>
-            </w:tcMar>
-          </w:tcPr>
-          <w:p>
-            <w:pPr>
-              <w:keepNext/>
-              <w:keepLines/>
-              <w:spacing w:after="0" w:before="0" w:line="280"/>
-            </w:pPr>
-            <w:r>
-              <w:rPr>
-                <w:rFonts w:ascii="Calibri" w:eastAsia="Yu Gothic" w:hAnsi="Calibri"/>
-                <w:b w:val="false"/>
-                <w:bCs w:val="false"/>
-                <w:sz w:val="18"/>
-                <w:szCs w:val="18"/>
-              </w:rPr>
-              <w:t xml:space="preserve">Initial value</w:t>
+            <w:tcW w:type="dxa" w:w="4179"/>
+            <w:tcBorders>
+              <w:top w:val="single" w:color="A6B8D0" w:sz="4"/>
+              <w:left w:val="single" w:color="A6B8D0" w:sz="4"/>
+              <w:bottom w:val="single" w:color="A6B8D0" w:sz="4"/>
+              <w:right w:val="single" w:color="A6B8D0" w:sz="4"/>
+            </w:tcBorders>
+            <w:tcMar>
+              <w:top w:type="dxa" w:w="50"/>
+              <w:left w:type="dxa" w:w="90"/>
+              <w:bottom w:type="dxa" w:w="50"/>
+              <w:right w:type="dxa" w:w="90"/>
+            </w:tcMar>
+          </w:tcPr>
+          <w:p>
+            <w:pPr>
+              <w:keepNext/>
+              <w:keepLines/>
+              <w:spacing w:after="0" w:before="0" w:line="280"/>
+            </w:pPr>
+            <w:r>
+              <w:rPr>
+                <w:rFonts w:ascii="Calibri" w:eastAsia="Yu Gothic" w:hAnsi="Calibri"/>
+                <w:b w:val="false"/>
+                <w:bCs w:val="false"/>
+                <w:sz w:val="18"/>
+                <w:szCs w:val="18"/>
+              </w:rPr>
+              <w:t xml:space="preserve">Vertical glyphs (three fonts)</w:t>
+            </w:r>
+          </w:p>
+        </w:tc>
+        <w:tc>
+          <w:tcPr>
+            <w:tcW w:type="dxa" w:w="5459"/>
+            <w:tcBorders>
+              <w:top w:val="single" w:color="A6B8D0" w:sz="4"/>
+              <w:left w:val="single" w:color="A6B8D0" w:sz="4"/>
+              <w:bottom w:val="single" w:color="A6B8D0" w:sz="4"/>
+              <w:right w:val="single" w:color="A6B8D0" w:sz="4"/>
+            </w:tcBorders>
+            <w:tcMar>
+              <w:top w:type="dxa" w:w="50"/>
+              <w:left w:type="dxa" w:w="90"/>
+              <w:bottom w:type="dxa" w:w="50"/>
+              <w:right w:type="dxa" w:w="90"/>
+            </w:tcMar>
+          </w:tcPr>
+          <w:p>
+            <w:pPr>
+              <w:keepNext/>
+              <w:keepLines/>
+              <w:spacing w:after="0" w:before="0" w:line="280"/>
+            </w:pPr>
+            <w:r>
+              <w:rPr>
+                <w:rFonts w:ascii="Calibri" w:eastAsia="Yu Gothic" w:hAnsi="Calibri"/>
+                <w:b w:val="false"/>
+                <w:bCs w:val="false"/>
+                <w:sz w:val="18"/>
+                <w:szCs w:val="18"/>
+              </w:rPr>
+              <w:t xml:space="preserve">Vertical forms in the test sentence (3.3)</w:t>
             </w:r>
           </w:p>
         </w:tc>
@@ -30249,103 +30918,69 @@
         </w:trPr>
         <w:tc>
           <w:tcPr>
-            <w:tcW w:type="dxa" w:w="2449"/>
-            <w:tcBorders>
-              <w:top w:val="single" w:color="A6B8D0" w:sz="4"/>
-              <w:left w:val="single" w:color="A6B8D0" w:sz="4"/>
-              <w:bottom w:val="single" w:color="A6B8D0" w:sz="4"/>
-              <w:right w:val="single" w:color="A6B8D0" w:sz="4"/>
-            </w:tcBorders>
-            <w:tcMar>
-              <w:top w:type="dxa" w:w="50"/>
-              <w:left w:type="dxa" w:w="90"/>
-              <w:bottom w:type="dxa" w:w="50"/>
-              <w:right w:type="dxa" w:w="90"/>
-            </w:tcMar>
-          </w:tcPr>
-          <w:p>
-            <w:pPr>
-              <w:keepNext/>
-              <w:keepLines/>
-              <w:spacing w:after="0" w:before="0" w:line="280"/>
-            </w:pPr>
-            <w:r>
-              <w:rPr>
-                <w:rFonts w:ascii="Calibri" w:eastAsia="Yu Gothic" w:hAnsi="Calibri"/>
-                <w:b w:val="false"/>
-                <w:bCs w:val="false"/>
-                <w:sz w:val="18"/>
-                <w:szCs w:val="18"/>
-              </w:rPr>
-              <w:t xml:space="preserve">Images of image layers</w:t>
-            </w:r>
-          </w:p>
-        </w:tc>
-        <w:tc>
-          <w:tcPr>
-            <w:tcW w:type="dxa" w:w="4089"/>
-            <w:tcBorders>
-              <w:top w:val="single" w:color="A6B8D0" w:sz="4"/>
-              <w:left w:val="single" w:color="A6B8D0" w:sz="4"/>
-              <w:bottom w:val="single" w:color="A6B8D0" w:sz="4"/>
-              <w:right w:val="single" w:color="A6B8D0" w:sz="4"/>
-            </w:tcBorders>
-            <w:tcMar>
-              <w:top w:type="dxa" w:w="50"/>
-              <w:left w:type="dxa" w:w="90"/>
-              <w:bottom w:type="dxa" w:w="50"/>
-              <w:right w:type="dxa" w:w="90"/>
-            </w:tcMar>
-          </w:tcPr>
-          <w:p>
-            <w:pPr>
-              <w:keepNext/>
-              <w:keepLines/>
-              <w:spacing w:after="0" w:before="0" w:line="280"/>
-            </w:pPr>
-            <w:r>
-              <w:rPr>
-                <w:rFonts w:ascii="Calibri" w:eastAsia="Yu Gothic" w:hAnsi="Calibri"/>
-                <w:b w:val="false"/>
-                <w:bCs w:val="false"/>
-                <w:sz w:val="18"/>
-                <w:szCs w:val="18"/>
-              </w:rPr>
-              <w:t xml:space="preserve">Up to 20 MB and 8,000 pixels in each dimension</w:t>
-            </w:r>
-          </w:p>
-        </w:tc>
-        <w:tc>
-          <w:tcPr>
-            <w:tcW w:type="dxa" w:w="3100"/>
-            <w:tcBorders>
-              <w:top w:val="single" w:color="A6B8D0" w:sz="4"/>
-              <w:left w:val="single" w:color="A6B8D0" w:sz="4"/>
-              <w:bottom w:val="single" w:color="A6B8D0" w:sz="4"/>
-              <w:right w:val="single" w:color="A6B8D0" w:sz="4"/>
-            </w:tcBorders>
-            <w:tcMar>
-              <w:top w:type="dxa" w:w="50"/>
-              <w:left w:type="dxa" w:w="90"/>
-              <w:bottom w:type="dxa" w:w="50"/>
-              <w:right w:type="dxa" w:w="90"/>
-            </w:tcMar>
-          </w:tcPr>
-          <w:p>
-            <w:pPr>
-              <w:keepNext/>
-              <w:keepLines/>
-              <w:spacing w:after="0" w:before="0" w:line="280"/>
-            </w:pPr>
-            <w:r>
-              <w:rPr>
-                <w:rFonts w:ascii="Calibri" w:eastAsia="Yu Gothic" w:hAnsi="Calibri"/>
-                <w:b w:val="false"/>
-                <w:bCs w:val="false"/>
-                <w:sz w:val="18"/>
-                <w:szCs w:val="18"/>
-              </w:rPr>
-              <w:t xml:space="preserve">Initial value</w:t>
+            <w:tcW w:type="dxa" w:w="4179"/>
+            <w:tcBorders>
+              <w:top w:val="single" w:color="A6B8D0" w:sz="4"/>
+              <w:left w:val="single" w:color="A6B8D0" w:sz="4"/>
+              <w:bottom w:val="single" w:color="A6B8D0" w:sz="4"/>
+              <w:right w:val="single" w:color="A6B8D0" w:sz="4"/>
+            </w:tcBorders>
+            <w:tcMar>
+              <w:top w:type="dxa" w:w="50"/>
+              <w:left w:type="dxa" w:w="90"/>
+              <w:bottom w:type="dxa" w:w="50"/>
+              <w:right w:type="dxa" w:w="90"/>
+            </w:tcMar>
+          </w:tcPr>
+          <w:p>
+            <w:pPr>
+              <w:keepNext/>
+              <w:keepLines/>
+              <w:spacing w:after="0" w:before="0" w:line="280"/>
+            </w:pPr>
+            <w:r>
+              <w:rPr>
+                <w:rFonts w:ascii="Calibri" w:eastAsia="Yu Gothic" w:hAnsi="Calibri"/>
+                <w:b w:val="false"/>
+                <w:bCs w:val="false"/>
+                <w:sz w:val="18"/>
+                <w:szCs w:val="18"/>
+              </w:rPr>
+              <w:t xml:space="preserve">Drawing match across three OSes</w:t>
+            </w:r>
+          </w:p>
+        </w:tc>
+        <w:tc>
+          <w:tcPr>
+            <w:tcW w:type="dxa" w:w="5459"/>
+            <w:tcBorders>
+              <w:top w:val="single" w:color="A6B8D0" w:sz="4"/>
+              <w:left w:val="single" w:color="A6B8D0" w:sz="4"/>
+              <w:bottom w:val="single" w:color="A6B8D0" w:sz="4"/>
+              <w:right w:val="single" w:color="A6B8D0" w:sz="4"/>
+            </w:tcBorders>
+            <w:tcMar>
+              <w:top w:type="dxa" w:w="50"/>
+              <w:left w:type="dxa" w:w="90"/>
+              <w:bottom w:type="dxa" w:w="50"/>
+              <w:right w:type="dxa" w:w="90"/>
+            </w:tcMar>
+          </w:tcPr>
+          <w:p>
+            <w:pPr>
+              <w:keepNext/>
+              <w:keepLines/>
+              <w:spacing w:after="0" w:before="0" w:line="280"/>
+            </w:pPr>
+            <w:r>
+              <w:rPr>
+                <w:rFonts w:ascii="Calibri" w:eastAsia="Yu Gothic" w:hAnsi="Calibri"/>
+                <w:b w:val="false"/>
+                <w:bCs w:val="false"/>
+                <w:sz w:val="18"/>
+                <w:szCs w:val="18"/>
+              </w:rPr>
+              <w:t xml:space="preserve">Every pixel value differs by 1 or less (3.5)</w:t>
             </w:r>
           </w:p>
         </w:tc>
@@ -30357,103 +30992,69 @@
         </w:trPr>
         <w:tc>
           <w:tcPr>
-            <w:tcW w:type="dxa" w:w="2449"/>
-            <w:tcBorders>
-              <w:top w:val="single" w:color="A6B8D0" w:sz="4"/>
-              <w:left w:val="single" w:color="A6B8D0" w:sz="4"/>
-              <w:bottom w:val="single" w:color="A6B8D0" w:sz="4"/>
-              <w:right w:val="single" w:color="A6B8D0" w:sz="4"/>
-            </w:tcBorders>
-            <w:tcMar>
-              <w:top w:type="dxa" w:w="50"/>
-              <w:left w:type="dxa" w:w="90"/>
-              <w:bottom w:type="dxa" w:w="50"/>
-              <w:right w:type="dxa" w:w="90"/>
-            </w:tcMar>
-          </w:tcPr>
-          <w:p>
-            <w:pPr>
-              <w:keepNext/>
-              <w:keepLines/>
-              <w:spacing w:after="0" w:before="0" w:line="280"/>
-            </w:pPr>
-            <w:r>
-              <w:rPr>
-                <w:rFonts w:ascii="Calibri" w:eastAsia="Yu Gothic" w:hAnsi="Calibri"/>
-                <w:b w:val="false"/>
-                <w:bCs w:val="false"/>
-                <w:sz w:val="18"/>
-                <w:szCs w:val="18"/>
-              </w:rPr>
-              <w:t xml:space="preserve">Imported fonts</w:t>
-            </w:r>
-          </w:p>
-        </w:tc>
-        <w:tc>
-          <w:tcPr>
-            <w:tcW w:type="dxa" w:w="4089"/>
-            <w:tcBorders>
-              <w:top w:val="single" w:color="A6B8D0" w:sz="4"/>
-              <w:left w:val="single" w:color="A6B8D0" w:sz="4"/>
-              <w:bottom w:val="single" w:color="A6B8D0" w:sz="4"/>
-              <w:right w:val="single" w:color="A6B8D0" w:sz="4"/>
-            </w:tcBorders>
-            <w:tcMar>
-              <w:top w:type="dxa" w:w="50"/>
-              <w:left w:type="dxa" w:w="90"/>
-              <w:bottom w:type="dxa" w:w="50"/>
-              <w:right w:type="dxa" w:w="90"/>
-            </w:tcMar>
-          </w:tcPr>
-          <w:p>
-            <w:pPr>
-              <w:keepNext/>
-              <w:keepLines/>
-              <w:spacing w:after="0" w:before="0" w:line="280"/>
-            </w:pPr>
-            <w:r>
-              <w:rPr>
-                <w:rFonts w:ascii="Calibri" w:eastAsia="Yu Gothic" w:hAnsi="Calibri"/>
-                <w:b w:val="false"/>
-                <w:bCs w:val="false"/>
-                <w:sz w:val="18"/>
-                <w:szCs w:val="18"/>
-              </w:rPr>
-              <w:t xml:space="preserve">Up to 50 MB</w:t>
-            </w:r>
-          </w:p>
-        </w:tc>
-        <w:tc>
-          <w:tcPr>
-            <w:tcW w:type="dxa" w:w="3100"/>
-            <w:tcBorders>
-              <w:top w:val="single" w:color="A6B8D0" w:sz="4"/>
-              <w:left w:val="single" w:color="A6B8D0" w:sz="4"/>
-              <w:bottom w:val="single" w:color="A6B8D0" w:sz="4"/>
-              <w:right w:val="single" w:color="A6B8D0" w:sz="4"/>
-            </w:tcBorders>
-            <w:tcMar>
-              <w:top w:type="dxa" w:w="50"/>
-              <w:left w:type="dxa" w:w="90"/>
-              <w:bottom w:type="dxa" w:w="50"/>
-              <w:right w:type="dxa" w:w="90"/>
-            </w:tcMar>
-          </w:tcPr>
-          <w:p>
-            <w:pPr>
-              <w:keepNext/>
-              <w:keepLines/>
-              <w:spacing w:after="0" w:before="0" w:line="280"/>
-            </w:pPr>
-            <w:r>
-              <w:rPr>
-                <w:rFonts w:ascii="Calibri" w:eastAsia="Yu Gothic" w:hAnsi="Calibri"/>
-                <w:b w:val="false"/>
-                <w:bCs w:val="false"/>
-                <w:sz w:val="18"/>
-                <w:szCs w:val="18"/>
-              </w:rPr>
-              <w:t xml:space="preserve">Initial value</w:t>
+            <w:tcW w:type="dxa" w:w="4179"/>
+            <w:tcBorders>
+              <w:top w:val="single" w:color="A6B8D0" w:sz="4"/>
+              <w:left w:val="single" w:color="A6B8D0" w:sz="4"/>
+              <w:bottom w:val="single" w:color="A6B8D0" w:sz="4"/>
+              <w:right w:val="single" w:color="A6B8D0" w:sz="4"/>
+            </w:tcBorders>
+            <w:tcMar>
+              <w:top w:type="dxa" w:w="50"/>
+              <w:left w:type="dxa" w:w="90"/>
+              <w:bottom w:type="dxa" w:w="50"/>
+              <w:right w:type="dxa" w:w="90"/>
+            </w:tcMar>
+          </w:tcPr>
+          <w:p>
+            <w:pPr>
+              <w:keepNext/>
+              <w:keepLines/>
+              <w:spacing w:after="0" w:before="0" w:line="280"/>
+            </w:pPr>
+            <w:r>
+              <w:rPr>
+                <w:rFonts w:ascii="Calibri" w:eastAsia="Yu Gothic" w:hAnsi="Calibri"/>
+                <w:b w:val="false"/>
+                <w:bCs w:val="false"/>
+                <w:sz w:val="18"/>
+                <w:szCs w:val="18"/>
+              </w:rPr>
+              <w:t xml:space="preserve">COLRv1 paints of emoji</w:t>
+            </w:r>
+          </w:p>
+        </w:tc>
+        <w:tc>
+          <w:tcPr>
+            <w:tcW w:type="dxa" w:w="5459"/>
+            <w:tcBorders>
+              <w:top w:val="single" w:color="A6B8D0" w:sz="4"/>
+              <w:left w:val="single" w:color="A6B8D0" w:sz="4"/>
+              <w:bottom w:val="single" w:color="A6B8D0" w:sz="4"/>
+              <w:right w:val="single" w:color="A6B8D0" w:sz="4"/>
+            </w:tcBorders>
+            <w:tcMar>
+              <w:top w:type="dxa" w:w="50"/>
+              <w:left w:type="dxa" w:w="90"/>
+              <w:bottom w:type="dxa" w:w="50"/>
+              <w:right w:type="dxa" w:w="90"/>
+            </w:tcMar>
+          </w:tcPr>
+          <w:p>
+            <w:pPr>
+              <w:keepNext/>
+              <w:keepLines/>
+              <w:spacing w:after="0" w:before="0" w:line="280"/>
+            </w:pPr>
+            <w:r>
+              <w:rPr>
+                <w:rFonts w:ascii="Calibri" w:eastAsia="Yu Gothic" w:hAnsi="Calibri"/>
+                <w:b w:val="false"/>
+                <w:bCs w:val="false"/>
+                <w:sz w:val="18"/>
+                <w:szCs w:val="18"/>
+              </w:rPr>
+              <w:t xml:space="preserve">All paints can be drawn, with the same shapes and colors as browser rendering (6.3)</w:t>
             </w:r>
           </w:p>
         </w:tc>
@@ -30465,103 +31066,69 @@
         </w:trPr>
         <w:tc>
           <w:tcPr>
-            <w:tcW w:type="dxa" w:w="2449"/>
-            <w:tcBorders>
-              <w:top w:val="single" w:color="A6B8D0" w:sz="4"/>
-              <w:left w:val="single" w:color="A6B8D0" w:sz="4"/>
-              <w:bottom w:val="single" w:color="A6B8D0" w:sz="4"/>
-              <w:right w:val="single" w:color="A6B8D0" w:sz="4"/>
-            </w:tcBorders>
-            <w:tcMar>
-              <w:top w:type="dxa" w:w="50"/>
-              <w:left w:type="dxa" w:w="90"/>
-              <w:bottom w:type="dxa" w:w="50"/>
-              <w:right w:type="dxa" w:w="90"/>
-            </w:tcMar>
-          </w:tcPr>
-          <w:p>
-            <w:pPr>
-              <w:keepNext/>
-              <w:keepLines/>
-              <w:spacing w:after="0" w:before="0" w:line="280"/>
-            </w:pPr>
-            <w:r>
-              <w:rPr>
-                <w:rFonts w:ascii="Calibri" w:eastAsia="Yu Gothic" w:hAnsi="Calibri"/>
-                <w:b w:val="false"/>
-                <w:bCs w:val="false"/>
-                <w:sz w:val="18"/>
-                <w:szCs w:val="18"/>
-              </w:rPr>
-              <w:t xml:space="preserve">Template groups and layers</w:t>
-            </w:r>
-          </w:p>
-        </w:tc>
-        <w:tc>
-          <w:tcPr>
-            <w:tcW w:type="dxa" w:w="4089"/>
-            <w:tcBorders>
-              <w:top w:val="single" w:color="A6B8D0" w:sz="4"/>
-              <w:left w:val="single" w:color="A6B8D0" w:sz="4"/>
-              <w:bottom w:val="single" w:color="A6B8D0" w:sz="4"/>
-              <w:right w:val="single" w:color="A6B8D0" w:sz="4"/>
-            </w:tcBorders>
-            <w:tcMar>
-              <w:top w:type="dxa" w:w="50"/>
-              <w:left w:type="dxa" w:w="90"/>
-              <w:bottom w:type="dxa" w:w="50"/>
-              <w:right w:type="dxa" w:w="90"/>
-            </w:tcMar>
-          </w:tcPr>
-          <w:p>
-            <w:pPr>
-              <w:keepNext/>
-              <w:keepLines/>
-              <w:spacing w:after="0" w:before="0" w:line="280"/>
-            </w:pPr>
-            <w:r>
-              <w:rPr>
-                <w:rFonts w:ascii="Calibri" w:eastAsia="Yu Gothic" w:hAnsi="Calibri"/>
-                <w:b w:val="false"/>
-                <w:bCs w:val="false"/>
-                <w:sz w:val="18"/>
-                <w:szCs w:val="18"/>
-              </w:rPr>
-              <w:t xml:space="preserve">4, 20</w:t>
-            </w:r>
-          </w:p>
-        </w:tc>
-        <w:tc>
-          <w:tcPr>
-            <w:tcW w:type="dxa" w:w="3100"/>
-            <w:tcBorders>
-              <w:top w:val="single" w:color="A6B8D0" w:sz="4"/>
-              <w:left w:val="single" w:color="A6B8D0" w:sz="4"/>
-              <w:bottom w:val="single" w:color="A6B8D0" w:sz="4"/>
-              <w:right w:val="single" w:color="A6B8D0" w:sz="4"/>
-            </w:tcBorders>
-            <w:tcMar>
-              <w:top w:type="dxa" w:w="50"/>
-              <w:left w:type="dxa" w:w="90"/>
-              <w:bottom w:type="dxa" w:w="50"/>
-              <w:right w:type="dxa" w:w="90"/>
-            </w:tcMar>
-          </w:tcPr>
-          <w:p>
-            <w:pPr>
-              <w:keepNext/>
-              <w:keepLines/>
-              <w:spacing w:after="0" w:before="0" w:line="280"/>
-            </w:pPr>
-            <w:r>
-              <w:rPr>
-                <w:rFonts w:ascii="Calibri" w:eastAsia="Yu Gothic" w:hAnsi="Calibri"/>
-                <w:b w:val="false"/>
-                <w:bCs w:val="false"/>
-                <w:sz w:val="18"/>
-                <w:szCs w:val="18"/>
-              </w:rPr>
-              <w:t xml:space="preserve">Initial value</w:t>
+            <w:tcW w:type="dxa" w:w="4179"/>
+            <w:tcBorders>
+              <w:top w:val="single" w:color="A6B8D0" w:sz="4"/>
+              <w:left w:val="single" w:color="A6B8D0" w:sz="4"/>
+              <w:bottom w:val="single" w:color="A6B8D0" w:sz="4"/>
+              <w:right w:val="single" w:color="A6B8D0" w:sz="4"/>
+            </w:tcBorders>
+            <w:tcMar>
+              <w:top w:type="dxa" w:w="50"/>
+              <w:left w:type="dxa" w:w="90"/>
+              <w:bottom w:type="dxa" w:w="50"/>
+              <w:right w:type="dxa" w:w="90"/>
+            </w:tcMar>
+          </w:tcPr>
+          <w:p>
+            <w:pPr>
+              <w:keepNext/>
+              <w:keepLines/>
+              <w:spacing w:after="0" w:before="0" w:line="280"/>
+            </w:pPr>
+            <w:r>
+              <w:rPr>
+                <w:rFonts w:ascii="Calibri" w:eastAsia="Yu Gothic" w:hAnsi="Calibri"/>
+                <w:b w:val="false"/>
+                <w:bCs w:val="false"/>
+                <w:sz w:val="18"/>
+                <w:szCs w:val="18"/>
+              </w:rPr>
+              <w:t xml:space="preserve">Drawing and displaying one group</w:t>
+            </w:r>
+          </w:p>
+        </w:tc>
+        <w:tc>
+          <w:tcPr>
+            <w:tcW w:type="dxa" w:w="5459"/>
+            <w:tcBorders>
+              <w:top w:val="single" w:color="A6B8D0" w:sz="4"/>
+              <w:left w:val="single" w:color="A6B8D0" w:sz="4"/>
+              <w:bottom w:val="single" w:color="A6B8D0" w:sz="4"/>
+              <w:right w:val="single" w:color="A6B8D0" w:sz="4"/>
+            </w:tcBorders>
+            <w:tcMar>
+              <w:top w:type="dxa" w:w="50"/>
+              <w:left w:type="dxa" w:w="90"/>
+              <w:bottom w:type="dxa" w:w="50"/>
+              <w:right w:type="dxa" w:w="90"/>
+            </w:tcMar>
+          </w:tcPr>
+          <w:p>
+            <w:pPr>
+              <w:keepNext/>
+              <w:keepLines/>
+              <w:spacing w:after="0" w:before="0" w:line="280"/>
+            </w:pPr>
+            <w:r>
+              <w:rPr>
+                <w:rFonts w:ascii="Calibri" w:eastAsia="Yu Gothic" w:hAnsi="Calibri"/>
+                <w:b w:val="false"/>
+                <w:bCs w:val="false"/>
+                <w:sz w:val="18"/>
+                <w:szCs w:val="18"/>
+              </w:rPr>
+              <w:t xml:space="preserve">Within 100 ms (9.4)</w:t>
             </w:r>
           </w:p>
         </w:tc>
@@ -30573,103 +31140,69 @@
         </w:trPr>
         <w:tc>
           <w:tcPr>
-            <w:tcW w:type="dxa" w:w="2449"/>
-            <w:tcBorders>
-              <w:top w:val="single" w:color="A6B8D0" w:sz="4"/>
-              <w:left w:val="single" w:color="A6B8D0" w:sz="4"/>
-              <w:bottom w:val="single" w:color="A6B8D0" w:sz="4"/>
-              <w:right w:val="single" w:color="A6B8D0" w:sz="4"/>
-            </w:tcBorders>
-            <w:tcMar>
-              <w:top w:type="dxa" w:w="50"/>
-              <w:left w:type="dxa" w:w="90"/>
-              <w:bottom w:type="dxa" w:w="50"/>
-              <w:right w:type="dxa" w:w="90"/>
-            </w:tcMar>
-          </w:tcPr>
-          <w:p>
-            <w:pPr>
-              <w:keepNext/>
-              <w:keepLines/>
-              <w:spacing w:after="0" w:before="0" w:line="280"/>
-            </w:pPr>
-            <w:r>
-              <w:rPr>
-                <w:rFonts w:ascii="Calibri" w:eastAsia="Yu Gothic" w:hAnsi="Calibri"/>
-                <w:b w:val="false"/>
-                <w:bCs w:val="false"/>
-                <w:sz w:val="18"/>
-                <w:szCs w:val="18"/>
-              </w:rPr>
-              <w:t xml:space="preserve">Characters in a text layer</w:t>
-            </w:r>
-          </w:p>
-        </w:tc>
-        <w:tc>
-          <w:tcPr>
-            <w:tcW w:type="dxa" w:w="4089"/>
-            <w:tcBorders>
-              <w:top w:val="single" w:color="A6B8D0" w:sz="4"/>
-              <w:left w:val="single" w:color="A6B8D0" w:sz="4"/>
-              <w:bottom w:val="single" w:color="A6B8D0" w:sz="4"/>
-              <w:right w:val="single" w:color="A6B8D0" w:sz="4"/>
-            </w:tcBorders>
-            <w:tcMar>
-              <w:top w:type="dxa" w:w="50"/>
-              <w:left w:type="dxa" w:w="90"/>
-              <w:bottom w:type="dxa" w:w="50"/>
-              <w:right w:type="dxa" w:w="90"/>
-            </w:tcMar>
-          </w:tcPr>
-          <w:p>
-            <w:pPr>
-              <w:keepNext/>
-              <w:keepLines/>
-              <w:spacing w:after="0" w:before="0" w:line="280"/>
-            </w:pPr>
-            <w:r>
-              <w:rPr>
-                <w:rFonts w:ascii="Calibri" w:eastAsia="Yu Gothic" w:hAnsi="Calibri"/>
-                <w:b w:val="false"/>
-                <w:bCs w:val="false"/>
-                <w:sz w:val="18"/>
-                <w:szCs w:val="18"/>
-              </w:rPr>
-              <w:t xml:space="preserve">500</w:t>
-            </w:r>
-          </w:p>
-        </w:tc>
-        <w:tc>
-          <w:tcPr>
-            <w:tcW w:type="dxa" w:w="3100"/>
-            <w:tcBorders>
-              <w:top w:val="single" w:color="A6B8D0" w:sz="4"/>
-              <w:left w:val="single" w:color="A6B8D0" w:sz="4"/>
-              <w:bottom w:val="single" w:color="A6B8D0" w:sz="4"/>
-              <w:right w:val="single" w:color="A6B8D0" w:sz="4"/>
-            </w:tcBorders>
-            <w:tcMar>
-              <w:top w:type="dxa" w:w="50"/>
-              <w:left w:type="dxa" w:w="90"/>
-              <w:bottom w:type="dxa" w:w="50"/>
-              <w:right w:type="dxa" w:w="90"/>
-            </w:tcMar>
-          </w:tcPr>
-          <w:p>
-            <w:pPr>
-              <w:keepNext/>
-              <w:keepLines/>
-              <w:spacing w:after="0" w:before="0" w:line="280"/>
-            </w:pPr>
-            <w:r>
-              <w:rPr>
-                <w:rFonts w:ascii="Calibri" w:eastAsia="Yu Gothic" w:hAnsi="Calibri"/>
-                <w:b w:val="false"/>
-                <w:bCs w:val="false"/>
-                <w:sz w:val="18"/>
-                <w:szCs w:val="18"/>
-              </w:rPr>
-              <w:t xml:space="preserve">Initial value</w:t>
+            <w:tcW w:type="dxa" w:w="4179"/>
+            <w:tcBorders>
+              <w:top w:val="single" w:color="A6B8D0" w:sz="4"/>
+              <w:left w:val="single" w:color="A6B8D0" w:sz="4"/>
+              <w:bottom w:val="single" w:color="A6B8D0" w:sz="4"/>
+              <w:right w:val="single" w:color="A6B8D0" w:sz="4"/>
+            </w:tcBorders>
+            <w:tcMar>
+              <w:top w:type="dxa" w:w="50"/>
+              <w:left w:type="dxa" w:w="90"/>
+              <w:bottom w:type="dxa" w:w="50"/>
+              <w:right w:type="dxa" w:w="90"/>
+            </w:tcMar>
+          </w:tcPr>
+          <w:p>
+            <w:pPr>
+              <w:keepNext/>
+              <w:keepLines/>
+              <w:spacing w:after="0" w:before="0" w:line="280"/>
+            </w:pPr>
+            <w:r>
+              <w:rPr>
+                <w:rFonts w:ascii="Calibri" w:eastAsia="Yu Gothic" w:hAnsi="Calibri"/>
+                <w:b w:val="false"/>
+                <w:bCs w:val="false"/>
+                <w:sz w:val="18"/>
+                <w:szCs w:val="18"/>
+              </w:rPr>
+              <w:t xml:space="preserve">Auto-placement time</w:t>
+            </w:r>
+          </w:p>
+        </w:tc>
+        <w:tc>
+          <w:tcPr>
+            <w:tcW w:type="dxa" w:w="5459"/>
+            <w:tcBorders>
+              <w:top w:val="single" w:color="A6B8D0" w:sz="4"/>
+              <w:left w:val="single" w:color="A6B8D0" w:sz="4"/>
+              <w:bottom w:val="single" w:color="A6B8D0" w:sz="4"/>
+              <w:right w:val="single" w:color="A6B8D0" w:sz="4"/>
+            </w:tcBorders>
+            <w:tcMar>
+              <w:top w:type="dxa" w:w="50"/>
+              <w:left w:type="dxa" w:w="90"/>
+              <w:bottom w:type="dxa" w:w="50"/>
+              <w:right w:type="dxa" w:w="90"/>
+            </w:tcMar>
+          </w:tcPr>
+          <w:p>
+            <w:pPr>
+              <w:keepNext/>
+              <w:keepLines/>
+              <w:spacing w:after="0" w:before="0" w:line="280"/>
+            </w:pPr>
+            <w:r>
+              <w:rPr>
+                <w:rFonts w:ascii="Calibri" w:eastAsia="Yu Gothic" w:hAnsi="Calibri"/>
+                <w:b w:val="false"/>
+                <w:bCs w:val="false"/>
+                <w:sz w:val="18"/>
+                <w:szCs w:val="18"/>
+              </w:rPr>
+              <w:t xml:space="preserve">Within 1 minute for 500 photos (7.2)</w:t>
             </w:r>
           </w:p>
         </w:tc>
@@ -30681,103 +31214,69 @@
         </w:trPr>
         <w:tc>
           <w:tcPr>
-            <w:tcW w:type="dxa" w:w="2449"/>
-            <w:tcBorders>
-              <w:top w:val="single" w:color="A6B8D0" w:sz="4"/>
-              <w:left w:val="single" w:color="A6B8D0" w:sz="4"/>
-              <w:bottom w:val="single" w:color="A6B8D0" w:sz="4"/>
-              <w:right w:val="single" w:color="A6B8D0" w:sz="4"/>
-            </w:tcBorders>
-            <w:tcMar>
-              <w:top w:type="dxa" w:w="50"/>
-              <w:left w:type="dxa" w:w="90"/>
-              <w:bottom w:type="dxa" w:w="50"/>
-              <w:right w:type="dxa" w:w="90"/>
-            </w:tcMar>
-          </w:tcPr>
-          <w:p>
-            <w:pPr>
-              <w:keepNext/>
-              <w:keepLines/>
-              <w:spacing w:after="0" w:before="0" w:line="280"/>
-            </w:pPr>
-            <w:r>
-              <w:rPr>
-                <w:rFonts w:ascii="Calibri" w:eastAsia="Yu Gothic" w:hAnsi="Calibri"/>
-                <w:b w:val="false"/>
-                <w:bCs w:val="false"/>
-                <w:sz w:val="18"/>
-                <w:szCs w:val="18"/>
-              </w:rPr>
-              <w:t xml:space="preserve">Undo steps</w:t>
-            </w:r>
-          </w:p>
-        </w:tc>
-        <w:tc>
-          <w:tcPr>
-            <w:tcW w:type="dxa" w:w="4089"/>
-            <w:tcBorders>
-              <w:top w:val="single" w:color="A6B8D0" w:sz="4"/>
-              <w:left w:val="single" w:color="A6B8D0" w:sz="4"/>
-              <w:bottom w:val="single" w:color="A6B8D0" w:sz="4"/>
-              <w:right w:val="single" w:color="A6B8D0" w:sz="4"/>
-            </w:tcBorders>
-            <w:tcMar>
-              <w:top w:type="dxa" w:w="50"/>
-              <w:left w:type="dxa" w:w="90"/>
-              <w:bottom w:type="dxa" w:w="50"/>
-              <w:right w:type="dxa" w:w="90"/>
-            </w:tcMar>
-          </w:tcPr>
-          <w:p>
-            <w:pPr>
-              <w:keepNext/>
-              <w:keepLines/>
-              <w:spacing w:after="0" w:before="0" w:line="280"/>
-            </w:pPr>
-            <w:r>
-              <w:rPr>
-                <w:rFonts w:ascii="Calibri" w:eastAsia="Yu Gothic" w:hAnsi="Calibri"/>
-                <w:b w:val="false"/>
-                <w:bCs w:val="false"/>
-                <w:sz w:val="18"/>
-                <w:szCs w:val="18"/>
-              </w:rPr>
-              <w:t xml:space="preserve">Default 200, 50 to 1,000</w:t>
-            </w:r>
-          </w:p>
-        </w:tc>
-        <w:tc>
-          <w:tcPr>
-            <w:tcW w:type="dxa" w:w="3100"/>
-            <w:tcBorders>
-              <w:top w:val="single" w:color="A6B8D0" w:sz="4"/>
-              <w:left w:val="single" w:color="A6B8D0" w:sz="4"/>
-              <w:bottom w:val="single" w:color="A6B8D0" w:sz="4"/>
-              <w:right w:val="single" w:color="A6B8D0" w:sz="4"/>
-            </w:tcBorders>
-            <w:tcMar>
-              <w:top w:type="dxa" w:w="50"/>
-              <w:left w:type="dxa" w:w="90"/>
-              <w:bottom w:type="dxa" w:w="50"/>
-              <w:right w:type="dxa" w:w="90"/>
-            </w:tcMar>
-          </w:tcPr>
-          <w:p>
-            <w:pPr>
-              <w:keepNext/>
-              <w:keepLines/>
-              <w:spacing w:after="0" w:before="0" w:line="280"/>
-            </w:pPr>
-            <w:r>
-              <w:rPr>
-                <w:rFonts w:ascii="Calibri" w:eastAsia="Yu Gothic" w:hAnsi="Calibri"/>
-                <w:b w:val="false"/>
-                <w:bCs w:val="false"/>
-                <w:sz w:val="18"/>
-                <w:szCs w:val="18"/>
-              </w:rPr>
-              <w:t xml:space="preserve">Initial value (with reference to Photoshop's default 50 and limit 1,000)</w:t>
+            <w:tcW w:type="dxa" w:w="4179"/>
+            <w:tcBorders>
+              <w:top w:val="single" w:color="A6B8D0" w:sz="4"/>
+              <w:left w:val="single" w:color="A6B8D0" w:sz="4"/>
+              <w:bottom w:val="single" w:color="A6B8D0" w:sz="4"/>
+              <w:right w:val="single" w:color="A6B8D0" w:sz="4"/>
+            </w:tcBorders>
+            <w:tcMar>
+              <w:top w:type="dxa" w:w="50"/>
+              <w:left w:type="dxa" w:w="90"/>
+              <w:bottom w:type="dxa" w:w="50"/>
+              <w:right w:type="dxa" w:w="90"/>
+            </w:tcMar>
+          </w:tcPr>
+          <w:p>
+            <w:pPr>
+              <w:keepNext/>
+              <w:keepLines/>
+              <w:spacing w:after="0" w:before="0" w:line="280"/>
+            </w:pPr>
+            <w:r>
+              <w:rPr>
+                <w:rFonts w:ascii="Calibri" w:eastAsia="Yu Gothic" w:hAnsi="Calibri"/>
+                <w:b w:val="false"/>
+                <w:bCs w:val="false"/>
+                <w:sz w:val="18"/>
+                <w:szCs w:val="18"/>
+              </w:rPr>
+              <w:t xml:space="preserve">Auto-placement hit rate</w:t>
+            </w:r>
+          </w:p>
+        </w:tc>
+        <w:tc>
+          <w:tcPr>
+            <w:tcW w:type="dxa" w:w="5459"/>
+            <w:tcBorders>
+              <w:top w:val="single" w:color="A6B8D0" w:sz="4"/>
+              <w:left w:val="single" w:color="A6B8D0" w:sz="4"/>
+              <w:bottom w:val="single" w:color="A6B8D0" w:sz="4"/>
+              <w:right w:val="single" w:color="A6B8D0" w:sz="4"/>
+            </w:tcBorders>
+            <w:tcMar>
+              <w:top w:type="dxa" w:w="50"/>
+              <w:left w:type="dxa" w:w="90"/>
+              <w:bottom w:type="dxa" w:w="50"/>
+              <w:right w:type="dxa" w:w="90"/>
+            </w:tcMar>
+          </w:tcPr>
+          <w:p>
+            <w:pPr>
+              <w:keepNext/>
+              <w:keepLines/>
+              <w:spacing w:after="0" w:before="0" w:line="280"/>
+            </w:pPr>
+            <w:r>
+              <w:rPr>
+                <w:rFonts w:ascii="Calibri" w:eastAsia="Yu Gothic" w:hAnsi="Calibri"/>
+                <w:b w:val="false"/>
+                <w:bCs w:val="false"/>
+                <w:sz w:val="18"/>
+                <w:szCs w:val="18"/>
+              </w:rPr>
+              <w:t xml:space="preserve">No adjustment needed on 70% or more of photos (7.2)</w:t>
             </w:r>
           </w:p>
         </w:tc>
@@ -30789,103 +31288,69 @@
         </w:trPr>
         <w:tc>
           <w:tcPr>
-            <w:tcW w:type="dxa" w:w="2449"/>
-            <w:tcBorders>
-              <w:top w:val="single" w:color="A6B8D0" w:sz="4"/>
-              <w:left w:val="single" w:color="A6B8D0" w:sz="4"/>
-              <w:bottom w:val="single" w:color="A6B8D0" w:sz="4"/>
-              <w:right w:val="single" w:color="A6B8D0" w:sz="4"/>
-            </w:tcBorders>
-            <w:tcMar>
-              <w:top w:type="dxa" w:w="50"/>
-              <w:left w:type="dxa" w:w="90"/>
-              <w:bottom w:type="dxa" w:w="50"/>
-              <w:right w:type="dxa" w:w="90"/>
-            </w:tcMar>
-          </w:tcPr>
-          <w:p>
-            <w:pPr>
-              <w:keepNext/>
-              <w:keepLines/>
-              <w:spacing w:after="0" w:before="0" w:line="280"/>
-            </w:pPr>
-            <w:r>
-              <w:rPr>
-                <w:rFonts w:ascii="Calibri" w:eastAsia="Yu Gothic" w:hAnsi="Calibri"/>
-                <w:b w:val="false"/>
-                <w:bCs w:val="false"/>
-                <w:sz w:val="18"/>
-                <w:szCs w:val="18"/>
-              </w:rPr>
-              <w:t xml:space="preserve">Automatic saving</w:t>
-            </w:r>
-          </w:p>
-        </w:tc>
-        <w:tc>
-          <w:tcPr>
-            <w:tcW w:type="dxa" w:w="4089"/>
-            <w:tcBorders>
-              <w:top w:val="single" w:color="A6B8D0" w:sz="4"/>
-              <w:left w:val="single" w:color="A6B8D0" w:sz="4"/>
-              <w:bottom w:val="single" w:color="A6B8D0" w:sz="4"/>
-              <w:right w:val="single" w:color="A6B8D0" w:sz="4"/>
-            </w:tcBorders>
-            <w:tcMar>
-              <w:top w:type="dxa" w:w="50"/>
-              <w:left w:type="dxa" w:w="90"/>
-              <w:bottom w:type="dxa" w:w="50"/>
-              <w:right w:type="dxa" w:w="90"/>
-            </w:tcMar>
-          </w:tcPr>
-          <w:p>
-            <w:pPr>
-              <w:keepNext/>
-              <w:keepLines/>
-              <w:spacing w:after="0" w:before="0" w:line="280"/>
-            </w:pPr>
-            <w:r>
-              <w:rPr>
-                <w:rFonts w:ascii="Calibri" w:eastAsia="Yu Gothic" w:hAnsi="Calibri"/>
-                <w:b w:val="false"/>
-                <w:bCs w:val="false"/>
-                <w:sz w:val="18"/>
-                <w:szCs w:val="18"/>
-              </w:rPr>
-              <w:t xml:space="preserve">2 seconds after operations stop</w:t>
-            </w:r>
-          </w:p>
-        </w:tc>
-        <w:tc>
-          <w:tcPr>
-            <w:tcW w:type="dxa" w:w="3100"/>
-            <w:tcBorders>
-              <w:top w:val="single" w:color="A6B8D0" w:sz="4"/>
-              <w:left w:val="single" w:color="A6B8D0" w:sz="4"/>
-              <w:bottom w:val="single" w:color="A6B8D0" w:sz="4"/>
-              <w:right w:val="single" w:color="A6B8D0" w:sz="4"/>
-            </w:tcBorders>
-            <w:tcMar>
-              <w:top w:type="dxa" w:w="50"/>
-              <w:left w:type="dxa" w:w="90"/>
-              <w:bottom w:type="dxa" w:w="50"/>
-              <w:right w:type="dxa" w:w="90"/>
-            </w:tcMar>
-          </w:tcPr>
-          <w:p>
-            <w:pPr>
-              <w:keepNext/>
-              <w:keepLines/>
-              <w:spacing w:after="0" w:before="0" w:line="280"/>
-            </w:pPr>
-            <w:r>
-              <w:rPr>
-                <w:rFonts w:ascii="Calibri" w:eastAsia="Yu Gothic" w:hAnsi="Calibri"/>
-                <w:b w:val="false"/>
-                <w:bCs w:val="false"/>
-                <w:sz w:val="18"/>
-                <w:szCs w:val="18"/>
-              </w:rPr>
-              <w:t xml:space="preserve">Initial value</w:t>
+            <w:tcW w:type="dxa" w:w="4179"/>
+            <w:tcBorders>
+              <w:top w:val="single" w:color="A6B8D0" w:sz="4"/>
+              <w:left w:val="single" w:color="A6B8D0" w:sz="4"/>
+              <w:bottom w:val="single" w:color="A6B8D0" w:sz="4"/>
+              <w:right w:val="single" w:color="A6B8D0" w:sz="4"/>
+            </w:tcBorders>
+            <w:tcMar>
+              <w:top w:type="dxa" w:w="50"/>
+              <w:left w:type="dxa" w:w="90"/>
+              <w:bottom w:type="dxa" w:w="50"/>
+              <w:right w:type="dxa" w:w="90"/>
+            </w:tcMar>
+          </w:tcPr>
+          <w:p>
+            <w:pPr>
+              <w:keepNext/>
+              <w:keepLines/>
+              <w:spacing w:after="0" w:before="0" w:line="280"/>
+            </w:pPr>
+            <w:r>
+              <w:rPr>
+                <w:rFonts w:ascii="Calibri" w:eastAsia="Yu Gothic" w:hAnsi="Calibri"/>
+                <w:b w:val="false"/>
+                <w:bCs w:val="false"/>
+                <w:sz w:val="18"/>
+                <w:szCs w:val="18"/>
+              </w:rPr>
+              <w:t xml:space="preserve">Difference between moxcms and lcms2</w:t>
+            </w:r>
+          </w:p>
+        </w:tc>
+        <w:tc>
+          <w:tcPr>
+            <w:tcW w:type="dxa" w:w="5459"/>
+            <w:tcBorders>
+              <w:top w:val="single" w:color="A6B8D0" w:sz="4"/>
+              <w:left w:val="single" w:color="A6B8D0" w:sz="4"/>
+              <w:bottom w:val="single" w:color="A6B8D0" w:sz="4"/>
+              <w:right w:val="single" w:color="A6B8D0" w:sz="4"/>
+            </w:tcBorders>
+            <w:tcMar>
+              <w:top w:type="dxa" w:w="50"/>
+              <w:left w:type="dxa" w:w="90"/>
+              <w:bottom w:type="dxa" w:w="50"/>
+              <w:right w:type="dxa" w:w="90"/>
+            </w:tcMar>
+          </w:tcPr>
+          <w:p>
+            <w:pPr>
+              <w:keepNext/>
+              <w:keepLines/>
+              <w:spacing w:after="0" w:before="0" w:line="280"/>
+            </w:pPr>
+            <w:r>
+              <w:rPr>
+                <w:rFonts w:ascii="Calibri" w:eastAsia="Yu Gothic" w:hAnsi="Calibri"/>
+                <w:b w:val="false"/>
+                <w:bCs w:val="false"/>
+                <w:sz w:val="18"/>
+                <w:szCs w:val="18"/>
+              </w:rPr>
+              <w:t xml:space="preserve">Maximum ΔE2000 less than 1 (14.3)</w:t>
             </w:r>
           </w:p>
         </w:tc>
@@ -30897,103 +31362,69 @@
         </w:trPr>
         <w:tc>
           <w:tcPr>
-            <w:tcW w:type="dxa" w:w="2449"/>
-            <w:tcBorders>
-              <w:top w:val="single" w:color="A6B8D0" w:sz="4"/>
-              <w:left w:val="single" w:color="A6B8D0" w:sz="4"/>
-              <w:bottom w:val="single" w:color="A6B8D0" w:sz="4"/>
-              <w:right w:val="single" w:color="A6B8D0" w:sz="4"/>
-            </w:tcBorders>
-            <w:tcMar>
-              <w:top w:type="dxa" w:w="50"/>
-              <w:left w:type="dxa" w:w="90"/>
-              <w:bottom w:type="dxa" w:w="50"/>
-              <w:right w:type="dxa" w:w="90"/>
-            </w:tcMar>
-          </w:tcPr>
-          <w:p>
-            <w:pPr>
-              <w:keepNext/>
-              <w:keepLines/>
-              <w:spacing w:after="0" w:before="0" w:line="280"/>
-            </w:pPr>
-            <w:r>
-              <w:rPr>
-                <w:rFonts w:ascii="Calibri" w:eastAsia="Yu Gothic" w:hAnsi="Calibri"/>
-                <w:b w:val="false"/>
-                <w:bCs w:val="false"/>
-                <w:sz w:val="18"/>
-                <w:szCs w:val="18"/>
-              </w:rPr>
-              <w:t xml:space="preserve">Work session backups</w:t>
-            </w:r>
-          </w:p>
-        </w:tc>
-        <w:tc>
-          <w:tcPr>
-            <w:tcW w:type="dxa" w:w="4089"/>
-            <w:tcBorders>
-              <w:top w:val="single" w:color="A6B8D0" w:sz="4"/>
-              <w:left w:val="single" w:color="A6B8D0" w:sz="4"/>
-              <w:bottom w:val="single" w:color="A6B8D0" w:sz="4"/>
-              <w:right w:val="single" w:color="A6B8D0" w:sz="4"/>
-            </w:tcBorders>
-            <w:tcMar>
-              <w:top w:type="dxa" w:w="50"/>
-              <w:left w:type="dxa" w:w="90"/>
-              <w:bottom w:type="dxa" w:w="50"/>
-              <w:right w:type="dxa" w:w="90"/>
-            </w:tcMar>
-          </w:tcPr>
-          <w:p>
-            <w:pPr>
-              <w:keepNext/>
-              <w:keepLines/>
-              <w:spacing w:after="0" w:before="0" w:line="280"/>
-            </w:pPr>
-            <w:r>
-              <w:rPr>
-                <w:rFonts w:ascii="Calibri" w:eastAsia="Yu Gothic" w:hAnsi="Calibri"/>
-                <w:b w:val="false"/>
-                <w:bCs w:val="false"/>
-                <w:sz w:val="18"/>
-                <w:szCs w:val="18"/>
-              </w:rPr>
-              <w:t xml:space="preserve">5</w:t>
-            </w:r>
-          </w:p>
-        </w:tc>
-        <w:tc>
-          <w:tcPr>
-            <w:tcW w:type="dxa" w:w="3100"/>
-            <w:tcBorders>
-              <w:top w:val="single" w:color="A6B8D0" w:sz="4"/>
-              <w:left w:val="single" w:color="A6B8D0" w:sz="4"/>
-              <w:bottom w:val="single" w:color="A6B8D0" w:sz="4"/>
-              <w:right w:val="single" w:color="A6B8D0" w:sz="4"/>
-            </w:tcBorders>
-            <w:tcMar>
-              <w:top w:type="dxa" w:w="50"/>
-              <w:left w:type="dxa" w:w="90"/>
-              <w:bottom w:type="dxa" w:w="50"/>
-              <w:right w:type="dxa" w:w="90"/>
-            </w:tcMar>
-          </w:tcPr>
-          <w:p>
-            <w:pPr>
-              <w:keepNext/>
-              <w:keepLines/>
-              <w:spacing w:after="0" w:before="0" w:line="280"/>
-            </w:pPr>
-            <w:r>
-              <w:rPr>
-                <w:rFonts w:ascii="Calibri" w:eastAsia="Yu Gothic" w:hAnsi="Calibri"/>
-                <w:b w:val="false"/>
-                <w:bCs w:val="false"/>
-                <w:sz w:val="18"/>
-                <w:szCs w:val="18"/>
-              </w:rPr>
-              <w:t xml:space="preserve">Initial value</w:t>
+            <w:tcW w:type="dxa" w:w="4179"/>
+            <w:tcBorders>
+              <w:top w:val="single" w:color="A6B8D0" w:sz="4"/>
+              <w:left w:val="single" w:color="A6B8D0" w:sz="4"/>
+              <w:bottom w:val="single" w:color="A6B8D0" w:sz="4"/>
+              <w:right w:val="single" w:color="A6B8D0" w:sz="4"/>
+            </w:tcBorders>
+            <w:tcMar>
+              <w:top w:type="dxa" w:w="50"/>
+              <w:left w:type="dxa" w:w="90"/>
+              <w:bottom w:type="dxa" w:w="50"/>
+              <w:right w:type="dxa" w:w="90"/>
+            </w:tcMar>
+          </w:tcPr>
+          <w:p>
+            <w:pPr>
+              <w:keepNext/>
+              <w:keepLines/>
+              <w:spacing w:after="0" w:before="0" w:line="280"/>
+            </w:pPr>
+            <w:r>
+              <w:rPr>
+                <w:rFonts w:ascii="Calibri" w:eastAsia="Yu Gothic" w:hAnsi="Calibri"/>
+                <w:b w:val="false"/>
+                <w:bCs w:val="false"/>
+                <w:sz w:val="18"/>
+                <w:szCs w:val="18"/>
+              </w:rPr>
+              <w:t xml:space="preserve">Color difference of drawing onto a 16-bit Adobe RGB TIFF</w:t>
+            </w:r>
+          </w:p>
+        </w:tc>
+        <w:tc>
+          <w:tcPr>
+            <w:tcW w:type="dxa" w:w="5459"/>
+            <w:tcBorders>
+              <w:top w:val="single" w:color="A6B8D0" w:sz="4"/>
+              <w:left w:val="single" w:color="A6B8D0" w:sz="4"/>
+              <w:bottom w:val="single" w:color="A6B8D0" w:sz="4"/>
+              <w:right w:val="single" w:color="A6B8D0" w:sz="4"/>
+            </w:tcBorders>
+            <w:tcMar>
+              <w:top w:type="dxa" w:w="50"/>
+              <w:left w:type="dxa" w:w="90"/>
+              <w:bottom w:type="dxa" w:w="50"/>
+              <w:right w:type="dxa" w:w="90"/>
+            </w:tcMar>
+          </w:tcPr>
+          <w:p>
+            <w:pPr>
+              <w:keepNext/>
+              <w:keepLines/>
+              <w:spacing w:after="0" w:before="0" w:line="280"/>
+            </w:pPr>
+            <w:r>
+              <w:rPr>
+                <w:rFonts w:ascii="Calibri" w:eastAsia="Yu Gothic" w:hAnsi="Calibri"/>
+                <w:b w:val="false"/>
+                <w:bCs w:val="false"/>
+                <w:sz w:val="18"/>
+                <w:szCs w:val="18"/>
+              </w:rPr>
+              <w:t xml:space="preserve">ΔE2000 from the sRGB values less than 1 (3.5)</w:t>
             </w:r>
           </w:p>
         </w:tc>
@@ -31005,331 +31436,7 @@
         </w:trPr>
         <w:tc>
           <w:tcPr>
-            <w:tcW w:type="dxa" w:w="2449"/>
-            <w:tcBorders>
-              <w:top w:val="single" w:color="A6B8D0" w:sz="4"/>
-              <w:left w:val="single" w:color="A6B8D0" w:sz="4"/>
-              <w:bottom w:val="single" w:color="A6B8D0" w:sz="4"/>
-              <w:right w:val="single" w:color="A6B8D0" w:sz="4"/>
-            </w:tcBorders>
-            <w:tcMar>
-              <w:top w:type="dxa" w:w="50"/>
-              <w:left w:type="dxa" w:w="90"/>
-              <w:bottom w:type="dxa" w:w="50"/>
-              <w:right w:type="dxa" w:w="90"/>
-            </w:tcMar>
-          </w:tcPr>
-          <w:p>
-            <w:pPr>
-              <w:keepNext/>
-              <w:keepLines/>
-              <w:spacing w:after="0" w:before="0" w:line="280"/>
-            </w:pPr>
-            <w:r>
-              <w:rPr>
-                <w:rFonts w:ascii="Calibri" w:eastAsia="Yu Gothic" w:hAnsi="Calibri"/>
-                <w:b w:val="false"/>
-                <w:bCs w:val="false"/>
-                <w:sz w:val="18"/>
-                <w:szCs w:val="18"/>
-              </w:rPr>
-              <w:t xml:space="preserve">Reduced images</w:t>
-            </w:r>
-          </w:p>
-        </w:tc>
-        <w:tc>
-          <w:tcPr>
-            <w:tcW w:type="dxa" w:w="4089"/>
-            <w:tcBorders>
-              <w:top w:val="single" w:color="A6B8D0" w:sz="4"/>
-              <w:left w:val="single" w:color="A6B8D0" w:sz="4"/>
-              <w:bottom w:val="single" w:color="A6B8D0" w:sz="4"/>
-              <w:right w:val="single" w:color="A6B8D0" w:sz="4"/>
-            </w:tcBorders>
-            <w:tcMar>
-              <w:top w:type="dxa" w:w="50"/>
-              <w:left w:type="dxa" w:w="90"/>
-              <w:bottom w:type="dxa" w:w="50"/>
-              <w:right w:type="dxa" w:w="90"/>
-            </w:tcMar>
-          </w:tcPr>
-          <w:p>
-            <w:pPr>
-              <w:keepNext/>
-              <w:keepLines/>
-              <w:spacing w:after="0" w:before="0" w:line="280"/>
-            </w:pPr>
-            <w:r>
-              <w:rPr>
-                <w:rFonts w:ascii="Calibri" w:eastAsia="Yu Gothic" w:hAnsi="Calibri"/>
-                <w:b w:val="false"/>
-                <w:bCs w:val="false"/>
-                <w:sz w:val="18"/>
-                <w:szCs w:val="18"/>
-              </w:rPr>
-              <w:t xml:space="preserve">512 pixels on the short side</w:t>
-            </w:r>
-          </w:p>
-        </w:tc>
-        <w:tc>
-          <w:tcPr>
-            <w:tcW w:type="dxa" w:w="3100"/>
-            <w:tcBorders>
-              <w:top w:val="single" w:color="A6B8D0" w:sz="4"/>
-              <w:left w:val="single" w:color="A6B8D0" w:sz="4"/>
-              <w:bottom w:val="single" w:color="A6B8D0" w:sz="4"/>
-              <w:right w:val="single" w:color="A6B8D0" w:sz="4"/>
-            </w:tcBorders>
-            <w:tcMar>
-              <w:top w:type="dxa" w:w="50"/>
-              <w:left w:type="dxa" w:w="90"/>
-              <w:bottom w:type="dxa" w:w="50"/>
-              <w:right w:type="dxa" w:w="90"/>
-            </w:tcMar>
-          </w:tcPr>
-          <w:p>
-            <w:pPr>
-              <w:keepNext/>
-              <w:keepLines/>
-              <w:spacing w:after="0" w:before="0" w:line="280"/>
-            </w:pPr>
-            <w:r>
-              <w:rPr>
-                <w:rFonts w:ascii="Calibri" w:eastAsia="Yu Gothic" w:hAnsi="Calibri"/>
-                <w:b w:val="false"/>
-                <w:bCs w:val="false"/>
-                <w:sz w:val="18"/>
-                <w:szCs w:val="18"/>
-              </w:rPr>
-              <w:t xml:space="preserve">Initial value</w:t>
-            </w:r>
-          </w:p>
-        </w:tc>
-      </w:tr>
-      <w:tr>
-        <w:trPr>
-          <w:cantSplit/>
-          <w:tblHeader w:val="off"/>
-        </w:trPr>
-        <w:tc>
-          <w:tcPr>
-            <w:tcW w:type="dxa" w:w="2449"/>
-            <w:tcBorders>
-              <w:top w:val="single" w:color="A6B8D0" w:sz="4"/>
-              <w:left w:val="single" w:color="A6B8D0" w:sz="4"/>
-              <w:bottom w:val="single" w:color="A6B8D0" w:sz="4"/>
-              <w:right w:val="single" w:color="A6B8D0" w:sz="4"/>
-            </w:tcBorders>
-            <w:tcMar>
-              <w:top w:type="dxa" w:w="50"/>
-              <w:left w:type="dxa" w:w="90"/>
-              <w:bottom w:type="dxa" w:w="50"/>
-              <w:right w:type="dxa" w:w="90"/>
-            </w:tcMar>
-          </w:tcPr>
-          <w:p>
-            <w:pPr>
-              <w:keepNext/>
-              <w:keepLines/>
-              <w:spacing w:after="0" w:before="0" w:line="280"/>
-            </w:pPr>
-            <w:r>
-              <w:rPr>
-                <w:rFonts w:ascii="Calibri" w:eastAsia="Yu Gothic" w:hAnsi="Calibri"/>
-                <w:b w:val="false"/>
-                <w:bCs w:val="false"/>
-                <w:sz w:val="18"/>
-                <w:szCs w:val="18"/>
-              </w:rPr>
-              <w:t xml:space="preserve">Preview photo</w:t>
-            </w:r>
-          </w:p>
-        </w:tc>
-        <w:tc>
-          <w:tcPr>
-            <w:tcW w:type="dxa" w:w="4089"/>
-            <w:tcBorders>
-              <w:top w:val="single" w:color="A6B8D0" w:sz="4"/>
-              <w:left w:val="single" w:color="A6B8D0" w:sz="4"/>
-              <w:bottom w:val="single" w:color="A6B8D0" w:sz="4"/>
-              <w:right w:val="single" w:color="A6B8D0" w:sz="4"/>
-            </w:tcBorders>
-            <w:tcMar>
-              <w:top w:type="dxa" w:w="50"/>
-              <w:left w:type="dxa" w:w="90"/>
-              <w:bottom w:type="dxa" w:w="50"/>
-              <w:right w:type="dxa" w:w="90"/>
-            </w:tcMar>
-          </w:tcPr>
-          <w:p>
-            <w:pPr>
-              <w:keepNext/>
-              <w:keepLines/>
-              <w:spacing w:after="0" w:before="0" w:line="280"/>
-            </w:pPr>
-            <w:r>
-              <w:rPr>
-                <w:rFonts w:ascii="Calibri" w:eastAsia="Yu Gothic" w:hAnsi="Calibri"/>
-                <w:b w:val="false"/>
-                <w:bCs w:val="false"/>
-                <w:sz w:val="18"/>
-                <w:szCs w:val="18"/>
-              </w:rPr>
-              <w:t xml:space="preserve">Up to 2560 pixels on the long side</w:t>
-            </w:r>
-          </w:p>
-        </w:tc>
-        <w:tc>
-          <w:tcPr>
-            <w:tcW w:type="dxa" w:w="3100"/>
-            <w:tcBorders>
-              <w:top w:val="single" w:color="A6B8D0" w:sz="4"/>
-              <w:left w:val="single" w:color="A6B8D0" w:sz="4"/>
-              <w:bottom w:val="single" w:color="A6B8D0" w:sz="4"/>
-              <w:right w:val="single" w:color="A6B8D0" w:sz="4"/>
-            </w:tcBorders>
-            <w:tcMar>
-              <w:top w:type="dxa" w:w="50"/>
-              <w:left w:type="dxa" w:w="90"/>
-              <w:bottom w:type="dxa" w:w="50"/>
-              <w:right w:type="dxa" w:w="90"/>
-            </w:tcMar>
-          </w:tcPr>
-          <w:p>
-            <w:pPr>
-              <w:keepNext/>
-              <w:keepLines/>
-              <w:spacing w:after="0" w:before="0" w:line="280"/>
-            </w:pPr>
-            <w:r>
-              <w:rPr>
-                <w:rFonts w:ascii="Calibri" w:eastAsia="Yu Gothic" w:hAnsi="Calibri"/>
-                <w:b w:val="false"/>
-                <w:bCs w:val="false"/>
-                <w:sz w:val="18"/>
-                <w:szCs w:val="18"/>
-              </w:rPr>
-              <w:t xml:space="preserve">Initial value</w:t>
-            </w:r>
-          </w:p>
-        </w:tc>
-      </w:tr>
-      <w:tr>
-        <w:trPr>
-          <w:cantSplit/>
-          <w:tblHeader w:val="off"/>
-        </w:trPr>
-        <w:tc>
-          <w:tcPr>
-            <w:tcW w:type="dxa" w:w="2449"/>
-            <w:tcBorders>
-              <w:top w:val="single" w:color="A6B8D0" w:sz="4"/>
-              <w:left w:val="single" w:color="A6B8D0" w:sz="4"/>
-              <w:bottom w:val="single" w:color="A6B8D0" w:sz="4"/>
-              <w:right w:val="single" w:color="A6B8D0" w:sz="4"/>
-            </w:tcBorders>
-            <w:tcMar>
-              <w:top w:type="dxa" w:w="50"/>
-              <w:left w:type="dxa" w:w="90"/>
-              <w:bottom w:type="dxa" w:w="50"/>
-              <w:right w:type="dxa" w:w="90"/>
-            </w:tcMar>
-          </w:tcPr>
-          <w:p>
-            <w:pPr>
-              <w:keepNext/>
-              <w:keepLines/>
-              <w:spacing w:after="0" w:before="0" w:line="280"/>
-            </w:pPr>
-            <w:r>
-              <w:rPr>
-                <w:rFonts w:ascii="Calibri" w:eastAsia="Yu Gothic" w:hAnsi="Calibri"/>
-                <w:b w:val="false"/>
-                <w:bCs w:val="false"/>
-                <w:sz w:val="18"/>
-                <w:szCs w:val="18"/>
-              </w:rPr>
-              <w:t xml:space="preserve">Template file for passing on</w:t>
-            </w:r>
-          </w:p>
-        </w:tc>
-        <w:tc>
-          <w:tcPr>
-            <w:tcW w:type="dxa" w:w="4089"/>
-            <w:tcBorders>
-              <w:top w:val="single" w:color="A6B8D0" w:sz="4"/>
-              <w:left w:val="single" w:color="A6B8D0" w:sz="4"/>
-              <w:bottom w:val="single" w:color="A6B8D0" w:sz="4"/>
-              <w:right w:val="single" w:color="A6B8D0" w:sz="4"/>
-            </w:tcBorders>
-            <w:tcMar>
-              <w:top w:type="dxa" w:w="50"/>
-              <w:left w:type="dxa" w:w="90"/>
-              <w:bottom w:type="dxa" w:w="50"/>
-              <w:right w:type="dxa" w:w="90"/>
-            </w:tcMar>
-          </w:tcPr>
-          <w:p>
-            <w:pPr>
-              <w:keepNext/>
-              <w:keepLines/>
-              <w:spacing w:after="0" w:before="0" w:line="280"/>
-            </w:pPr>
-            <w:r>
-              <w:rPr>
-                <w:rFonts w:ascii="Calibri" w:eastAsia="Yu Gothic" w:hAnsi="Calibri"/>
-                <w:b w:val="false"/>
-                <w:bCs w:val="false"/>
-                <w:sz w:val="18"/>
-                <w:szCs w:val="18"/>
-              </w:rPr>
-              <w:t xml:space="preserve">Up to 50 files inside, 100 MB in total</w:t>
-            </w:r>
-          </w:p>
-        </w:tc>
-        <w:tc>
-          <w:tcPr>
-            <w:tcW w:type="dxa" w:w="3100"/>
-            <w:tcBorders>
-              <w:top w:val="single" w:color="A6B8D0" w:sz="4"/>
-              <w:left w:val="single" w:color="A6B8D0" w:sz="4"/>
-              <w:bottom w:val="single" w:color="A6B8D0" w:sz="4"/>
-              <w:right w:val="single" w:color="A6B8D0" w:sz="4"/>
-            </w:tcBorders>
-            <w:tcMar>
-              <w:top w:type="dxa" w:w="50"/>
-              <w:left w:type="dxa" w:w="90"/>
-              <w:bottom w:type="dxa" w:w="50"/>
-              <w:right w:type="dxa" w:w="90"/>
-            </w:tcMar>
-          </w:tcPr>
-          <w:p>
-            <w:pPr>
-              <w:keepNext/>
-              <w:keepLines/>
-              <w:spacing w:after="0" w:before="0" w:line="280"/>
-            </w:pPr>
-            <w:r>
-              <w:rPr>
-                <w:rFonts w:ascii="Calibri" w:eastAsia="Yu Gothic" w:hAnsi="Calibri"/>
-                <w:b w:val="false"/>
-                <w:bCs w:val="false"/>
-                <w:sz w:val="18"/>
-                <w:szCs w:val="18"/>
-              </w:rPr>
-              <w:t xml:space="preserve">Initial value</w:t>
-            </w:r>
-          </w:p>
-        </w:tc>
-      </w:tr>
-      <w:tr>
-        <w:trPr>
-          <w:cantSplit/>
-          <w:tblHeader w:val="off"/>
-        </w:trPr>
-        <w:tc>
-          <w:tcPr>
-            <w:tcW w:type="dxa" w:w="2449"/>
+            <w:tcW w:type="dxa" w:w="4179"/>
             <w:tcBorders>
               <w:top w:val="single" w:color="A6B8D0" w:sz="4"/>
               <w:left w:val="single" w:color="A6B8D0" w:sz="4"/>
@@ -31357,13 +31464,13 @@
                 <w:sz w:val="18"/>
                 <w:szCs w:val="18"/>
               </w:rPr>
-              <w:t xml:space="preserve">Input to the auto-placement model</w:t>
-            </w:r>
-          </w:p>
-        </w:tc>
-        <w:tc>
-          <w:tcPr>
-            <w:tcW w:type="dxa" w:w="4089"/>
+              <w:t xml:space="preserve">Display size and recompression on posting sites</w:t>
+            </w:r>
+          </w:p>
+        </w:tc>
+        <w:tc>
+          <w:tcPr>
+            <w:tcW w:type="dxa" w:w="5459"/>
             <w:tcBorders>
               <w:top w:val="single" w:color="A6B8D0" w:sz="4"/>
               <w:left w:val="single" w:color="A6B8D0" w:sz="4"/>
@@ -31391,41 +31498,7 @@
                 <w:sz w:val="18"/>
                 <w:szCs w:val="18"/>
               </w:rPr>
-              <w:t xml:space="preserve">320×320 pixels</w:t>
-            </w:r>
-          </w:p>
-        </w:tc>
-        <w:tc>
-          <w:tcPr>
-            <w:tcW w:type="dxa" w:w="3100"/>
-            <w:tcBorders>
-              <w:top w:val="single" w:color="A6B8D0" w:sz="4"/>
-              <w:left w:val="single" w:color="A6B8D0" w:sz="4"/>
-              <w:bottom w:val="single" w:color="A6B8D0" w:sz="4"/>
-              <w:right w:val="single" w:color="A6B8D0" w:sz="4"/>
-            </w:tcBorders>
-            <w:tcMar>
-              <w:top w:type="dxa" w:w="50"/>
-              <w:left w:type="dxa" w:w="90"/>
-              <w:bottom w:type="dxa" w:w="50"/>
-              <w:right w:type="dxa" w:w="90"/>
-            </w:tcMar>
-          </w:tcPr>
-          <w:p>
-            <w:pPr>
-              <w:keepNext w:val="false"/>
-              <w:keepLines/>
-              <w:spacing w:after="0" w:before="0" w:line="280"/>
-            </w:pPr>
-            <w:r>
-              <w:rPr>
-                <w:rFonts w:ascii="Calibri" w:eastAsia="Yu Gothic" w:hAnsi="Calibri"/>
-                <w:b w:val="false"/>
-                <w:bCs w:val="false"/>
-                <w:sz w:val="18"/>
-                <w:szCs w:val="18"/>
-              </w:rPr>
-              <w:t xml:space="preserve">u2netp's official preprocessing</w:t>
+              <w:t xml:space="preserve">Actually upload and check (14.1)</w:t>
             </w:r>
           </w:p>
         </w:tc>
@@ -31444,7 +31517,7 @@
         <w:rPr>
           <w:rFonts w:ascii="Calibri" w:eastAsia="Yu Gothic" w:hAnsi="Calibri"/>
         </w:rPr>
-        <w:t xml:space="preserve">18. List of Measurements and Checks</w:t>
+        <w:t xml:space="preserve">18. Mapping to Requirements</w:t>
       </w:r>
     </w:p>
     <w:tbl>
@@ -31460,8 +31533,8 @@
         </w:tblBorders>
       </w:tblPr>
       <w:tblGrid>
-        <w:gridCol w:w="3975"/>
-        <w:gridCol w:w="5663"/>
+        <w:gridCol w:w="6002"/>
+        <w:gridCol w:w="3636"/>
       </w:tblGrid>
       <w:tr>
         <w:trPr>
@@ -31470,7 +31543,7 @@
         </w:trPr>
         <w:tc>
           <w:tcPr>
-            <w:tcW w:type="dxa" w:w="3975"/>
+            <w:tcW w:type="dxa" w:w="6002"/>
             <w:tcBorders>
               <w:top w:val="single" w:color="A6B8D0" w:sz="4"/>
               <w:left w:val="single" w:color="A6B8D0" w:sz="4"/>
@@ -31499,13 +31572,13 @@
                 <w:sz w:val="18"/>
                 <w:szCs w:val="18"/>
               </w:rPr>
-              <w:t xml:space="preserve">Item</w:t>
-            </w:r>
-          </w:p>
-        </w:tc>
-        <w:tc>
-          <w:tcPr>
-            <w:tcW w:type="dxa" w:w="5663"/>
+              <w:t xml:space="preserve">Requirement number (text in the Outline Design Document)</w:t>
+            </w:r>
+          </w:p>
+        </w:tc>
+        <w:tc>
+          <w:tcPr>
+            <w:tcW w:type="dxa" w:w="3636"/>
             <w:tcBorders>
               <w:top w:val="single" w:color="A6B8D0" w:sz="4"/>
               <w:left w:val="single" w:color="A6B8D0" w:sz="4"/>
@@ -31534,7 +31607,7 @@
                 <w:sz w:val="18"/>
                 <w:szCs w:val="18"/>
               </w:rPr>
-              <w:t xml:space="preserve">Criterion</w:t>
+              <w:t xml:space="preserve">Sections in this chapter</w:t>
             </w:r>
           </w:p>
         </w:tc>
@@ -31546,69 +31619,69 @@
         </w:trPr>
         <w:tc>
           <w:tcPr>
-            <w:tcW w:type="dxa" w:w="3975"/>
-            <w:tcBorders>
-              <w:top w:val="single" w:color="A6B8D0" w:sz="4"/>
-              <w:left w:val="single" w:color="A6B8D0" w:sz="4"/>
-              <w:bottom w:val="single" w:color="A6B8D0" w:sz="4"/>
-              <w:right w:val="single" w:color="A6B8D0" w:sz="4"/>
-            </w:tcBorders>
-            <w:tcMar>
-              <w:top w:type="dxa" w:w="50"/>
-              <w:left w:type="dxa" w:w="90"/>
-              <w:bottom w:type="dxa" w:w="50"/>
-              <w:right w:type="dxa" w:w="90"/>
-            </w:tcMar>
-          </w:tcPr>
-          <w:p>
-            <w:pPr>
-              <w:keepNext/>
-              <w:keepLines/>
-              <w:spacing w:after="0" w:before="0" w:line="280"/>
-            </w:pPr>
-            <w:r>
-              <w:rPr>
-                <w:rFonts w:ascii="Calibri" w:eastAsia="Yu Gothic" w:hAnsi="Calibri"/>
-                <w:b w:val="false"/>
-                <w:bCs w:val="false"/>
-                <w:sz w:val="18"/>
-                <w:szCs w:val="18"/>
-              </w:rPr>
-              <w:t xml:space="preserve">Vertical glyphs (three fonts)</w:t>
-            </w:r>
-          </w:p>
-        </w:tc>
-        <w:tc>
-          <w:tcPr>
-            <w:tcW w:type="dxa" w:w="5663"/>
-            <w:tcBorders>
-              <w:top w:val="single" w:color="A6B8D0" w:sz="4"/>
-              <w:left w:val="single" w:color="A6B8D0" w:sz="4"/>
-              <w:bottom w:val="single" w:color="A6B8D0" w:sz="4"/>
-              <w:right w:val="single" w:color="A6B8D0" w:sz="4"/>
-            </w:tcBorders>
-            <w:tcMar>
-              <w:top w:type="dxa" w:w="50"/>
-              <w:left w:type="dxa" w:w="90"/>
-              <w:bottom w:type="dxa" w:w="50"/>
-              <w:right w:type="dxa" w:w="90"/>
-            </w:tcMar>
-          </w:tcPr>
-          <w:p>
-            <w:pPr>
-              <w:keepNext/>
-              <w:keepLines/>
-              <w:spacing w:after="0" w:before="0" w:line="280"/>
-            </w:pPr>
-            <w:r>
-              <w:rPr>
-                <w:rFonts w:ascii="Calibri" w:eastAsia="Yu Gothic" w:hAnsi="Calibri"/>
-                <w:b w:val="false"/>
-                <w:bCs w:val="false"/>
-                <w:sz w:val="18"/>
-                <w:szCs w:val="18"/>
-              </w:rPr>
-              <w:t xml:space="preserve">Vertical forms in the test sentence (3.3)</w:t>
+            <w:tcW w:type="dxa" w:w="6002"/>
+            <w:tcBorders>
+              <w:top w:val="single" w:color="A6B8D0" w:sz="4"/>
+              <w:left w:val="single" w:color="A6B8D0" w:sz="4"/>
+              <w:bottom w:val="single" w:color="A6B8D0" w:sz="4"/>
+              <w:right w:val="single" w:color="A6B8D0" w:sz="4"/>
+            </w:tcBorders>
+            <w:tcMar>
+              <w:top w:type="dxa" w:w="50"/>
+              <w:left w:type="dxa" w:w="90"/>
+              <w:bottom w:type="dxa" w:w="50"/>
+              <w:right w:type="dxa" w:w="90"/>
+            </w:tcMar>
+          </w:tcPr>
+          <w:p>
+            <w:pPr>
+              <w:keepNext/>
+              <w:keepLines/>
+              <w:spacing w:after="0" w:before="0" w:line="280"/>
+            </w:pPr>
+            <w:r>
+              <w:rPr>
+                <w:rFonts w:ascii="Calibri" w:eastAsia="Yu Gothic" w:hAnsi="Calibri"/>
+                <w:b w:val="false"/>
+                <w:bCs w:val="false"/>
+                <w:sz w:val="18"/>
+                <w:szCs w:val="18"/>
+              </w:rPr>
+              <w:t xml:space="preserve">R-4-1-1</w:t>
+            </w:r>
+          </w:p>
+        </w:tc>
+        <w:tc>
+          <w:tcPr>
+            <w:tcW w:type="dxa" w:w="3636"/>
+            <w:tcBorders>
+              <w:top w:val="single" w:color="A6B8D0" w:sz="4"/>
+              <w:left w:val="single" w:color="A6B8D0" w:sz="4"/>
+              <w:bottom w:val="single" w:color="A6B8D0" w:sz="4"/>
+              <w:right w:val="single" w:color="A6B8D0" w:sz="4"/>
+            </w:tcBorders>
+            <w:tcMar>
+              <w:top w:type="dxa" w:w="50"/>
+              <w:left w:type="dxa" w:w="90"/>
+              <w:bottom w:type="dxa" w:w="50"/>
+              <w:right w:type="dxa" w:w="90"/>
+            </w:tcMar>
+          </w:tcPr>
+          <w:p>
+            <w:pPr>
+              <w:keepNext/>
+              <w:keepLines/>
+              <w:spacing w:after="0" w:before="0" w:line="280"/>
+            </w:pPr>
+            <w:r>
+              <w:rPr>
+                <w:rFonts w:ascii="Calibri" w:eastAsia="Yu Gothic" w:hAnsi="Calibri"/>
+                <w:b w:val="false"/>
+                <w:bCs w:val="false"/>
+                <w:sz w:val="18"/>
+                <w:szCs w:val="18"/>
+              </w:rPr>
+              <w:t xml:space="preserve">3.1 “Content and placeholders”, 5 “Image Layers”</w:t>
             </w:r>
           </w:p>
         </w:tc>
@@ -31620,69 +31693,69 @@
         </w:trPr>
         <w:tc>
           <w:tcPr>
-            <w:tcW w:type="dxa" w:w="3975"/>
-            <w:tcBorders>
-              <w:top w:val="single" w:color="A6B8D0" w:sz="4"/>
-              <w:left w:val="single" w:color="A6B8D0" w:sz="4"/>
-              <w:bottom w:val="single" w:color="A6B8D0" w:sz="4"/>
-              <w:right w:val="single" w:color="A6B8D0" w:sz="4"/>
-            </w:tcBorders>
-            <w:tcMar>
-              <w:top w:type="dxa" w:w="50"/>
-              <w:left w:type="dxa" w:w="90"/>
-              <w:bottom w:type="dxa" w:w="50"/>
-              <w:right w:type="dxa" w:w="90"/>
-            </w:tcMar>
-          </w:tcPr>
-          <w:p>
-            <w:pPr>
-              <w:keepNext/>
-              <w:keepLines/>
-              <w:spacing w:after="0" w:before="0" w:line="280"/>
-            </w:pPr>
-            <w:r>
-              <w:rPr>
-                <w:rFonts w:ascii="Calibri" w:eastAsia="Yu Gothic" w:hAnsi="Calibri"/>
-                <w:b w:val="false"/>
-                <w:bCs w:val="false"/>
-                <w:sz w:val="18"/>
-                <w:szCs w:val="18"/>
-              </w:rPr>
-              <w:t xml:space="preserve">Drawing match across three OSes</w:t>
-            </w:r>
-          </w:p>
-        </w:tc>
-        <w:tc>
-          <w:tcPr>
-            <w:tcW w:type="dxa" w:w="5663"/>
-            <w:tcBorders>
-              <w:top w:val="single" w:color="A6B8D0" w:sz="4"/>
-              <w:left w:val="single" w:color="A6B8D0" w:sz="4"/>
-              <w:bottom w:val="single" w:color="A6B8D0" w:sz="4"/>
-              <w:right w:val="single" w:color="A6B8D0" w:sz="4"/>
-            </w:tcBorders>
-            <w:tcMar>
-              <w:top w:type="dxa" w:w="50"/>
-              <w:left w:type="dxa" w:w="90"/>
-              <w:bottom w:type="dxa" w:w="50"/>
-              <w:right w:type="dxa" w:w="90"/>
-            </w:tcMar>
-          </w:tcPr>
-          <w:p>
-            <w:pPr>
-              <w:keepNext/>
-              <w:keepLines/>
-              <w:spacing w:after="0" w:before="0" w:line="280"/>
-            </w:pPr>
-            <w:r>
-              <w:rPr>
-                <w:rFonts w:ascii="Calibri" w:eastAsia="Yu Gothic" w:hAnsi="Calibri"/>
-                <w:b w:val="false"/>
-                <w:bCs w:val="false"/>
-                <w:sz w:val="18"/>
-                <w:szCs w:val="18"/>
-              </w:rPr>
-              <w:t xml:space="preserve">Every pixel value differs by 1 or less (3.5)</w:t>
+            <w:tcW w:type="dxa" w:w="6002"/>
+            <w:tcBorders>
+              <w:top w:val="single" w:color="A6B8D0" w:sz="4"/>
+              <w:left w:val="single" w:color="A6B8D0" w:sz="4"/>
+              <w:bottom w:val="single" w:color="A6B8D0" w:sz="4"/>
+              <w:right w:val="single" w:color="A6B8D0" w:sz="4"/>
+            </w:tcBorders>
+            <w:tcMar>
+              <w:top w:type="dxa" w:w="50"/>
+              <w:left w:type="dxa" w:w="90"/>
+              <w:bottom w:type="dxa" w:w="50"/>
+              <w:right w:type="dxa" w:w="90"/>
+            </w:tcMar>
+          </w:tcPr>
+          <w:p>
+            <w:pPr>
+              <w:keepNext/>
+              <w:keepLines/>
+              <w:spacing w:after="0" w:before="0" w:line="280"/>
+            </w:pPr>
+            <w:r>
+              <w:rPr>
+                <w:rFonts w:ascii="Calibri" w:eastAsia="Yu Gothic" w:hAnsi="Calibri"/>
+                <w:b w:val="false"/>
+                <w:bCs w:val="false"/>
+                <w:sz w:val="18"/>
+                <w:szCs w:val="18"/>
+              </w:rPr>
+              <w:t xml:space="preserve">R-4-1-2</w:t>
+            </w:r>
+          </w:p>
+        </w:tc>
+        <w:tc>
+          <w:tcPr>
+            <w:tcW w:type="dxa" w:w="3636"/>
+            <w:tcBorders>
+              <w:top w:val="single" w:color="A6B8D0" w:sz="4"/>
+              <w:left w:val="single" w:color="A6B8D0" w:sz="4"/>
+              <w:bottom w:val="single" w:color="A6B8D0" w:sz="4"/>
+              <w:right w:val="single" w:color="A6B8D0" w:sz="4"/>
+            </w:tcBorders>
+            <w:tcMar>
+              <w:top w:type="dxa" w:w="50"/>
+              <w:left w:type="dxa" w:w="90"/>
+              <w:bottom w:type="dxa" w:w="50"/>
+              <w:right w:type="dxa" w:w="90"/>
+            </w:tcMar>
+          </w:tcPr>
+          <w:p>
+            <w:pPr>
+              <w:keepNext/>
+              <w:keepLines/>
+              <w:spacing w:after="0" w:before="0" w:line="280"/>
+            </w:pPr>
+            <w:r>
+              <w:rPr>
+                <w:rFonts w:ascii="Calibri" w:eastAsia="Yu Gothic" w:hAnsi="Calibri"/>
+                <w:b w:val="false"/>
+                <w:bCs w:val="false"/>
+                <w:sz w:val="18"/>
+                <w:szCs w:val="18"/>
+              </w:rPr>
+              <w:t xml:space="preserve">3.2 “Formatting”, 3.3 “Vertical writing”</w:t>
             </w:r>
           </w:p>
         </w:tc>
@@ -31694,69 +31767,69 @@
         </w:trPr>
         <w:tc>
           <w:tcPr>
-            <w:tcW w:type="dxa" w:w="3975"/>
-            <w:tcBorders>
-              <w:top w:val="single" w:color="A6B8D0" w:sz="4"/>
-              <w:left w:val="single" w:color="A6B8D0" w:sz="4"/>
-              <w:bottom w:val="single" w:color="A6B8D0" w:sz="4"/>
-              <w:right w:val="single" w:color="A6B8D0" w:sz="4"/>
-            </w:tcBorders>
-            <w:tcMar>
-              <w:top w:type="dxa" w:w="50"/>
-              <w:left w:type="dxa" w:w="90"/>
-              <w:bottom w:type="dxa" w:w="50"/>
-              <w:right w:type="dxa" w:w="90"/>
-            </w:tcMar>
-          </w:tcPr>
-          <w:p>
-            <w:pPr>
-              <w:keepNext/>
-              <w:keepLines/>
-              <w:spacing w:after="0" w:before="0" w:line="280"/>
-            </w:pPr>
-            <w:r>
-              <w:rPr>
-                <w:rFonts w:ascii="Calibri" w:eastAsia="Yu Gothic" w:hAnsi="Calibri"/>
-                <w:b w:val="false"/>
-                <w:bCs w:val="false"/>
-                <w:sz w:val="18"/>
-                <w:szCs w:val="18"/>
-              </w:rPr>
-              <w:t xml:space="preserve">COLRv1 paints of emoji</w:t>
-            </w:r>
-          </w:p>
-        </w:tc>
-        <w:tc>
-          <w:tcPr>
-            <w:tcW w:type="dxa" w:w="5663"/>
-            <w:tcBorders>
-              <w:top w:val="single" w:color="A6B8D0" w:sz="4"/>
-              <w:left w:val="single" w:color="A6B8D0" w:sz="4"/>
-              <w:bottom w:val="single" w:color="A6B8D0" w:sz="4"/>
-              <w:right w:val="single" w:color="A6B8D0" w:sz="4"/>
-            </w:tcBorders>
-            <w:tcMar>
-              <w:top w:type="dxa" w:w="50"/>
-              <w:left w:type="dxa" w:w="90"/>
-              <w:bottom w:type="dxa" w:w="50"/>
-              <w:right w:type="dxa" w:w="90"/>
-            </w:tcMar>
-          </w:tcPr>
-          <w:p>
-            <w:pPr>
-              <w:keepNext/>
-              <w:keepLines/>
-              <w:spacing w:after="0" w:before="0" w:line="280"/>
-            </w:pPr>
-            <w:r>
-              <w:rPr>
-                <w:rFonts w:ascii="Calibri" w:eastAsia="Yu Gothic" w:hAnsi="Calibri"/>
-                <w:b w:val="false"/>
-                <w:bCs w:val="false"/>
-                <w:sz w:val="18"/>
-                <w:szCs w:val="18"/>
-              </w:rPr>
-              <w:t xml:space="preserve">All paints can be drawn, with the same shapes and colors as browser rendering (6.3)</w:t>
+            <w:tcW w:type="dxa" w:w="6002"/>
+            <w:tcBorders>
+              <w:top w:val="single" w:color="A6B8D0" w:sz="4"/>
+              <w:left w:val="single" w:color="A6B8D0" w:sz="4"/>
+              <w:bottom w:val="single" w:color="A6B8D0" w:sz="4"/>
+              <w:right w:val="single" w:color="A6B8D0" w:sz="4"/>
+            </w:tcBorders>
+            <w:tcMar>
+              <w:top w:type="dxa" w:w="50"/>
+              <w:left w:type="dxa" w:w="90"/>
+              <w:bottom w:type="dxa" w:w="50"/>
+              <w:right w:type="dxa" w:w="90"/>
+            </w:tcMar>
+          </w:tcPr>
+          <w:p>
+            <w:pPr>
+              <w:keepNext/>
+              <w:keepLines/>
+              <w:spacing w:after="0" w:before="0" w:line="280"/>
+            </w:pPr>
+            <w:r>
+              <w:rPr>
+                <w:rFonts w:ascii="Calibri" w:eastAsia="Yu Gothic" w:hAnsi="Calibri"/>
+                <w:b w:val="false"/>
+                <w:bCs w:val="false"/>
+                <w:sz w:val="18"/>
+                <w:szCs w:val="18"/>
+              </w:rPr>
+              <w:t xml:space="preserve">R-4-1-3</w:t>
+            </w:r>
+          </w:p>
+        </w:tc>
+        <w:tc>
+          <w:tcPr>
+            <w:tcW w:type="dxa" w:w="3636"/>
+            <w:tcBorders>
+              <w:top w:val="single" w:color="A6B8D0" w:sz="4"/>
+              <w:left w:val="single" w:color="A6B8D0" w:sz="4"/>
+              <w:bottom w:val="single" w:color="A6B8D0" w:sz="4"/>
+              <w:right w:val="single" w:color="A6B8D0" w:sz="4"/>
+            </w:tcBorders>
+            <w:tcMar>
+              <w:top w:type="dxa" w:w="50"/>
+              <w:left w:type="dxa" w:w="90"/>
+              <w:bottom w:type="dxa" w:w="50"/>
+              <w:right w:type="dxa" w:w="90"/>
+            </w:tcMar>
+          </w:tcPr>
+          <w:p>
+            <w:pPr>
+              <w:keepNext/>
+              <w:keepLines/>
+              <w:spacing w:after="0" w:before="0" w:line="280"/>
+            </w:pPr>
+            <w:r>
+              <w:rPr>
+                <w:rFonts w:ascii="Calibri" w:eastAsia="Yu Gothic" w:hAnsi="Calibri"/>
+                <w:b w:val="false"/>
+                <w:bCs w:val="false"/>
+                <w:sz w:val="18"/>
+                <w:szCs w:val="18"/>
+              </w:rPr>
+              <w:t xml:space="preserve">6 “Fonts and Emoji”</w:t>
             </w:r>
           </w:p>
         </w:tc>
@@ -31768,69 +31841,69 @@
         </w:trPr>
         <w:tc>
           <w:tcPr>
-            <w:tcW w:type="dxa" w:w="3975"/>
-            <w:tcBorders>
-              <w:top w:val="single" w:color="A6B8D0" w:sz="4"/>
-              <w:left w:val="single" w:color="A6B8D0" w:sz="4"/>
-              <w:bottom w:val="single" w:color="A6B8D0" w:sz="4"/>
-              <w:right w:val="single" w:color="A6B8D0" w:sz="4"/>
-            </w:tcBorders>
-            <w:tcMar>
-              <w:top w:type="dxa" w:w="50"/>
-              <w:left w:type="dxa" w:w="90"/>
-              <w:bottom w:type="dxa" w:w="50"/>
-              <w:right w:type="dxa" w:w="90"/>
-            </w:tcMar>
-          </w:tcPr>
-          <w:p>
-            <w:pPr>
-              <w:keepNext/>
-              <w:keepLines/>
-              <w:spacing w:after="0" w:before="0" w:line="280"/>
-            </w:pPr>
-            <w:r>
-              <w:rPr>
-                <w:rFonts w:ascii="Calibri" w:eastAsia="Yu Gothic" w:hAnsi="Calibri"/>
-                <w:b w:val="false"/>
-                <w:bCs w:val="false"/>
-                <w:sz w:val="18"/>
-                <w:szCs w:val="18"/>
-              </w:rPr>
-              <w:t xml:space="preserve">Drawing and displaying one group</w:t>
-            </w:r>
-          </w:p>
-        </w:tc>
-        <w:tc>
-          <w:tcPr>
-            <w:tcW w:type="dxa" w:w="5663"/>
-            <w:tcBorders>
-              <w:top w:val="single" w:color="A6B8D0" w:sz="4"/>
-              <w:left w:val="single" w:color="A6B8D0" w:sz="4"/>
-              <w:bottom w:val="single" w:color="A6B8D0" w:sz="4"/>
-              <w:right w:val="single" w:color="A6B8D0" w:sz="4"/>
-            </w:tcBorders>
-            <w:tcMar>
-              <w:top w:type="dxa" w:w="50"/>
-              <w:left w:type="dxa" w:w="90"/>
-              <w:bottom w:type="dxa" w:w="50"/>
-              <w:right w:type="dxa" w:w="90"/>
-            </w:tcMar>
-          </w:tcPr>
-          <w:p>
-            <w:pPr>
-              <w:keepNext/>
-              <w:keepLines/>
-              <w:spacing w:after="0" w:before="0" w:line="280"/>
-            </w:pPr>
-            <w:r>
-              <w:rPr>
-                <w:rFonts w:ascii="Calibri" w:eastAsia="Yu Gothic" w:hAnsi="Calibri"/>
-                <w:b w:val="false"/>
-                <w:bCs w:val="false"/>
-                <w:sz w:val="18"/>
-                <w:szCs w:val="18"/>
-              </w:rPr>
-              <w:t xml:space="preserve">Within 100 ms (9.4)</w:t>
+            <w:tcW w:type="dxa" w:w="6002"/>
+            <w:tcBorders>
+              <w:top w:val="single" w:color="A6B8D0" w:sz="4"/>
+              <w:left w:val="single" w:color="A6B8D0" w:sz="4"/>
+              <w:bottom w:val="single" w:color="A6B8D0" w:sz="4"/>
+              <w:right w:val="single" w:color="A6B8D0" w:sz="4"/>
+            </w:tcBorders>
+            <w:tcMar>
+              <w:top w:type="dxa" w:w="50"/>
+              <w:left w:type="dxa" w:w="90"/>
+              <w:bottom w:type="dxa" w:w="50"/>
+              <w:right w:type="dxa" w:w="90"/>
+            </w:tcMar>
+          </w:tcPr>
+          <w:p>
+            <w:pPr>
+              <w:keepNext/>
+              <w:keepLines/>
+              <w:spacing w:after="0" w:before="0" w:line="280"/>
+            </w:pPr>
+            <w:r>
+              <w:rPr>
+                <w:rFonts w:ascii="Calibri" w:eastAsia="Yu Gothic" w:hAnsi="Calibri"/>
+                <w:b w:val="false"/>
+                <w:bCs w:val="false"/>
+                <w:sz w:val="18"/>
+                <w:szCs w:val="18"/>
+              </w:rPr>
+              <w:t xml:space="preserve">R-4-1-4</w:t>
+            </w:r>
+          </w:p>
+        </w:tc>
+        <w:tc>
+          <w:tcPr>
+            <w:tcW w:type="dxa" w:w="3636"/>
+            <w:tcBorders>
+              <w:top w:val="single" w:color="A6B8D0" w:sz="4"/>
+              <w:left w:val="single" w:color="A6B8D0" w:sz="4"/>
+              <w:bottom w:val="single" w:color="A6B8D0" w:sz="4"/>
+              <w:right w:val="single" w:color="A6B8D0" w:sz="4"/>
+            </w:tcBorders>
+            <w:tcMar>
+              <w:top w:type="dxa" w:w="50"/>
+              <w:left w:type="dxa" w:w="90"/>
+              <w:bottom w:type="dxa" w:w="50"/>
+              <w:right w:type="dxa" w:w="90"/>
+            </w:tcMar>
+          </w:tcPr>
+          <w:p>
+            <w:pPr>
+              <w:keepNext/>
+              <w:keepLines/>
+              <w:spacing w:after="0" w:before="0" w:line="280"/>
+            </w:pPr>
+            <w:r>
+              <w:rPr>
+                <w:rFonts w:ascii="Calibri" w:eastAsia="Yu Gothic" w:hAnsi="Calibri"/>
+                <w:b w:val="false"/>
+                <w:bCs w:val="false"/>
+                <w:sz w:val="18"/>
+                <w:szCs w:val="18"/>
+              </w:rPr>
+              <w:t xml:space="preserve">5 “Image Layers”, 6.4 “Imported fonts”, 8.3 “Passing on (export and import)”</w:t>
             </w:r>
           </w:p>
         </w:tc>
@@ -31842,69 +31915,69 @@
         </w:trPr>
         <w:tc>
           <w:tcPr>
-            <w:tcW w:type="dxa" w:w="3975"/>
-            <w:tcBorders>
-              <w:top w:val="single" w:color="A6B8D0" w:sz="4"/>
-              <w:left w:val="single" w:color="A6B8D0" w:sz="4"/>
-              <w:bottom w:val="single" w:color="A6B8D0" w:sz="4"/>
-              <w:right w:val="single" w:color="A6B8D0" w:sz="4"/>
-            </w:tcBorders>
-            <w:tcMar>
-              <w:top w:type="dxa" w:w="50"/>
-              <w:left w:type="dxa" w:w="90"/>
-              <w:bottom w:type="dxa" w:w="50"/>
-              <w:right w:type="dxa" w:w="90"/>
-            </w:tcMar>
-          </w:tcPr>
-          <w:p>
-            <w:pPr>
-              <w:keepNext/>
-              <w:keepLines/>
-              <w:spacing w:after="0" w:before="0" w:line="280"/>
-            </w:pPr>
-            <w:r>
-              <w:rPr>
-                <w:rFonts w:ascii="Calibri" w:eastAsia="Yu Gothic" w:hAnsi="Calibri"/>
-                <w:b w:val="false"/>
-                <w:bCs w:val="false"/>
-                <w:sz w:val="18"/>
-                <w:szCs w:val="18"/>
-              </w:rPr>
-              <w:t xml:space="preserve">Auto-placement time</w:t>
-            </w:r>
-          </w:p>
-        </w:tc>
-        <w:tc>
-          <w:tcPr>
-            <w:tcW w:type="dxa" w:w="5663"/>
-            <w:tcBorders>
-              <w:top w:val="single" w:color="A6B8D0" w:sz="4"/>
-              <w:left w:val="single" w:color="A6B8D0" w:sz="4"/>
-              <w:bottom w:val="single" w:color="A6B8D0" w:sz="4"/>
-              <w:right w:val="single" w:color="A6B8D0" w:sz="4"/>
-            </w:tcBorders>
-            <w:tcMar>
-              <w:top w:type="dxa" w:w="50"/>
-              <w:left w:type="dxa" w:w="90"/>
-              <w:bottom w:type="dxa" w:w="50"/>
-              <w:right w:type="dxa" w:w="90"/>
-            </w:tcMar>
-          </w:tcPr>
-          <w:p>
-            <w:pPr>
-              <w:keepNext/>
-              <w:keepLines/>
-              <w:spacing w:after="0" w:before="0" w:line="280"/>
-            </w:pPr>
-            <w:r>
-              <w:rPr>
-                <w:rFonts w:ascii="Calibri" w:eastAsia="Yu Gothic" w:hAnsi="Calibri"/>
-                <w:b w:val="false"/>
-                <w:bCs w:val="false"/>
-                <w:sz w:val="18"/>
-                <w:szCs w:val="18"/>
-              </w:rPr>
-              <w:t xml:space="preserve">Within 1 minute for 500 photos (7.2)</w:t>
+            <w:tcW w:type="dxa" w:w="6002"/>
+            <w:tcBorders>
+              <w:top w:val="single" w:color="A6B8D0" w:sz="4"/>
+              <w:left w:val="single" w:color="A6B8D0" w:sz="4"/>
+              <w:bottom w:val="single" w:color="A6B8D0" w:sz="4"/>
+              <w:right w:val="single" w:color="A6B8D0" w:sz="4"/>
+            </w:tcBorders>
+            <w:tcMar>
+              <w:top w:type="dxa" w:w="50"/>
+              <w:left w:type="dxa" w:w="90"/>
+              <w:bottom w:type="dxa" w:w="50"/>
+              <w:right w:type="dxa" w:w="90"/>
+            </w:tcMar>
+          </w:tcPr>
+          <w:p>
+            <w:pPr>
+              <w:keepNext/>
+              <w:keepLines/>
+              <w:spacing w:after="0" w:before="0" w:line="280"/>
+            </w:pPr>
+            <w:r>
+              <w:rPr>
+                <w:rFonts w:ascii="Calibri" w:eastAsia="Yu Gothic" w:hAnsi="Calibri"/>
+                <w:b w:val="false"/>
+                <w:bCs w:val="false"/>
+                <w:sz w:val="18"/>
+                <w:szCs w:val="18"/>
+              </w:rPr>
+              <w:t xml:space="preserve">R-4-1-5</w:t>
+            </w:r>
+          </w:p>
+        </w:tc>
+        <w:tc>
+          <w:tcPr>
+            <w:tcW w:type="dxa" w:w="3636"/>
+            <w:tcBorders>
+              <w:top w:val="single" w:color="A6B8D0" w:sz="4"/>
+              <w:left w:val="single" w:color="A6B8D0" w:sz="4"/>
+              <w:bottom w:val="single" w:color="A6B8D0" w:sz="4"/>
+              <w:right w:val="single" w:color="A6B8D0" w:sz="4"/>
+            </w:tcBorders>
+            <w:tcMar>
+              <w:top w:type="dxa" w:w="50"/>
+              <w:left w:type="dxa" w:w="90"/>
+              <w:bottom w:type="dxa" w:w="50"/>
+              <w:right w:type="dxa" w:w="90"/>
+            </w:tcMar>
+          </w:tcPr>
+          <w:p>
+            <w:pPr>
+              <w:keepNext/>
+              <w:keepLines/>
+              <w:spacing w:after="0" w:before="0" w:line="280"/>
+            </w:pPr>
+            <w:r>
+              <w:rPr>
+                <w:rFonts w:ascii="Calibri" w:eastAsia="Yu Gothic" w:hAnsi="Calibri"/>
+                <w:b w:val="false"/>
+                <w:bCs w:val="false"/>
+                <w:sz w:val="18"/>
+                <w:szCs w:val="18"/>
+              </w:rPr>
+              <w:t xml:space="preserve">4 “Groups and Layers”</w:t>
             </w:r>
           </w:p>
         </w:tc>
@@ -31916,69 +31989,69 @@
         </w:trPr>
         <w:tc>
           <w:tcPr>
-            <w:tcW w:type="dxa" w:w="3975"/>
-            <w:tcBorders>
-              <w:top w:val="single" w:color="A6B8D0" w:sz="4"/>
-              <w:left w:val="single" w:color="A6B8D0" w:sz="4"/>
-              <w:bottom w:val="single" w:color="A6B8D0" w:sz="4"/>
-              <w:right w:val="single" w:color="A6B8D0" w:sz="4"/>
-            </w:tcBorders>
-            <w:tcMar>
-              <w:top w:type="dxa" w:w="50"/>
-              <w:left w:type="dxa" w:w="90"/>
-              <w:bottom w:type="dxa" w:w="50"/>
-              <w:right w:type="dxa" w:w="90"/>
-            </w:tcMar>
-          </w:tcPr>
-          <w:p>
-            <w:pPr>
-              <w:keepNext/>
-              <w:keepLines/>
-              <w:spacing w:after="0" w:before="0" w:line="280"/>
-            </w:pPr>
-            <w:r>
-              <w:rPr>
-                <w:rFonts w:ascii="Calibri" w:eastAsia="Yu Gothic" w:hAnsi="Calibri"/>
-                <w:b w:val="false"/>
-                <w:bCs w:val="false"/>
-                <w:sz w:val="18"/>
-                <w:szCs w:val="18"/>
-              </w:rPr>
-              <w:t xml:space="preserve">Auto-placement hit rate</w:t>
-            </w:r>
-          </w:p>
-        </w:tc>
-        <w:tc>
-          <w:tcPr>
-            <w:tcW w:type="dxa" w:w="5663"/>
-            <w:tcBorders>
-              <w:top w:val="single" w:color="A6B8D0" w:sz="4"/>
-              <w:left w:val="single" w:color="A6B8D0" w:sz="4"/>
-              <w:bottom w:val="single" w:color="A6B8D0" w:sz="4"/>
-              <w:right w:val="single" w:color="A6B8D0" w:sz="4"/>
-            </w:tcBorders>
-            <w:tcMar>
-              <w:top w:type="dxa" w:w="50"/>
-              <w:left w:type="dxa" w:w="90"/>
-              <w:bottom w:type="dxa" w:w="50"/>
-              <w:right w:type="dxa" w:w="90"/>
-            </w:tcMar>
-          </w:tcPr>
-          <w:p>
-            <w:pPr>
-              <w:keepNext/>
-              <w:keepLines/>
-              <w:spacing w:after="0" w:before="0" w:line="280"/>
-            </w:pPr>
-            <w:r>
-              <w:rPr>
-                <w:rFonts w:ascii="Calibri" w:eastAsia="Yu Gothic" w:hAnsi="Calibri"/>
-                <w:b w:val="false"/>
-                <w:bCs w:val="false"/>
-                <w:sz w:val="18"/>
-                <w:szCs w:val="18"/>
-              </w:rPr>
-              <w:t xml:space="preserve">No adjustment needed on 70% or more of photos (7.2)</w:t>
+            <w:tcW w:type="dxa" w:w="6002"/>
+            <w:tcBorders>
+              <w:top w:val="single" w:color="A6B8D0" w:sz="4"/>
+              <w:left w:val="single" w:color="A6B8D0" w:sz="4"/>
+              <w:bottom w:val="single" w:color="A6B8D0" w:sz="4"/>
+              <w:right w:val="single" w:color="A6B8D0" w:sz="4"/>
+            </w:tcBorders>
+            <w:tcMar>
+              <w:top w:type="dxa" w:w="50"/>
+              <w:left w:type="dxa" w:w="90"/>
+              <w:bottom w:type="dxa" w:w="50"/>
+              <w:right w:type="dxa" w:w="90"/>
+            </w:tcMar>
+          </w:tcPr>
+          <w:p>
+            <w:pPr>
+              <w:keepNext/>
+              <w:keepLines/>
+              <w:spacing w:after="0" w:before="0" w:line="280"/>
+            </w:pPr>
+            <w:r>
+              <w:rPr>
+                <w:rFonts w:ascii="Calibri" w:eastAsia="Yu Gothic" w:hAnsi="Calibri"/>
+                <w:b w:val="false"/>
+                <w:bCs w:val="false"/>
+                <w:sz w:val="18"/>
+                <w:szCs w:val="18"/>
+              </w:rPr>
+              <w:t xml:space="preserve">R-4-2-1</w:t>
+            </w:r>
+          </w:p>
+        </w:tc>
+        <w:tc>
+          <w:tcPr>
+            <w:tcW w:type="dxa" w:w="3636"/>
+            <w:tcBorders>
+              <w:top w:val="single" w:color="A6B8D0" w:sz="4"/>
+              <w:left w:val="single" w:color="A6B8D0" w:sz="4"/>
+              <w:bottom w:val="single" w:color="A6B8D0" w:sz="4"/>
+              <w:right w:val="single" w:color="A6B8D0" w:sz="4"/>
+            </w:tcBorders>
+            <w:tcMar>
+              <w:top w:type="dxa" w:w="50"/>
+              <w:left w:type="dxa" w:w="90"/>
+              <w:bottom w:type="dxa" w:w="50"/>
+              <w:right w:type="dxa" w:w="90"/>
+            </w:tcMar>
+          </w:tcPr>
+          <w:p>
+            <w:pPr>
+              <w:keepNext/>
+              <w:keepLines/>
+              <w:spacing w:after="0" w:before="0" w:line="280"/>
+            </w:pPr>
+            <w:r>
+              <w:rPr>
+                <w:rFonts w:ascii="Calibri" w:eastAsia="Yu Gothic" w:hAnsi="Calibri"/>
+                <w:b w:val="false"/>
+                <w:bCs w:val="false"/>
+                <w:sz w:val="18"/>
+                <w:szCs w:val="18"/>
+              </w:rPr>
+              <w:t xml:space="preserve">8 “Templates”</w:t>
             </w:r>
           </w:p>
         </w:tc>
@@ -31990,69 +32063,69 @@
         </w:trPr>
         <w:tc>
           <w:tcPr>
-            <w:tcW w:type="dxa" w:w="3975"/>
-            <w:tcBorders>
-              <w:top w:val="single" w:color="A6B8D0" w:sz="4"/>
-              <w:left w:val="single" w:color="A6B8D0" w:sz="4"/>
-              <w:bottom w:val="single" w:color="A6B8D0" w:sz="4"/>
-              <w:right w:val="single" w:color="A6B8D0" w:sz="4"/>
-            </w:tcBorders>
-            <w:tcMar>
-              <w:top w:type="dxa" w:w="50"/>
-              <w:left w:type="dxa" w:w="90"/>
-              <w:bottom w:type="dxa" w:w="50"/>
-              <w:right w:type="dxa" w:w="90"/>
-            </w:tcMar>
-          </w:tcPr>
-          <w:p>
-            <w:pPr>
-              <w:keepNext/>
-              <w:keepLines/>
-              <w:spacing w:after="0" w:before="0" w:line="280"/>
-            </w:pPr>
-            <w:r>
-              <w:rPr>
-                <w:rFonts w:ascii="Calibri" w:eastAsia="Yu Gothic" w:hAnsi="Calibri"/>
-                <w:b w:val="false"/>
-                <w:bCs w:val="false"/>
-                <w:sz w:val="18"/>
-                <w:szCs w:val="18"/>
-              </w:rPr>
-              <w:t xml:space="preserve">Difference between moxcms and lcms2</w:t>
-            </w:r>
-          </w:p>
-        </w:tc>
-        <w:tc>
-          <w:tcPr>
-            <w:tcW w:type="dxa" w:w="5663"/>
-            <w:tcBorders>
-              <w:top w:val="single" w:color="A6B8D0" w:sz="4"/>
-              <w:left w:val="single" w:color="A6B8D0" w:sz="4"/>
-              <w:bottom w:val="single" w:color="A6B8D0" w:sz="4"/>
-              <w:right w:val="single" w:color="A6B8D0" w:sz="4"/>
-            </w:tcBorders>
-            <w:tcMar>
-              <w:top w:type="dxa" w:w="50"/>
-              <w:left w:type="dxa" w:w="90"/>
-              <w:bottom w:type="dxa" w:w="50"/>
-              <w:right w:type="dxa" w:w="90"/>
-            </w:tcMar>
-          </w:tcPr>
-          <w:p>
-            <w:pPr>
-              <w:keepNext/>
-              <w:keepLines/>
-              <w:spacing w:after="0" w:before="0" w:line="280"/>
-            </w:pPr>
-            <w:r>
-              <w:rPr>
-                <w:rFonts w:ascii="Calibri" w:eastAsia="Yu Gothic" w:hAnsi="Calibri"/>
-                <w:b w:val="false"/>
-                <w:bCs w:val="false"/>
-                <w:sz w:val="18"/>
-                <w:szCs w:val="18"/>
-              </w:rPr>
-              <w:t xml:space="preserve">Maximum ΔE2000 less than 1 (14.2)</w:t>
+            <w:tcW w:type="dxa" w:w="6002"/>
+            <w:tcBorders>
+              <w:top w:val="single" w:color="A6B8D0" w:sz="4"/>
+              <w:left w:val="single" w:color="A6B8D0" w:sz="4"/>
+              <w:bottom w:val="single" w:color="A6B8D0" w:sz="4"/>
+              <w:right w:val="single" w:color="A6B8D0" w:sz="4"/>
+            </w:tcBorders>
+            <w:tcMar>
+              <w:top w:type="dxa" w:w="50"/>
+              <w:left w:type="dxa" w:w="90"/>
+              <w:bottom w:type="dxa" w:w="50"/>
+              <w:right w:type="dxa" w:w="90"/>
+            </w:tcMar>
+          </w:tcPr>
+          <w:p>
+            <w:pPr>
+              <w:keepNext/>
+              <w:keepLines/>
+              <w:spacing w:after="0" w:before="0" w:line="280"/>
+            </w:pPr>
+            <w:r>
+              <w:rPr>
+                <w:rFonts w:ascii="Calibri" w:eastAsia="Yu Gothic" w:hAnsi="Calibri"/>
+                <w:b w:val="false"/>
+                <w:bCs w:val="false"/>
+                <w:sz w:val="18"/>
+                <w:szCs w:val="18"/>
+              </w:rPr>
+              <w:t xml:space="preserve">R-4-2-2</w:t>
+            </w:r>
+          </w:p>
+        </w:tc>
+        <w:tc>
+          <w:tcPr>
+            <w:tcW w:type="dxa" w:w="3636"/>
+            <w:tcBorders>
+              <w:top w:val="single" w:color="A6B8D0" w:sz="4"/>
+              <w:left w:val="single" w:color="A6B8D0" w:sz="4"/>
+              <w:bottom w:val="single" w:color="A6B8D0" w:sz="4"/>
+              <w:right w:val="single" w:color="A6B8D0" w:sz="4"/>
+            </w:tcBorders>
+            <w:tcMar>
+              <w:top w:type="dxa" w:w="50"/>
+              <w:left w:type="dxa" w:w="90"/>
+              <w:bottom w:type="dxa" w:w="50"/>
+              <w:right w:type="dxa" w:w="90"/>
+            </w:tcMar>
+          </w:tcPr>
+          <w:p>
+            <w:pPr>
+              <w:keepNext/>
+              <w:keepLines/>
+              <w:spacing w:after="0" w:before="0" w:line="280"/>
+            </w:pPr>
+            <w:r>
+              <w:rPr>
+                <w:rFonts w:ascii="Calibri" w:eastAsia="Yu Gothic" w:hAnsi="Calibri"/>
+                <w:b w:val="false"/>
+                <w:bCs w:val="false"/>
+                <w:sz w:val="18"/>
+                <w:szCs w:val="18"/>
+              </w:rPr>
+              <w:t xml:space="preserve">8.4 “Default templates”</w:t>
             </w:r>
           </w:p>
         </w:tc>
@@ -32064,214 +32137,69 @@
         </w:trPr>
         <w:tc>
           <w:tcPr>
-            <w:tcW w:type="dxa" w:w="3975"/>
-            <w:tcBorders>
-              <w:top w:val="single" w:color="A6B8D0" w:sz="4"/>
-              <w:left w:val="single" w:color="A6B8D0" w:sz="4"/>
-              <w:bottom w:val="single" w:color="A6B8D0" w:sz="4"/>
-              <w:right w:val="single" w:color="A6B8D0" w:sz="4"/>
-            </w:tcBorders>
-            <w:tcMar>
-              <w:top w:type="dxa" w:w="50"/>
-              <w:left w:type="dxa" w:w="90"/>
-              <w:bottom w:type="dxa" w:w="50"/>
-              <w:right w:type="dxa" w:w="90"/>
-            </w:tcMar>
-          </w:tcPr>
-          <w:p>
-            <w:pPr>
-              <w:keepNext w:val="false"/>
-              <w:keepLines/>
-              <w:spacing w:after="0" w:before="0" w:line="280"/>
-            </w:pPr>
-            <w:r>
-              <w:rPr>
-                <w:rFonts w:ascii="Calibri" w:eastAsia="Yu Gothic" w:hAnsi="Calibri"/>
-                <w:b w:val="false"/>
-                <w:bCs w:val="false"/>
-                <w:sz w:val="18"/>
-                <w:szCs w:val="18"/>
-              </w:rPr>
-              <w:t xml:space="preserve">Display size and recompression on posting sites</w:t>
-            </w:r>
-          </w:p>
-        </w:tc>
-        <w:tc>
-          <w:tcPr>
-            <w:tcW w:type="dxa" w:w="5663"/>
-            <w:tcBorders>
-              <w:top w:val="single" w:color="A6B8D0" w:sz="4"/>
-              <w:left w:val="single" w:color="A6B8D0" w:sz="4"/>
-              <w:bottom w:val="single" w:color="A6B8D0" w:sz="4"/>
-              <w:right w:val="single" w:color="A6B8D0" w:sz="4"/>
-            </w:tcBorders>
-            <w:tcMar>
-              <w:top w:type="dxa" w:w="50"/>
-              <w:left w:type="dxa" w:w="90"/>
-              <w:bottom w:type="dxa" w:w="50"/>
-              <w:right w:type="dxa" w:w="90"/>
-            </w:tcMar>
-          </w:tcPr>
-          <w:p>
-            <w:pPr>
-              <w:keepNext w:val="false"/>
-              <w:keepLines/>
-              <w:spacing w:after="0" w:before="0" w:line="280"/>
-            </w:pPr>
-            <w:r>
-              <w:rPr>
-                <w:rFonts w:ascii="Calibri" w:eastAsia="Yu Gothic" w:hAnsi="Calibri"/>
-                <w:b w:val="false"/>
-                <w:bCs w:val="false"/>
-                <w:sz w:val="18"/>
-                <w:szCs w:val="18"/>
-              </w:rPr>
-              <w:t xml:space="preserve">Actually upload and check (14.1)</w:t>
-            </w:r>
-          </w:p>
-        </w:tc>
-      </w:tr>
-    </w:tbl>
-    <w:p>
-      <w:pPr>
-        <w:spacing w:after="100" w:before="0"/>
-      </w:pPr>
-    </w:p>
-    <w:p>
-      <w:pPr>
-        <w:pStyle w:val="Heading1"/>
-      </w:pPr>
-      <w:r>
-        <w:rPr>
-          <w:rFonts w:ascii="Calibri" w:eastAsia="Yu Gothic" w:hAnsi="Calibri"/>
-        </w:rPr>
-        <w:t xml:space="preserve">19. Mapping to Requirements</w:t>
-      </w:r>
-    </w:p>
-    <w:tbl>
-      <w:tblPr>
-        <w:tblW w:type="dxa" w:w="9638"/>
-        <w:tblBorders>
-          <w:top w:val="single" w:color="auto" w:sz="4"/>
-          <w:left w:val="single" w:color="auto" w:sz="4"/>
-          <w:bottom w:val="single" w:color="auto" w:sz="4"/>
-          <w:right w:val="single" w:color="auto" w:sz="4"/>
-          <w:insideH w:val="single" w:color="auto" w:sz="4"/>
-          <w:insideV w:val="single" w:color="auto" w:sz="4"/>
-        </w:tblBorders>
-      </w:tblPr>
-      <w:tblGrid>
-        <w:gridCol w:w="1725"/>
-        <w:gridCol w:w="4930"/>
-        <w:gridCol w:w="2983"/>
-      </w:tblGrid>
-      <w:tr>
-        <w:trPr>
-          <w:cantSplit/>
-          <w:tblHeader/>
-        </w:trPr>
-        <w:tc>
-          <w:tcPr>
-            <w:tcW w:type="dxa" w:w="1725"/>
-            <w:tcBorders>
-              <w:top w:val="single" w:color="A6B8D0" w:sz="4"/>
-              <w:left w:val="single" w:color="A6B8D0" w:sz="4"/>
-              <w:bottom w:val="single" w:color="A6B8D0" w:sz="4"/>
-              <w:right w:val="single" w:color="A6B8D0" w:sz="4"/>
-            </w:tcBorders>
-            <w:shd w:fill="DCE6F2" w:color="auto" w:val="clear"/>
-            <w:tcMar>
-              <w:top w:type="dxa" w:w="50"/>
-              <w:left w:type="dxa" w:w="90"/>
-              <w:bottom w:type="dxa" w:w="50"/>
-              <w:right w:type="dxa" w:w="90"/>
-            </w:tcMar>
-          </w:tcPr>
-          <w:p>
-            <w:pPr>
-              <w:keepNext/>
-              <w:keepLines/>
-              <w:spacing w:after="0" w:before="0" w:line="280"/>
-            </w:pPr>
-            <w:r>
-              <w:rPr>
-                <w:rFonts w:ascii="Calibri" w:eastAsia="Yu Gothic" w:hAnsi="Calibri"/>
-                <w:b/>
-                <w:bCs/>
-                <w:sz w:val="18"/>
-                <w:szCs w:val="18"/>
-              </w:rPr>
-              <w:t xml:space="preserve">Requirement number</w:t>
-            </w:r>
-          </w:p>
-        </w:tc>
-        <w:tc>
-          <w:tcPr>
-            <w:tcW w:type="dxa" w:w="4930"/>
-            <w:tcBorders>
-              <w:top w:val="single" w:color="A6B8D0" w:sz="4"/>
-              <w:left w:val="single" w:color="A6B8D0" w:sz="4"/>
-              <w:bottom w:val="single" w:color="A6B8D0" w:sz="4"/>
-              <w:right w:val="single" w:color="A6B8D0" w:sz="4"/>
-            </w:tcBorders>
-            <w:shd w:fill="DCE6F2" w:color="auto" w:val="clear"/>
-            <w:tcMar>
-              <w:top w:type="dxa" w:w="50"/>
-              <w:left w:type="dxa" w:w="90"/>
-              <w:bottom w:type="dxa" w:w="50"/>
-              <w:right w:type="dxa" w:w="90"/>
-            </w:tcMar>
-          </w:tcPr>
-          <w:p>
-            <w:pPr>
-              <w:keepNext/>
-              <w:keepLines/>
-              <w:spacing w:after="0" w:before="0" w:line="280"/>
-            </w:pPr>
-            <w:r>
-              <w:rPr>
-                <w:rFonts w:ascii="Calibri" w:eastAsia="Yu Gothic" w:hAnsi="Calibri"/>
-                <w:b/>
-                <w:bCs/>
-                <w:sz w:val="18"/>
-                <w:szCs w:val="18"/>
-              </w:rPr>
-              <w:t xml:space="preserve">Requirement</w:t>
-            </w:r>
-          </w:p>
-        </w:tc>
-        <w:tc>
-          <w:tcPr>
-            <w:tcW w:type="dxa" w:w="2983"/>
-            <w:tcBorders>
-              <w:top w:val="single" w:color="A6B8D0" w:sz="4"/>
-              <w:left w:val="single" w:color="A6B8D0" w:sz="4"/>
-              <w:bottom w:val="single" w:color="A6B8D0" w:sz="4"/>
-              <w:right w:val="single" w:color="A6B8D0" w:sz="4"/>
-            </w:tcBorders>
-            <w:shd w:fill="DCE6F2" w:color="auto" w:val="clear"/>
-            <w:tcMar>
-              <w:top w:type="dxa" w:w="50"/>
-              <w:left w:type="dxa" w:w="90"/>
-              <w:bottom w:type="dxa" w:w="50"/>
-              <w:right w:type="dxa" w:w="90"/>
-            </w:tcMar>
-          </w:tcPr>
-          <w:p>
-            <w:pPr>
-              <w:keepNext/>
-              <w:keepLines/>
-              <w:spacing w:after="0" w:before="0" w:line="280"/>
-            </w:pPr>
-            <w:r>
-              <w:rPr>
-                <w:rFonts w:ascii="Calibri" w:eastAsia="Yu Gothic" w:hAnsi="Calibri"/>
-                <w:b/>
-                <w:bCs/>
-                <w:sz w:val="18"/>
-                <w:szCs w:val="18"/>
-              </w:rPr>
-              <w:t xml:space="preserve">Sections in this chapter</w:t>
+            <w:tcW w:type="dxa" w:w="6002"/>
+            <w:tcBorders>
+              <w:top w:val="single" w:color="A6B8D0" w:sz="4"/>
+              <w:left w:val="single" w:color="A6B8D0" w:sz="4"/>
+              <w:bottom w:val="single" w:color="A6B8D0" w:sz="4"/>
+              <w:right w:val="single" w:color="A6B8D0" w:sz="4"/>
+            </w:tcBorders>
+            <w:tcMar>
+              <w:top w:type="dxa" w:w="50"/>
+              <w:left w:type="dxa" w:w="90"/>
+              <w:bottom w:type="dxa" w:w="50"/>
+              <w:right w:type="dxa" w:w="90"/>
+            </w:tcMar>
+          </w:tcPr>
+          <w:p>
+            <w:pPr>
+              <w:keepNext/>
+              <w:keepLines/>
+              <w:spacing w:after="0" w:before="0" w:line="280"/>
+            </w:pPr>
+            <w:r>
+              <w:rPr>
+                <w:rFonts w:ascii="Calibri" w:eastAsia="Yu Gothic" w:hAnsi="Calibri"/>
+                <w:b w:val="false"/>
+                <w:bCs w:val="false"/>
+                <w:sz w:val="18"/>
+                <w:szCs w:val="18"/>
+              </w:rPr>
+              <w:t xml:space="preserve">R-4-3-1</w:t>
+            </w:r>
+          </w:p>
+        </w:tc>
+        <w:tc>
+          <w:tcPr>
+            <w:tcW w:type="dxa" w:w="3636"/>
+            <w:tcBorders>
+              <w:top w:val="single" w:color="A6B8D0" w:sz="4"/>
+              <w:left w:val="single" w:color="A6B8D0" w:sz="4"/>
+              <w:bottom w:val="single" w:color="A6B8D0" w:sz="4"/>
+              <w:right w:val="single" w:color="A6B8D0" w:sz="4"/>
+            </w:tcBorders>
+            <w:tcMar>
+              <w:top w:type="dxa" w:w="50"/>
+              <w:left w:type="dxa" w:w="90"/>
+              <w:bottom w:type="dxa" w:w="50"/>
+              <w:right w:type="dxa" w:w="90"/>
+            </w:tcMar>
+          </w:tcPr>
+          <w:p>
+            <w:pPr>
+              <w:keepNext/>
+              <w:keepLines/>
+              <w:spacing w:after="0" w:before="0" w:line="280"/>
+            </w:pPr>
+            <w:r>
+              <w:rPr>
+                <w:rFonts w:ascii="Calibri" w:eastAsia="Yu Gothic" w:hAnsi="Calibri"/>
+                <w:b w:val="false"/>
+                <w:bCs w:val="false"/>
+                <w:sz w:val="18"/>
+                <w:szCs w:val="18"/>
+              </w:rPr>
+              <w:t xml:space="preserve">7.2 “Auto-placement”</w:t>
             </w:r>
           </w:p>
         </w:tc>
@@ -32283,103 +32211,69 @@
         </w:trPr>
         <w:tc>
           <w:tcPr>
-            <w:tcW w:type="dxa" w:w="1725"/>
-            <w:tcBorders>
-              <w:top w:val="single" w:color="A6B8D0" w:sz="4"/>
-              <w:left w:val="single" w:color="A6B8D0" w:sz="4"/>
-              <w:bottom w:val="single" w:color="A6B8D0" w:sz="4"/>
-              <w:right w:val="single" w:color="A6B8D0" w:sz="4"/>
-            </w:tcBorders>
-            <w:tcMar>
-              <w:top w:type="dxa" w:w="50"/>
-              <w:left w:type="dxa" w:w="90"/>
-              <w:bottom w:type="dxa" w:w="50"/>
-              <w:right w:type="dxa" w:w="90"/>
-            </w:tcMar>
-          </w:tcPr>
-          <w:p>
-            <w:pPr>
-              <w:keepNext/>
-              <w:keepLines/>
-              <w:spacing w:after="0" w:before="0" w:line="280"/>
-            </w:pPr>
-            <w:r>
-              <w:rPr>
-                <w:rFonts w:ascii="Calibri" w:eastAsia="Yu Gothic" w:hAnsi="Calibri"/>
-                <w:b w:val="false"/>
-                <w:bCs w:val="false"/>
-                <w:sz w:val="18"/>
-                <w:szCs w:val="18"/>
-              </w:rPr>
-              <w:t xml:space="preserve">R-4-1-1</w:t>
-            </w:r>
-          </w:p>
-        </w:tc>
-        <w:tc>
-          <w:tcPr>
-            <w:tcW w:type="dxa" w:w="4930"/>
-            <w:tcBorders>
-              <w:top w:val="single" w:color="A6B8D0" w:sz="4"/>
-              <w:left w:val="single" w:color="A6B8D0" w:sz="4"/>
-              <w:bottom w:val="single" w:color="A6B8D0" w:sz="4"/>
-              <w:right w:val="single" w:color="A6B8D0" w:sz="4"/>
-            </w:tcBorders>
-            <w:tcMar>
-              <w:top w:type="dxa" w:w="50"/>
-              <w:left w:type="dxa" w:w="90"/>
-              <w:bottom w:type="dxa" w:w="50"/>
-              <w:right w:type="dxa" w:w="90"/>
-            </w:tcMar>
-          </w:tcPr>
-          <w:p>
-            <w:pPr>
-              <w:keepNext/>
-              <w:keepLines/>
-              <w:spacing w:after="0" w:before="0" w:line="280"/>
-            </w:pPr>
-            <w:r>
-              <w:rPr>
-                <w:rFonts w:ascii="Calibri" w:eastAsia="Yu Gothic" w:hAnsi="Calibri"/>
-                <w:b w:val="false"/>
-                <w:bCs w:val="false"/>
-                <w:sz w:val="18"/>
-                <w:szCs w:val="18"/>
-              </w:rPr>
-              <w:t xml:space="preserve">Names, account names, dates, overlay images, and license notices can be placed</w:t>
-            </w:r>
-          </w:p>
-        </w:tc>
-        <w:tc>
-          <w:tcPr>
-            <w:tcW w:type="dxa" w:w="2983"/>
-            <w:tcBorders>
-              <w:top w:val="single" w:color="A6B8D0" w:sz="4"/>
-              <w:left w:val="single" w:color="A6B8D0" w:sz="4"/>
-              <w:bottom w:val="single" w:color="A6B8D0" w:sz="4"/>
-              <w:right w:val="single" w:color="A6B8D0" w:sz="4"/>
-            </w:tcBorders>
-            <w:tcMar>
-              <w:top w:type="dxa" w:w="50"/>
-              <w:left w:type="dxa" w:w="90"/>
-              <w:bottom w:type="dxa" w:w="50"/>
-              <w:right w:type="dxa" w:w="90"/>
-            </w:tcMar>
-          </w:tcPr>
-          <w:p>
-            <w:pPr>
-              <w:keepNext/>
-              <w:keepLines/>
-              <w:spacing w:after="0" w:before="0" w:line="280"/>
-            </w:pPr>
-            <w:r>
-              <w:rPr>
-                <w:rFonts w:ascii="Calibri" w:eastAsia="Yu Gothic" w:hAnsi="Calibri"/>
-                <w:b w:val="false"/>
-                <w:bCs w:val="false"/>
-                <w:sz w:val="18"/>
-                <w:szCs w:val="18"/>
-              </w:rPr>
-              <w:t xml:space="preserve">3.1 “Content and placeholders”, 5 “Image Layers”</w:t>
+            <w:tcW w:type="dxa" w:w="6002"/>
+            <w:tcBorders>
+              <w:top w:val="single" w:color="A6B8D0" w:sz="4"/>
+              <w:left w:val="single" w:color="A6B8D0" w:sz="4"/>
+              <w:bottom w:val="single" w:color="A6B8D0" w:sz="4"/>
+              <w:right w:val="single" w:color="A6B8D0" w:sz="4"/>
+            </w:tcBorders>
+            <w:tcMar>
+              <w:top w:type="dxa" w:w="50"/>
+              <w:left w:type="dxa" w:w="90"/>
+              <w:bottom w:type="dxa" w:w="50"/>
+              <w:right w:type="dxa" w:w="90"/>
+            </w:tcMar>
+          </w:tcPr>
+          <w:p>
+            <w:pPr>
+              <w:keepNext/>
+              <w:keepLines/>
+              <w:spacing w:after="0" w:before="0" w:line="280"/>
+            </w:pPr>
+            <w:r>
+              <w:rPr>
+                <w:rFonts w:ascii="Calibri" w:eastAsia="Yu Gothic" w:hAnsi="Calibri"/>
+                <w:b w:val="false"/>
+                <w:bCs w:val="false"/>
+                <w:sz w:val="18"/>
+                <w:szCs w:val="18"/>
+              </w:rPr>
+              <w:t xml:space="preserve">R-4-3-2</w:t>
+            </w:r>
+          </w:p>
+        </w:tc>
+        <w:tc>
+          <w:tcPr>
+            <w:tcW w:type="dxa" w:w="3636"/>
+            <w:tcBorders>
+              <w:top w:val="single" w:color="A6B8D0" w:sz="4"/>
+              <w:left w:val="single" w:color="A6B8D0" w:sz="4"/>
+              <w:bottom w:val="single" w:color="A6B8D0" w:sz="4"/>
+              <w:right w:val="single" w:color="A6B8D0" w:sz="4"/>
+            </w:tcBorders>
+            <w:tcMar>
+              <w:top w:type="dxa" w:w="50"/>
+              <w:left w:type="dxa" w:w="90"/>
+              <w:bottom w:type="dxa" w:w="50"/>
+              <w:right w:type="dxa" w:w="90"/>
+            </w:tcMar>
+          </w:tcPr>
+          <w:p>
+            <w:pPr>
+              <w:keepNext/>
+              <w:keepLines/>
+              <w:spacing w:after="0" w:before="0" w:line="280"/>
+            </w:pPr>
+            <w:r>
+              <w:rPr>
+                <w:rFonts w:ascii="Calibri" w:eastAsia="Yu Gothic" w:hAnsi="Calibri"/>
+                <w:b w:val="false"/>
+                <w:bCs w:val="false"/>
+                <w:sz w:val="18"/>
+                <w:szCs w:val="18"/>
+              </w:rPr>
+              <w:t xml:space="preserve">7.3 “When it does not fit”</w:t>
             </w:r>
           </w:p>
         </w:tc>
@@ -32391,103 +32285,69 @@
         </w:trPr>
         <w:tc>
           <w:tcPr>
-            <w:tcW w:type="dxa" w:w="1725"/>
-            <w:tcBorders>
-              <w:top w:val="single" w:color="A6B8D0" w:sz="4"/>
-              <w:left w:val="single" w:color="A6B8D0" w:sz="4"/>
-              <w:bottom w:val="single" w:color="A6B8D0" w:sz="4"/>
-              <w:right w:val="single" w:color="A6B8D0" w:sz="4"/>
-            </w:tcBorders>
-            <w:tcMar>
-              <w:top w:type="dxa" w:w="50"/>
-              <w:left w:type="dxa" w:w="90"/>
-              <w:bottom w:type="dxa" w:w="50"/>
-              <w:right w:type="dxa" w:w="90"/>
-            </w:tcMar>
-          </w:tcPr>
-          <w:p>
-            <w:pPr>
-              <w:keepNext/>
-              <w:keepLines/>
-              <w:spacing w:after="0" w:before="0" w:line="280"/>
-            </w:pPr>
-            <w:r>
-              <w:rPr>
-                <w:rFonts w:ascii="Calibri" w:eastAsia="Yu Gothic" w:hAnsi="Calibri"/>
-                <w:b w:val="false"/>
-                <w:bCs w:val="false"/>
-                <w:sz w:val="18"/>
-                <w:szCs w:val="18"/>
-              </w:rPr>
-              <w:t xml:space="preserve">R-4-1-2</w:t>
-            </w:r>
-          </w:p>
-        </w:tc>
-        <w:tc>
-          <w:tcPr>
-            <w:tcW w:type="dxa" w:w="4930"/>
-            <w:tcBorders>
-              <w:top w:val="single" w:color="A6B8D0" w:sz="4"/>
-              <w:left w:val="single" w:color="A6B8D0" w:sz="4"/>
-              <w:bottom w:val="single" w:color="A6B8D0" w:sz="4"/>
-              <w:right w:val="single" w:color="A6B8D0" w:sz="4"/>
-            </w:tcBorders>
-            <w:tcMar>
-              <w:top w:type="dxa" w:w="50"/>
-              <w:left w:type="dxa" w:w="90"/>
-              <w:bottom w:type="dxa" w:w="50"/>
-              <w:right w:type="dxa" w:w="90"/>
-            </w:tcMar>
-          </w:tcPr>
-          <w:p>
-            <w:pPr>
-              <w:keepNext/>
-              <w:keepLines/>
-              <w:spacing w:after="0" w:before="0" w:line="280"/>
-            </w:pPr>
-            <w:r>
-              <w:rPr>
-                <w:rFonts w:ascii="Calibri" w:eastAsia="Yu Gothic" w:hAnsi="Calibri"/>
-                <w:b w:val="false"/>
-                <w:bCs w:val="false"/>
-                <w:sz w:val="18"/>
-                <w:szCs w:val="18"/>
-              </w:rPr>
-              <w:t xml:space="preserve">Direction (vertical writing, rotation) and color can be changed</w:t>
-            </w:r>
-          </w:p>
-        </w:tc>
-        <w:tc>
-          <w:tcPr>
-            <w:tcW w:type="dxa" w:w="2983"/>
-            <w:tcBorders>
-              <w:top w:val="single" w:color="A6B8D0" w:sz="4"/>
-              <w:left w:val="single" w:color="A6B8D0" w:sz="4"/>
-              <w:bottom w:val="single" w:color="A6B8D0" w:sz="4"/>
-              <w:right w:val="single" w:color="A6B8D0" w:sz="4"/>
-            </w:tcBorders>
-            <w:tcMar>
-              <w:top w:type="dxa" w:w="50"/>
-              <w:left w:type="dxa" w:w="90"/>
-              <w:bottom w:type="dxa" w:w="50"/>
-              <w:right w:type="dxa" w:w="90"/>
-            </w:tcMar>
-          </w:tcPr>
-          <w:p>
-            <w:pPr>
-              <w:keepNext/>
-              <w:keepLines/>
-              <w:spacing w:after="0" w:before="0" w:line="280"/>
-            </w:pPr>
-            <w:r>
-              <w:rPr>
-                <w:rFonts w:ascii="Calibri" w:eastAsia="Yu Gothic" w:hAnsi="Calibri"/>
-                <w:b w:val="false"/>
-                <w:bCs w:val="false"/>
-                <w:sz w:val="18"/>
-                <w:szCs w:val="18"/>
-              </w:rPr>
-              <w:t xml:space="preserve">3.2 “Formatting”, 3.3 “Vertical writing”</w:t>
+            <w:tcW w:type="dxa" w:w="6002"/>
+            <w:tcBorders>
+              <w:top w:val="single" w:color="A6B8D0" w:sz="4"/>
+              <w:left w:val="single" w:color="A6B8D0" w:sz="4"/>
+              <w:bottom w:val="single" w:color="A6B8D0" w:sz="4"/>
+              <w:right w:val="single" w:color="A6B8D0" w:sz="4"/>
+            </w:tcBorders>
+            <w:tcMar>
+              <w:top w:type="dxa" w:w="50"/>
+              <w:left w:type="dxa" w:w="90"/>
+              <w:bottom w:type="dxa" w:w="50"/>
+              <w:right w:type="dxa" w:w="90"/>
+            </w:tcMar>
+          </w:tcPr>
+          <w:p>
+            <w:pPr>
+              <w:keepNext/>
+              <w:keepLines/>
+              <w:spacing w:after="0" w:before="0" w:line="280"/>
+            </w:pPr>
+            <w:r>
+              <w:rPr>
+                <w:rFonts w:ascii="Calibri" w:eastAsia="Yu Gothic" w:hAnsi="Calibri"/>
+                <w:b w:val="false"/>
+                <w:bCs w:val="false"/>
+                <w:sz w:val="18"/>
+                <w:szCs w:val="18"/>
+              </w:rPr>
+              <w:t xml:space="preserve">R-4-4-1</w:t>
+            </w:r>
+          </w:p>
+        </w:tc>
+        <w:tc>
+          <w:tcPr>
+            <w:tcW w:type="dxa" w:w="3636"/>
+            <w:tcBorders>
+              <w:top w:val="single" w:color="A6B8D0" w:sz="4"/>
+              <w:left w:val="single" w:color="A6B8D0" w:sz="4"/>
+              <w:bottom w:val="single" w:color="A6B8D0" w:sz="4"/>
+              <w:right w:val="single" w:color="A6B8D0" w:sz="4"/>
+            </w:tcBorders>
+            <w:tcMar>
+              <w:top w:type="dxa" w:w="50"/>
+              <w:left w:type="dxa" w:w="90"/>
+              <w:bottom w:type="dxa" w:w="50"/>
+              <w:right w:type="dxa" w:w="90"/>
+            </w:tcMar>
+          </w:tcPr>
+          <w:p>
+            <w:pPr>
+              <w:keepNext/>
+              <w:keepLines/>
+              <w:spacing w:after="0" w:before="0" w:line="280"/>
+            </w:pPr>
+            <w:r>
+              <w:rPr>
+                <w:rFonts w:ascii="Calibri" w:eastAsia="Yu Gothic" w:hAnsi="Calibri"/>
+                <w:b w:val="false"/>
+                <w:bCs w:val="false"/>
+                <w:sz w:val="18"/>
+                <w:szCs w:val="18"/>
+              </w:rPr>
+              <w:t xml:space="preserve">9 “Editing Operations”, 10 “Undo and Redo”</w:t>
             </w:r>
           </w:p>
         </w:tc>
@@ -32499,103 +32359,69 @@
         </w:trPr>
         <w:tc>
           <w:tcPr>
-            <w:tcW w:type="dxa" w:w="1725"/>
-            <w:tcBorders>
-              <w:top w:val="single" w:color="A6B8D0" w:sz="4"/>
-              <w:left w:val="single" w:color="A6B8D0" w:sz="4"/>
-              <w:bottom w:val="single" w:color="A6B8D0" w:sz="4"/>
-              <w:right w:val="single" w:color="A6B8D0" w:sz="4"/>
-            </w:tcBorders>
-            <w:tcMar>
-              <w:top w:type="dxa" w:w="50"/>
-              <w:left w:type="dxa" w:w="90"/>
-              <w:bottom w:type="dxa" w:w="50"/>
-              <w:right w:type="dxa" w:w="90"/>
-            </w:tcMar>
-          </w:tcPr>
-          <w:p>
-            <w:pPr>
-              <w:keepNext/>
-              <w:keepLines/>
-              <w:spacing w:after="0" w:before="0" w:line="280"/>
-            </w:pPr>
-            <w:r>
-              <w:rPr>
-                <w:rFonts w:ascii="Calibri" w:eastAsia="Yu Gothic" w:hAnsi="Calibri"/>
-                <w:b w:val="false"/>
-                <w:bCs w:val="false"/>
-                <w:sz w:val="18"/>
-                <w:szCs w:val="18"/>
-              </w:rPr>
-              <w:t xml:space="preserve">R-4-1-3</w:t>
-            </w:r>
-          </w:p>
-        </w:tc>
-        <w:tc>
-          <w:tcPr>
-            <w:tcW w:type="dxa" w:w="4930"/>
-            <w:tcBorders>
-              <w:top w:val="single" w:color="A6B8D0" w:sz="4"/>
-              <w:left w:val="single" w:color="A6B8D0" w:sz="4"/>
-              <w:bottom w:val="single" w:color="A6B8D0" w:sz="4"/>
-              <w:right w:val="single" w:color="A6B8D0" w:sz="4"/>
-            </w:tcBorders>
-            <w:tcMar>
-              <w:top w:type="dxa" w:w="50"/>
-              <w:left w:type="dxa" w:w="90"/>
-              <w:bottom w:type="dxa" w:w="50"/>
-              <w:right w:type="dxa" w:w="90"/>
-            </w:tcMar>
-          </w:tcPr>
-          <w:p>
-            <w:pPr>
-              <w:keepNext/>
-              <w:keepLines/>
-              <w:spacing w:after="0" w:before="0" w:line="280"/>
-            </w:pPr>
-            <w:r>
-              <w:rPr>
-                <w:rFonts w:ascii="Calibri" w:eastAsia="Yu Gothic" w:hAnsi="Calibri"/>
-                <w:b w:val="false"/>
-                <w:bCs w:val="false"/>
-                <w:sz w:val="18"/>
-                <w:szCs w:val="18"/>
-              </w:rPr>
-              <w:t xml:space="preserve">The licenses of the fonts used have been checked</w:t>
-            </w:r>
-          </w:p>
-        </w:tc>
-        <w:tc>
-          <w:tcPr>
-            <w:tcW w:type="dxa" w:w="2983"/>
-            <w:tcBorders>
-              <w:top w:val="single" w:color="A6B8D0" w:sz="4"/>
-              <w:left w:val="single" w:color="A6B8D0" w:sz="4"/>
-              <w:bottom w:val="single" w:color="A6B8D0" w:sz="4"/>
-              <w:right w:val="single" w:color="A6B8D0" w:sz="4"/>
-            </w:tcBorders>
-            <w:tcMar>
-              <w:top w:type="dxa" w:w="50"/>
-              <w:left w:type="dxa" w:w="90"/>
-              <w:bottom w:type="dxa" w:w="50"/>
-              <w:right w:type="dxa" w:w="90"/>
-            </w:tcMar>
-          </w:tcPr>
-          <w:p>
-            <w:pPr>
-              <w:keepNext/>
-              <w:keepLines/>
-              <w:spacing w:after="0" w:before="0" w:line="280"/>
-            </w:pPr>
-            <w:r>
-              <w:rPr>
-                <w:rFonts w:ascii="Calibri" w:eastAsia="Yu Gothic" w:hAnsi="Calibri"/>
-                <w:b w:val="false"/>
-                <w:bCs w:val="false"/>
-                <w:sz w:val="18"/>
-                <w:szCs w:val="18"/>
-              </w:rPr>
-              <w:t xml:space="preserve">6 “Fonts and Emoji”</w:t>
+            <w:tcW w:type="dxa" w:w="6002"/>
+            <w:tcBorders>
+              <w:top w:val="single" w:color="A6B8D0" w:sz="4"/>
+              <w:left w:val="single" w:color="A6B8D0" w:sz="4"/>
+              <w:bottom w:val="single" w:color="A6B8D0" w:sz="4"/>
+              <w:right w:val="single" w:color="A6B8D0" w:sz="4"/>
+            </w:tcBorders>
+            <w:tcMar>
+              <w:top w:type="dxa" w:w="50"/>
+              <w:left w:type="dxa" w:w="90"/>
+              <w:bottom w:type="dxa" w:w="50"/>
+              <w:right w:type="dxa" w:w="90"/>
+            </w:tcMar>
+          </w:tcPr>
+          <w:p>
+            <w:pPr>
+              <w:keepNext/>
+              <w:keepLines/>
+              <w:spacing w:after="0" w:before="0" w:line="280"/>
+            </w:pPr>
+            <w:r>
+              <w:rPr>
+                <w:rFonts w:ascii="Calibri" w:eastAsia="Yu Gothic" w:hAnsi="Calibri"/>
+                <w:b w:val="false"/>
+                <w:bCs w:val="false"/>
+                <w:sz w:val="18"/>
+                <w:szCs w:val="18"/>
+              </w:rPr>
+              <w:t xml:space="preserve">R-4-4-2</w:t>
+            </w:r>
+          </w:p>
+        </w:tc>
+        <w:tc>
+          <w:tcPr>
+            <w:tcW w:type="dxa" w:w="3636"/>
+            <w:tcBorders>
+              <w:top w:val="single" w:color="A6B8D0" w:sz="4"/>
+              <w:left w:val="single" w:color="A6B8D0" w:sz="4"/>
+              <w:bottom w:val="single" w:color="A6B8D0" w:sz="4"/>
+              <w:right w:val="single" w:color="A6B8D0" w:sz="4"/>
+            </w:tcBorders>
+            <w:tcMar>
+              <w:top w:type="dxa" w:w="50"/>
+              <w:left w:type="dxa" w:w="90"/>
+              <w:bottom w:type="dxa" w:w="50"/>
+              <w:right w:type="dxa" w:w="90"/>
+            </w:tcMar>
+          </w:tcPr>
+          <w:p>
+            <w:pPr>
+              <w:keepNext/>
+              <w:keepLines/>
+              <w:spacing w:after="0" w:before="0" w:line="280"/>
+            </w:pPr>
+            <w:r>
+              <w:rPr>
+                <w:rFonts w:ascii="Calibri" w:eastAsia="Yu Gothic" w:hAnsi="Calibri"/>
+                <w:b w:val="false"/>
+                <w:bCs w:val="false"/>
+                <w:sz w:val="18"/>
+                <w:szCs w:val="18"/>
+              </w:rPr>
+              <w:t xml:space="preserve">2 “Scope of the Visible Signature”, 11.8 “Where kept”, 14.5 “Location and names”</w:t>
             </w:r>
           </w:p>
         </w:tc>
@@ -32607,103 +32433,69 @@
         </w:trPr>
         <w:tc>
           <w:tcPr>
-            <w:tcW w:type="dxa" w:w="1725"/>
-            <w:tcBorders>
-              <w:top w:val="single" w:color="A6B8D0" w:sz="4"/>
-              <w:left w:val="single" w:color="A6B8D0" w:sz="4"/>
-              <w:bottom w:val="single" w:color="A6B8D0" w:sz="4"/>
-              <w:right w:val="single" w:color="A6B8D0" w:sz="4"/>
-            </w:tcBorders>
-            <w:tcMar>
-              <w:top w:type="dxa" w:w="50"/>
-              <w:left w:type="dxa" w:w="90"/>
-              <w:bottom w:type="dxa" w:w="50"/>
-              <w:right w:type="dxa" w:w="90"/>
-            </w:tcMar>
-          </w:tcPr>
-          <w:p>
-            <w:pPr>
-              <w:keepNext/>
-              <w:keepLines/>
-              <w:spacing w:after="0" w:before="0" w:line="280"/>
-            </w:pPr>
-            <w:r>
-              <w:rPr>
-                <w:rFonts w:ascii="Calibri" w:eastAsia="Yu Gothic" w:hAnsi="Calibri"/>
-                <w:b w:val="false"/>
-                <w:bCs w:val="false"/>
-                <w:sz w:val="18"/>
-                <w:szCs w:val="18"/>
-              </w:rPr>
-              <w:t xml:space="preserve">R-4-1-4</w:t>
-            </w:r>
-          </w:p>
-        </w:tc>
-        <w:tc>
-          <w:tcPr>
-            <w:tcW w:type="dxa" w:w="4930"/>
-            <w:tcBorders>
-              <w:top w:val="single" w:color="A6B8D0" w:sz="4"/>
-              <w:left w:val="single" w:color="A6B8D0" w:sz="4"/>
-              <w:bottom w:val="single" w:color="A6B8D0" w:sz="4"/>
-              <w:right w:val="single" w:color="A6B8D0" w:sz="4"/>
-            </w:tcBorders>
-            <w:tcMar>
-              <w:top w:type="dxa" w:w="50"/>
-              <w:left w:type="dxa" w:w="90"/>
-              <w:bottom w:type="dxa" w:w="50"/>
-              <w:right w:type="dxa" w:w="90"/>
-            </w:tcMar>
-          </w:tcPr>
-          <w:p>
-            <w:pPr>
-              <w:keepNext/>
-              <w:keepLines/>
-              <w:spacing w:after="0" w:before="0" w:line="280"/>
-            </w:pPr>
-            <w:r>
-              <w:rPr>
-                <w:rFonts w:ascii="Calibri" w:eastAsia="Yu Gothic" w:hAnsi="Calibri"/>
-                <w:b w:val="false"/>
-                <w:bCs w:val="false"/>
-                <w:sz w:val="18"/>
-                <w:szCs w:val="18"/>
-              </w:rPr>
-              <w:t xml:space="preserve">Imported assets can be handled safely</w:t>
-            </w:r>
-          </w:p>
-        </w:tc>
-        <w:tc>
-          <w:tcPr>
-            <w:tcW w:type="dxa" w:w="2983"/>
-            <w:tcBorders>
-              <w:top w:val="single" w:color="A6B8D0" w:sz="4"/>
-              <w:left w:val="single" w:color="A6B8D0" w:sz="4"/>
-              <w:bottom w:val="single" w:color="A6B8D0" w:sz="4"/>
-              <w:right w:val="single" w:color="A6B8D0" w:sz="4"/>
-            </w:tcBorders>
-            <w:tcMar>
-              <w:top w:type="dxa" w:w="50"/>
-              <w:left w:type="dxa" w:w="90"/>
-              <w:bottom w:type="dxa" w:w="50"/>
-              <w:right w:type="dxa" w:w="90"/>
-            </w:tcMar>
-          </w:tcPr>
-          <w:p>
-            <w:pPr>
-              <w:keepNext/>
-              <w:keepLines/>
-              <w:spacing w:after="0" w:before="0" w:line="280"/>
-            </w:pPr>
-            <w:r>
-              <w:rPr>
-                <w:rFonts w:ascii="Calibri" w:eastAsia="Yu Gothic" w:hAnsi="Calibri"/>
-                <w:b w:val="false"/>
-                <w:bCs w:val="false"/>
-                <w:sz w:val="18"/>
-                <w:szCs w:val="18"/>
-              </w:rPr>
-              <w:t xml:space="preserve">5 “Image Layers”, 6.4 “Imported fonts”, 8.3 “Passing on (export and import)”</w:t>
+            <w:tcW w:type="dxa" w:w="6002"/>
+            <w:tcBorders>
+              <w:top w:val="single" w:color="A6B8D0" w:sz="4"/>
+              <w:left w:val="single" w:color="A6B8D0" w:sz="4"/>
+              <w:bottom w:val="single" w:color="A6B8D0" w:sz="4"/>
+              <w:right w:val="single" w:color="A6B8D0" w:sz="4"/>
+            </w:tcBorders>
+            <w:tcMar>
+              <w:top w:type="dxa" w:w="50"/>
+              <w:left w:type="dxa" w:w="90"/>
+              <w:bottom w:type="dxa" w:w="50"/>
+              <w:right w:type="dxa" w:w="90"/>
+            </w:tcMar>
+          </w:tcPr>
+          <w:p>
+            <w:pPr>
+              <w:keepNext/>
+              <w:keepLines/>
+              <w:spacing w:after="0" w:before="0" w:line="280"/>
+            </w:pPr>
+            <w:r>
+              <w:rPr>
+                <w:rFonts w:ascii="Calibri" w:eastAsia="Yu Gothic" w:hAnsi="Calibri"/>
+                <w:b w:val="false"/>
+                <w:bCs w:val="false"/>
+                <w:sz w:val="18"/>
+                <w:szCs w:val="18"/>
+              </w:rPr>
+              <w:t xml:space="preserve">R-4-4-3</w:t>
+            </w:r>
+          </w:p>
+        </w:tc>
+        <w:tc>
+          <w:tcPr>
+            <w:tcW w:type="dxa" w:w="3636"/>
+            <w:tcBorders>
+              <w:top w:val="single" w:color="A6B8D0" w:sz="4"/>
+              <w:left w:val="single" w:color="A6B8D0" w:sz="4"/>
+              <w:bottom w:val="single" w:color="A6B8D0" w:sz="4"/>
+              <w:right w:val="single" w:color="A6B8D0" w:sz="4"/>
+            </w:tcBorders>
+            <w:tcMar>
+              <w:top w:type="dxa" w:w="50"/>
+              <w:left w:type="dxa" w:w="90"/>
+              <w:bottom w:type="dxa" w:w="50"/>
+              <w:right w:type="dxa" w:w="90"/>
+            </w:tcMar>
+          </w:tcPr>
+          <w:p>
+            <w:pPr>
+              <w:keepNext/>
+              <w:keepLines/>
+              <w:spacing w:after="0" w:before="0" w:line="280"/>
+            </w:pPr>
+            <w:r>
+              <w:rPr>
+                <w:rFonts w:ascii="Calibri" w:eastAsia="Yu Gothic" w:hAnsi="Calibri"/>
+                <w:b w:val="false"/>
+                <w:bCs w:val="false"/>
+                <w:sz w:val="18"/>
+                <w:szCs w:val="18"/>
+              </w:rPr>
+              <w:t xml:space="preserve">11 “Work Sessions (the State in the Middle of Editing)”</w:t>
             </w:r>
           </w:p>
         </w:tc>
@@ -32715,103 +32507,69 @@
         </w:trPr>
         <w:tc>
           <w:tcPr>
-            <w:tcW w:type="dxa" w:w="1725"/>
-            <w:tcBorders>
-              <w:top w:val="single" w:color="A6B8D0" w:sz="4"/>
-              <w:left w:val="single" w:color="A6B8D0" w:sz="4"/>
-              <w:bottom w:val="single" w:color="A6B8D0" w:sz="4"/>
-              <w:right w:val="single" w:color="A6B8D0" w:sz="4"/>
-            </w:tcBorders>
-            <w:tcMar>
-              <w:top w:type="dxa" w:w="50"/>
-              <w:left w:type="dxa" w:w="90"/>
-              <w:bottom w:type="dxa" w:w="50"/>
-              <w:right w:type="dxa" w:w="90"/>
-            </w:tcMar>
-          </w:tcPr>
-          <w:p>
-            <w:pPr>
-              <w:keepNext/>
-              <w:keepLines/>
-              <w:spacing w:after="0" w:before="0" w:line="280"/>
-            </w:pPr>
-            <w:r>
-              <w:rPr>
-                <w:rFonts w:ascii="Calibri" w:eastAsia="Yu Gothic" w:hAnsi="Calibri"/>
-                <w:b w:val="false"/>
-                <w:bCs w:val="false"/>
-                <w:sz w:val="18"/>
-                <w:szCs w:val="18"/>
-              </w:rPr>
-              <w:t xml:space="preserve">R-4-1-5</w:t>
-            </w:r>
-          </w:p>
-        </w:tc>
-        <w:tc>
-          <w:tcPr>
-            <w:tcW w:type="dxa" w:w="4930"/>
-            <w:tcBorders>
-              <w:top w:val="single" w:color="A6B8D0" w:sz="4"/>
-              <w:left w:val="single" w:color="A6B8D0" w:sz="4"/>
-              <w:bottom w:val="single" w:color="A6B8D0" w:sz="4"/>
-              <w:right w:val="single" w:color="A6B8D0" w:sz="4"/>
-            </w:tcBorders>
-            <w:tcMar>
-              <w:top w:type="dxa" w:w="50"/>
-              <w:left w:type="dxa" w:w="90"/>
-              <w:bottom w:type="dxa" w:w="50"/>
-              <w:right w:type="dxa" w:w="90"/>
-            </w:tcMar>
-          </w:tcPr>
-          <w:p>
-            <w:pPr>
-              <w:keepNext/>
-              <w:keepLines/>
-              <w:spacing w:after="0" w:before="0" w:line="280"/>
-            </w:pPr>
-            <w:r>
-              <w:rPr>
-                <w:rFonts w:ascii="Calibri" w:eastAsia="Yu Gothic" w:hAnsi="Calibri"/>
-                <w:b w:val="false"/>
-                <w:bCs w:val="false"/>
-                <w:sz w:val="18"/>
-                <w:szCs w:val="18"/>
-              </w:rPr>
-              <w:t xml:space="preserve">Elements can be stacked as layers, and stacking order, visibility, lock, and opacity can be handled</w:t>
-            </w:r>
-          </w:p>
-        </w:tc>
-        <w:tc>
-          <w:tcPr>
-            <w:tcW w:type="dxa" w:w="2983"/>
-            <w:tcBorders>
-              <w:top w:val="single" w:color="A6B8D0" w:sz="4"/>
-              <w:left w:val="single" w:color="A6B8D0" w:sz="4"/>
-              <w:bottom w:val="single" w:color="A6B8D0" w:sz="4"/>
-              <w:right w:val="single" w:color="A6B8D0" w:sz="4"/>
-            </w:tcBorders>
-            <w:tcMar>
-              <w:top w:type="dxa" w:w="50"/>
-              <w:left w:type="dxa" w:w="90"/>
-              <w:bottom w:type="dxa" w:w="50"/>
-              <w:right w:type="dxa" w:w="90"/>
-            </w:tcMar>
-          </w:tcPr>
-          <w:p>
-            <w:pPr>
-              <w:keepNext/>
-              <w:keepLines/>
-              <w:spacing w:after="0" w:before="0" w:line="280"/>
-            </w:pPr>
-            <w:r>
-              <w:rPr>
-                <w:rFonts w:ascii="Calibri" w:eastAsia="Yu Gothic" w:hAnsi="Calibri"/>
-                <w:b w:val="false"/>
-                <w:bCs w:val="false"/>
-                <w:sz w:val="18"/>
-                <w:szCs w:val="18"/>
-              </w:rPr>
-              <w:t xml:space="preserve">4 “Groups and Layers”</w:t>
+            <w:tcW w:type="dxa" w:w="6002"/>
+            <w:tcBorders>
+              <w:top w:val="single" w:color="A6B8D0" w:sz="4"/>
+              <w:left w:val="single" w:color="A6B8D0" w:sz="4"/>
+              <w:bottom w:val="single" w:color="A6B8D0" w:sz="4"/>
+              <w:right w:val="single" w:color="A6B8D0" w:sz="4"/>
+            </w:tcBorders>
+            <w:tcMar>
+              <w:top w:type="dxa" w:w="50"/>
+              <w:left w:type="dxa" w:w="90"/>
+              <w:bottom w:type="dxa" w:w="50"/>
+              <w:right w:type="dxa" w:w="90"/>
+            </w:tcMar>
+          </w:tcPr>
+          <w:p>
+            <w:pPr>
+              <w:keepNext/>
+              <w:keepLines/>
+              <w:spacing w:after="0" w:before="0" w:line="280"/>
+            </w:pPr>
+            <w:r>
+              <w:rPr>
+                <w:rFonts w:ascii="Calibri" w:eastAsia="Yu Gothic" w:hAnsi="Calibri"/>
+                <w:b w:val="false"/>
+                <w:bCs w:val="false"/>
+                <w:sz w:val="18"/>
+                <w:szCs w:val="18"/>
+              </w:rPr>
+              <w:t xml:space="preserve">R-4-5-1</w:t>
+            </w:r>
+          </w:p>
+        </w:tc>
+        <w:tc>
+          <w:tcPr>
+            <w:tcW w:type="dxa" w:w="3636"/>
+            <w:tcBorders>
+              <w:top w:val="single" w:color="A6B8D0" w:sz="4"/>
+              <w:left w:val="single" w:color="A6B8D0" w:sz="4"/>
+              <w:bottom w:val="single" w:color="A6B8D0" w:sz="4"/>
+              <w:right w:val="single" w:color="A6B8D0" w:sz="4"/>
+            </w:tcBorders>
+            <w:tcMar>
+              <w:top w:type="dxa" w:w="50"/>
+              <w:left w:type="dxa" w:w="90"/>
+              <w:bottom w:type="dxa" w:w="50"/>
+              <w:right w:type="dxa" w:w="90"/>
+            </w:tcMar>
+          </w:tcPr>
+          <w:p>
+            <w:pPr>
+              <w:keepNext/>
+              <w:keepLines/>
+              <w:spacing w:after="0" w:before="0" w:line="280"/>
+            </w:pPr>
+            <w:r>
+              <w:rPr>
+                <w:rFonts w:ascii="Calibri" w:eastAsia="Yu Gothic" w:hAnsi="Calibri"/>
+                <w:b w:val="false"/>
+                <w:bCs w:val="false"/>
+                <w:sz w:val="18"/>
+                <w:szCs w:val="18"/>
+              </w:rPr>
+              <w:t xml:space="preserve">12 “Batch Application”</w:t>
             </w:r>
           </w:p>
         </w:tc>
@@ -32823,871 +32581,7 @@
         </w:trPr>
         <w:tc>
           <w:tcPr>
-            <w:tcW w:type="dxa" w:w="1725"/>
-            <w:tcBorders>
-              <w:top w:val="single" w:color="A6B8D0" w:sz="4"/>
-              <w:left w:val="single" w:color="A6B8D0" w:sz="4"/>
-              <w:bottom w:val="single" w:color="A6B8D0" w:sz="4"/>
-              <w:right w:val="single" w:color="A6B8D0" w:sz="4"/>
-            </w:tcBorders>
-            <w:tcMar>
-              <w:top w:type="dxa" w:w="50"/>
-              <w:left w:type="dxa" w:w="90"/>
-              <w:bottom w:type="dxa" w:w="50"/>
-              <w:right w:type="dxa" w:w="90"/>
-            </w:tcMar>
-          </w:tcPr>
-          <w:p>
-            <w:pPr>
-              <w:keepNext/>
-              <w:keepLines/>
-              <w:spacing w:after="0" w:before="0" w:line="280"/>
-            </w:pPr>
-            <w:r>
-              <w:rPr>
-                <w:rFonts w:ascii="Calibri" w:eastAsia="Yu Gothic" w:hAnsi="Calibri"/>
-                <w:b w:val="false"/>
-                <w:bCs w:val="false"/>
-                <w:sz w:val="18"/>
-                <w:szCs w:val="18"/>
-              </w:rPr>
-              <w:t xml:space="preserve">R-4-2-1</w:t>
-            </w:r>
-          </w:p>
-        </w:tc>
-        <w:tc>
-          <w:tcPr>
-            <w:tcW w:type="dxa" w:w="4930"/>
-            <w:tcBorders>
-              <w:top w:val="single" w:color="A6B8D0" w:sz="4"/>
-              <w:left w:val="single" w:color="A6B8D0" w:sz="4"/>
-              <w:bottom w:val="single" w:color="A6B8D0" w:sz="4"/>
-              <w:right w:val="single" w:color="A6B8D0" w:sz="4"/>
-            </w:tcBorders>
-            <w:tcMar>
-              <w:top w:type="dxa" w:w="50"/>
-              <w:left w:type="dxa" w:w="90"/>
-              <w:bottom w:type="dxa" w:w="50"/>
-              <w:right w:type="dxa" w:w="90"/>
-            </w:tcMar>
-          </w:tcPr>
-          <w:p>
-            <w:pPr>
-              <w:keepNext/>
-              <w:keepLines/>
-              <w:spacing w:after="0" w:before="0" w:line="280"/>
-            </w:pPr>
-            <w:r>
-              <w:rPr>
-                <w:rFonts w:ascii="Calibri" w:eastAsia="Yu Gothic" w:hAnsi="Calibri"/>
-                <w:b w:val="false"/>
-                <w:bCs w:val="false"/>
-                <w:sz w:val="18"/>
-                <w:szCs w:val="18"/>
-              </w:rPr>
-              <w:t xml:space="preserve">Designs can be saved and reused, and used on multiple devices</w:t>
-            </w:r>
-          </w:p>
-        </w:tc>
-        <w:tc>
-          <w:tcPr>
-            <w:tcW w:type="dxa" w:w="2983"/>
-            <w:tcBorders>
-              <w:top w:val="single" w:color="A6B8D0" w:sz="4"/>
-              <w:left w:val="single" w:color="A6B8D0" w:sz="4"/>
-              <w:bottom w:val="single" w:color="A6B8D0" w:sz="4"/>
-              <w:right w:val="single" w:color="A6B8D0" w:sz="4"/>
-            </w:tcBorders>
-            <w:tcMar>
-              <w:top w:type="dxa" w:w="50"/>
-              <w:left w:type="dxa" w:w="90"/>
-              <w:bottom w:type="dxa" w:w="50"/>
-              <w:right w:type="dxa" w:w="90"/>
-            </w:tcMar>
-          </w:tcPr>
-          <w:p>
-            <w:pPr>
-              <w:keepNext/>
-              <w:keepLines/>
-              <w:spacing w:after="0" w:before="0" w:line="280"/>
-            </w:pPr>
-            <w:r>
-              <w:rPr>
-                <w:rFonts w:ascii="Calibri" w:eastAsia="Yu Gothic" w:hAnsi="Calibri"/>
-                <w:b w:val="false"/>
-                <w:bCs w:val="false"/>
-                <w:sz w:val="18"/>
-                <w:szCs w:val="18"/>
-              </w:rPr>
-              <w:t xml:space="preserve">8 “Templates”</w:t>
-            </w:r>
-          </w:p>
-        </w:tc>
-      </w:tr>
-      <w:tr>
-        <w:trPr>
-          <w:cantSplit/>
-          <w:tblHeader w:val="off"/>
-        </w:trPr>
-        <w:tc>
-          <w:tcPr>
-            <w:tcW w:type="dxa" w:w="1725"/>
-            <w:tcBorders>
-              <w:top w:val="single" w:color="A6B8D0" w:sz="4"/>
-              <w:left w:val="single" w:color="A6B8D0" w:sz="4"/>
-              <w:bottom w:val="single" w:color="A6B8D0" w:sz="4"/>
-              <w:right w:val="single" w:color="A6B8D0" w:sz="4"/>
-            </w:tcBorders>
-            <w:tcMar>
-              <w:top w:type="dxa" w:w="50"/>
-              <w:left w:type="dxa" w:w="90"/>
-              <w:bottom w:type="dxa" w:w="50"/>
-              <w:right w:type="dxa" w:w="90"/>
-            </w:tcMar>
-          </w:tcPr>
-          <w:p>
-            <w:pPr>
-              <w:keepNext/>
-              <w:keepLines/>
-              <w:spacing w:after="0" w:before="0" w:line="280"/>
-            </w:pPr>
-            <w:r>
-              <w:rPr>
-                <w:rFonts w:ascii="Calibri" w:eastAsia="Yu Gothic" w:hAnsi="Calibri"/>
-                <w:b w:val="false"/>
-                <w:bCs w:val="false"/>
-                <w:sz w:val="18"/>
-                <w:szCs w:val="18"/>
-              </w:rPr>
-              <w:t xml:space="preserve">R-4-2-2</w:t>
-            </w:r>
-          </w:p>
-        </w:tc>
-        <w:tc>
-          <w:tcPr>
-            <w:tcW w:type="dxa" w:w="4930"/>
-            <w:tcBorders>
-              <w:top w:val="single" w:color="A6B8D0" w:sz="4"/>
-              <w:left w:val="single" w:color="A6B8D0" w:sz="4"/>
-              <w:bottom w:val="single" w:color="A6B8D0" w:sz="4"/>
-              <w:right w:val="single" w:color="A6B8D0" w:sz="4"/>
-            </w:tcBorders>
-            <w:tcMar>
-              <w:top w:type="dxa" w:w="50"/>
-              <w:left w:type="dxa" w:w="90"/>
-              <w:bottom w:type="dxa" w:w="50"/>
-              <w:right w:type="dxa" w:w="90"/>
-            </w:tcMar>
-          </w:tcPr>
-          <w:p>
-            <w:pPr>
-              <w:keepNext/>
-              <w:keepLines/>
-              <w:spacing w:after="0" w:before="0" w:line="280"/>
-            </w:pPr>
-            <w:r>
-              <w:rPr>
-                <w:rFonts w:ascii="Calibri" w:eastAsia="Yu Gothic" w:hAnsi="Calibri"/>
-                <w:b w:val="false"/>
-                <w:bCs w:val="false"/>
-                <w:sz w:val="18"/>
-                <w:szCs w:val="18"/>
-              </w:rPr>
-              <w:t xml:space="preserve">Whether default templates are provided is determined</w:t>
-            </w:r>
-          </w:p>
-        </w:tc>
-        <w:tc>
-          <w:tcPr>
-            <w:tcW w:type="dxa" w:w="2983"/>
-            <w:tcBorders>
-              <w:top w:val="single" w:color="A6B8D0" w:sz="4"/>
-              <w:left w:val="single" w:color="A6B8D0" w:sz="4"/>
-              <w:bottom w:val="single" w:color="A6B8D0" w:sz="4"/>
-              <w:right w:val="single" w:color="A6B8D0" w:sz="4"/>
-            </w:tcBorders>
-            <w:tcMar>
-              <w:top w:type="dxa" w:w="50"/>
-              <w:left w:type="dxa" w:w="90"/>
-              <w:bottom w:type="dxa" w:w="50"/>
-              <w:right w:type="dxa" w:w="90"/>
-            </w:tcMar>
-          </w:tcPr>
-          <w:p>
-            <w:pPr>
-              <w:keepNext/>
-              <w:keepLines/>
-              <w:spacing w:after="0" w:before="0" w:line="280"/>
-            </w:pPr>
-            <w:r>
-              <w:rPr>
-                <w:rFonts w:ascii="Calibri" w:eastAsia="Yu Gothic" w:hAnsi="Calibri"/>
-                <w:b w:val="false"/>
-                <w:bCs w:val="false"/>
-                <w:sz w:val="18"/>
-                <w:szCs w:val="18"/>
-              </w:rPr>
-              <w:t xml:space="preserve">8.4 “Default templates”</w:t>
-            </w:r>
-          </w:p>
-        </w:tc>
-      </w:tr>
-      <w:tr>
-        <w:trPr>
-          <w:cantSplit/>
-          <w:tblHeader w:val="off"/>
-        </w:trPr>
-        <w:tc>
-          <w:tcPr>
-            <w:tcW w:type="dxa" w:w="1725"/>
-            <w:tcBorders>
-              <w:top w:val="single" w:color="A6B8D0" w:sz="4"/>
-              <w:left w:val="single" w:color="A6B8D0" w:sz="4"/>
-              <w:bottom w:val="single" w:color="A6B8D0" w:sz="4"/>
-              <w:right w:val="single" w:color="A6B8D0" w:sz="4"/>
-            </w:tcBorders>
-            <w:tcMar>
-              <w:top w:type="dxa" w:w="50"/>
-              <w:left w:type="dxa" w:w="90"/>
-              <w:bottom w:type="dxa" w:w="50"/>
-              <w:right w:type="dxa" w:w="90"/>
-            </w:tcMar>
-          </w:tcPr>
-          <w:p>
-            <w:pPr>
-              <w:keepNext/>
-              <w:keepLines/>
-              <w:spacing w:after="0" w:before="0" w:line="280"/>
-            </w:pPr>
-            <w:r>
-              <w:rPr>
-                <w:rFonts w:ascii="Calibri" w:eastAsia="Yu Gothic" w:hAnsi="Calibri"/>
-                <w:b w:val="false"/>
-                <w:bCs w:val="false"/>
-                <w:sz w:val="18"/>
-                <w:szCs w:val="18"/>
-              </w:rPr>
-              <w:t xml:space="preserve">R-4-3-1</w:t>
-            </w:r>
-          </w:p>
-        </w:tc>
-        <w:tc>
-          <w:tcPr>
-            <w:tcW w:type="dxa" w:w="4930"/>
-            <w:tcBorders>
-              <w:top w:val="single" w:color="A6B8D0" w:sz="4"/>
-              <w:left w:val="single" w:color="A6B8D0" w:sz="4"/>
-              <w:bottom w:val="single" w:color="A6B8D0" w:sz="4"/>
-              <w:right w:val="single" w:color="A6B8D0" w:sz="4"/>
-            </w:tcBorders>
-            <w:tcMar>
-              <w:top w:type="dxa" w:w="50"/>
-              <w:left w:type="dxa" w:w="90"/>
-              <w:bottom w:type="dxa" w:w="50"/>
-              <w:right w:type="dxa" w:w="90"/>
-            </w:tcMar>
-          </w:tcPr>
-          <w:p>
-            <w:pPr>
-              <w:keepNext/>
-              <w:keepLines/>
-              <w:spacing w:after="0" w:before="0" w:line="280"/>
-            </w:pPr>
-            <w:r>
-              <w:rPr>
-                <w:rFonts w:ascii="Calibri" w:eastAsia="Yu Gothic" w:hAnsi="Calibri"/>
-                <w:b w:val="false"/>
-                <w:bCs w:val="false"/>
-                <w:sz w:val="18"/>
-                <w:szCs w:val="18"/>
-              </w:rPr>
-              <w:t xml:space="preserve">Can be placed avoiding the subject</w:t>
-            </w:r>
-          </w:p>
-        </w:tc>
-        <w:tc>
-          <w:tcPr>
-            <w:tcW w:type="dxa" w:w="2983"/>
-            <w:tcBorders>
-              <w:top w:val="single" w:color="A6B8D0" w:sz="4"/>
-              <w:left w:val="single" w:color="A6B8D0" w:sz="4"/>
-              <w:bottom w:val="single" w:color="A6B8D0" w:sz="4"/>
-              <w:right w:val="single" w:color="A6B8D0" w:sz="4"/>
-            </w:tcBorders>
-            <w:tcMar>
-              <w:top w:type="dxa" w:w="50"/>
-              <w:left w:type="dxa" w:w="90"/>
-              <w:bottom w:type="dxa" w:w="50"/>
-              <w:right w:type="dxa" w:w="90"/>
-            </w:tcMar>
-          </w:tcPr>
-          <w:p>
-            <w:pPr>
-              <w:keepNext/>
-              <w:keepLines/>
-              <w:spacing w:after="0" w:before="0" w:line="280"/>
-            </w:pPr>
-            <w:r>
-              <w:rPr>
-                <w:rFonts w:ascii="Calibri" w:eastAsia="Yu Gothic" w:hAnsi="Calibri"/>
-                <w:b w:val="false"/>
-                <w:bCs w:val="false"/>
-                <w:sz w:val="18"/>
-                <w:szCs w:val="18"/>
-              </w:rPr>
-              <w:t xml:space="preserve">7.2 “Auto-placement”</w:t>
-            </w:r>
-          </w:p>
-        </w:tc>
-      </w:tr>
-      <w:tr>
-        <w:trPr>
-          <w:cantSplit/>
-          <w:tblHeader w:val="off"/>
-        </w:trPr>
-        <w:tc>
-          <w:tcPr>
-            <w:tcW w:type="dxa" w:w="1725"/>
-            <w:tcBorders>
-              <w:top w:val="single" w:color="A6B8D0" w:sz="4"/>
-              <w:left w:val="single" w:color="A6B8D0" w:sz="4"/>
-              <w:bottom w:val="single" w:color="A6B8D0" w:sz="4"/>
-              <w:right w:val="single" w:color="A6B8D0" w:sz="4"/>
-            </w:tcBorders>
-            <w:tcMar>
-              <w:top w:type="dxa" w:w="50"/>
-              <w:left w:type="dxa" w:w="90"/>
-              <w:bottom w:type="dxa" w:w="50"/>
-              <w:right w:type="dxa" w:w="90"/>
-            </w:tcMar>
-          </w:tcPr>
-          <w:p>
-            <w:pPr>
-              <w:keepNext/>
-              <w:keepLines/>
-              <w:spacing w:after="0" w:before="0" w:line="280"/>
-            </w:pPr>
-            <w:r>
-              <w:rPr>
-                <w:rFonts w:ascii="Calibri" w:eastAsia="Yu Gothic" w:hAnsi="Calibri"/>
-                <w:b w:val="false"/>
-                <w:bCs w:val="false"/>
-                <w:sz w:val="18"/>
-                <w:szCs w:val="18"/>
-              </w:rPr>
-              <w:t xml:space="preserve">R-4-3-2</w:t>
-            </w:r>
-          </w:p>
-        </w:tc>
-        <w:tc>
-          <w:tcPr>
-            <w:tcW w:type="dxa" w:w="4930"/>
-            <w:tcBorders>
-              <w:top w:val="single" w:color="A6B8D0" w:sz="4"/>
-              <w:left w:val="single" w:color="A6B8D0" w:sz="4"/>
-              <w:bottom w:val="single" w:color="A6B8D0" w:sz="4"/>
-              <w:right w:val="single" w:color="A6B8D0" w:sz="4"/>
-            </w:tcBorders>
-            <w:tcMar>
-              <w:top w:type="dxa" w:w="50"/>
-              <w:left w:type="dxa" w:w="90"/>
-              <w:bottom w:type="dxa" w:w="50"/>
-              <w:right w:type="dxa" w:w="90"/>
-            </w:tcMar>
-          </w:tcPr>
-          <w:p>
-            <w:pPr>
-              <w:keepNext/>
-              <w:keepLines/>
-              <w:spacing w:after="0" w:before="0" w:line="280"/>
-            </w:pPr>
-            <w:r>
-              <w:rPr>
-                <w:rFonts w:ascii="Calibri" w:eastAsia="Yu Gothic" w:hAnsi="Calibri"/>
-                <w:b w:val="false"/>
-                <w:bCs w:val="false"/>
-                <w:sz w:val="18"/>
-                <w:szCs w:val="18"/>
-              </w:rPr>
-              <w:t xml:space="preserve">Does not break down even on images where it does not fit</w:t>
-            </w:r>
-          </w:p>
-        </w:tc>
-        <w:tc>
-          <w:tcPr>
-            <w:tcW w:type="dxa" w:w="2983"/>
-            <w:tcBorders>
-              <w:top w:val="single" w:color="A6B8D0" w:sz="4"/>
-              <w:left w:val="single" w:color="A6B8D0" w:sz="4"/>
-              <w:bottom w:val="single" w:color="A6B8D0" w:sz="4"/>
-              <w:right w:val="single" w:color="A6B8D0" w:sz="4"/>
-            </w:tcBorders>
-            <w:tcMar>
-              <w:top w:type="dxa" w:w="50"/>
-              <w:left w:type="dxa" w:w="90"/>
-              <w:bottom w:type="dxa" w:w="50"/>
-              <w:right w:type="dxa" w:w="90"/>
-            </w:tcMar>
-          </w:tcPr>
-          <w:p>
-            <w:pPr>
-              <w:keepNext/>
-              <w:keepLines/>
-              <w:spacing w:after="0" w:before="0" w:line="280"/>
-            </w:pPr>
-            <w:r>
-              <w:rPr>
-                <w:rFonts w:ascii="Calibri" w:eastAsia="Yu Gothic" w:hAnsi="Calibri"/>
-                <w:b w:val="false"/>
-                <w:bCs w:val="false"/>
-                <w:sz w:val="18"/>
-                <w:szCs w:val="18"/>
-              </w:rPr>
-              <w:t xml:space="preserve">7.3 “When it does not fit”</w:t>
-            </w:r>
-          </w:p>
-        </w:tc>
-      </w:tr>
-      <w:tr>
-        <w:trPr>
-          <w:cantSplit/>
-          <w:tblHeader w:val="off"/>
-        </w:trPr>
-        <w:tc>
-          <w:tcPr>
-            <w:tcW w:type="dxa" w:w="1725"/>
-            <w:tcBorders>
-              <w:top w:val="single" w:color="A6B8D0" w:sz="4"/>
-              <w:left w:val="single" w:color="A6B8D0" w:sz="4"/>
-              <w:bottom w:val="single" w:color="A6B8D0" w:sz="4"/>
-              <w:right w:val="single" w:color="A6B8D0" w:sz="4"/>
-            </w:tcBorders>
-            <w:tcMar>
-              <w:top w:type="dxa" w:w="50"/>
-              <w:left w:type="dxa" w:w="90"/>
-              <w:bottom w:type="dxa" w:w="50"/>
-              <w:right w:type="dxa" w:w="90"/>
-            </w:tcMar>
-          </w:tcPr>
-          <w:p>
-            <w:pPr>
-              <w:keepNext/>
-              <w:keepLines/>
-              <w:spacing w:after="0" w:before="0" w:line="280"/>
-            </w:pPr>
-            <w:r>
-              <w:rPr>
-                <w:rFonts w:ascii="Calibri" w:eastAsia="Yu Gothic" w:hAnsi="Calibri"/>
-                <w:b w:val="false"/>
-                <w:bCs w:val="false"/>
-                <w:sz w:val="18"/>
-                <w:szCs w:val="18"/>
-              </w:rPr>
-              <w:t xml:space="preserve">R-4-4-1</w:t>
-            </w:r>
-          </w:p>
-        </w:tc>
-        <w:tc>
-          <w:tcPr>
-            <w:tcW w:type="dxa" w:w="4930"/>
-            <w:tcBorders>
-              <w:top w:val="single" w:color="A6B8D0" w:sz="4"/>
-              <w:left w:val="single" w:color="A6B8D0" w:sz="4"/>
-              <w:bottom w:val="single" w:color="A6B8D0" w:sz="4"/>
-              <w:right w:val="single" w:color="A6B8D0" w:sz="4"/>
-            </w:tcBorders>
-            <w:tcMar>
-              <w:top w:type="dxa" w:w="50"/>
-              <w:left w:type="dxa" w:w="90"/>
-              <w:bottom w:type="dxa" w:w="50"/>
-              <w:right w:type="dxa" w:w="90"/>
-            </w:tcMar>
-          </w:tcPr>
-          <w:p>
-            <w:pPr>
-              <w:keepNext/>
-              <w:keepLines/>
-              <w:spacing w:after="0" w:before="0" w:line="280"/>
-            </w:pPr>
-            <w:r>
-              <w:rPr>
-                <w:rFonts w:ascii="Calibri" w:eastAsia="Yu Gothic" w:hAnsi="Calibri"/>
-                <w:b w:val="false"/>
-                <w:bCs w:val="false"/>
-                <w:sz w:val="18"/>
-                <w:szCs w:val="18"/>
-              </w:rPr>
-              <w:t xml:space="preserve">Can be adjusted while viewing the preview, and undone</w:t>
-            </w:r>
-          </w:p>
-        </w:tc>
-        <w:tc>
-          <w:tcPr>
-            <w:tcW w:type="dxa" w:w="2983"/>
-            <w:tcBorders>
-              <w:top w:val="single" w:color="A6B8D0" w:sz="4"/>
-              <w:left w:val="single" w:color="A6B8D0" w:sz="4"/>
-              <w:bottom w:val="single" w:color="A6B8D0" w:sz="4"/>
-              <w:right w:val="single" w:color="A6B8D0" w:sz="4"/>
-            </w:tcBorders>
-            <w:tcMar>
-              <w:top w:type="dxa" w:w="50"/>
-              <w:left w:type="dxa" w:w="90"/>
-              <w:bottom w:type="dxa" w:w="50"/>
-              <w:right w:type="dxa" w:w="90"/>
-            </w:tcMar>
-          </w:tcPr>
-          <w:p>
-            <w:pPr>
-              <w:keepNext/>
-              <w:keepLines/>
-              <w:spacing w:after="0" w:before="0" w:line="280"/>
-            </w:pPr>
-            <w:r>
-              <w:rPr>
-                <w:rFonts w:ascii="Calibri" w:eastAsia="Yu Gothic" w:hAnsi="Calibri"/>
-                <w:b w:val="false"/>
-                <w:bCs w:val="false"/>
-                <w:sz w:val="18"/>
-                <w:szCs w:val="18"/>
-              </w:rPr>
-              <w:t xml:space="preserve">9 “Editing Operations”, 10 “Undo and Redo”</w:t>
-            </w:r>
-          </w:p>
-        </w:tc>
-      </w:tr>
-      <w:tr>
-        <w:trPr>
-          <w:cantSplit/>
-          <w:tblHeader w:val="off"/>
-        </w:trPr>
-        <w:tc>
-          <w:tcPr>
-            <w:tcW w:type="dxa" w:w="1725"/>
-            <w:tcBorders>
-              <w:top w:val="single" w:color="A6B8D0" w:sz="4"/>
-              <w:left w:val="single" w:color="A6B8D0" w:sz="4"/>
-              <w:bottom w:val="single" w:color="A6B8D0" w:sz="4"/>
-              <w:right w:val="single" w:color="A6B8D0" w:sz="4"/>
-            </w:tcBorders>
-            <w:tcMar>
-              <w:top w:type="dxa" w:w="50"/>
-              <w:left w:type="dxa" w:w="90"/>
-              <w:bottom w:type="dxa" w:w="50"/>
-              <w:right w:type="dxa" w:w="90"/>
-            </w:tcMar>
-          </w:tcPr>
-          <w:p>
-            <w:pPr>
-              <w:keepNext/>
-              <w:keepLines/>
-              <w:spacing w:after="0" w:before="0" w:line="280"/>
-            </w:pPr>
-            <w:r>
-              <w:rPr>
-                <w:rFonts w:ascii="Calibri" w:eastAsia="Yu Gothic" w:hAnsi="Calibri"/>
-                <w:b w:val="false"/>
-                <w:bCs w:val="false"/>
-                <w:sz w:val="18"/>
-                <w:szCs w:val="18"/>
-              </w:rPr>
-              <w:t xml:space="preserve">R-4-4-2</w:t>
-            </w:r>
-          </w:p>
-        </w:tc>
-        <w:tc>
-          <w:tcPr>
-            <w:tcW w:type="dxa" w:w="4930"/>
-            <w:tcBorders>
-              <w:top w:val="single" w:color="A6B8D0" w:sz="4"/>
-              <w:left w:val="single" w:color="A6B8D0" w:sz="4"/>
-              <w:bottom w:val="single" w:color="A6B8D0" w:sz="4"/>
-              <w:right w:val="single" w:color="A6B8D0" w:sz="4"/>
-            </w:tcBorders>
-            <w:tcMar>
-              <w:top w:type="dxa" w:w="50"/>
-              <w:left w:type="dxa" w:w="90"/>
-              <w:bottom w:type="dxa" w:w="50"/>
-              <w:right w:type="dxa" w:w="90"/>
-            </w:tcMar>
-          </w:tcPr>
-          <w:p>
-            <w:pPr>
-              <w:keepNext/>
-              <w:keepLines/>
-              <w:spacing w:after="0" w:before="0" w:line="280"/>
-            </w:pPr>
-            <w:r>
-              <w:rPr>
-                <w:rFonts w:ascii="Calibri" w:eastAsia="Yu Gothic" w:hAnsi="Calibri"/>
-                <w:b w:val="false"/>
-                <w:bCs w:val="false"/>
-                <w:sz w:val="18"/>
-                <w:szCs w:val="18"/>
-              </w:rPr>
-              <w:t xml:space="preserve">The Original is not damaged</w:t>
-            </w:r>
-          </w:p>
-        </w:tc>
-        <w:tc>
-          <w:tcPr>
-            <w:tcW w:type="dxa" w:w="2983"/>
-            <w:tcBorders>
-              <w:top w:val="single" w:color="A6B8D0" w:sz="4"/>
-              <w:left w:val="single" w:color="A6B8D0" w:sz="4"/>
-              <w:bottom w:val="single" w:color="A6B8D0" w:sz="4"/>
-              <w:right w:val="single" w:color="A6B8D0" w:sz="4"/>
-            </w:tcBorders>
-            <w:tcMar>
-              <w:top w:type="dxa" w:w="50"/>
-              <w:left w:type="dxa" w:w="90"/>
-              <w:bottom w:type="dxa" w:w="50"/>
-              <w:right w:type="dxa" w:w="90"/>
-            </w:tcMar>
-          </w:tcPr>
-          <w:p>
-            <w:pPr>
-              <w:keepNext/>
-              <w:keepLines/>
-              <w:spacing w:after="0" w:before="0" w:line="280"/>
-            </w:pPr>
-            <w:r>
-              <w:rPr>
-                <w:rFonts w:ascii="Calibri" w:eastAsia="Yu Gothic" w:hAnsi="Calibri"/>
-                <w:b w:val="false"/>
-                <w:bCs w:val="false"/>
-                <w:sz w:val="18"/>
-                <w:szCs w:val="18"/>
-              </w:rPr>
-              <w:t xml:space="preserve">2 “Scope of the Visible Signature”, 11.8 “Where kept”, 14.5 “Location and names”</w:t>
-            </w:r>
-          </w:p>
-        </w:tc>
-      </w:tr>
-      <w:tr>
-        <w:trPr>
-          <w:cantSplit/>
-          <w:tblHeader w:val="off"/>
-        </w:trPr>
-        <w:tc>
-          <w:tcPr>
-            <w:tcW w:type="dxa" w:w="1725"/>
-            <w:tcBorders>
-              <w:top w:val="single" w:color="A6B8D0" w:sz="4"/>
-              <w:left w:val="single" w:color="A6B8D0" w:sz="4"/>
-              <w:bottom w:val="single" w:color="A6B8D0" w:sz="4"/>
-              <w:right w:val="single" w:color="A6B8D0" w:sz="4"/>
-            </w:tcBorders>
-            <w:tcMar>
-              <w:top w:type="dxa" w:w="50"/>
-              <w:left w:type="dxa" w:w="90"/>
-              <w:bottom w:type="dxa" w:w="50"/>
-              <w:right w:type="dxa" w:w="90"/>
-            </w:tcMar>
-          </w:tcPr>
-          <w:p>
-            <w:pPr>
-              <w:keepNext/>
-              <w:keepLines/>
-              <w:spacing w:after="0" w:before="0" w:line="280"/>
-            </w:pPr>
-            <w:r>
-              <w:rPr>
-                <w:rFonts w:ascii="Calibri" w:eastAsia="Yu Gothic" w:hAnsi="Calibri"/>
-                <w:b w:val="false"/>
-                <w:bCs w:val="false"/>
-                <w:sz w:val="18"/>
-                <w:szCs w:val="18"/>
-              </w:rPr>
-              <w:t xml:space="preserve">R-4-4-3</w:t>
-            </w:r>
-          </w:p>
-        </w:tc>
-        <w:tc>
-          <w:tcPr>
-            <w:tcW w:type="dxa" w:w="4930"/>
-            <w:tcBorders>
-              <w:top w:val="single" w:color="A6B8D0" w:sz="4"/>
-              <w:left w:val="single" w:color="A6B8D0" w:sz="4"/>
-              <w:bottom w:val="single" w:color="A6B8D0" w:sz="4"/>
-              <w:right w:val="single" w:color="A6B8D0" w:sz="4"/>
-            </w:tcBorders>
-            <w:tcMar>
-              <w:top w:type="dxa" w:w="50"/>
-              <w:left w:type="dxa" w:w="90"/>
-              <w:bottom w:type="dxa" w:w="50"/>
-              <w:right w:type="dxa" w:w="90"/>
-            </w:tcMar>
-          </w:tcPr>
-          <w:p>
-            <w:pPr>
-              <w:keepNext/>
-              <w:keepLines/>
-              <w:spacing w:after="0" w:before="0" w:line="280"/>
-            </w:pPr>
-            <w:r>
-              <w:rPr>
-                <w:rFonts w:ascii="Calibri" w:eastAsia="Yu Gothic" w:hAnsi="Calibri"/>
-                <w:b w:val="false"/>
-                <w:bCs w:val="false"/>
-                <w:sz w:val="18"/>
-                <w:szCs w:val="18"/>
-              </w:rPr>
-              <w:t xml:space="preserve">The state in the middle of editing is saved automatically and can be resumed later</w:t>
-            </w:r>
-          </w:p>
-        </w:tc>
-        <w:tc>
-          <w:tcPr>
-            <w:tcW w:type="dxa" w:w="2983"/>
-            <w:tcBorders>
-              <w:top w:val="single" w:color="A6B8D0" w:sz="4"/>
-              <w:left w:val="single" w:color="A6B8D0" w:sz="4"/>
-              <w:bottom w:val="single" w:color="A6B8D0" w:sz="4"/>
-              <w:right w:val="single" w:color="A6B8D0" w:sz="4"/>
-            </w:tcBorders>
-            <w:tcMar>
-              <w:top w:type="dxa" w:w="50"/>
-              <w:left w:type="dxa" w:w="90"/>
-              <w:bottom w:type="dxa" w:w="50"/>
-              <w:right w:type="dxa" w:w="90"/>
-            </w:tcMar>
-          </w:tcPr>
-          <w:p>
-            <w:pPr>
-              <w:keepNext/>
-              <w:keepLines/>
-              <w:spacing w:after="0" w:before="0" w:line="280"/>
-            </w:pPr>
-            <w:r>
-              <w:rPr>
-                <w:rFonts w:ascii="Calibri" w:eastAsia="Yu Gothic" w:hAnsi="Calibri"/>
-                <w:b w:val="false"/>
-                <w:bCs w:val="false"/>
-                <w:sz w:val="18"/>
-                <w:szCs w:val="18"/>
-              </w:rPr>
-              <w:t xml:space="preserve">11 “Work Sessions (the State in the Middle of Editing)”</w:t>
-            </w:r>
-          </w:p>
-        </w:tc>
-      </w:tr>
-      <w:tr>
-        <w:trPr>
-          <w:cantSplit/>
-          <w:tblHeader w:val="off"/>
-        </w:trPr>
-        <w:tc>
-          <w:tcPr>
-            <w:tcW w:type="dxa" w:w="1725"/>
-            <w:tcBorders>
-              <w:top w:val="single" w:color="A6B8D0" w:sz="4"/>
-              <w:left w:val="single" w:color="A6B8D0" w:sz="4"/>
-              <w:bottom w:val="single" w:color="A6B8D0" w:sz="4"/>
-              <w:right w:val="single" w:color="A6B8D0" w:sz="4"/>
-            </w:tcBorders>
-            <w:tcMar>
-              <w:top w:type="dxa" w:w="50"/>
-              <w:left w:type="dxa" w:w="90"/>
-              <w:bottom w:type="dxa" w:w="50"/>
-              <w:right w:type="dxa" w:w="90"/>
-            </w:tcMar>
-          </w:tcPr>
-          <w:p>
-            <w:pPr>
-              <w:keepNext/>
-              <w:keepLines/>
-              <w:spacing w:after="0" w:before="0" w:line="280"/>
-            </w:pPr>
-            <w:r>
-              <w:rPr>
-                <w:rFonts w:ascii="Calibri" w:eastAsia="Yu Gothic" w:hAnsi="Calibri"/>
-                <w:b w:val="false"/>
-                <w:bCs w:val="false"/>
-                <w:sz w:val="18"/>
-                <w:szCs w:val="18"/>
-              </w:rPr>
-              <w:t xml:space="preserve">R-4-5-1</w:t>
-            </w:r>
-          </w:p>
-        </w:tc>
-        <w:tc>
-          <w:tcPr>
-            <w:tcW w:type="dxa" w:w="4930"/>
-            <w:tcBorders>
-              <w:top w:val="single" w:color="A6B8D0" w:sz="4"/>
-              <w:left w:val="single" w:color="A6B8D0" w:sz="4"/>
-              <w:bottom w:val="single" w:color="A6B8D0" w:sz="4"/>
-              <w:right w:val="single" w:color="A6B8D0" w:sz="4"/>
-            </w:tcBorders>
-            <w:tcMar>
-              <w:top w:type="dxa" w:w="50"/>
-              <w:left w:type="dxa" w:w="90"/>
-              <w:bottom w:type="dxa" w:w="50"/>
-              <w:right w:type="dxa" w:w="90"/>
-            </w:tcMar>
-          </w:tcPr>
-          <w:p>
-            <w:pPr>
-              <w:keepNext/>
-              <w:keepLines/>
-              <w:spacing w:after="0" w:before="0" w:line="280"/>
-            </w:pPr>
-            <w:r>
-              <w:rPr>
-                <w:rFonts w:ascii="Calibri" w:eastAsia="Yu Gothic" w:hAnsi="Calibri"/>
-                <w:b w:val="false"/>
-                <w:bCs w:val="false"/>
-                <w:sz w:val="18"/>
-                <w:szCs w:val="18"/>
-              </w:rPr>
-              <w:t xml:space="preserve">Can be applied to a folder in batch and adjusted per photo</w:t>
-            </w:r>
-          </w:p>
-        </w:tc>
-        <w:tc>
-          <w:tcPr>
-            <w:tcW w:type="dxa" w:w="2983"/>
-            <w:tcBorders>
-              <w:top w:val="single" w:color="A6B8D0" w:sz="4"/>
-              <w:left w:val="single" w:color="A6B8D0" w:sz="4"/>
-              <w:bottom w:val="single" w:color="A6B8D0" w:sz="4"/>
-              <w:right w:val="single" w:color="A6B8D0" w:sz="4"/>
-            </w:tcBorders>
-            <w:tcMar>
-              <w:top w:type="dxa" w:w="50"/>
-              <w:left w:type="dxa" w:w="90"/>
-              <w:bottom w:type="dxa" w:w="50"/>
-              <w:right w:type="dxa" w:w="90"/>
-            </w:tcMar>
-          </w:tcPr>
-          <w:p>
-            <w:pPr>
-              <w:keepNext/>
-              <w:keepLines/>
-              <w:spacing w:after="0" w:before="0" w:line="280"/>
-            </w:pPr>
-            <w:r>
-              <w:rPr>
-                <w:rFonts w:ascii="Calibri" w:eastAsia="Yu Gothic" w:hAnsi="Calibri"/>
-                <w:b w:val="false"/>
-                <w:bCs w:val="false"/>
-                <w:sz w:val="18"/>
-                <w:szCs w:val="18"/>
-              </w:rPr>
-              <w:t xml:space="preserve">12 “Batch Application”</w:t>
-            </w:r>
-          </w:p>
-        </w:tc>
-      </w:tr>
-      <w:tr>
-        <w:trPr>
-          <w:cantSplit/>
-          <w:tblHeader w:val="off"/>
-        </w:trPr>
-        <w:tc>
-          <w:tcPr>
-            <w:tcW w:type="dxa" w:w="1725"/>
+            <w:tcW w:type="dxa" w:w="6002"/>
             <w:tcBorders>
               <w:top w:val="single" w:color="A6B8D0" w:sz="4"/>
               <w:left w:val="single" w:color="A6B8D0" w:sz="4"/>
@@ -33721,41 +32615,7 @@
         </w:tc>
         <w:tc>
           <w:tcPr>
-            <w:tcW w:type="dxa" w:w="4930"/>
-            <w:tcBorders>
-              <w:top w:val="single" w:color="A6B8D0" w:sz="4"/>
-              <w:left w:val="single" w:color="A6B8D0" w:sz="4"/>
-              <w:bottom w:val="single" w:color="A6B8D0" w:sz="4"/>
-              <w:right w:val="single" w:color="A6B8D0" w:sz="4"/>
-            </w:tcBorders>
-            <w:tcMar>
-              <w:top w:type="dxa" w:w="50"/>
-              <w:left w:type="dxa" w:w="90"/>
-              <w:bottom w:type="dxa" w:w="50"/>
-              <w:right w:type="dxa" w:w="90"/>
-            </w:tcMar>
-          </w:tcPr>
-          <w:p>
-            <w:pPr>
-              <w:keepNext w:val="false"/>
-              <w:keepLines/>
-              <w:spacing w:after="0" w:before="0" w:line="280"/>
-            </w:pPr>
-            <w:r>
-              <w:rPr>
-                <w:rFonts w:ascii="Calibri" w:eastAsia="Yu Gothic" w:hAnsi="Calibri"/>
-                <w:b w:val="false"/>
-                <w:bCs w:val="false"/>
-                <w:sz w:val="18"/>
-                <w:szCs w:val="18"/>
-              </w:rPr>
-              <w:t xml:space="preserve">Can be output at the size, compression, and color space for social media</w:t>
-            </w:r>
-          </w:p>
-        </w:tc>
-        <w:tc>
-          <w:tcPr>
-            <w:tcW w:type="dxa" w:w="2983"/>
+            <w:tcW w:type="dxa" w:w="3636"/>
             <w:tcBorders>
               <w:top w:val="single" w:color="A6B8D0" w:sz="4"/>
               <w:left w:val="single" w:color="A6B8D0" w:sz="4"/>
@@ -33802,115 +32662,7 @@
         <w:rPr>
           <w:rFonts w:ascii="Calibri" w:eastAsia="Yu Gothic" w:hAnsi="Calibri"/>
         </w:rPr>
-        <w:t xml:space="preserve">20. Gaps Declared in This Chapter</w:t>
-      </w:r>
-    </w:p>
-    <w:p>
-      <w:pPr>
-        <w:pStyle w:val="ListParagraph"/>
-        <w:keepNext/>
-        <w:keepLines/>
-        <w:numPr>
-          <w:ilvl w:val="0"/>
-          <w:numId w:val="2"/>
-        </w:numPr>
-        <w:spacing w:after="20" w:before="20" w:line="300"/>
-      </w:pPr>
-      <w:r>
-        <w:rPr>
-          <w:rFonts w:ascii="Calibri" w:eastAsia="Yu Gothic" w:hAnsi="Calibri"/>
-        </w:rPr>
-        <w:t xml:space="preserve">The Visible Signature can be removed by cropping or painting over the image. The Visible Signature is for deterrence and display, and matching when it has been removed relies on the invisible watermark and the matching hash.</w:t>
-      </w:r>
-    </w:p>
-    <w:p>
-      <w:pPr>
-        <w:pStyle w:val="ListParagraph"/>
-        <w:keepNext/>
-        <w:keepLines/>
-        <w:numPr>
-          <w:ilvl w:val="0"/>
-          <w:numId w:val="2"/>
-        </w:numPr>
-        <w:spacing w:after="20" w:before="20" w:line="300"/>
-      </w:pPr>
-      <w:r>
-        <w:rPr>
-          <w:rFonts w:ascii="Calibri" w:eastAsia="Yu Gothic" w:hAnsi="Calibri"/>
-        </w:rPr>
-        <w:t xml:space="preserve">Auto-placement may miss the subject (compensated by adjustment; Chapter 13, H-46“Auto-placement may miss the subject”).</w:t>
-      </w:r>
-    </w:p>
-    <w:p>
-      <w:pPr>
-        <w:pStyle w:val="ListParagraph"/>
-        <w:keepNext/>
-        <w:keepLines/>
-        <w:numPr>
-          <w:ilvl w:val="0"/>
-          <w:numId w:val="2"/>
-        </w:numPr>
-        <w:spacing w:after="20" w:before="20" w:line="300"/>
-      </w:pPr>
-      <w:r>
-        <w:rPr>
-          <w:rFonts w:ascii="Calibri" w:eastAsia="Yu Gothic" w:hAnsi="Calibri"/>
-        </w:rPr>
-        <w:t xml:space="preserve">If among the COLRv1 paints of emoji there are some the drawing components do not support, those glyphs cannot be drawn (6.3; [To be measured]).</w:t>
-      </w:r>
-    </w:p>
-    <w:p>
-      <w:pPr>
-        <w:pStyle w:val="ListParagraph"/>
-        <w:keepNext/>
-        <w:keepLines/>
-        <w:numPr>
-          <w:ilvl w:val="0"/>
-          <w:numId w:val="2"/>
-        </w:numPr>
-        <w:spacing w:after="20" w:before="20" w:line="300"/>
-      </w:pPr>
-      <w:r>
-        <w:rPr>
-          <w:rFonts w:ascii="Calibri" w:eastAsia="Yu Gothic" w:hAnsi="Calibri"/>
-        </w:rPr>
-        <w:t xml:space="preserve">Characters not bundled (characters in no font) cannot be drawn (3.4; Chapter 13, H-47“Characters absent from all bundled and imported fonts cannot be drawn”).</w:t>
-      </w:r>
-    </w:p>
-    <w:p>
-      <w:pPr>
-        <w:pStyle w:val="ListParagraph"/>
-        <w:keepNext/>
-        <w:keepLines/>
-        <w:numPr>
-          <w:ilvl w:val="0"/>
-          <w:numId w:val="2"/>
-        </w:numPr>
-        <w:spacing w:after="20" w:before="20" w:line="300"/>
-      </w:pPr>
-      <w:r>
-        <w:rPr>
-          <w:rFonts w:ascii="Calibri" w:eastAsia="Yu Gothic" w:hAnsi="Calibri"/>
-        </w:rPr>
-        <w:t xml:space="preserve">On Linux, preview photo colors do not reflect the display's color settings (9.4; Chapter 13, H-48“On Linux, preview photo colors do not reflect the display's color settings”).</w:t>
-      </w:r>
-    </w:p>
-    <w:p>
-      <w:pPr>
-        <w:pStyle w:val="ListParagraph"/>
-        <w:keepNext/>
-        <w:keepLines/>
-        <w:numPr>
-          <w:ilvl w:val="0"/>
-          <w:numId w:val="2"/>
-        </w:numPr>
-        <w:spacing w:after="20" w:before="20" w:line="300"/>
-      </w:pPr>
-      <w:r>
-        <w:rPr>
-          <w:rFonts w:ascii="Calibri" w:eastAsia="Yu Gothic" w:hAnsi="Calibri"/>
-        </w:rPr>
-        <w:t xml:space="preserve">Automatic saving happens 2 seconds after operations stop, so the last 2 seconds of operations just before abnormal termination may be lost.</w:t>
+        <w:t xml:space="preserve">19. Gaps Declared in This Chapter</w:t>
       </w:r>
     </w:p>
     <w:p>
@@ -33928,7 +32680,7 @@
         <w:rPr>
           <w:rFonts w:ascii="Calibri" w:eastAsia="Yu Gothic" w:hAnsi="Calibri"/>
         </w:rPr>
-        <w:t xml:space="preserve">This app does not crop, so photos outside Instagram's aspect ratio range may be cropped by the posting site (14.1).</w:t>
+        <w:t xml:space="preserve">The gaps of this chapter follow the table in Chapter 13, 4.1 “Gaps in the mechanism” (the rows whose chapter column is this chapter; with why they cannot be closed, the extent addressed, the remaining risks, and who bears them) (not reproduced in this chapter).</w:t>
       </w:r>
     </w:p>
     <w:p>
@@ -33939,7 +32691,7 @@
         <w:rPr>
           <w:rFonts w:ascii="Calibri" w:eastAsia="Yu Gothic" w:hAnsi="Calibri"/>
         </w:rPr>
-        <w:t xml:space="preserve">21. Corrections to Other Chapters and the Outline Design Document</w:t>
+        <w:t xml:space="preserve">20. Corrections to Other Chapters and the Outline Design Document</w:t>
       </w:r>
     </w:p>
     <w:p>
